--- a/arquivos-das-aulas/javascript/my_documents/supporting material (editing).docx
+++ b/arquivos-das-aulas/javascript/my_documents/supporting material (editing).docx
@@ -371,7 +371,7 @@
           <w:szCs w:val="40"/>
         </w:rPr>
         <w:drawing>
-          <wp:anchor distT="0" distB="0" distL="114300" distR="114300" simplePos="0" relativeHeight="251713536" behindDoc="1" locked="0" layoutInCell="1" allowOverlap="1" wp14:anchorId="37FF32FB" wp14:editId="38DC6E88">
+          <wp:anchor distT="0" distB="0" distL="114300" distR="114300" simplePos="0" relativeHeight="251713536" behindDoc="1" locked="0" layoutInCell="1" allowOverlap="1" wp14:anchorId="37FF32FB" wp14:editId="5AD5B8CA">
             <wp:simplePos x="0" y="0"/>
             <wp:positionH relativeFrom="margin">
               <wp:align>center</wp:align>
@@ -20870,16 +20870,7 @@
           <w:sz w:val="32"/>
           <w:szCs w:val="32"/>
         </w:rPr>
-        <w:t>/*Q0</w:t>
-      </w:r>
-      <w:r>
-        <w:rPr>
-          <w:b/>
-          <w:bCs/>
-          <w:sz w:val="32"/>
-          <w:szCs w:val="32"/>
-        </w:rPr>
-        <w:t>4</w:t>
+        <w:t>/*Q04</w:t>
       </w:r>
     </w:p>
     <w:p>
@@ -21527,12 +21518,911 @@
         <w:rPr>
           <w:b/>
           <w:bCs/>
+          <w:sz w:val="32"/>
+          <w:szCs w:val="32"/>
+        </w:rPr>
+      </w:pPr>
+      <w:r>
+        <w:rPr>
+          <w:b/>
+          <w:bCs/>
+          <w:sz w:val="32"/>
+          <w:szCs w:val="32"/>
+        </w:rPr>
+        <w:t>/*Q01</w:t>
+      </w:r>
+    </w:p>
+    <w:p>
+      <w:pPr>
+        <w:rPr>
+          <w:b/>
+        </w:rPr>
+      </w:pPr>
+      <w:r>
+        <w:rPr>
+          <w:sz w:val="32"/>
+          <w:szCs w:val="32"/>
+        </w:rPr>
+        <w:t xml:space="preserve">Consegue citar </w:t>
+      </w:r>
+      <w:r>
+        <w:rPr>
+          <w:b/>
+          <w:sz w:val="32"/>
+          <w:szCs w:val="32"/>
+        </w:rPr>
+        <w:t xml:space="preserve">três </w:t>
+      </w:r>
+      <w:proofErr w:type="gramStart"/>
+      <w:r>
+        <w:rPr>
+          <w:b/>
+          <w:sz w:val="32"/>
+          <w:szCs w:val="32"/>
+        </w:rPr>
+        <w:t xml:space="preserve">eventos </w:t>
+      </w:r>
+      <w:r>
+        <w:rPr>
+          <w:sz w:val="32"/>
+          <w:szCs w:val="32"/>
+        </w:rPr>
+        <w:t xml:space="preserve"> que</w:t>
+      </w:r>
+      <w:proofErr w:type="gramEnd"/>
+      <w:r>
+        <w:rPr>
+          <w:sz w:val="32"/>
+          <w:szCs w:val="32"/>
+        </w:rPr>
+        <w:t xml:space="preserve"> pode, acontecer com elementos DOM de um site?</w:t>
+      </w:r>
+      <w:r>
+        <w:rPr>
+          <w:b/>
+          <w:sz w:val="32"/>
+          <w:szCs w:val="32"/>
+        </w:rPr>
+        <w:t>*/</w:t>
+      </w:r>
+    </w:p>
+    <w:p>
+      <w:pPr>
+        <w:rPr>
+          <w:b/>
+          <w:bCs/>
+          <w:sz w:val="32"/>
+          <w:szCs w:val="32"/>
+        </w:rPr>
+      </w:pPr>
+      <w:r>
+        <w:rPr>
+          <w:b/>
+          <w:bCs/>
+          <w:noProof/>
+          <w:sz w:val="64"/>
+          <w:szCs w:val="64"/>
+        </w:rPr>
+        <mc:AlternateContent>
+          <mc:Choice Requires="wpg">
+            <w:drawing>
+              <wp:anchor distT="0" distB="0" distL="114300" distR="114300" simplePos="0" relativeHeight="251753472" behindDoc="0" locked="0" layoutInCell="1" allowOverlap="1" wp14:anchorId="6D9CD552" wp14:editId="34B0A632">
+                <wp:simplePos x="0" y="0"/>
+                <wp:positionH relativeFrom="margin">
+                  <wp:posOffset>0</wp:posOffset>
+                </wp:positionH>
+                <wp:positionV relativeFrom="paragraph">
+                  <wp:posOffset>0</wp:posOffset>
+                </wp:positionV>
+                <wp:extent cx="5760000" cy="532263"/>
+                <wp:effectExtent l="0" t="0" r="31750" b="20320"/>
+                <wp:wrapNone/>
+                <wp:docPr id="539559104" name="Agrupar 10"/>
+                <wp:cNvGraphicFramePr/>
+                <a:graphic xmlns:a="http://schemas.openxmlformats.org/drawingml/2006/main">
+                  <a:graphicData uri="http://schemas.microsoft.com/office/word/2010/wordprocessingGroup">
+                    <wpg:wgp>
+                      <wpg:cNvGrpSpPr/>
+                      <wpg:grpSpPr>
+                        <a:xfrm>
+                          <a:off x="0" y="0"/>
+                          <a:ext cx="5760000" cy="532263"/>
+                          <a:chOff x="0" y="0"/>
+                          <a:chExt cx="5760000" cy="532263"/>
+                        </a:xfrm>
+                      </wpg:grpSpPr>
+                      <wpg:grpSp>
+                        <wpg:cNvPr id="2127779757" name="Agrupar 8"/>
+                        <wpg:cNvGrpSpPr/>
+                        <wpg:grpSpPr>
+                          <a:xfrm>
+                            <a:off x="0" y="0"/>
+                            <a:ext cx="5760000" cy="341194"/>
+                            <a:chOff x="0" y="0"/>
+                            <a:chExt cx="5760000" cy="341194"/>
+                          </a:xfrm>
+                        </wpg:grpSpPr>
+                        <wpg:grpSp>
+                          <wpg:cNvPr id="835902392" name="Agrupar 4"/>
+                          <wpg:cNvGrpSpPr/>
+                          <wpg:grpSpPr>
+                            <a:xfrm>
+                              <a:off x="0" y="0"/>
+                              <a:ext cx="5760000" cy="180000"/>
+                              <a:chOff x="0" y="0"/>
+                              <a:chExt cx="5760000" cy="153090"/>
+                            </a:xfrm>
+                          </wpg:grpSpPr>
+                          <wps:wsp>
+                            <wps:cNvPr id="1455744212" name="Conector reto 3"/>
+                            <wps:cNvCnPr/>
+                            <wps:spPr>
+                              <a:xfrm>
+                                <a:off x="0" y="0"/>
+                                <a:ext cx="5760000" cy="0"/>
+                              </a:xfrm>
+                              <a:prstGeom prst="line">
+                                <a:avLst/>
+                              </a:prstGeom>
+                            </wps:spPr>
+                            <wps:style>
+                              <a:lnRef idx="1">
+                                <a:schemeClr val="dk1"/>
+                              </a:lnRef>
+                              <a:fillRef idx="0">
+                                <a:schemeClr val="dk1"/>
+                              </a:fillRef>
+                              <a:effectRef idx="0">
+                                <a:schemeClr val="dk1"/>
+                              </a:effectRef>
+                              <a:fontRef idx="minor">
+                                <a:schemeClr val="tx1"/>
+                              </a:fontRef>
+                            </wps:style>
+                            <wps:bodyPr/>
+                          </wps:wsp>
+                          <wps:wsp>
+                            <wps:cNvPr id="1052402439" name="Conector reto 3"/>
+                            <wps:cNvCnPr/>
+                            <wps:spPr>
+                              <a:xfrm>
+                                <a:off x="0" y="153090"/>
+                                <a:ext cx="5760000" cy="0"/>
+                              </a:xfrm>
+                              <a:prstGeom prst="line">
+                                <a:avLst/>
+                              </a:prstGeom>
+                            </wps:spPr>
+                            <wps:style>
+                              <a:lnRef idx="1">
+                                <a:schemeClr val="dk1"/>
+                              </a:lnRef>
+                              <a:fillRef idx="0">
+                                <a:schemeClr val="dk1"/>
+                              </a:fillRef>
+                              <a:effectRef idx="0">
+                                <a:schemeClr val="dk1"/>
+                              </a:effectRef>
+                              <a:fontRef idx="minor">
+                                <a:schemeClr val="tx1"/>
+                              </a:fontRef>
+                            </wps:style>
+                            <wps:bodyPr/>
+                          </wps:wsp>
+                        </wpg:grpSp>
+                        <wps:wsp>
+                          <wps:cNvPr id="1692283524" name="Conector reto 3"/>
+                          <wps:cNvCnPr/>
+                          <wps:spPr>
+                            <a:xfrm>
+                              <a:off x="0" y="341194"/>
+                              <a:ext cx="5759450" cy="0"/>
+                            </a:xfrm>
+                            <a:prstGeom prst="line">
+                              <a:avLst/>
+                            </a:prstGeom>
+                          </wps:spPr>
+                          <wps:style>
+                            <a:lnRef idx="1">
+                              <a:schemeClr val="dk1"/>
+                            </a:lnRef>
+                            <a:fillRef idx="0">
+                              <a:schemeClr val="dk1"/>
+                            </a:fillRef>
+                            <a:effectRef idx="0">
+                              <a:schemeClr val="dk1"/>
+                            </a:effectRef>
+                            <a:fontRef idx="minor">
+                              <a:schemeClr val="tx1"/>
+                            </a:fontRef>
+                          </wps:style>
+                          <wps:bodyPr/>
+                        </wps:wsp>
+                      </wpg:grpSp>
+                      <wps:wsp>
+                        <wps:cNvPr id="810472143" name="Conector reto 9"/>
+                        <wps:cNvCnPr/>
+                        <wps:spPr>
+                          <a:xfrm>
+                            <a:off x="0" y="532263"/>
+                            <a:ext cx="5759450" cy="0"/>
+                          </a:xfrm>
+                          <a:prstGeom prst="line">
+                            <a:avLst/>
+                          </a:prstGeom>
+                        </wps:spPr>
+                        <wps:style>
+                          <a:lnRef idx="1">
+                            <a:schemeClr val="dk1"/>
+                          </a:lnRef>
+                          <a:fillRef idx="0">
+                            <a:schemeClr val="dk1"/>
+                          </a:fillRef>
+                          <a:effectRef idx="0">
+                            <a:schemeClr val="dk1"/>
+                          </a:effectRef>
+                          <a:fontRef idx="minor">
+                            <a:schemeClr val="tx1"/>
+                          </a:fontRef>
+                        </wps:style>
+                        <wps:bodyPr/>
+                      </wps:wsp>
+                    </wpg:wgp>
+                  </a:graphicData>
+                </a:graphic>
+              </wp:anchor>
+            </w:drawing>
+          </mc:Choice>
+          <mc:Fallback>
+            <w:pict>
+              <v:group w14:anchorId="44E3AF87" id="Agrupar 10" o:spid="_x0000_s1026" style="position:absolute;margin-left:0;margin-top:0;width:453.55pt;height:41.9pt;z-index:251753472;mso-position-horizontal-relative:margin" coordsize="57600,5322" o:gfxdata="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">
+                <v:group id="Agrupar 8" o:spid="_x0000_s1027" style="position:absolute;width:57600;height:3411" coordsize="57600,3411" o:gfxdata="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">
+                  <v:group id="Agrupar 4" o:spid="_x0000_s1028" style="position:absolute;width:57600;height:1800" coordsize="57600,1530" o:gfxdata="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">
+                    <v:line id="Conector reto 3" o:spid="_x0000_s1029" style="position:absolute;visibility:visible;mso-wrap-style:square" from="0,0" to="57600,0" o:connectortype="straight" o:gfxdata="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" strokecolor="black [3200]" strokeweight=".5pt">
+                      <v:stroke joinstyle="miter"/>
+                    </v:line>
+                    <v:line id="Conector reto 3" o:spid="_x0000_s1030" style="position:absolute;visibility:visible;mso-wrap-style:square" from="0,1530" to="57600,1530" o:connectortype="straight" o:gfxdata="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" strokecolor="black [3200]" strokeweight=".5pt">
+                      <v:stroke joinstyle="miter"/>
+                    </v:line>
+                  </v:group>
+                  <v:line id="Conector reto 3" o:spid="_x0000_s1031" style="position:absolute;visibility:visible;mso-wrap-style:square" from="0,3411" to="57594,3411" o:connectortype="straight" o:gfxdata="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" strokecolor="black [3200]" strokeweight=".5pt">
+                    <v:stroke joinstyle="miter"/>
+                  </v:line>
+                </v:group>
+                <v:line id="Conector reto 9" o:spid="_x0000_s1032" style="position:absolute;visibility:visible;mso-wrap-style:square" from="0,5322" to="57594,5322" o:connectortype="straight" o:gfxdata="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" strokecolor="black [3200]" strokeweight=".5pt">
+                  <v:stroke joinstyle="miter"/>
+                </v:line>
+                <w10:wrap anchorx="margin"/>
+              </v:group>
+            </w:pict>
+          </mc:Fallback>
+        </mc:AlternateContent>
+      </w:r>
+    </w:p>
+    <w:p>
+      <w:pPr>
+        <w:rPr>
+          <w:b/>
+          <w:bCs/>
+          <w:sz w:val="32"/>
+          <w:szCs w:val="32"/>
+        </w:rPr>
+      </w:pPr>
+    </w:p>
+    <w:p>
+      <w:pPr>
+        <w:rPr>
+          <w:b/>
+          <w:bCs/>
+          <w:sz w:val="32"/>
+          <w:szCs w:val="32"/>
+        </w:rPr>
+      </w:pPr>
+      <w:r>
+        <w:rPr>
+          <w:b/>
+          <w:bCs/>
+          <w:sz w:val="32"/>
+          <w:szCs w:val="32"/>
+        </w:rPr>
+        <w:t>/*Q02</w:t>
+      </w:r>
+    </w:p>
+    <w:p>
+      <w:pPr>
+        <w:rPr>
+          <w:b/>
+          <w:bCs/>
+          <w:sz w:val="32"/>
+          <w:szCs w:val="32"/>
+        </w:rPr>
+      </w:pPr>
+      <w:r>
+        <w:rPr>
+          <w:sz w:val="32"/>
+          <w:szCs w:val="32"/>
+        </w:rPr>
+        <w:t xml:space="preserve">O que é uma </w:t>
+      </w:r>
+      <w:r>
+        <w:rPr>
+          <w:b/>
+          <w:sz w:val="32"/>
+          <w:szCs w:val="32"/>
+        </w:rPr>
+        <w:t>função</w:t>
+      </w:r>
+      <w:r>
+        <w:rPr>
+          <w:sz w:val="32"/>
+          <w:szCs w:val="32"/>
+        </w:rPr>
+        <w:t>? Como criar funções em JS</w:t>
+      </w:r>
+      <w:r>
+        <w:rPr>
+          <w:b/>
+          <w:bCs/>
+          <w:sz w:val="32"/>
+          <w:szCs w:val="32"/>
+        </w:rPr>
+        <w:t>*/</w:t>
+      </w:r>
+    </w:p>
+    <w:p>
+      <w:pPr>
+        <w:rPr>
+          <w:b/>
+          <w:bCs/>
+          <w:sz w:val="32"/>
+          <w:szCs w:val="32"/>
+        </w:rPr>
+      </w:pPr>
+      <w:r>
+        <w:rPr>
+          <w:b/>
+          <w:bCs/>
+          <w:noProof/>
+          <w:sz w:val="64"/>
+          <w:szCs w:val="64"/>
+        </w:rPr>
+        <mc:AlternateContent>
+          <mc:Choice Requires="wpg">
+            <w:drawing>
+              <wp:anchor distT="0" distB="0" distL="114300" distR="114300" simplePos="0" relativeHeight="251754496" behindDoc="0" locked="0" layoutInCell="1" allowOverlap="1" wp14:anchorId="77E4AC4B" wp14:editId="1AB2BB2D">
+                <wp:simplePos x="0" y="0"/>
+                <wp:positionH relativeFrom="margin">
+                  <wp:posOffset>0</wp:posOffset>
+                </wp:positionH>
+                <wp:positionV relativeFrom="paragraph">
+                  <wp:posOffset>0</wp:posOffset>
+                </wp:positionV>
+                <wp:extent cx="5760000" cy="532263"/>
+                <wp:effectExtent l="0" t="0" r="31750" b="20320"/>
+                <wp:wrapNone/>
+                <wp:docPr id="1085565061" name="Agrupar 10"/>
+                <wp:cNvGraphicFramePr/>
+                <a:graphic xmlns:a="http://schemas.openxmlformats.org/drawingml/2006/main">
+                  <a:graphicData uri="http://schemas.microsoft.com/office/word/2010/wordprocessingGroup">
+                    <wpg:wgp>
+                      <wpg:cNvGrpSpPr/>
+                      <wpg:grpSpPr>
+                        <a:xfrm>
+                          <a:off x="0" y="0"/>
+                          <a:ext cx="5760000" cy="532263"/>
+                          <a:chOff x="0" y="0"/>
+                          <a:chExt cx="5760000" cy="532263"/>
+                        </a:xfrm>
+                      </wpg:grpSpPr>
+                      <wpg:grpSp>
+                        <wpg:cNvPr id="1866036313" name="Agrupar 8"/>
+                        <wpg:cNvGrpSpPr/>
+                        <wpg:grpSpPr>
+                          <a:xfrm>
+                            <a:off x="0" y="0"/>
+                            <a:ext cx="5760000" cy="341194"/>
+                            <a:chOff x="0" y="0"/>
+                            <a:chExt cx="5760000" cy="341194"/>
+                          </a:xfrm>
+                        </wpg:grpSpPr>
+                        <wpg:grpSp>
+                          <wpg:cNvPr id="1723131659" name="Agrupar 4"/>
+                          <wpg:cNvGrpSpPr/>
+                          <wpg:grpSpPr>
+                            <a:xfrm>
+                              <a:off x="0" y="0"/>
+                              <a:ext cx="5760000" cy="180000"/>
+                              <a:chOff x="0" y="0"/>
+                              <a:chExt cx="5760000" cy="153090"/>
+                            </a:xfrm>
+                          </wpg:grpSpPr>
+                          <wps:wsp>
+                            <wps:cNvPr id="1709843221" name="Conector reto 3"/>
+                            <wps:cNvCnPr/>
+                            <wps:spPr>
+                              <a:xfrm>
+                                <a:off x="0" y="0"/>
+                                <a:ext cx="5760000" cy="0"/>
+                              </a:xfrm>
+                              <a:prstGeom prst="line">
+                                <a:avLst/>
+                              </a:prstGeom>
+                            </wps:spPr>
+                            <wps:style>
+                              <a:lnRef idx="1">
+                                <a:schemeClr val="dk1"/>
+                              </a:lnRef>
+                              <a:fillRef idx="0">
+                                <a:schemeClr val="dk1"/>
+                              </a:fillRef>
+                              <a:effectRef idx="0">
+                                <a:schemeClr val="dk1"/>
+                              </a:effectRef>
+                              <a:fontRef idx="minor">
+                                <a:schemeClr val="tx1"/>
+                              </a:fontRef>
+                            </wps:style>
+                            <wps:bodyPr/>
+                          </wps:wsp>
+                          <wps:wsp>
+                            <wps:cNvPr id="1360292118" name="Conector reto 3"/>
+                            <wps:cNvCnPr/>
+                            <wps:spPr>
+                              <a:xfrm>
+                                <a:off x="0" y="153090"/>
+                                <a:ext cx="5760000" cy="0"/>
+                              </a:xfrm>
+                              <a:prstGeom prst="line">
+                                <a:avLst/>
+                              </a:prstGeom>
+                            </wps:spPr>
+                            <wps:style>
+                              <a:lnRef idx="1">
+                                <a:schemeClr val="dk1"/>
+                              </a:lnRef>
+                              <a:fillRef idx="0">
+                                <a:schemeClr val="dk1"/>
+                              </a:fillRef>
+                              <a:effectRef idx="0">
+                                <a:schemeClr val="dk1"/>
+                              </a:effectRef>
+                              <a:fontRef idx="minor">
+                                <a:schemeClr val="tx1"/>
+                              </a:fontRef>
+                            </wps:style>
+                            <wps:bodyPr/>
+                          </wps:wsp>
+                        </wpg:grpSp>
+                        <wps:wsp>
+                          <wps:cNvPr id="1399095741" name="Conector reto 3"/>
+                          <wps:cNvCnPr/>
+                          <wps:spPr>
+                            <a:xfrm>
+                              <a:off x="0" y="341194"/>
+                              <a:ext cx="5759450" cy="0"/>
+                            </a:xfrm>
+                            <a:prstGeom prst="line">
+                              <a:avLst/>
+                            </a:prstGeom>
+                          </wps:spPr>
+                          <wps:style>
+                            <a:lnRef idx="1">
+                              <a:schemeClr val="dk1"/>
+                            </a:lnRef>
+                            <a:fillRef idx="0">
+                              <a:schemeClr val="dk1"/>
+                            </a:fillRef>
+                            <a:effectRef idx="0">
+                              <a:schemeClr val="dk1"/>
+                            </a:effectRef>
+                            <a:fontRef idx="minor">
+                              <a:schemeClr val="tx1"/>
+                            </a:fontRef>
+                          </wps:style>
+                          <wps:bodyPr/>
+                        </wps:wsp>
+                      </wpg:grpSp>
+                      <wps:wsp>
+                        <wps:cNvPr id="226530559" name="Conector reto 9"/>
+                        <wps:cNvCnPr/>
+                        <wps:spPr>
+                          <a:xfrm>
+                            <a:off x="0" y="532263"/>
+                            <a:ext cx="5759450" cy="0"/>
+                          </a:xfrm>
+                          <a:prstGeom prst="line">
+                            <a:avLst/>
+                          </a:prstGeom>
+                        </wps:spPr>
+                        <wps:style>
+                          <a:lnRef idx="1">
+                            <a:schemeClr val="dk1"/>
+                          </a:lnRef>
+                          <a:fillRef idx="0">
+                            <a:schemeClr val="dk1"/>
+                          </a:fillRef>
+                          <a:effectRef idx="0">
+                            <a:schemeClr val="dk1"/>
+                          </a:effectRef>
+                          <a:fontRef idx="minor">
+                            <a:schemeClr val="tx1"/>
+                          </a:fontRef>
+                        </wps:style>
+                        <wps:bodyPr/>
+                      </wps:wsp>
+                    </wpg:wgp>
+                  </a:graphicData>
+                </a:graphic>
+              </wp:anchor>
+            </w:drawing>
+          </mc:Choice>
+          <mc:Fallback>
+            <w:pict>
+              <v:group w14:anchorId="6AFDFFCC" id="Agrupar 10" o:spid="_x0000_s1026" style="position:absolute;margin-left:0;margin-top:0;width:453.55pt;height:41.9pt;z-index:251754496;mso-position-horizontal-relative:margin" coordsize="57600,5322" o:gfxdata="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">
+                <v:group id="Agrupar 8" o:spid="_x0000_s1027" style="position:absolute;width:57600;height:3411" coordsize="57600,3411" o:gfxdata="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">
+                  <v:group id="Agrupar 4" o:spid="_x0000_s1028" style="position:absolute;width:57600;height:1800" coordsize="57600,1530" o:gfxdata="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">
+                    <v:line id="Conector reto 3" o:spid="_x0000_s1029" style="position:absolute;visibility:visible;mso-wrap-style:square" from="0,0" to="57600,0" o:connectortype="straight" o:gfxdata="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" strokecolor="black [3200]" strokeweight=".5pt">
+                      <v:stroke joinstyle="miter"/>
+                    </v:line>
+                    <v:line id="Conector reto 3" o:spid="_x0000_s1030" style="position:absolute;visibility:visible;mso-wrap-style:square" from="0,1530" to="57600,1530" o:connectortype="straight" o:gfxdata="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" strokecolor="black [3200]" strokeweight=".5pt">
+                      <v:stroke joinstyle="miter"/>
+                    </v:line>
+                  </v:group>
+                  <v:line id="Conector reto 3" o:spid="_x0000_s1031" style="position:absolute;visibility:visible;mso-wrap-style:square" from="0,3411" to="57594,3411" o:connectortype="straight" o:gfxdata="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" strokecolor="black [3200]" strokeweight=".5pt">
+                    <v:stroke joinstyle="miter"/>
+                  </v:line>
+                </v:group>
+                <v:line id="Conector reto 9" o:spid="_x0000_s1032" style="position:absolute;visibility:visible;mso-wrap-style:square" from="0,5322" to="57594,5322" o:connectortype="straight" o:gfxdata="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" strokecolor="black [3200]" strokeweight=".5pt">
+                  <v:stroke joinstyle="miter"/>
+                </v:line>
+                <w10:wrap anchorx="margin"/>
+              </v:group>
+            </w:pict>
+          </mc:Fallback>
+        </mc:AlternateContent>
+      </w:r>
+    </w:p>
+    <w:p>
+      <w:pPr>
+        <w:rPr>
+          <w:b/>
+          <w:bCs/>
+          <w:sz w:val="32"/>
+          <w:szCs w:val="32"/>
+        </w:rPr>
+      </w:pPr>
+    </w:p>
+    <w:p>
+      <w:pPr>
+        <w:rPr>
+          <w:b/>
+          <w:bCs/>
+          <w:sz w:val="32"/>
+          <w:szCs w:val="32"/>
+        </w:rPr>
+      </w:pPr>
+      <w:r>
+        <w:rPr>
+          <w:b/>
+          <w:bCs/>
+          <w:sz w:val="32"/>
+          <w:szCs w:val="32"/>
+        </w:rPr>
+        <w:t>/*Q03</w:t>
+      </w:r>
+    </w:p>
+    <w:p>
+      <w:pPr>
+        <w:rPr>
+          <w:b/>
+          <w:bCs/>
+          <w:sz w:val="32"/>
+          <w:szCs w:val="32"/>
+        </w:rPr>
+      </w:pPr>
+      <w:r>
+        <w:rPr>
+          <w:sz w:val="32"/>
+          <w:szCs w:val="32"/>
+        </w:rPr>
+        <w:t xml:space="preserve">Sabe como </w:t>
+      </w:r>
+      <w:r>
+        <w:rPr>
+          <w:b/>
+          <w:sz w:val="32"/>
+          <w:szCs w:val="32"/>
+        </w:rPr>
+        <w:t>pegar os valores</w:t>
+      </w:r>
+      <w:r>
+        <w:rPr>
+          <w:sz w:val="32"/>
+          <w:szCs w:val="32"/>
+        </w:rPr>
+        <w:t xml:space="preserve"> de caixas de texto e fazer cálculos com </w:t>
+      </w:r>
+      <w:proofErr w:type="gramStart"/>
+      <w:r>
+        <w:rPr>
+          <w:sz w:val="32"/>
+          <w:szCs w:val="32"/>
+        </w:rPr>
+        <w:t>eles</w:t>
+      </w:r>
+      <w:r>
+        <w:rPr>
+          <w:sz w:val="32"/>
+          <w:szCs w:val="32"/>
+        </w:rPr>
+        <w:t>?</w:t>
+      </w:r>
+      <w:r>
+        <w:rPr>
+          <w:b/>
+          <w:bCs/>
+          <w:sz w:val="32"/>
+          <w:szCs w:val="32"/>
+        </w:rPr>
+        <w:t>*</w:t>
+      </w:r>
+      <w:proofErr w:type="gramEnd"/>
+      <w:r>
+        <w:rPr>
+          <w:b/>
+          <w:bCs/>
+          <w:sz w:val="32"/>
+          <w:szCs w:val="32"/>
+        </w:rPr>
+        <w:t>/</w:t>
+      </w:r>
+    </w:p>
+    <w:p>
+      <w:pPr>
+        <w:rPr>
+          <w:b/>
+          <w:bCs/>
+          <w:sz w:val="32"/>
+          <w:szCs w:val="32"/>
+        </w:rPr>
+      </w:pPr>
+      <w:r>
+        <w:rPr>
+          <w:b/>
+          <w:bCs/>
+          <w:noProof/>
+          <w:sz w:val="64"/>
+          <w:szCs w:val="64"/>
+        </w:rPr>
+        <mc:AlternateContent>
+          <mc:Choice Requires="wpg">
+            <w:drawing>
+              <wp:anchor distT="0" distB="0" distL="114300" distR="114300" simplePos="0" relativeHeight="251755520" behindDoc="0" locked="0" layoutInCell="1" allowOverlap="1" wp14:anchorId="55C35FA0" wp14:editId="43385265">
+                <wp:simplePos x="0" y="0"/>
+                <wp:positionH relativeFrom="margin">
+                  <wp:posOffset>0</wp:posOffset>
+                </wp:positionH>
+                <wp:positionV relativeFrom="paragraph">
+                  <wp:posOffset>0</wp:posOffset>
+                </wp:positionV>
+                <wp:extent cx="5760000" cy="532263"/>
+                <wp:effectExtent l="0" t="0" r="31750" b="20320"/>
+                <wp:wrapNone/>
+                <wp:docPr id="1134097268" name="Agrupar 10"/>
+                <wp:cNvGraphicFramePr/>
+                <a:graphic xmlns:a="http://schemas.openxmlformats.org/drawingml/2006/main">
+                  <a:graphicData uri="http://schemas.microsoft.com/office/word/2010/wordprocessingGroup">
+                    <wpg:wgp>
+                      <wpg:cNvGrpSpPr/>
+                      <wpg:grpSpPr>
+                        <a:xfrm>
+                          <a:off x="0" y="0"/>
+                          <a:ext cx="5760000" cy="532263"/>
+                          <a:chOff x="0" y="0"/>
+                          <a:chExt cx="5760000" cy="532263"/>
+                        </a:xfrm>
+                      </wpg:grpSpPr>
+                      <wpg:grpSp>
+                        <wpg:cNvPr id="653511131" name="Agrupar 8"/>
+                        <wpg:cNvGrpSpPr/>
+                        <wpg:grpSpPr>
+                          <a:xfrm>
+                            <a:off x="0" y="0"/>
+                            <a:ext cx="5760000" cy="341194"/>
+                            <a:chOff x="0" y="0"/>
+                            <a:chExt cx="5760000" cy="341194"/>
+                          </a:xfrm>
+                        </wpg:grpSpPr>
+                        <wpg:grpSp>
+                          <wpg:cNvPr id="1160369452" name="Agrupar 4"/>
+                          <wpg:cNvGrpSpPr/>
+                          <wpg:grpSpPr>
+                            <a:xfrm>
+                              <a:off x="0" y="0"/>
+                              <a:ext cx="5760000" cy="180000"/>
+                              <a:chOff x="0" y="0"/>
+                              <a:chExt cx="5760000" cy="153090"/>
+                            </a:xfrm>
+                          </wpg:grpSpPr>
+                          <wps:wsp>
+                            <wps:cNvPr id="374491333" name="Conector reto 3"/>
+                            <wps:cNvCnPr/>
+                            <wps:spPr>
+                              <a:xfrm>
+                                <a:off x="0" y="0"/>
+                                <a:ext cx="5760000" cy="0"/>
+                              </a:xfrm>
+                              <a:prstGeom prst="line">
+                                <a:avLst/>
+                              </a:prstGeom>
+                            </wps:spPr>
+                            <wps:style>
+                              <a:lnRef idx="1">
+                                <a:schemeClr val="dk1"/>
+                              </a:lnRef>
+                              <a:fillRef idx="0">
+                                <a:schemeClr val="dk1"/>
+                              </a:fillRef>
+                              <a:effectRef idx="0">
+                                <a:schemeClr val="dk1"/>
+                              </a:effectRef>
+                              <a:fontRef idx="minor">
+                                <a:schemeClr val="tx1"/>
+                              </a:fontRef>
+                            </wps:style>
+                            <wps:bodyPr/>
+                          </wps:wsp>
+                          <wps:wsp>
+                            <wps:cNvPr id="1889387019" name="Conector reto 3"/>
+                            <wps:cNvCnPr/>
+                            <wps:spPr>
+                              <a:xfrm>
+                                <a:off x="0" y="153090"/>
+                                <a:ext cx="5760000" cy="0"/>
+                              </a:xfrm>
+                              <a:prstGeom prst="line">
+                                <a:avLst/>
+                              </a:prstGeom>
+                            </wps:spPr>
+                            <wps:style>
+                              <a:lnRef idx="1">
+                                <a:schemeClr val="dk1"/>
+                              </a:lnRef>
+                              <a:fillRef idx="0">
+                                <a:schemeClr val="dk1"/>
+                              </a:fillRef>
+                              <a:effectRef idx="0">
+                                <a:schemeClr val="dk1"/>
+                              </a:effectRef>
+                              <a:fontRef idx="minor">
+                                <a:schemeClr val="tx1"/>
+                              </a:fontRef>
+                            </wps:style>
+                            <wps:bodyPr/>
+                          </wps:wsp>
+                        </wpg:grpSp>
+                        <wps:wsp>
+                          <wps:cNvPr id="1554408506" name="Conector reto 3"/>
+                          <wps:cNvCnPr/>
+                          <wps:spPr>
+                            <a:xfrm>
+                              <a:off x="0" y="341194"/>
+                              <a:ext cx="5759450" cy="0"/>
+                            </a:xfrm>
+                            <a:prstGeom prst="line">
+                              <a:avLst/>
+                            </a:prstGeom>
+                          </wps:spPr>
+                          <wps:style>
+                            <a:lnRef idx="1">
+                              <a:schemeClr val="dk1"/>
+                            </a:lnRef>
+                            <a:fillRef idx="0">
+                              <a:schemeClr val="dk1"/>
+                            </a:fillRef>
+                            <a:effectRef idx="0">
+                              <a:schemeClr val="dk1"/>
+                            </a:effectRef>
+                            <a:fontRef idx="minor">
+                              <a:schemeClr val="tx1"/>
+                            </a:fontRef>
+                          </wps:style>
+                          <wps:bodyPr/>
+                        </wps:wsp>
+                      </wpg:grpSp>
+                      <wps:wsp>
+                        <wps:cNvPr id="1916039416" name="Conector reto 9"/>
+                        <wps:cNvCnPr/>
+                        <wps:spPr>
+                          <a:xfrm>
+                            <a:off x="0" y="532263"/>
+                            <a:ext cx="5759450" cy="0"/>
+                          </a:xfrm>
+                          <a:prstGeom prst="line">
+                            <a:avLst/>
+                          </a:prstGeom>
+                        </wps:spPr>
+                        <wps:style>
+                          <a:lnRef idx="1">
+                            <a:schemeClr val="dk1"/>
+                          </a:lnRef>
+                          <a:fillRef idx="0">
+                            <a:schemeClr val="dk1"/>
+                          </a:fillRef>
+                          <a:effectRef idx="0">
+                            <a:schemeClr val="dk1"/>
+                          </a:effectRef>
+                          <a:fontRef idx="minor">
+                            <a:schemeClr val="tx1"/>
+                          </a:fontRef>
+                        </wps:style>
+                        <wps:bodyPr/>
+                      </wps:wsp>
+                    </wpg:wgp>
+                  </a:graphicData>
+                </a:graphic>
+              </wp:anchor>
+            </w:drawing>
+          </mc:Choice>
+          <mc:Fallback>
+            <w:pict>
+              <v:group w14:anchorId="51A15DFA" id="Agrupar 10" o:spid="_x0000_s1026" style="position:absolute;margin-left:0;margin-top:0;width:453.55pt;height:41.9pt;z-index:251755520;mso-position-horizontal-relative:margin" coordsize="57600,5322" o:gfxdata="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">
+                <v:group id="Agrupar 8" o:spid="_x0000_s1027" style="position:absolute;width:57600;height:3411" coordsize="57600,3411" o:gfxdata="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">
+                  <v:group id="Agrupar 4" o:spid="_x0000_s1028" style="position:absolute;width:57600;height:1800" coordsize="57600,1530" o:gfxdata="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">
+                    <v:line id="Conector reto 3" o:spid="_x0000_s1029" style="position:absolute;visibility:visible;mso-wrap-style:square" from="0,0" to="57600,0" o:connectortype="straight" o:gfxdata="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" strokecolor="black [3200]" strokeweight=".5pt">
+                      <v:stroke joinstyle="miter"/>
+                    </v:line>
+                    <v:line id="Conector reto 3" o:spid="_x0000_s1030" style="position:absolute;visibility:visible;mso-wrap-style:square" from="0,1530" to="57600,1530" o:connectortype="straight" o:gfxdata="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" strokecolor="black [3200]" strokeweight=".5pt">
+                      <v:stroke joinstyle="miter"/>
+                    </v:line>
+                  </v:group>
+                  <v:line id="Conector reto 3" o:spid="_x0000_s1031" style="position:absolute;visibility:visible;mso-wrap-style:square" from="0,3411" to="57594,3411" o:connectortype="straight" o:gfxdata="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" strokecolor="black [3200]" strokeweight=".5pt">
+                    <v:stroke joinstyle="miter"/>
+                  </v:line>
+                </v:group>
+                <v:line id="Conector reto 9" o:spid="_x0000_s1032" style="position:absolute;visibility:visible;mso-wrap-style:square" from="0,5322" to="57594,5322" o:connectortype="straight" o:gfxdata="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" strokecolor="black [3200]" strokeweight=".5pt">
+                  <v:stroke joinstyle="miter"/>
+                </v:line>
+                <w10:wrap anchorx="margin"/>
+              </v:group>
+            </w:pict>
+          </mc:Fallback>
+        </mc:AlternateContent>
+      </w:r>
+    </w:p>
+    <w:p>
+      <w:pPr>
+        <w:rPr>
+          <w:b/>
+          <w:bCs/>
+          <w:sz w:val="32"/>
+          <w:szCs w:val="32"/>
+        </w:rPr>
+      </w:pPr>
+    </w:p>
+    <w:p>
+      <w:pPr>
+        <w:rPr>
+          <w:b/>
+          <w:bCs/>
+          <w:sz w:val="32"/>
+          <w:szCs w:val="32"/>
+        </w:rPr>
+      </w:pPr>
+    </w:p>
+    <w:p>
+      <w:pPr>
+        <w:rPr>
+          <w:b/>
+          <w:bCs/>
           <w:color w:val="000000" w:themeColor="text1"/>
           <w:sz w:val="64"/>
           <w:szCs w:val="64"/>
         </w:rPr>
       </w:pPr>
-      <w:r>
+    </w:p>
+    <w:p>
+      <w:pPr>
         <w:rPr>
           <w:b/>
           <w:bCs/>
@@ -21540,6 +22430,38 @@
           <w:sz w:val="64"/>
           <w:szCs w:val="64"/>
         </w:rPr>
+      </w:pPr>
+    </w:p>
+    <w:p>
+      <w:pPr>
+        <w:rPr>
+          <w:b/>
+          <w:bCs/>
+          <w:color w:val="000000" w:themeColor="text1"/>
+          <w:sz w:val="64"/>
+          <w:szCs w:val="64"/>
+        </w:rPr>
+      </w:pPr>
+    </w:p>
+    <w:p>
+      <w:pPr>
+        <w:rPr>
+          <w:b/>
+          <w:bCs/>
+          <w:color w:val="000000" w:themeColor="text1"/>
+          <w:sz w:val="64"/>
+          <w:szCs w:val="64"/>
+        </w:rPr>
+      </w:pPr>
+      <w:r>
+        <w:rPr>
+          <w:b/>
+          <w:bCs/>
+          <w:color w:val="000000" w:themeColor="text1"/>
+          <w:sz w:val="64"/>
+          <w:szCs w:val="64"/>
+        </w:rPr>
+        <w:lastRenderedPageBreak/>
         <w:t>Aula 11</w:t>
       </w:r>
     </w:p>
@@ -21615,7 +22537,7 @@
           <w:szCs w:val="64"/>
         </w:rPr>
         <w:drawing>
-          <wp:anchor distT="0" distB="0" distL="114300" distR="114300" simplePos="0" relativeHeight="251652096" behindDoc="0" locked="0" layoutInCell="1" allowOverlap="1" wp14:anchorId="5FB62501" wp14:editId="4DEBEA66">
+          <wp:anchor distT="0" distB="0" distL="114300" distR="114300" simplePos="0" relativeHeight="251652096" behindDoc="0" locked="0" layoutInCell="1" allowOverlap="1" wp14:anchorId="5FB62501" wp14:editId="32C8FE14">
             <wp:simplePos x="1080655" y="3503221"/>
             <wp:positionH relativeFrom="column">
               <wp:align>left</wp:align>
@@ -21655,6 +22577,87 @@
           <w:szCs w:val="32"/>
         </w:rPr>
       </w:pPr>
+      <w:r>
+        <w:rPr>
+          <w:noProof/>
+          <w:color w:val="E97132" w:themeColor="accent2"/>
+          <w:sz w:val="32"/>
+          <w:szCs w:val="32"/>
+        </w:rPr>
+        <mc:AlternateContent>
+          <mc:Choice Requires="wps">
+            <w:drawing>
+              <wp:anchor distT="0" distB="0" distL="114300" distR="114300" simplePos="0" relativeHeight="251756544" behindDoc="0" locked="0" layoutInCell="1" allowOverlap="1" wp14:anchorId="4939E765" wp14:editId="38EF1734">
+                <wp:simplePos x="0" y="0"/>
+                <wp:positionH relativeFrom="column">
+                  <wp:posOffset>2967990</wp:posOffset>
+                </wp:positionH>
+                <wp:positionV relativeFrom="paragraph">
+                  <wp:posOffset>73660</wp:posOffset>
+                </wp:positionV>
+                <wp:extent cx="645226" cy="658790"/>
+                <wp:effectExtent l="19050" t="19050" r="40640" b="46355"/>
+                <wp:wrapNone/>
+                <wp:docPr id="1916538005" name="Losango 161"/>
+                <wp:cNvGraphicFramePr/>
+                <a:graphic xmlns:a="http://schemas.openxmlformats.org/drawingml/2006/main">
+                  <a:graphicData uri="http://schemas.microsoft.com/office/word/2010/wordprocessingShape">
+                    <wps:wsp>
+                      <wps:cNvSpPr/>
+                      <wps:spPr>
+                        <a:xfrm>
+                          <a:off x="0" y="0"/>
+                          <a:ext cx="645226" cy="658790"/>
+                        </a:xfrm>
+                        <a:prstGeom prst="diamond">
+                          <a:avLst/>
+                        </a:prstGeom>
+                      </wps:spPr>
+                      <wps:style>
+                        <a:lnRef idx="2">
+                          <a:schemeClr val="accent1">
+                            <a:shade val="15000"/>
+                          </a:schemeClr>
+                        </a:lnRef>
+                        <a:fillRef idx="1">
+                          <a:schemeClr val="accent1"/>
+                        </a:fillRef>
+                        <a:effectRef idx="0">
+                          <a:schemeClr val="accent1"/>
+                        </a:effectRef>
+                        <a:fontRef idx="minor">
+                          <a:schemeClr val="lt1"/>
+                        </a:fontRef>
+                      </wps:style>
+                      <wps:bodyPr rot="0" spcFirstLastPara="0" vertOverflow="overflow" horzOverflow="overflow" vert="horz" wrap="square" lIns="91440" tIns="45720" rIns="91440" bIns="45720" numCol="1" spcCol="0" rtlCol="0" fromWordArt="0" anchor="ctr" anchorCtr="0" forceAA="0" compatLnSpc="1">
+                        <a:prstTxWarp prst="textNoShape">
+                          <a:avLst/>
+                        </a:prstTxWarp>
+                        <a:noAutofit/>
+                      </wps:bodyPr>
+                    </wps:wsp>
+                  </a:graphicData>
+                </a:graphic>
+                <wp14:sizeRelH relativeFrom="margin">
+                  <wp14:pctWidth>0</wp14:pctWidth>
+                </wp14:sizeRelH>
+                <wp14:sizeRelV relativeFrom="margin">
+                  <wp14:pctHeight>0</wp14:pctHeight>
+                </wp14:sizeRelV>
+              </wp:anchor>
+            </w:drawing>
+          </mc:Choice>
+          <mc:Fallback>
+            <w:pict>
+              <v:shapetype w14:anchorId="3393E10E" id="_x0000_t4" coordsize="21600,21600" o:spt="4" path="m10800,l,10800,10800,21600,21600,10800xe">
+                <v:stroke joinstyle="miter"/>
+                <v:path gradientshapeok="t" o:connecttype="rect" textboxrect="5400,5400,16200,16200"/>
+              </v:shapetype>
+              <v:shape id="Losango 161" o:spid="_x0000_s1026" type="#_x0000_t4" style="position:absolute;margin-left:233.7pt;margin-top:5.8pt;width:50.8pt;height:51.85pt;z-index:251756544;visibility:visible;mso-wrap-style:square;mso-width-percent:0;mso-height-percent:0;mso-wrap-distance-left:9pt;mso-wrap-distance-top:0;mso-wrap-distance-right:9pt;mso-wrap-distance-bottom:0;mso-position-horizontal:absolute;mso-position-horizontal-relative:text;mso-position-vertical:absolute;mso-position-vertical-relative:text;mso-width-percent:0;mso-height-percent:0;mso-width-relative:margin;mso-height-relative:margin;v-text-anchor:middle" o:gfxdata="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" fillcolor="#156082 [3204]" strokecolor="#030e13 [484]" strokeweight="1pt"/>
+            </w:pict>
+          </mc:Fallback>
+        </mc:AlternateContent>
+      </w:r>
       <w:proofErr w:type="spellStart"/>
       <w:r>
         <w:rPr>
@@ -21662,7 +22665,7 @@
           <w:sz w:val="32"/>
           <w:szCs w:val="32"/>
         </w:rPr>
-        <w:t>I</w:t>
+        <w:t>i</w:t>
       </w:r>
       <w:r>
         <w:rPr>
@@ -21706,6 +22709,226 @@
           <w:szCs w:val="32"/>
         </w:rPr>
       </w:pPr>
+      <w:r>
+        <w:rPr>
+          <w:noProof/>
+          <w:color w:val="E97132" w:themeColor="accent2"/>
+          <w:sz w:val="32"/>
+          <w:szCs w:val="32"/>
+        </w:rPr>
+        <mc:AlternateContent>
+          <mc:Choice Requires="wps">
+            <w:drawing>
+              <wp:anchor distT="0" distB="0" distL="114300" distR="114300" simplePos="0" relativeHeight="251760640" behindDoc="0" locked="0" layoutInCell="1" allowOverlap="1" wp14:anchorId="6F675272" wp14:editId="601F5A92">
+                <wp:simplePos x="0" y="0"/>
+                <wp:positionH relativeFrom="column">
+                  <wp:posOffset>2239535</wp:posOffset>
+                </wp:positionH>
+                <wp:positionV relativeFrom="paragraph">
+                  <wp:posOffset>16676</wp:posOffset>
+                </wp:positionV>
+                <wp:extent cx="4638" cy="413467"/>
+                <wp:effectExtent l="76200" t="0" r="71755" b="62865"/>
+                <wp:wrapNone/>
+                <wp:docPr id="1160322484" name="Conector de Seta Reta 164"/>
+                <wp:cNvGraphicFramePr/>
+                <a:graphic xmlns:a="http://schemas.openxmlformats.org/drawingml/2006/main">
+                  <a:graphicData uri="http://schemas.microsoft.com/office/word/2010/wordprocessingShape">
+                    <wps:wsp>
+                      <wps:cNvCnPr/>
+                      <wps:spPr>
+                        <a:xfrm flipH="1">
+                          <a:off x="0" y="0"/>
+                          <a:ext cx="4638" cy="413467"/>
+                        </a:xfrm>
+                        <a:prstGeom prst="straightConnector1">
+                          <a:avLst/>
+                        </a:prstGeom>
+                        <a:ln>
+                          <a:tailEnd type="triangle"/>
+                        </a:ln>
+                      </wps:spPr>
+                      <wps:style>
+                        <a:lnRef idx="1">
+                          <a:schemeClr val="accent1"/>
+                        </a:lnRef>
+                        <a:fillRef idx="0">
+                          <a:schemeClr val="accent1"/>
+                        </a:fillRef>
+                        <a:effectRef idx="0">
+                          <a:schemeClr val="accent1"/>
+                        </a:effectRef>
+                        <a:fontRef idx="minor">
+                          <a:schemeClr val="tx1"/>
+                        </a:fontRef>
+                      </wps:style>
+                      <wps:bodyPr/>
+                    </wps:wsp>
+                  </a:graphicData>
+                </a:graphic>
+                <wp14:sizeRelH relativeFrom="margin">
+                  <wp14:pctWidth>0</wp14:pctWidth>
+                </wp14:sizeRelH>
+                <wp14:sizeRelV relativeFrom="margin">
+                  <wp14:pctHeight>0</wp14:pctHeight>
+                </wp14:sizeRelV>
+              </wp:anchor>
+            </w:drawing>
+          </mc:Choice>
+          <mc:Fallback>
+            <w:pict>
+              <v:shapetype w14:anchorId="14644E9A" id="_x0000_t32" coordsize="21600,21600" o:spt="32" o:oned="t" path="m,l21600,21600e" filled="f">
+                <v:path arrowok="t" fillok="f" o:connecttype="none"/>
+                <o:lock v:ext="edit" shapetype="t"/>
+              </v:shapetype>
+              <v:shape id="Conector de Seta Reta 164" o:spid="_x0000_s1026" type="#_x0000_t32" style="position:absolute;margin-left:176.35pt;margin-top:1.3pt;width:.35pt;height:32.55pt;flip:x;z-index:251760640;visibility:visible;mso-wrap-style:square;mso-width-percent:0;mso-height-percent:0;mso-wrap-distance-left:9pt;mso-wrap-distance-top:0;mso-wrap-distance-right:9pt;mso-wrap-distance-bottom:0;mso-position-horizontal:absolute;mso-position-horizontal-relative:text;mso-position-vertical:absolute;mso-position-vertical-relative:text;mso-width-percent:0;mso-height-percent:0;mso-width-relative:margin;mso-height-relative:margin" o:gfxdata="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" strokecolor="#156082 [3204]" strokeweight=".5pt">
+                <v:stroke endarrow="block" joinstyle="miter"/>
+              </v:shape>
+            </w:pict>
+          </mc:Fallback>
+        </mc:AlternateContent>
+      </w:r>
+      <w:r>
+        <w:rPr>
+          <w:noProof/>
+          <w:color w:val="E97132" w:themeColor="accent2"/>
+          <w:sz w:val="32"/>
+          <w:szCs w:val="32"/>
+        </w:rPr>
+        <mc:AlternateContent>
+          <mc:Choice Requires="wps">
+            <w:drawing>
+              <wp:anchor distT="0" distB="0" distL="114300" distR="114300" simplePos="0" relativeHeight="251758592" behindDoc="0" locked="0" layoutInCell="1" allowOverlap="1" wp14:anchorId="341C2040" wp14:editId="63C6427E">
+                <wp:simplePos x="0" y="0"/>
+                <wp:positionH relativeFrom="column">
+                  <wp:posOffset>4322607</wp:posOffset>
+                </wp:positionH>
+                <wp:positionV relativeFrom="paragraph">
+                  <wp:posOffset>16400</wp:posOffset>
+                </wp:positionV>
+                <wp:extent cx="0" cy="565554"/>
+                <wp:effectExtent l="76200" t="0" r="57150" b="63500"/>
+                <wp:wrapNone/>
+                <wp:docPr id="508030630" name="Conector de Seta Reta 164"/>
+                <wp:cNvGraphicFramePr/>
+                <a:graphic xmlns:a="http://schemas.openxmlformats.org/drawingml/2006/main">
+                  <a:graphicData uri="http://schemas.microsoft.com/office/word/2010/wordprocessingShape">
+                    <wps:wsp>
+                      <wps:cNvCnPr/>
+                      <wps:spPr>
+                        <a:xfrm>
+                          <a:off x="0" y="0"/>
+                          <a:ext cx="0" cy="565554"/>
+                        </a:xfrm>
+                        <a:prstGeom prst="straightConnector1">
+                          <a:avLst/>
+                        </a:prstGeom>
+                        <a:ln>
+                          <a:tailEnd type="triangle"/>
+                        </a:ln>
+                      </wps:spPr>
+                      <wps:style>
+                        <a:lnRef idx="1">
+                          <a:schemeClr val="accent1"/>
+                        </a:lnRef>
+                        <a:fillRef idx="0">
+                          <a:schemeClr val="accent1"/>
+                        </a:fillRef>
+                        <a:effectRef idx="0">
+                          <a:schemeClr val="accent1"/>
+                        </a:effectRef>
+                        <a:fontRef idx="minor">
+                          <a:schemeClr val="tx1"/>
+                        </a:fontRef>
+                      </wps:style>
+                      <wps:bodyPr/>
+                    </wps:wsp>
+                  </a:graphicData>
+                </a:graphic>
+                <wp14:sizeRelH relativeFrom="margin">
+                  <wp14:pctWidth>0</wp14:pctWidth>
+                </wp14:sizeRelH>
+                <wp14:sizeRelV relativeFrom="margin">
+                  <wp14:pctHeight>0</wp14:pctHeight>
+                </wp14:sizeRelV>
+              </wp:anchor>
+            </w:drawing>
+          </mc:Choice>
+          <mc:Fallback>
+            <w:pict>
+              <v:shape w14:anchorId="57DDE7D7" id="Conector de Seta Reta 164" o:spid="_x0000_s1026" type="#_x0000_t32" style="position:absolute;margin-left:340.35pt;margin-top:1.3pt;width:0;height:44.55pt;z-index:251758592;visibility:visible;mso-wrap-style:square;mso-width-percent:0;mso-height-percent:0;mso-wrap-distance-left:9pt;mso-wrap-distance-top:0;mso-wrap-distance-right:9pt;mso-wrap-distance-bottom:0;mso-position-horizontal:absolute;mso-position-horizontal-relative:text;mso-position-vertical:absolute;mso-position-vertical-relative:text;mso-width-percent:0;mso-height-percent:0;mso-width-relative:margin;mso-height-relative:margin" o:gfxdata="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" strokecolor="#156082 [3204]" strokeweight=".5pt">
+                <v:stroke endarrow="block" joinstyle="miter"/>
+              </v:shape>
+            </w:pict>
+          </mc:Fallback>
+        </mc:AlternateContent>
+      </w:r>
+      <w:r>
+        <w:rPr>
+          <w:noProof/>
+          <w:color w:val="E97132" w:themeColor="accent2"/>
+          <w:sz w:val="32"/>
+          <w:szCs w:val="32"/>
+        </w:rPr>
+        <mc:AlternateContent>
+          <mc:Choice Requires="wps">
+            <w:drawing>
+              <wp:anchor distT="0" distB="0" distL="114300" distR="114300" simplePos="0" relativeHeight="251757568" behindDoc="0" locked="0" layoutInCell="1" allowOverlap="1" wp14:anchorId="41CB741A" wp14:editId="47F1B6E3">
+                <wp:simplePos x="0" y="0"/>
+                <wp:positionH relativeFrom="column">
+                  <wp:posOffset>2256155</wp:posOffset>
+                </wp:positionH>
+                <wp:positionV relativeFrom="paragraph">
+                  <wp:posOffset>12065</wp:posOffset>
+                </wp:positionV>
+                <wp:extent cx="2067560" cy="0"/>
+                <wp:effectExtent l="0" t="0" r="0" b="0"/>
+                <wp:wrapNone/>
+                <wp:docPr id="478655107" name="Conector reto 163"/>
+                <wp:cNvGraphicFramePr/>
+                <a:graphic xmlns:a="http://schemas.openxmlformats.org/drawingml/2006/main">
+                  <a:graphicData uri="http://schemas.microsoft.com/office/word/2010/wordprocessingShape">
+                    <wps:wsp>
+                      <wps:cNvCnPr/>
+                      <wps:spPr>
+                        <a:xfrm>
+                          <a:off x="0" y="0"/>
+                          <a:ext cx="2067560" cy="0"/>
+                        </a:xfrm>
+                        <a:prstGeom prst="line">
+                          <a:avLst/>
+                        </a:prstGeom>
+                      </wps:spPr>
+                      <wps:style>
+                        <a:lnRef idx="1">
+                          <a:schemeClr val="accent1"/>
+                        </a:lnRef>
+                        <a:fillRef idx="0">
+                          <a:schemeClr val="accent1"/>
+                        </a:fillRef>
+                        <a:effectRef idx="0">
+                          <a:schemeClr val="accent1"/>
+                        </a:effectRef>
+                        <a:fontRef idx="minor">
+                          <a:schemeClr val="tx1"/>
+                        </a:fontRef>
+                      </wps:style>
+                      <wps:bodyPr/>
+                    </wps:wsp>
+                  </a:graphicData>
+                </a:graphic>
+              </wp:anchor>
+            </w:drawing>
+          </mc:Choice>
+          <mc:Fallback>
+            <w:pict>
+              <v:line w14:anchorId="1F33ACDF" id="Conector reto 163" o:spid="_x0000_s1026" style="position:absolute;z-index:251757568;visibility:visible;mso-wrap-style:square;mso-wrap-distance-left:9pt;mso-wrap-distance-top:0;mso-wrap-distance-right:9pt;mso-wrap-distance-bottom:0;mso-position-horizontal:absolute;mso-position-horizontal-relative:text;mso-position-vertical:absolute;mso-position-vertical-relative:text" from="177.65pt,.95pt" to="340.45pt,.95pt" o:gfxdata="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" strokecolor="#156082 [3204]" strokeweight=".5pt">
+                <v:stroke joinstyle="miter"/>
+              </v:line>
+            </w:pict>
+          </mc:Fallback>
+        </mc:AlternateContent>
+      </w:r>
       <w:r>
         <w:rPr>
           <w:color w:val="E97132" w:themeColor="accent2"/>
@@ -21744,6 +22967,113 @@
       </w:pPr>
       <w:r>
         <w:rPr>
+          <w:noProof/>
+          <w:color w:val="E97132" w:themeColor="accent2"/>
+          <w:sz w:val="32"/>
+          <w:szCs w:val="32"/>
+        </w:rPr>
+        <mc:AlternateContent>
+          <mc:Choice Requires="wps">
+            <w:drawing>
+              <wp:anchor distT="0" distB="0" distL="114300" distR="114300" simplePos="0" relativeHeight="251762688" behindDoc="0" locked="0" layoutInCell="1" allowOverlap="1" wp14:anchorId="194066B8" wp14:editId="1F01F783">
+                <wp:simplePos x="0" y="0"/>
+                <wp:positionH relativeFrom="column">
+                  <wp:posOffset>1825196</wp:posOffset>
+                </wp:positionH>
+                <wp:positionV relativeFrom="paragraph">
+                  <wp:posOffset>55245</wp:posOffset>
+                </wp:positionV>
+                <wp:extent cx="835476" cy="290706"/>
+                <wp:effectExtent l="0" t="0" r="22225" b="14605"/>
+                <wp:wrapNone/>
+                <wp:docPr id="1912533831" name="Retângulo: Cantos Arredondados 166"/>
+                <wp:cNvGraphicFramePr/>
+                <a:graphic xmlns:a="http://schemas.openxmlformats.org/drawingml/2006/main">
+                  <a:graphicData uri="http://schemas.microsoft.com/office/word/2010/wordprocessingShape">
+                    <wps:wsp>
+                      <wps:cNvSpPr/>
+                      <wps:spPr>
+                        <a:xfrm>
+                          <a:off x="0" y="0"/>
+                          <a:ext cx="835476" cy="290706"/>
+                        </a:xfrm>
+                        <a:prstGeom prst="roundRect">
+                          <a:avLst/>
+                        </a:prstGeom>
+                      </wps:spPr>
+                      <wps:style>
+                        <a:lnRef idx="2">
+                          <a:schemeClr val="accent1">
+                            <a:shade val="15000"/>
+                          </a:schemeClr>
+                        </a:lnRef>
+                        <a:fillRef idx="1">
+                          <a:schemeClr val="accent1"/>
+                        </a:fillRef>
+                        <a:effectRef idx="0">
+                          <a:schemeClr val="accent1"/>
+                        </a:effectRef>
+                        <a:fontRef idx="minor">
+                          <a:schemeClr val="lt1"/>
+                        </a:fontRef>
+                      </wps:style>
+                      <wps:txbx>
+                        <w:txbxContent>
+                          <w:p>
+                            <w:pPr>
+                              <w:jc w:val="center"/>
+                            </w:pPr>
+                            <w:proofErr w:type="spellStart"/>
+                            <w:r>
+                              <w:t>True</w:t>
+                            </w:r>
+                            <w:proofErr w:type="spellEnd"/>
+                          </w:p>
+                        </w:txbxContent>
+                      </wps:txbx>
+                      <wps:bodyPr rot="0" spcFirstLastPara="0" vertOverflow="overflow" horzOverflow="overflow" vert="horz" wrap="square" lIns="91440" tIns="45720" rIns="91440" bIns="45720" numCol="1" spcCol="0" rtlCol="0" fromWordArt="0" anchor="ctr" anchorCtr="0" forceAA="0" compatLnSpc="1">
+                        <a:prstTxWarp prst="textNoShape">
+                          <a:avLst/>
+                        </a:prstTxWarp>
+                        <a:noAutofit/>
+                      </wps:bodyPr>
+                    </wps:wsp>
+                  </a:graphicData>
+                </a:graphic>
+                <wp14:sizeRelH relativeFrom="margin">
+                  <wp14:pctWidth>0</wp14:pctWidth>
+                </wp14:sizeRelH>
+                <wp14:sizeRelV relativeFrom="margin">
+                  <wp14:pctHeight>0</wp14:pctHeight>
+                </wp14:sizeRelV>
+              </wp:anchor>
+            </w:drawing>
+          </mc:Choice>
+          <mc:Fallback>
+            <w:pict>
+              <v:roundrect w14:anchorId="194066B8" id="Retângulo: Cantos Arredondados 166" o:spid="_x0000_s1054" style="position:absolute;margin-left:143.7pt;margin-top:4.35pt;width:65.8pt;height:22.9pt;z-index:251762688;visibility:visible;mso-wrap-style:square;mso-width-percent:0;mso-height-percent:0;mso-wrap-distance-left:9pt;mso-wrap-distance-top:0;mso-wrap-distance-right:9pt;mso-wrap-distance-bottom:0;mso-position-horizontal:absolute;mso-position-horizontal-relative:text;mso-position-vertical:absolute;mso-position-vertical-relative:text;mso-width-percent:0;mso-height-percent:0;mso-width-relative:margin;mso-height-relative:margin;v-text-anchor:middle" arcsize="10923f" o:gfxdata="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" fillcolor="#156082 [3204]" strokecolor="#030e13 [484]" strokeweight="1pt">
+                <v:stroke joinstyle="miter"/>
+                <v:textbox>
+                  <w:txbxContent>
+                    <w:p>
+                      <w:pPr>
+                        <w:jc w:val="center"/>
+                      </w:pPr>
+                      <w:proofErr w:type="spellStart"/>
+                      <w:r>
+                        <w:t>True</w:t>
+                      </w:r>
+                      <w:proofErr w:type="spellEnd"/>
+                    </w:p>
+                  </w:txbxContent>
+                </v:textbox>
+              </v:roundrect>
+            </w:pict>
+          </mc:Fallback>
+        </mc:AlternateContent>
+      </w:r>
+      <w:r>
+        <w:rPr>
           <w:color w:val="E97132" w:themeColor="accent2"/>
           <w:sz w:val="32"/>
           <w:szCs w:val="32"/>
@@ -21777,6 +23107,298 @@
           <w:szCs w:val="32"/>
         </w:rPr>
       </w:pPr>
+      <w:r>
+        <w:rPr>
+          <w:noProof/>
+          <w:color w:val="E97132" w:themeColor="accent2"/>
+          <w:sz w:val="32"/>
+          <w:szCs w:val="32"/>
+        </w:rPr>
+        <mc:AlternateContent>
+          <mc:Choice Requires="wps">
+            <w:drawing>
+              <wp:anchor distT="0" distB="0" distL="114300" distR="114300" simplePos="0" relativeHeight="251768832" behindDoc="0" locked="0" layoutInCell="1" allowOverlap="1" wp14:anchorId="494C6060" wp14:editId="30B9CDC9">
+                <wp:simplePos x="0" y="0"/>
+                <wp:positionH relativeFrom="column">
+                  <wp:posOffset>3453740</wp:posOffset>
+                </wp:positionH>
+                <wp:positionV relativeFrom="paragraph">
+                  <wp:posOffset>193845</wp:posOffset>
+                </wp:positionV>
+                <wp:extent cx="926327" cy="0"/>
+                <wp:effectExtent l="38100" t="76200" r="0" b="95250"/>
+                <wp:wrapNone/>
+                <wp:docPr id="256398267" name="Conector de Seta Reta 168"/>
+                <wp:cNvGraphicFramePr/>
+                <a:graphic xmlns:a="http://schemas.openxmlformats.org/drawingml/2006/main">
+                  <a:graphicData uri="http://schemas.microsoft.com/office/word/2010/wordprocessingShape">
+                    <wps:wsp>
+                      <wps:cNvCnPr/>
+                      <wps:spPr>
+                        <a:xfrm rot="10800000">
+                          <a:off x="0" y="0"/>
+                          <a:ext cx="926327" cy="0"/>
+                        </a:xfrm>
+                        <a:prstGeom prst="straightConnector1">
+                          <a:avLst/>
+                        </a:prstGeom>
+                        <a:ln>
+                          <a:tailEnd type="triangle"/>
+                        </a:ln>
+                      </wps:spPr>
+                      <wps:style>
+                        <a:lnRef idx="1">
+                          <a:schemeClr val="accent1"/>
+                        </a:lnRef>
+                        <a:fillRef idx="0">
+                          <a:schemeClr val="accent1"/>
+                        </a:fillRef>
+                        <a:effectRef idx="0">
+                          <a:schemeClr val="accent1"/>
+                        </a:effectRef>
+                        <a:fontRef idx="minor">
+                          <a:schemeClr val="tx1"/>
+                        </a:fontRef>
+                      </wps:style>
+                      <wps:bodyPr/>
+                    </wps:wsp>
+                  </a:graphicData>
+                </a:graphic>
+              </wp:anchor>
+            </w:drawing>
+          </mc:Choice>
+          <mc:Fallback>
+            <w:pict>
+              <v:shape w14:anchorId="67A8A044" id="Conector de Seta Reta 168" o:spid="_x0000_s1026" type="#_x0000_t32" style="position:absolute;margin-left:271.95pt;margin-top:15.25pt;width:72.95pt;height:0;rotation:180;z-index:251768832;visibility:visible;mso-wrap-style:square;mso-wrap-distance-left:9pt;mso-wrap-distance-top:0;mso-wrap-distance-right:9pt;mso-wrap-distance-bottom:0;mso-position-horizontal:absolute;mso-position-horizontal-relative:text;mso-position-vertical:absolute;mso-position-vertical-relative:text" o:gfxdata="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" strokecolor="#156082 [3204]" strokeweight=".5pt">
+                <v:stroke endarrow="block" joinstyle="miter"/>
+              </v:shape>
+            </w:pict>
+          </mc:Fallback>
+        </mc:AlternateContent>
+      </w:r>
+      <w:r>
+        <w:rPr>
+          <w:noProof/>
+          <w:color w:val="E97132" w:themeColor="accent2"/>
+          <w:sz w:val="32"/>
+          <w:szCs w:val="32"/>
+        </w:rPr>
+        <mc:AlternateContent>
+          <mc:Choice Requires="wps">
+            <w:drawing>
+              <wp:anchor distT="0" distB="0" distL="114300" distR="114300" simplePos="0" relativeHeight="251766784" behindDoc="0" locked="0" layoutInCell="1" allowOverlap="1" wp14:anchorId="2D10CE6B" wp14:editId="0FFD5604">
+                <wp:simplePos x="0" y="0"/>
+                <wp:positionH relativeFrom="column">
+                  <wp:posOffset>2283266</wp:posOffset>
+                </wp:positionH>
+                <wp:positionV relativeFrom="paragraph">
+                  <wp:posOffset>173079</wp:posOffset>
+                </wp:positionV>
+                <wp:extent cx="926327" cy="0"/>
+                <wp:effectExtent l="0" t="76200" r="26670" b="95250"/>
+                <wp:wrapNone/>
+                <wp:docPr id="1462640462" name="Conector de Seta Reta 168"/>
+                <wp:cNvGraphicFramePr/>
+                <a:graphic xmlns:a="http://schemas.openxmlformats.org/drawingml/2006/main">
+                  <a:graphicData uri="http://schemas.microsoft.com/office/word/2010/wordprocessingShape">
+                    <wps:wsp>
+                      <wps:cNvCnPr/>
+                      <wps:spPr>
+                        <a:xfrm>
+                          <a:off x="0" y="0"/>
+                          <a:ext cx="926327" cy="0"/>
+                        </a:xfrm>
+                        <a:prstGeom prst="straightConnector1">
+                          <a:avLst/>
+                        </a:prstGeom>
+                        <a:ln>
+                          <a:tailEnd type="triangle"/>
+                        </a:ln>
+                      </wps:spPr>
+                      <wps:style>
+                        <a:lnRef idx="1">
+                          <a:schemeClr val="accent1"/>
+                        </a:lnRef>
+                        <a:fillRef idx="0">
+                          <a:schemeClr val="accent1"/>
+                        </a:fillRef>
+                        <a:effectRef idx="0">
+                          <a:schemeClr val="accent1"/>
+                        </a:effectRef>
+                        <a:fontRef idx="minor">
+                          <a:schemeClr val="tx1"/>
+                        </a:fontRef>
+                      </wps:style>
+                      <wps:bodyPr/>
+                    </wps:wsp>
+                  </a:graphicData>
+                </a:graphic>
+              </wp:anchor>
+            </w:drawing>
+          </mc:Choice>
+          <mc:Fallback>
+            <w:pict>
+              <v:shape w14:anchorId="31D85F5D" id="Conector de Seta Reta 168" o:spid="_x0000_s1026" type="#_x0000_t32" style="position:absolute;margin-left:179.8pt;margin-top:13.65pt;width:72.95pt;height:0;z-index:251766784;visibility:visible;mso-wrap-style:square;mso-wrap-distance-left:9pt;mso-wrap-distance-top:0;mso-wrap-distance-right:9pt;mso-wrap-distance-bottom:0;mso-position-horizontal:absolute;mso-position-horizontal-relative:text;mso-position-vertical:absolute;mso-position-vertical-relative:text" o:gfxdata="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" strokecolor="#156082 [3204]" strokeweight=".5pt">
+                <v:stroke endarrow="block" joinstyle="miter"/>
+              </v:shape>
+            </w:pict>
+          </mc:Fallback>
+        </mc:AlternateContent>
+      </w:r>
+      <w:r>
+        <w:rPr>
+          <w:noProof/>
+          <w:color w:val="E97132" w:themeColor="accent2"/>
+          <w:sz w:val="32"/>
+          <w:szCs w:val="32"/>
+        </w:rPr>
+        <mc:AlternateContent>
+          <mc:Choice Requires="wps">
+            <w:drawing>
+              <wp:anchor distT="0" distB="0" distL="114300" distR="114300" simplePos="0" relativeHeight="251765760" behindDoc="0" locked="0" layoutInCell="1" allowOverlap="1" wp14:anchorId="08BD98C1" wp14:editId="478A0C25">
+                <wp:simplePos x="0" y="0"/>
+                <wp:positionH relativeFrom="column">
+                  <wp:posOffset>3290570</wp:posOffset>
+                </wp:positionH>
+                <wp:positionV relativeFrom="paragraph">
+                  <wp:posOffset>244475</wp:posOffset>
+                </wp:positionV>
+                <wp:extent cx="3810" cy="312420"/>
+                <wp:effectExtent l="76200" t="0" r="72390" b="49530"/>
+                <wp:wrapNone/>
+                <wp:docPr id="1167506930" name="Conector de Seta Reta 164"/>
+                <wp:cNvGraphicFramePr/>
+                <a:graphic xmlns:a="http://schemas.openxmlformats.org/drawingml/2006/main">
+                  <a:graphicData uri="http://schemas.microsoft.com/office/word/2010/wordprocessingShape">
+                    <wps:wsp>
+                      <wps:cNvCnPr/>
+                      <wps:spPr>
+                        <a:xfrm>
+                          <a:off x="0" y="0"/>
+                          <a:ext cx="3810" cy="312420"/>
+                        </a:xfrm>
+                        <a:prstGeom prst="straightConnector1">
+                          <a:avLst/>
+                        </a:prstGeom>
+                        <a:ln>
+                          <a:tailEnd type="triangle"/>
+                        </a:ln>
+                      </wps:spPr>
+                      <wps:style>
+                        <a:lnRef idx="1">
+                          <a:schemeClr val="accent1"/>
+                        </a:lnRef>
+                        <a:fillRef idx="0">
+                          <a:schemeClr val="accent1"/>
+                        </a:fillRef>
+                        <a:effectRef idx="0">
+                          <a:schemeClr val="accent1"/>
+                        </a:effectRef>
+                        <a:fontRef idx="minor">
+                          <a:schemeClr val="tx1"/>
+                        </a:fontRef>
+                      </wps:style>
+                      <wps:bodyPr/>
+                    </wps:wsp>
+                  </a:graphicData>
+                </a:graphic>
+                <wp14:sizeRelH relativeFrom="margin">
+                  <wp14:pctWidth>0</wp14:pctWidth>
+                </wp14:sizeRelH>
+                <wp14:sizeRelV relativeFrom="margin">
+                  <wp14:pctHeight>0</wp14:pctHeight>
+                </wp14:sizeRelV>
+              </wp:anchor>
+            </w:drawing>
+          </mc:Choice>
+          <mc:Fallback>
+            <w:pict>
+              <v:shape w14:anchorId="416B5FC8" id="Conector de Seta Reta 164" o:spid="_x0000_s1026" type="#_x0000_t32" style="position:absolute;margin-left:259.1pt;margin-top:19.25pt;width:.3pt;height:24.6pt;z-index:251765760;visibility:visible;mso-wrap-style:square;mso-width-percent:0;mso-height-percent:0;mso-wrap-distance-left:9pt;mso-wrap-distance-top:0;mso-wrap-distance-right:9pt;mso-wrap-distance-bottom:0;mso-position-horizontal:absolute;mso-position-horizontal-relative:text;mso-position-vertical:absolute;mso-position-vertical-relative:text;mso-width-percent:0;mso-height-percent:0;mso-width-relative:margin;mso-height-relative:margin" o:gfxdata="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" strokecolor="#156082 [3204]" strokeweight=".5pt">
+                <v:stroke endarrow="block" joinstyle="miter"/>
+              </v:shape>
+            </w:pict>
+          </mc:Fallback>
+        </mc:AlternateContent>
+      </w:r>
+      <w:r>
+        <w:rPr>
+          <w:noProof/>
+          <w:color w:val="E97132" w:themeColor="accent2"/>
+          <w:sz w:val="32"/>
+          <w:szCs w:val="32"/>
+        </w:rPr>
+        <mc:AlternateContent>
+          <mc:Choice Requires="wps">
+            <w:drawing>
+              <wp:anchor distT="0" distB="0" distL="114300" distR="114300" simplePos="0" relativeHeight="251763712" behindDoc="0" locked="0" layoutInCell="1" allowOverlap="1" wp14:anchorId="3901ADCD" wp14:editId="1600D4C4">
+                <wp:simplePos x="0" y="0"/>
+                <wp:positionH relativeFrom="column">
+                  <wp:posOffset>3181350</wp:posOffset>
+                </wp:positionH>
+                <wp:positionV relativeFrom="paragraph">
+                  <wp:posOffset>57150</wp:posOffset>
+                </wp:positionV>
+                <wp:extent cx="221993" cy="221993"/>
+                <wp:effectExtent l="0" t="0" r="26035" b="26035"/>
+                <wp:wrapNone/>
+                <wp:docPr id="338688021" name="Elipse 167"/>
+                <wp:cNvGraphicFramePr/>
+                <a:graphic xmlns:a="http://schemas.openxmlformats.org/drawingml/2006/main">
+                  <a:graphicData uri="http://schemas.microsoft.com/office/word/2010/wordprocessingShape">
+                    <wps:wsp>
+                      <wps:cNvSpPr/>
+                      <wps:spPr>
+                        <a:xfrm>
+                          <a:off x="0" y="0"/>
+                          <a:ext cx="221993" cy="221993"/>
+                        </a:xfrm>
+                        <a:prstGeom prst="ellipse">
+                          <a:avLst/>
+                        </a:prstGeom>
+                      </wps:spPr>
+                      <wps:style>
+                        <a:lnRef idx="2">
+                          <a:schemeClr val="accent1">
+                            <a:shade val="15000"/>
+                          </a:schemeClr>
+                        </a:lnRef>
+                        <a:fillRef idx="1">
+                          <a:schemeClr val="accent1"/>
+                        </a:fillRef>
+                        <a:effectRef idx="0">
+                          <a:schemeClr val="accent1"/>
+                        </a:effectRef>
+                        <a:fontRef idx="minor">
+                          <a:schemeClr val="lt1"/>
+                        </a:fontRef>
+                      </wps:style>
+                      <wps:bodyPr rot="0" spcFirstLastPara="0" vertOverflow="overflow" horzOverflow="overflow" vert="horz" wrap="square" lIns="91440" tIns="45720" rIns="91440" bIns="45720" numCol="1" spcCol="0" rtlCol="0" fromWordArt="0" anchor="ctr" anchorCtr="0" forceAA="0" compatLnSpc="1">
+                        <a:prstTxWarp prst="textNoShape">
+                          <a:avLst/>
+                        </a:prstTxWarp>
+                        <a:noAutofit/>
+                      </wps:bodyPr>
+                    </wps:wsp>
+                  </a:graphicData>
+                </a:graphic>
+                <wp14:sizeRelH relativeFrom="margin">
+                  <wp14:pctWidth>0</wp14:pctWidth>
+                </wp14:sizeRelH>
+                <wp14:sizeRelV relativeFrom="margin">
+                  <wp14:pctHeight>0</wp14:pctHeight>
+                </wp14:sizeRelV>
+              </wp:anchor>
+            </w:drawing>
+          </mc:Choice>
+          <mc:Fallback>
+            <w:pict>
+              <v:oval w14:anchorId="52ADBC6F" id="Elipse 167" o:spid="_x0000_s1026" style="position:absolute;margin-left:250.5pt;margin-top:4.5pt;width:17.5pt;height:17.5pt;z-index:251763712;visibility:visible;mso-wrap-style:square;mso-width-percent:0;mso-height-percent:0;mso-wrap-distance-left:9pt;mso-wrap-distance-top:0;mso-wrap-distance-right:9pt;mso-wrap-distance-bottom:0;mso-position-horizontal:absolute;mso-position-horizontal-relative:text;mso-position-vertical:absolute;mso-position-vertical-relative:text;mso-width-percent:0;mso-height-percent:0;mso-width-relative:margin;mso-height-relative:margin;v-text-anchor:middle" o:gfxdata="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" fillcolor="#156082 [3204]" strokecolor="#030e13 [484]" strokeweight="1pt">
+                <v:stroke joinstyle="miter"/>
+              </v:oval>
+            </w:pict>
+          </mc:Fallback>
+        </mc:AlternateContent>
+      </w:r>
       <w:r>
         <w:rPr>
           <w:color w:val="E97132" w:themeColor="accent2"/>
@@ -23578,7 +25200,6 @@
   <w:style w:type="character" w:default="1" w:styleId="Fontepargpadro">
     <w:name w:val="Default Paragraph Font"/>
     <w:uiPriority w:val="1"/>
-    <w:semiHidden/>
     <w:unhideWhenUsed/>
   </w:style>
   <w:style w:type="table" w:default="1" w:styleId="Tabelanormal">

--- a/arquivos-das-aulas/javascript/my_documents/supporting material (editing).docx
+++ b/arquivos-das-aulas/javascript/my_documents/supporting material (editing).docx
@@ -244,7 +244,7 @@
           <w:noProof/>
         </w:rPr>
         <w:drawing>
-          <wp:anchor distT="0" distB="0" distL="114300" distR="114300" simplePos="0" relativeHeight="251712512" behindDoc="1" locked="0" layoutInCell="1" allowOverlap="1" wp14:anchorId="6097B942" wp14:editId="7C355AAE">
+          <wp:anchor distT="0" distB="0" distL="114300" distR="114300" simplePos="0" relativeHeight="251709440" behindDoc="1" locked="0" layoutInCell="1" allowOverlap="1" wp14:anchorId="6097B942" wp14:editId="401330A0">
             <wp:simplePos x="0" y="0"/>
             <wp:positionH relativeFrom="margin">
               <wp:align>left</wp:align>
@@ -371,7 +371,7 @@
           <w:szCs w:val="40"/>
         </w:rPr>
         <w:drawing>
-          <wp:anchor distT="0" distB="0" distL="114300" distR="114300" simplePos="0" relativeHeight="251713536" behindDoc="1" locked="0" layoutInCell="1" allowOverlap="1" wp14:anchorId="37FF32FB" wp14:editId="5AD5B8CA">
+          <wp:anchor distT="0" distB="0" distL="114300" distR="114300" simplePos="0" relativeHeight="251710464" behindDoc="1" locked="0" layoutInCell="1" allowOverlap="1" wp14:anchorId="37FF32FB" wp14:editId="3B3D4E28">
             <wp:simplePos x="0" y="0"/>
             <wp:positionH relativeFrom="margin">
               <wp:align>center</wp:align>
@@ -434,7 +434,7 @@
           <w:szCs w:val="40"/>
         </w:rPr>
         <w:drawing>
-          <wp:anchor distT="0" distB="0" distL="114300" distR="114300" simplePos="0" relativeHeight="251711488" behindDoc="1" locked="0" layoutInCell="1" allowOverlap="1" wp14:anchorId="2552EB14" wp14:editId="264B5218">
+          <wp:anchor distT="0" distB="0" distL="114300" distR="114300" simplePos="0" relativeHeight="251708416" behindDoc="1" locked="0" layoutInCell="1" allowOverlap="1" wp14:anchorId="2552EB14" wp14:editId="00C92814">
             <wp:simplePos x="0" y="0"/>
             <wp:positionH relativeFrom="margin">
               <wp:align>left</wp:align>
@@ -582,7 +582,7 @@
         <mc:AlternateContent>
           <mc:Choice Requires="wpg">
             <w:drawing>
-              <wp:anchor distT="0" distB="0" distL="114300" distR="114300" simplePos="0" relativeHeight="251657216" behindDoc="0" locked="0" layoutInCell="1" allowOverlap="1" wp14:anchorId="6FBBC183" wp14:editId="4EA83EE9">
+              <wp:anchor distT="0" distB="0" distL="114300" distR="114300" simplePos="0" relativeHeight="251654144" behindDoc="0" locked="0" layoutInCell="1" allowOverlap="1" wp14:anchorId="6FBBC183" wp14:editId="4D470EE1">
                 <wp:simplePos x="0" y="0"/>
                 <wp:positionH relativeFrom="column">
                   <wp:posOffset>6679</wp:posOffset>
@@ -674,7 +674,7 @@
           </mc:Choice>
           <mc:Fallback>
             <w:pict>
-              <v:group w14:anchorId="18D18982" id="Agrupar 4" o:spid="_x0000_s1026" style="position:absolute;margin-left:.55pt;margin-top:6pt;width:453.55pt;height:14.15pt;z-index:251657216;mso-height-relative:margin" coordsize="57600,1530" o:gfxdata="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">
+              <v:group w14:anchorId="0299AF7F" id="Agrupar 4" o:spid="_x0000_s1026" style="position:absolute;margin-left:.55pt;margin-top:6pt;width:453.55pt;height:14.15pt;z-index:251654144;mso-height-relative:margin" coordsize="57600,1530" o:gfxdata="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">
                 <v:line id="Conector reto 3" o:spid="_x0000_s1027" style="position:absolute;visibility:visible;mso-wrap-style:square" from="0,0" to="57600,0" o:connectortype="straight" o:gfxdata="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" strokecolor="black [3200]" strokeweight=".5pt">
                   <v:stroke joinstyle="miter"/>
                 </v:line>
@@ -775,7 +775,7 @@
         <mc:AlternateContent>
           <mc:Choice Requires="wpg">
             <w:drawing>
-              <wp:anchor distT="0" distB="0" distL="114300" distR="114300" simplePos="0" relativeHeight="251658240" behindDoc="0" locked="0" layoutInCell="1" allowOverlap="1" wp14:anchorId="2451E964" wp14:editId="278257D3">
+              <wp:anchor distT="0" distB="0" distL="114300" distR="114300" simplePos="0" relativeHeight="251655168" behindDoc="0" locked="0" layoutInCell="1" allowOverlap="1" wp14:anchorId="2451E964" wp14:editId="3A12AE53">
                 <wp:simplePos x="0" y="0"/>
                 <wp:positionH relativeFrom="column">
                   <wp:posOffset>10489</wp:posOffset>
@@ -904,7 +904,7 @@
           </mc:Choice>
           <mc:Fallback>
             <w:pict>
-              <v:group w14:anchorId="265DE500" id="Agrupar 8" o:spid="_x0000_s1026" style="position:absolute;margin-left:.85pt;margin-top:8.4pt;width:453.55pt;height:26.85pt;z-index:251658240" coordsize="57600,3411" o:gfxdata="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">
+              <v:group w14:anchorId="6A168B1F" id="Agrupar 8" o:spid="_x0000_s1026" style="position:absolute;margin-left:.85pt;margin-top:8.4pt;width:453.55pt;height:26.85pt;z-index:251655168" coordsize="57600,3411" o:gfxdata="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">
                 <v:group id="Agrupar 4" o:spid="_x0000_s1027" style="position:absolute;width:57600;height:1800" coordsize="57600,1530" o:gfxdata="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">
                   <v:line id="Conector reto 3" o:spid="_x0000_s1028" style="position:absolute;visibility:visible;mso-wrap-style:square" from="0,0" to="57600,0" o:connectortype="straight" o:gfxdata="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" strokecolor="black [3200]" strokeweight=".5pt">
                     <v:stroke joinstyle="miter"/>
@@ -1020,7 +1020,7 @@
         <mc:AlternateContent>
           <mc:Choice Requires="wpg">
             <w:drawing>
-              <wp:anchor distT="0" distB="0" distL="114300" distR="114300" simplePos="0" relativeHeight="251659264" behindDoc="0" locked="0" layoutInCell="1" allowOverlap="1" wp14:anchorId="659A4838" wp14:editId="4E6FF1B3">
+              <wp:anchor distT="0" distB="0" distL="114300" distR="114300" simplePos="0" relativeHeight="251656192" behindDoc="0" locked="0" layoutInCell="1" allowOverlap="1" wp14:anchorId="659A4838" wp14:editId="79B675CC">
                 <wp:simplePos x="0" y="0"/>
                 <wp:positionH relativeFrom="column">
                   <wp:posOffset>4774</wp:posOffset>
@@ -1189,7 +1189,7 @@
           </mc:Choice>
           <mc:Fallback>
             <w:pict>
-              <v:group w14:anchorId="65C02837" id="Agrupar 10" o:spid="_x0000_s1026" style="position:absolute;margin-left:.4pt;margin-top:8.25pt;width:453.55pt;height:41.9pt;z-index:251659264" coordsize="57600,5322" o:gfxdata="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">
+              <v:group w14:anchorId="2DB52474" id="Agrupar 10" o:spid="_x0000_s1026" style="position:absolute;margin-left:.4pt;margin-top:8.25pt;width:453.55pt;height:41.9pt;z-index:251656192" coordsize="57600,5322" o:gfxdata="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">
                 <v:group id="Agrupar 8" o:spid="_x0000_s1027" style="position:absolute;width:57600;height:3411" coordsize="57600,3411" o:gfxdata="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">
                   <v:group id="Agrupar 4" o:spid="_x0000_s1028" style="position:absolute;width:57600;height:1800" coordsize="57600,1530" o:gfxdata="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">
                     <v:line id="Conector reto 3" o:spid="_x0000_s1029" style="position:absolute;visibility:visible;mso-wrap-style:square" from="0,0" to="57600,0" o:connectortype="straight" o:gfxdata="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" strokecolor="black [3200]" strokeweight=".5pt">
@@ -1390,7 +1390,7 @@
         <mc:AlternateContent>
           <mc:Choice Requires="wpg">
             <w:drawing>
-              <wp:anchor distT="0" distB="0" distL="114300" distR="114300" simplePos="0" relativeHeight="251661312" behindDoc="0" locked="0" layoutInCell="1" allowOverlap="1" wp14:anchorId="1CACAC2E" wp14:editId="379834C6">
+              <wp:anchor distT="0" distB="0" distL="114300" distR="114300" simplePos="0" relativeHeight="251658240" behindDoc="0" locked="0" layoutInCell="1" allowOverlap="1" wp14:anchorId="1CACAC2E" wp14:editId="67D21688">
                 <wp:simplePos x="0" y="0"/>
                 <wp:positionH relativeFrom="margin">
                   <wp:posOffset>0</wp:posOffset>
@@ -1559,7 +1559,7 @@
           </mc:Choice>
           <mc:Fallback>
             <w:pict>
-              <v:group w14:anchorId="64234880" id="Agrupar 10" o:spid="_x0000_s1026" style="position:absolute;margin-left:0;margin-top:4pt;width:453.5pt;height:41.9pt;z-index:251661312;mso-position-horizontal-relative:margin" coordsize="57600,5322" o:gfxdata="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">
+              <v:group w14:anchorId="60DC1389" id="Agrupar 10" o:spid="_x0000_s1026" style="position:absolute;margin-left:0;margin-top:4pt;width:453.5pt;height:41.9pt;z-index:251658240;mso-position-horizontal-relative:margin" coordsize="57600,5322" o:gfxdata="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">
                 <v:group id="Agrupar 8" o:spid="_x0000_s1027" style="position:absolute;width:57600;height:3411" coordsize="57600,3411" o:gfxdata="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">
                   <v:group id="Agrupar 4" o:spid="_x0000_s1028" style="position:absolute;width:57600;height:1800" coordsize="57600,1530" o:gfxdata="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">
                     <v:line id="Conector reto 3" o:spid="_x0000_s1029" style="position:absolute;visibility:visible;mso-wrap-style:square" from="0,0" to="57600,0" o:connectortype="straight" o:gfxdata="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" strokecolor="black [3200]" strokeweight=".5pt">
@@ -1697,7 +1697,7 @@
         <mc:AlternateContent>
           <mc:Choice Requires="wpg">
             <w:drawing>
-              <wp:anchor distT="0" distB="0" distL="114300" distR="114300" simplePos="0" relativeHeight="251663360" behindDoc="0" locked="0" layoutInCell="1" allowOverlap="1" wp14:anchorId="39F36312" wp14:editId="652D541D">
+              <wp:anchor distT="0" distB="0" distL="114300" distR="114300" simplePos="0" relativeHeight="251660288" behindDoc="0" locked="0" layoutInCell="1" allowOverlap="1" wp14:anchorId="39F36312" wp14:editId="01B75054">
                 <wp:simplePos x="0" y="0"/>
                 <wp:positionH relativeFrom="margin">
                   <wp:align>left</wp:align>
@@ -1866,7 +1866,7 @@
           </mc:Choice>
           <mc:Fallback>
             <w:pict>
-              <v:group w14:anchorId="57F1FDD4" id="Agrupar 10" o:spid="_x0000_s1026" style="position:absolute;margin-left:0;margin-top:1.3pt;width:453.5pt;height:41.9pt;z-index:251663360;mso-position-horizontal:left;mso-position-horizontal-relative:margin" coordsize="57600,5322" o:gfxdata="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">
+              <v:group w14:anchorId="4A76FE7C" id="Agrupar 10" o:spid="_x0000_s1026" style="position:absolute;margin-left:0;margin-top:1.3pt;width:453.5pt;height:41.9pt;z-index:251660288;mso-position-horizontal:left;mso-position-horizontal-relative:margin" coordsize="57600,5322" o:gfxdata="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">
                 <v:group id="Agrupar 8" o:spid="_x0000_s1027" style="position:absolute;width:57600;height:3411" coordsize="57600,3411" o:gfxdata="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">
                   <v:group id="Agrupar 4" o:spid="_x0000_s1028" style="position:absolute;width:57600;height:1800" coordsize="57600,1530" o:gfxdata="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">
                     <v:line id="Conector reto 3" o:spid="_x0000_s1029" style="position:absolute;visibility:visible;mso-wrap-style:square" from="0,0" to="57600,0" o:connectortype="straight" o:gfxdata="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" strokecolor="black [3200]" strokeweight=".5pt">
@@ -2015,7 +2015,7 @@
         <mc:AlternateContent>
           <mc:Choice Requires="wpg">
             <w:drawing>
-              <wp:anchor distT="0" distB="0" distL="114300" distR="114300" simplePos="0" relativeHeight="251665408" behindDoc="0" locked="0" layoutInCell="1" allowOverlap="1" wp14:anchorId="3B553D82" wp14:editId="1700C19E">
+              <wp:anchor distT="0" distB="0" distL="114300" distR="114300" simplePos="0" relativeHeight="251662336" behindDoc="0" locked="0" layoutInCell="1" allowOverlap="1" wp14:anchorId="3B553D82" wp14:editId="70914FB9">
                 <wp:simplePos x="0" y="0"/>
                 <wp:positionH relativeFrom="margin">
                   <wp:align>left</wp:align>
@@ -2184,7 +2184,7 @@
           </mc:Choice>
           <mc:Fallback>
             <w:pict>
-              <v:group w14:anchorId="5551F4EC" id="Agrupar 10" o:spid="_x0000_s1026" style="position:absolute;margin-left:0;margin-top:9.95pt;width:453.55pt;height:41.9pt;z-index:251665408;mso-position-horizontal:left;mso-position-horizontal-relative:margin" coordsize="57600,5322" o:gfxdata="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">
+              <v:group w14:anchorId="50DC1DFD" id="Agrupar 10" o:spid="_x0000_s1026" style="position:absolute;margin-left:0;margin-top:9.95pt;width:453.55pt;height:41.9pt;z-index:251662336;mso-position-horizontal:left;mso-position-horizontal-relative:margin" coordsize="57600,5322" o:gfxdata="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">
                 <v:group id="Agrupar 8" o:spid="_x0000_s1027" style="position:absolute;width:57600;height:3411" coordsize="57600,3411" o:gfxdata="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">
                   <v:group id="Agrupar 4" o:spid="_x0000_s1028" style="position:absolute;width:57600;height:1800" coordsize="57600,1530" o:gfxdata="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">
                     <v:line id="Conector reto 3" o:spid="_x0000_s1029" style="position:absolute;visibility:visible;mso-wrap-style:square" from="0,0" to="57600,0" o:connectortype="straight" o:gfxdata="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" strokecolor="black [3200]" strokeweight=".5pt">
@@ -2317,7 +2317,7 @@
         <mc:AlternateContent>
           <mc:Choice Requires="wpg">
             <w:drawing>
-              <wp:anchor distT="0" distB="0" distL="114300" distR="114300" simplePos="0" relativeHeight="251667456" behindDoc="0" locked="0" layoutInCell="1" allowOverlap="1" wp14:anchorId="0DBA5677" wp14:editId="13107F27">
+              <wp:anchor distT="0" distB="0" distL="114300" distR="114300" simplePos="0" relativeHeight="251664384" behindDoc="0" locked="0" layoutInCell="1" allowOverlap="1" wp14:anchorId="0DBA5677" wp14:editId="11AC68AB">
                 <wp:simplePos x="0" y="0"/>
                 <wp:positionH relativeFrom="margin">
                   <wp:align>left</wp:align>
@@ -2486,7 +2486,7 @@
           </mc:Choice>
           <mc:Fallback>
             <w:pict>
-              <v:group w14:anchorId="19D2036E" id="Agrupar 10" o:spid="_x0000_s1026" style="position:absolute;margin-left:0;margin-top:8.85pt;width:453.55pt;height:41.9pt;z-index:251667456;mso-position-horizontal:left;mso-position-horizontal-relative:margin" coordsize="57600,5322" o:gfxdata="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">
+              <v:group w14:anchorId="04360D51" id="Agrupar 10" o:spid="_x0000_s1026" style="position:absolute;margin-left:0;margin-top:8.85pt;width:453.55pt;height:41.9pt;z-index:251664384;mso-position-horizontal:left;mso-position-horizontal-relative:margin" coordsize="57600,5322" o:gfxdata="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">
                 <v:group id="Agrupar 8" o:spid="_x0000_s1027" style="position:absolute;width:57600;height:3411" coordsize="57600,3411" o:gfxdata="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">
                   <v:group id="Agrupar 4" o:spid="_x0000_s1028" style="position:absolute;width:57600;height:1800" coordsize="57600,1530" o:gfxdata="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">
                     <v:line id="Conector reto 3" o:spid="_x0000_s1029" style="position:absolute;visibility:visible;mso-wrap-style:square" from="0,0" to="57600,0" o:connectortype="straight" o:gfxdata="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" strokecolor="black [3200]" strokeweight=".5pt">
@@ -2882,7 +2882,7 @@
         <mc:AlternateContent>
           <mc:Choice Requires="wpg">
             <w:drawing>
-              <wp:anchor distT="0" distB="0" distL="114300" distR="114300" simplePos="0" relativeHeight="251669504" behindDoc="0" locked="0" layoutInCell="1" allowOverlap="1" wp14:anchorId="341E6051" wp14:editId="7AEAA9D8">
+              <wp:anchor distT="0" distB="0" distL="114300" distR="114300" simplePos="0" relativeHeight="251666432" behindDoc="0" locked="0" layoutInCell="1" allowOverlap="1" wp14:anchorId="341E6051" wp14:editId="1E38274A">
                 <wp:simplePos x="0" y="0"/>
                 <wp:positionH relativeFrom="margin">
                   <wp:posOffset>0</wp:posOffset>
@@ -3051,7 +3051,7 @@
           </mc:Choice>
           <mc:Fallback>
             <w:pict>
-              <v:group w14:anchorId="6B349EDE" id="Agrupar 10" o:spid="_x0000_s1026" style="position:absolute;margin-left:0;margin-top:0;width:453.55pt;height:41.9pt;z-index:251669504;mso-position-horizontal-relative:margin" coordsize="57600,5322" o:gfxdata="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">
+              <v:group w14:anchorId="35B65CE8" id="Agrupar 10" o:spid="_x0000_s1026" style="position:absolute;margin-left:0;margin-top:0;width:453.55pt;height:41.9pt;z-index:251666432;mso-position-horizontal-relative:margin" coordsize="57600,5322" o:gfxdata="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">
                 <v:group id="Agrupar 8" o:spid="_x0000_s1027" style="position:absolute;width:57600;height:3411" coordsize="57600,3411" o:gfxdata="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">
                   <v:group id="Agrupar 4" o:spid="_x0000_s1028" style="position:absolute;width:57600;height:1800" coordsize="57600,1530" o:gfxdata="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">
                     <v:line id="Conector reto 3" o:spid="_x0000_s1029" style="position:absolute;visibility:visible;mso-wrap-style:square" from="0,0" to="57600,0" o:connectortype="straight" o:gfxdata="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" strokecolor="black [3200]" strokeweight=".5pt">
@@ -3182,7 +3182,7 @@
         <mc:AlternateContent>
           <mc:Choice Requires="wpg">
             <w:drawing>
-              <wp:anchor distT="0" distB="0" distL="114300" distR="114300" simplePos="0" relativeHeight="251671552" behindDoc="0" locked="0" layoutInCell="1" allowOverlap="1" wp14:anchorId="2AA22F4A" wp14:editId="1782C9E5">
+              <wp:anchor distT="0" distB="0" distL="114300" distR="114300" simplePos="0" relativeHeight="251668480" behindDoc="0" locked="0" layoutInCell="1" allowOverlap="1" wp14:anchorId="2AA22F4A" wp14:editId="6B47FA14">
                 <wp:simplePos x="0" y="0"/>
                 <wp:positionH relativeFrom="margin">
                   <wp:posOffset>0</wp:posOffset>
@@ -3351,7 +3351,7 @@
           </mc:Choice>
           <mc:Fallback>
             <w:pict>
-              <v:group w14:anchorId="2A9EDF5B" id="Agrupar 10" o:spid="_x0000_s1026" style="position:absolute;margin-left:0;margin-top:0;width:453.55pt;height:41.9pt;z-index:251671552;mso-position-horizontal-relative:margin" coordsize="57600,5322" o:gfxdata="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">
+              <v:group w14:anchorId="1968BD8F" id="Agrupar 10" o:spid="_x0000_s1026" style="position:absolute;margin-left:0;margin-top:0;width:453.55pt;height:41.9pt;z-index:251668480;mso-position-horizontal-relative:margin" coordsize="57600,5322" o:gfxdata="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">
                 <v:group id="Agrupar 8" o:spid="_x0000_s1027" style="position:absolute;width:57600;height:3411" coordsize="57600,3411" o:gfxdata="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">
                   <v:group id="Agrupar 4" o:spid="_x0000_s1028" style="position:absolute;width:57600;height:1800" coordsize="57600,1530" o:gfxdata="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">
                     <v:line id="Conector reto 3" o:spid="_x0000_s1029" style="position:absolute;visibility:visible;mso-wrap-style:square" from="0,0" to="57600,0" o:connectortype="straight" o:gfxdata="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" strokecolor="black [3200]" strokeweight=".5pt">
@@ -3468,7 +3468,7 @@
         <mc:AlternateContent>
           <mc:Choice Requires="wpg">
             <w:drawing>
-              <wp:anchor distT="0" distB="0" distL="114300" distR="114300" simplePos="0" relativeHeight="251673600" behindDoc="0" locked="0" layoutInCell="1" allowOverlap="1" wp14:anchorId="716BD8AF" wp14:editId="0F880493">
+              <wp:anchor distT="0" distB="0" distL="114300" distR="114300" simplePos="0" relativeHeight="251670528" behindDoc="0" locked="0" layoutInCell="1" allowOverlap="1" wp14:anchorId="716BD8AF" wp14:editId="4351B3F2">
                 <wp:simplePos x="0" y="0"/>
                 <wp:positionH relativeFrom="margin">
                   <wp:posOffset>0</wp:posOffset>
@@ -3637,7 +3637,7 @@
           </mc:Choice>
           <mc:Fallback>
             <w:pict>
-              <v:group w14:anchorId="44B23607" id="Agrupar 10" o:spid="_x0000_s1026" style="position:absolute;margin-left:0;margin-top:0;width:453.55pt;height:41.9pt;z-index:251673600;mso-position-horizontal-relative:margin" coordsize="57600,5322" o:gfxdata="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">
+              <v:group w14:anchorId="05B1C62F" id="Agrupar 10" o:spid="_x0000_s1026" style="position:absolute;margin-left:0;margin-top:0;width:453.55pt;height:41.9pt;z-index:251670528;mso-position-horizontal-relative:margin" coordsize="57600,5322" o:gfxdata="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">
                 <v:group id="Agrupar 8" o:spid="_x0000_s1027" style="position:absolute;width:57600;height:3411" coordsize="57600,3411" o:gfxdata="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">
                   <v:group id="Agrupar 4" o:spid="_x0000_s1028" style="position:absolute;width:57600;height:1800" coordsize="57600,1530" o:gfxdata="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">
                     <v:line id="Conector reto 3" o:spid="_x0000_s1029" style="position:absolute;visibility:visible;mso-wrap-style:square" from="0,0" to="57600,0" o:connectortype="straight" o:gfxdata="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" strokecolor="black [3200]" strokeweight=".5pt">
@@ -3755,7 +3755,7 @@
         <mc:AlternateContent>
           <mc:Choice Requires="wpg">
             <w:drawing>
-              <wp:anchor distT="0" distB="0" distL="114300" distR="114300" simplePos="0" relativeHeight="251675648" behindDoc="0" locked="0" layoutInCell="1" allowOverlap="1" wp14:anchorId="765711F3" wp14:editId="70243F96">
+              <wp:anchor distT="0" distB="0" distL="114300" distR="114300" simplePos="0" relativeHeight="251672576" behindDoc="0" locked="0" layoutInCell="1" allowOverlap="1" wp14:anchorId="765711F3" wp14:editId="30712D4C">
                 <wp:simplePos x="0" y="0"/>
                 <wp:positionH relativeFrom="margin">
                   <wp:posOffset>0</wp:posOffset>
@@ -3924,7 +3924,7 @@
           </mc:Choice>
           <mc:Fallback>
             <w:pict>
-              <v:group w14:anchorId="755987FA" id="Agrupar 10" o:spid="_x0000_s1026" style="position:absolute;margin-left:0;margin-top:0;width:453.55pt;height:41.9pt;z-index:251675648;mso-position-horizontal-relative:margin" coordsize="57600,5322" o:gfxdata="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">
+              <v:group w14:anchorId="386F23BB" id="Agrupar 10" o:spid="_x0000_s1026" style="position:absolute;margin-left:0;margin-top:0;width:453.55pt;height:41.9pt;z-index:251672576;mso-position-horizontal-relative:margin" coordsize="57600,5322" o:gfxdata="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">
                 <v:group id="Agrupar 8" o:spid="_x0000_s1027" style="position:absolute;width:57600;height:3411" coordsize="57600,3411" o:gfxdata="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">
                   <v:group id="Agrupar 4" o:spid="_x0000_s1028" style="position:absolute;width:57600;height:1800" coordsize="57600,1530" o:gfxdata="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">
                     <v:line id="Conector reto 3" o:spid="_x0000_s1029" style="position:absolute;visibility:visible;mso-wrap-style:square" from="0,0" to="57600,0" o:connectortype="straight" o:gfxdata="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" strokecolor="black [3200]" strokeweight=".5pt">
@@ -3973,7 +3973,7 @@
         </w:rPr>
         <w:lastRenderedPageBreak/>
         <w:drawing>
-          <wp:anchor distT="0" distB="0" distL="114300" distR="114300" simplePos="0" relativeHeight="251677696" behindDoc="1" locked="0" layoutInCell="1" allowOverlap="1" wp14:anchorId="73D6EC49" wp14:editId="070EB63B">
+          <wp:anchor distT="0" distB="0" distL="114300" distR="114300" simplePos="0" relativeHeight="251674624" behindDoc="1" locked="0" layoutInCell="1" allowOverlap="1" wp14:anchorId="73D6EC49" wp14:editId="00E3830C">
             <wp:simplePos x="0" y="0"/>
             <wp:positionH relativeFrom="margin">
               <wp:align>right</wp:align>
@@ -4458,7 +4458,7 @@
         <mc:AlternateContent>
           <mc:Choice Requires="wpg">
             <w:drawing>
-              <wp:anchor distT="0" distB="0" distL="114300" distR="114300" simplePos="0" relativeHeight="251679744" behindDoc="0" locked="0" layoutInCell="1" allowOverlap="1" wp14:anchorId="3BD5AD8D" wp14:editId="5A71AB15">
+              <wp:anchor distT="0" distB="0" distL="114300" distR="114300" simplePos="0" relativeHeight="251676672" behindDoc="0" locked="0" layoutInCell="1" allowOverlap="1" wp14:anchorId="3BD5AD8D" wp14:editId="33270CF2">
                 <wp:simplePos x="0" y="0"/>
                 <wp:positionH relativeFrom="margin">
                   <wp:posOffset>0</wp:posOffset>
@@ -4627,7 +4627,7 @@
           </mc:Choice>
           <mc:Fallback>
             <w:pict>
-              <v:group w14:anchorId="43505998" id="Agrupar 10" o:spid="_x0000_s1026" style="position:absolute;margin-left:0;margin-top:0;width:453.55pt;height:41.9pt;z-index:251679744;mso-position-horizontal-relative:margin" coordsize="57600,5322" o:gfxdata="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">
+              <v:group w14:anchorId="644CFDE1" id="Agrupar 10" o:spid="_x0000_s1026" style="position:absolute;margin-left:0;margin-top:0;width:453.55pt;height:41.9pt;z-index:251676672;mso-position-horizontal-relative:margin" coordsize="57600,5322" o:gfxdata="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">
                 <v:group id="Agrupar 8" o:spid="_x0000_s1027" style="position:absolute;width:57600;height:3411" coordsize="57600,3411" o:gfxdata="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">
                   <v:group id="Agrupar 4" o:spid="_x0000_s1028" style="position:absolute;width:57600;height:1800" coordsize="57600,1530" o:gfxdata="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">
                     <v:line id="Conector reto 3" o:spid="_x0000_s1029" style="position:absolute;visibility:visible;mso-wrap-style:square" from="0,0" to="57600,0" o:connectortype="straight" o:gfxdata="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" strokecolor="black [3200]" strokeweight=".5pt">
@@ -4783,7 +4783,7 @@
         <mc:AlternateContent>
           <mc:Choice Requires="wpg">
             <w:drawing>
-              <wp:anchor distT="0" distB="0" distL="114300" distR="114300" simplePos="0" relativeHeight="251680768" behindDoc="0" locked="0" layoutInCell="1" allowOverlap="1" wp14:anchorId="4DF0F4F6" wp14:editId="55BD2091">
+              <wp:anchor distT="0" distB="0" distL="114300" distR="114300" simplePos="0" relativeHeight="251677696" behindDoc="0" locked="0" layoutInCell="1" allowOverlap="1" wp14:anchorId="4DF0F4F6" wp14:editId="7C28727C">
                 <wp:simplePos x="0" y="0"/>
                 <wp:positionH relativeFrom="margin">
                   <wp:posOffset>0</wp:posOffset>
@@ -4952,7 +4952,7 @@
           </mc:Choice>
           <mc:Fallback>
             <w:pict>
-              <v:group w14:anchorId="31865F10" id="Agrupar 10" o:spid="_x0000_s1026" style="position:absolute;margin-left:0;margin-top:0;width:453.55pt;height:41.9pt;z-index:251680768;mso-position-horizontal-relative:margin" coordsize="57600,5322" o:gfxdata="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">
+              <v:group w14:anchorId="6157D037" id="Agrupar 10" o:spid="_x0000_s1026" style="position:absolute;margin-left:0;margin-top:0;width:453.55pt;height:41.9pt;z-index:251677696;mso-position-horizontal-relative:margin" coordsize="57600,5322" o:gfxdata="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">
                 <v:group id="Agrupar 8" o:spid="_x0000_s1027" style="position:absolute;width:57600;height:3411" coordsize="57600,3411" o:gfxdata="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">
                   <v:group id="Agrupar 4" o:spid="_x0000_s1028" style="position:absolute;width:57600;height:1800" coordsize="57600,1530" o:gfxdata="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">
                     <v:line id="Conector reto 3" o:spid="_x0000_s1029" style="position:absolute;visibility:visible;mso-wrap-style:square" from="0,0" to="57600,0" o:connectortype="straight" o:gfxdata="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" strokecolor="black [3200]" strokeweight=".5pt">
@@ -5115,7 +5115,7 @@
         <mc:AlternateContent>
           <mc:Choice Requires="wpg">
             <w:drawing>
-              <wp:anchor distT="0" distB="0" distL="114300" distR="114300" simplePos="0" relativeHeight="251681792" behindDoc="0" locked="0" layoutInCell="1" allowOverlap="1" wp14:anchorId="007F27F9" wp14:editId="53972FA5">
+              <wp:anchor distT="0" distB="0" distL="114300" distR="114300" simplePos="0" relativeHeight="251678720" behindDoc="0" locked="0" layoutInCell="1" allowOverlap="1" wp14:anchorId="007F27F9" wp14:editId="36BCEAD5">
                 <wp:simplePos x="0" y="0"/>
                 <wp:positionH relativeFrom="margin">
                   <wp:posOffset>0</wp:posOffset>
@@ -5284,7 +5284,7 @@
           </mc:Choice>
           <mc:Fallback>
             <w:pict>
-              <v:group w14:anchorId="3E3BCE7C" id="Agrupar 10" o:spid="_x0000_s1026" style="position:absolute;margin-left:0;margin-top:0;width:453.55pt;height:41.9pt;z-index:251681792;mso-position-horizontal-relative:margin" coordsize="57600,5322" o:gfxdata="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">
+              <v:group w14:anchorId="5EDA59CC" id="Agrupar 10" o:spid="_x0000_s1026" style="position:absolute;margin-left:0;margin-top:0;width:453.55pt;height:41.9pt;z-index:251678720;mso-position-horizontal-relative:margin" coordsize="57600,5322" o:gfxdata="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">
                 <v:group id="Agrupar 8" o:spid="_x0000_s1027" style="position:absolute;width:57600;height:3411" coordsize="57600,3411" o:gfxdata="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">
                   <v:group id="Agrupar 4" o:spid="_x0000_s1028" style="position:absolute;width:57600;height:1800" coordsize="57600,1530" o:gfxdata="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">
                     <v:line id="Conector reto 3" o:spid="_x0000_s1029" style="position:absolute;visibility:visible;mso-wrap-style:square" from="0,0" to="57600,0" o:connectortype="straight" o:gfxdata="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" strokecolor="black [3200]" strokeweight=".5pt">
@@ -5443,7 +5443,7 @@
         <mc:AlternateContent>
           <mc:Choice Requires="wpg">
             <w:drawing>
-              <wp:anchor distT="0" distB="0" distL="114300" distR="114300" simplePos="0" relativeHeight="251682816" behindDoc="0" locked="0" layoutInCell="1" allowOverlap="1" wp14:anchorId="43CD8B40" wp14:editId="6A0BA607">
+              <wp:anchor distT="0" distB="0" distL="114300" distR="114300" simplePos="0" relativeHeight="251679744" behindDoc="0" locked="0" layoutInCell="1" allowOverlap="1" wp14:anchorId="43CD8B40" wp14:editId="0889BF47">
                 <wp:simplePos x="0" y="0"/>
                 <wp:positionH relativeFrom="margin">
                   <wp:posOffset>0</wp:posOffset>
@@ -5612,7 +5612,7 @@
           </mc:Choice>
           <mc:Fallback>
             <w:pict>
-              <v:group w14:anchorId="241E8B80" id="Agrupar 10" o:spid="_x0000_s1026" style="position:absolute;margin-left:0;margin-top:0;width:453.55pt;height:41.9pt;z-index:251682816;mso-position-horizontal-relative:margin" coordsize="57600,5322" o:gfxdata="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">
+              <v:group w14:anchorId="6FF9109A" id="Agrupar 10" o:spid="_x0000_s1026" style="position:absolute;margin-left:0;margin-top:0;width:453.55pt;height:41.9pt;z-index:251679744;mso-position-horizontal-relative:margin" coordsize="57600,5322" o:gfxdata="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">
                 <v:group id="Agrupar 8" o:spid="_x0000_s1027" style="position:absolute;width:57600;height:3411" coordsize="57600,3411" o:gfxdata="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">
                   <v:group id="Agrupar 4" o:spid="_x0000_s1028" style="position:absolute;width:57600;height:1800" coordsize="57600,1530" o:gfxdata="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">
                     <v:line id="Conector reto 3" o:spid="_x0000_s1029" style="position:absolute;visibility:visible;mso-wrap-style:square" from="0,0" to="57600,0" o:connectortype="straight" o:gfxdata="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" strokecolor="black [3200]" strokeweight=".5pt">
@@ -5686,7 +5686,7 @@
         <mc:AlternateContent>
           <mc:Choice Requires="wpg">
             <w:drawing>
-              <wp:anchor distT="0" distB="0" distL="114300" distR="114300" simplePos="0" relativeHeight="251689984" behindDoc="0" locked="0" layoutInCell="1" allowOverlap="1" wp14:anchorId="64A307B4" wp14:editId="748D28BC">
+              <wp:anchor distT="0" distB="0" distL="114300" distR="114300" simplePos="0" relativeHeight="251686912" behindDoc="0" locked="0" layoutInCell="1" allowOverlap="1" wp14:anchorId="64A307B4" wp14:editId="277BCEBA">
                 <wp:simplePos x="0" y="0"/>
                 <wp:positionH relativeFrom="column">
                   <wp:posOffset>0</wp:posOffset>
@@ -5929,7 +5929,7 @@
           </mc:Choice>
           <mc:Fallback>
             <w:pict>
-              <v:group w14:anchorId="64A307B4" id="Agrupar 49" o:spid="_x0000_s1026" style="position:absolute;margin-left:0;margin-top:53.55pt;width:398.7pt;height:133.1pt;z-index:251689984;mso-width-relative:margin;mso-height-relative:margin" coordsize="50633,16902" o:gfxdata="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">
+              <v:group w14:anchorId="64A307B4" id="Agrupar 49" o:spid="_x0000_s1026" style="position:absolute;margin-left:0;margin-top:53.55pt;width:398.7pt;height:133.1pt;z-index:251686912;mso-width-relative:margin;mso-height-relative:margin" coordsize="50633,16902" o:gfxdata="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">
                 <v:rect id="Retângulo 45" o:spid="_x0000_s1027" style="position:absolute;width:50633;height:13784;visibility:visible;mso-wrap-style:square;v-text-anchor:middle" o:gfxdata="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" filled="f" strokecolor="#030e13 [484]" strokeweight="1pt"/>
                 <v:roundrect id="Retângulo: Cantos Arredondados 46" o:spid="_x0000_s1028" style="position:absolute;left:21613;top:8668;width:7429;height:3334;visibility:visible;mso-wrap-style:square;v-text-anchor:middle" arcsize="10923f" o:gfxdata="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" fillcolor="white [3201]" strokecolor="black [3200]" strokeweight="1pt">
                   <v:stroke joinstyle="miter"/>
@@ -6041,7 +6041,7 @@
         <mc:AlternateContent>
           <mc:Choice Requires="wpg">
             <w:drawing>
-              <wp:anchor distT="0" distB="0" distL="114300" distR="114300" simplePos="0" relativeHeight="251692032" behindDoc="0" locked="0" layoutInCell="1" allowOverlap="1" wp14:anchorId="4A0DEFBB" wp14:editId="7C1CB65E">
+              <wp:anchor distT="0" distB="0" distL="114300" distR="114300" simplePos="0" relativeHeight="251688960" behindDoc="0" locked="0" layoutInCell="1" allowOverlap="1" wp14:anchorId="4A0DEFBB" wp14:editId="53B6776E">
                 <wp:simplePos x="0" y="0"/>
                 <wp:positionH relativeFrom="margin">
                   <wp:posOffset>0</wp:posOffset>
@@ -6343,7 +6343,7 @@
           </mc:Choice>
           <mc:Fallback>
             <w:pict>
-              <v:group w14:anchorId="4A0DEFBB" id="_x0000_s1032" style="position:absolute;margin-left:0;margin-top:3.7pt;width:398.65pt;height:133.05pt;z-index:251692032;mso-position-horizontal-relative:margin;mso-width-relative:margin;mso-height-relative:margin" coordsize="50633,16902" o:gfxdata="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">
+              <v:group w14:anchorId="4A0DEFBB" id="_x0000_s1032" style="position:absolute;margin-left:0;margin-top:3.7pt;width:398.65pt;height:133.05pt;z-index:251688960;mso-position-horizontal-relative:margin;mso-width-relative:margin;mso-height-relative:margin" coordsize="50633,16902" o:gfxdata="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">
                 <v:rect id="Retângulo 45" o:spid="_x0000_s1033" style="position:absolute;width:50633;height:13784;visibility:visible;mso-wrap-style:square;v-text-anchor:middle" o:gfxdata="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" filled="f" strokecolor="#030e13 [484]" strokeweight="1pt"/>
                 <v:roundrect id="Retângulo: Cantos Arredondados 46" o:spid="_x0000_s1034" style="position:absolute;left:30544;top:8668;width:7429;height:3334;visibility:visible;mso-wrap-style:square;v-text-anchor:middle" arcsize="10923f" o:gfxdata="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" fillcolor="white [3201]" strokecolor="black [3200]" strokeweight="1pt">
                   <v:stroke joinstyle="miter"/>
@@ -6455,7 +6455,7 @@
         <mc:AlternateContent>
           <mc:Choice Requires="wpg">
             <w:drawing>
-              <wp:anchor distT="0" distB="0" distL="114300" distR="114300" simplePos="0" relativeHeight="251701248" behindDoc="0" locked="0" layoutInCell="1" allowOverlap="1" wp14:anchorId="4435DB82" wp14:editId="2F8E2B37">
+              <wp:anchor distT="0" distB="0" distL="114300" distR="114300" simplePos="0" relativeHeight="251698176" behindDoc="0" locked="0" layoutInCell="1" allowOverlap="1" wp14:anchorId="4435DB82" wp14:editId="1A10AA34">
                 <wp:simplePos x="0" y="0"/>
                 <wp:positionH relativeFrom="column">
                   <wp:posOffset>-1905</wp:posOffset>
@@ -6681,7 +6681,7 @@
           </mc:Choice>
           <mc:Fallback>
             <w:pict>
-              <v:group w14:anchorId="4435DB82" id="Agrupar 51" o:spid="_x0000_s1039" style="position:absolute;margin-left:-.15pt;margin-top:11.8pt;width:398.65pt;height:132.85pt;z-index:251701248" coordsize="50628,16874" o:gfxdata="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">
+              <v:group w14:anchorId="4435DB82" id="Agrupar 51" o:spid="_x0000_s1039" style="position:absolute;margin-left:-.15pt;margin-top:11.8pt;width:398.65pt;height:132.85pt;z-index:251698176" coordsize="50628,16874" o:gfxdata="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">
                 <v:rect id="Retângulo 45" o:spid="_x0000_s1040" style="position:absolute;width:50628;height:13780;visibility:visible;mso-wrap-style:square;v-text-anchor:middle" o:gfxdata="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" filled="f" strokecolor="#030e13 [484]" strokeweight="1pt"/>
                 <v:roundrect id="Retângulo: Cantos Arredondados 46" o:spid="_x0000_s1041" style="position:absolute;left:21699;top:8598;width:7429;height:3332;visibility:visible;mso-wrap-style:square;v-text-anchor:middle" arcsize="10923f" o:gfxdata="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" fillcolor="white [3201]" strokecolor="black [3200]" strokeweight="1pt">
                   <v:stroke joinstyle="miter"/>
@@ -7605,7 +7605,7 @@
         <mc:AlternateContent>
           <mc:Choice Requires="wps">
             <w:drawing>
-              <wp:anchor distT="0" distB="0" distL="114300" distR="114300" simplePos="0" relativeHeight="251704320" behindDoc="0" locked="0" layoutInCell="1" allowOverlap="1" wp14:anchorId="0D15F4DE" wp14:editId="084169C3">
+              <wp:anchor distT="0" distB="0" distL="114300" distR="114300" simplePos="0" relativeHeight="251701248" behindDoc="0" locked="0" layoutInCell="1" allowOverlap="1" wp14:anchorId="0D15F4DE" wp14:editId="18EECFC5">
                 <wp:simplePos x="0" y="0"/>
                 <wp:positionH relativeFrom="column">
                   <wp:posOffset>832485</wp:posOffset>
@@ -7687,7 +7687,7 @@
           </mc:Choice>
           <mc:Fallback>
             <w:pict>
-              <v:roundrect w14:anchorId="0D15F4DE" id="Retângulo: Cantos Arredondados 54" o:spid="_x0000_s1044" style="position:absolute;left:0;text-align:left;margin-left:65.55pt;margin-top:31.75pt;width:74.8pt;height:24.8pt;z-index:251704320;visibility:visible;mso-wrap-style:square;mso-width-percent:0;mso-height-percent:0;mso-wrap-distance-left:9pt;mso-wrap-distance-top:0;mso-wrap-distance-right:9pt;mso-wrap-distance-bottom:0;mso-position-horizontal:absolute;mso-position-horizontal-relative:text;mso-position-vertical:absolute;mso-position-vertical-relative:text;mso-width-percent:0;mso-height-percent:0;mso-width-relative:margin;mso-height-relative:margin;v-text-anchor:middle" arcsize="10923f" o:gfxdata="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" fillcolor="#c00000" strokecolor="#c00000" strokeweight="1pt">
+              <v:roundrect w14:anchorId="0D15F4DE" id="Retângulo: Cantos Arredondados 54" o:spid="_x0000_s1044" style="position:absolute;left:0;text-align:left;margin-left:65.55pt;margin-top:31.75pt;width:74.8pt;height:24.8pt;z-index:251701248;visibility:visible;mso-wrap-style:square;mso-width-percent:0;mso-height-percent:0;mso-wrap-distance-left:9pt;mso-wrap-distance-top:0;mso-wrap-distance-right:9pt;mso-wrap-distance-bottom:0;mso-position-horizontal:absolute;mso-position-horizontal-relative:text;mso-position-vertical:absolute;mso-position-vertical-relative:text;mso-width-percent:0;mso-height-percent:0;mso-width-relative:margin;mso-height-relative:margin;v-text-anchor:middle" arcsize="10923f" o:gfxdata="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" fillcolor="#c00000" strokecolor="#c00000" strokeweight="1pt">
                 <v:stroke joinstyle="miter"/>
                 <v:textbox>
                   <w:txbxContent>
@@ -7717,7 +7717,7 @@
         <mc:AlternateContent>
           <mc:Choice Requires="wps">
             <w:drawing>
-              <wp:anchor distT="0" distB="0" distL="114300" distR="114300" simplePos="0" relativeHeight="251702272" behindDoc="0" locked="0" layoutInCell="1" allowOverlap="1" wp14:anchorId="7B1B204C" wp14:editId="0588813C">
+              <wp:anchor distT="0" distB="0" distL="114300" distR="114300" simplePos="0" relativeHeight="251699200" behindDoc="0" locked="0" layoutInCell="1" allowOverlap="1" wp14:anchorId="7B1B204C" wp14:editId="0C5E4E4E">
                 <wp:simplePos x="0" y="0"/>
                 <wp:positionH relativeFrom="column">
                   <wp:posOffset>177165</wp:posOffset>
@@ -7802,7 +7802,7 @@
           </mc:Choice>
           <mc:Fallback>
             <w:pict>
-              <v:roundrect w14:anchorId="7B1B204C" id="_x0000_s1045" style="position:absolute;left:0;text-align:left;margin-left:13.95pt;margin-top:1.75pt;width:74.8pt;height:24.8pt;z-index:251702272;visibility:visible;mso-wrap-style:square;mso-width-percent:0;mso-height-percent:0;mso-wrap-distance-left:9pt;mso-wrap-distance-top:0;mso-wrap-distance-right:9pt;mso-wrap-distance-bottom:0;mso-position-horizontal:absolute;mso-position-horizontal-relative:text;mso-position-vertical:absolute;mso-position-vertical-relative:text;mso-width-percent:0;mso-height-percent:0;mso-width-relative:margin;mso-height-relative:margin;v-text-anchor:middle" arcsize="10923f" o:gfxdata="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" fillcolor="red" strokecolor="red" strokeweight="1pt">
+              <v:roundrect w14:anchorId="7B1B204C" id="_x0000_s1045" style="position:absolute;left:0;text-align:left;margin-left:13.95pt;margin-top:1.75pt;width:74.8pt;height:24.8pt;z-index:251699200;visibility:visible;mso-wrap-style:square;mso-width-percent:0;mso-height-percent:0;mso-wrap-distance-left:9pt;mso-wrap-distance-top:0;mso-wrap-distance-right:9pt;mso-wrap-distance-bottom:0;mso-position-horizontal:absolute;mso-position-horizontal-relative:text;mso-position-vertical:absolute;mso-position-vertical-relative:text;mso-width-percent:0;mso-height-percent:0;mso-width-relative:margin;mso-height-relative:margin;v-text-anchor:middle" arcsize="10923f" o:gfxdata="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" fillcolor="red" strokecolor="red" strokeweight="1pt">
                 <v:stroke joinstyle="miter"/>
                 <v:textbox>
                   <w:txbxContent>
@@ -7849,7 +7849,7 @@
         <mc:AlternateContent>
           <mc:Choice Requires="wps">
             <w:drawing>
-              <wp:anchor distT="0" distB="0" distL="114300" distR="114300" simplePos="0" relativeHeight="251706368" behindDoc="0" locked="0" layoutInCell="1" allowOverlap="1" wp14:anchorId="73E8ABEB" wp14:editId="50830BC5">
+              <wp:anchor distT="0" distB="0" distL="114300" distR="114300" simplePos="0" relativeHeight="251703296" behindDoc="0" locked="0" layoutInCell="1" allowOverlap="1" wp14:anchorId="73E8ABEB" wp14:editId="1CA56C58">
                 <wp:simplePos x="0" y="0"/>
                 <wp:positionH relativeFrom="column">
                   <wp:posOffset>829945</wp:posOffset>
@@ -7931,7 +7931,7 @@
           </mc:Choice>
           <mc:Fallback>
             <w:pict>
-              <v:roundrect w14:anchorId="73E8ABEB" id="_x0000_s1046" style="position:absolute;left:0;text-align:left;margin-left:65.35pt;margin-top:22.65pt;width:74.8pt;height:24.8pt;z-index:251706368;visibility:visible;mso-wrap-style:square;mso-width-percent:0;mso-height-percent:0;mso-wrap-distance-left:9pt;mso-wrap-distance-top:0;mso-wrap-distance-right:9pt;mso-wrap-distance-bottom:0;mso-position-horizontal:absolute;mso-position-horizontal-relative:text;mso-position-vertical:absolute;mso-position-vertical-relative:text;mso-width-percent:0;mso-height-percent:0;mso-width-relative:margin;mso-height-relative:margin;v-text-anchor:middle" arcsize="10923f" o:gfxdata="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" fillcolor="#c00000" strokecolor="#c00000" strokeweight="1pt">
+              <v:roundrect w14:anchorId="73E8ABEB" id="_x0000_s1046" style="position:absolute;left:0;text-align:left;margin-left:65.35pt;margin-top:22.65pt;width:74.8pt;height:24.8pt;z-index:251703296;visibility:visible;mso-wrap-style:square;mso-width-percent:0;mso-height-percent:0;mso-wrap-distance-left:9pt;mso-wrap-distance-top:0;mso-wrap-distance-right:9pt;mso-wrap-distance-bottom:0;mso-position-horizontal:absolute;mso-position-horizontal-relative:text;mso-position-vertical:absolute;mso-position-vertical-relative:text;mso-width-percent:0;mso-height-percent:0;mso-width-relative:margin;mso-height-relative:margin;v-text-anchor:middle" arcsize="10923f" o:gfxdata="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" fillcolor="#c00000" strokecolor="#c00000" strokeweight="1pt">
                 <v:stroke joinstyle="miter"/>
                 <v:textbox>
                   <w:txbxContent>
@@ -7975,7 +7975,7 @@
         <mc:AlternateContent>
           <mc:Choice Requires="wps">
             <w:drawing>
-              <wp:anchor distT="0" distB="0" distL="114300" distR="114300" simplePos="0" relativeHeight="251708416" behindDoc="0" locked="0" layoutInCell="1" allowOverlap="1" wp14:anchorId="2C20132E" wp14:editId="735E58FB">
+              <wp:anchor distT="0" distB="0" distL="114300" distR="114300" simplePos="0" relativeHeight="251705344" behindDoc="0" locked="0" layoutInCell="1" allowOverlap="1" wp14:anchorId="2C20132E" wp14:editId="113A3327">
                 <wp:simplePos x="0" y="0"/>
                 <wp:positionH relativeFrom="column">
                   <wp:posOffset>179070</wp:posOffset>
@@ -8060,7 +8060,7 @@
           </mc:Choice>
           <mc:Fallback>
             <w:pict>
-              <v:roundrect w14:anchorId="2C20132E" id="_x0000_s1047" style="position:absolute;left:0;text-align:left;margin-left:14.1pt;margin-top:13.7pt;width:74.8pt;height:24.8pt;z-index:251708416;visibility:visible;mso-wrap-style:square;mso-width-percent:0;mso-height-percent:0;mso-wrap-distance-left:9pt;mso-wrap-distance-top:0;mso-wrap-distance-right:9pt;mso-wrap-distance-bottom:0;mso-position-horizontal:absolute;mso-position-horizontal-relative:text;mso-position-vertical:absolute;mso-position-vertical-relative:text;mso-width-percent:0;mso-height-percent:0;mso-width-relative:margin;mso-height-relative:margin;v-text-anchor:middle" arcsize="10923f" o:gfxdata="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" fillcolor="red" strokecolor="red" strokeweight="1pt">
+              <v:roundrect w14:anchorId="2C20132E" id="_x0000_s1047" style="position:absolute;left:0;text-align:left;margin-left:14.1pt;margin-top:13.7pt;width:74.8pt;height:24.8pt;z-index:251705344;visibility:visible;mso-wrap-style:square;mso-width-percent:0;mso-height-percent:0;mso-wrap-distance-left:9pt;mso-wrap-distance-top:0;mso-wrap-distance-right:9pt;mso-wrap-distance-bottom:0;mso-position-horizontal:absolute;mso-position-horizontal-relative:text;mso-position-vertical:absolute;mso-position-vertical-relative:text;mso-width-percent:0;mso-height-percent:0;mso-width-relative:margin;mso-height-relative:margin;v-text-anchor:middle" arcsize="10923f" o:gfxdata="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" fillcolor="red" strokecolor="red" strokeweight="1pt">
                 <v:stroke joinstyle="miter"/>
                 <v:textbox>
                   <w:txbxContent>
@@ -8107,7 +8107,7 @@
         <mc:AlternateContent>
           <mc:Choice Requires="wps">
             <w:drawing>
-              <wp:anchor distT="0" distB="0" distL="114300" distR="114300" simplePos="0" relativeHeight="251725824" behindDoc="0" locked="0" layoutInCell="1" allowOverlap="1" wp14:anchorId="1445D297" wp14:editId="60D28B93">
+              <wp:anchor distT="0" distB="0" distL="114300" distR="114300" simplePos="0" relativeHeight="251722752" behindDoc="0" locked="0" layoutInCell="1" allowOverlap="1" wp14:anchorId="1445D297" wp14:editId="077E6D10">
                 <wp:simplePos x="0" y="0"/>
                 <wp:positionH relativeFrom="column">
                   <wp:posOffset>833120</wp:posOffset>
@@ -8189,7 +8189,7 @@
           </mc:Choice>
           <mc:Fallback>
             <w:pict>
-              <v:roundrect w14:anchorId="1445D297" id="_x0000_s1048" style="position:absolute;left:0;text-align:left;margin-left:65.6pt;margin-top:124.15pt;width:74.8pt;height:24.8pt;z-index:251725824;visibility:visible;mso-wrap-style:square;mso-width-percent:0;mso-height-percent:0;mso-wrap-distance-left:9pt;mso-wrap-distance-top:0;mso-wrap-distance-right:9pt;mso-wrap-distance-bottom:0;mso-position-horizontal:absolute;mso-position-horizontal-relative:text;mso-position-vertical:absolute;mso-position-vertical-relative:text;mso-width-percent:0;mso-height-percent:0;mso-width-relative:margin;mso-height-relative:margin;v-text-anchor:middle" arcsize="10923f" o:gfxdata="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" fillcolor="#c00000" strokecolor="#c00000" strokeweight="1pt">
+              <v:roundrect w14:anchorId="1445D297" id="_x0000_s1048" style="position:absolute;left:0;text-align:left;margin-left:65.6pt;margin-top:124.15pt;width:74.8pt;height:24.8pt;z-index:251722752;visibility:visible;mso-wrap-style:square;mso-width-percent:0;mso-height-percent:0;mso-wrap-distance-left:9pt;mso-wrap-distance-top:0;mso-wrap-distance-right:9pt;mso-wrap-distance-bottom:0;mso-position-horizontal:absolute;mso-position-horizontal-relative:text;mso-position-vertical:absolute;mso-position-vertical-relative:text;mso-width-percent:0;mso-height-percent:0;mso-width-relative:margin;mso-height-relative:margin;v-text-anchor:middle" arcsize="10923f" o:gfxdata="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" fillcolor="#c00000" strokecolor="#c00000" strokeweight="1pt">
                 <v:stroke joinstyle="miter"/>
                 <v:textbox>
                   <w:txbxContent>
@@ -8219,7 +8219,7 @@
         <mc:AlternateContent>
           <mc:Choice Requires="wps">
             <w:drawing>
-              <wp:anchor distT="0" distB="0" distL="114300" distR="114300" simplePos="0" relativeHeight="251723776" behindDoc="0" locked="0" layoutInCell="1" allowOverlap="1" wp14:anchorId="7D82147F" wp14:editId="32902B65">
+              <wp:anchor distT="0" distB="0" distL="114300" distR="114300" simplePos="0" relativeHeight="251720704" behindDoc="0" locked="0" layoutInCell="1" allowOverlap="1" wp14:anchorId="7D82147F" wp14:editId="08538769">
                 <wp:simplePos x="0" y="0"/>
                 <wp:positionH relativeFrom="column">
                   <wp:posOffset>172085</wp:posOffset>
@@ -8301,7 +8301,7 @@
           </mc:Choice>
           <mc:Fallback>
             <w:pict>
-              <v:roundrect w14:anchorId="7D82147F" id="_x0000_s1049" style="position:absolute;left:0;text-align:left;margin-left:13.55pt;margin-top:154.65pt;width:74.8pt;height:24.75pt;z-index:251723776;visibility:visible;mso-wrap-style:square;mso-width-percent:0;mso-height-percent:0;mso-wrap-distance-left:9pt;mso-wrap-distance-top:0;mso-wrap-distance-right:9pt;mso-wrap-distance-bottom:0;mso-position-horizontal:absolute;mso-position-horizontal-relative:text;mso-position-vertical:absolute;mso-position-vertical-relative:text;mso-width-percent:0;mso-height-percent:0;mso-width-relative:margin;mso-height-relative:margin;v-text-anchor:middle" arcsize="10923f" o:gfxdata="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" fillcolor="red" strokecolor="red" strokeweight="1pt">
+              <v:roundrect w14:anchorId="7D82147F" id="_x0000_s1049" style="position:absolute;left:0;text-align:left;margin-left:13.55pt;margin-top:154.65pt;width:74.8pt;height:24.75pt;z-index:251720704;visibility:visible;mso-wrap-style:square;mso-width-percent:0;mso-height-percent:0;mso-wrap-distance-left:9pt;mso-wrap-distance-top:0;mso-wrap-distance-right:9pt;mso-wrap-distance-bottom:0;mso-position-horizontal:absolute;mso-position-horizontal-relative:text;mso-position-vertical:absolute;mso-position-vertical-relative:text;mso-width-percent:0;mso-height-percent:0;mso-width-relative:margin;mso-height-relative:margin;v-text-anchor:middle" arcsize="10923f" o:gfxdata="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" fillcolor="red" strokecolor="red" strokeweight="1pt">
                 <v:stroke joinstyle="miter"/>
                 <v:textbox>
                   <w:txbxContent>
@@ -8331,7 +8331,7 @@
         <mc:AlternateContent>
           <mc:Choice Requires="wps">
             <w:drawing>
-              <wp:anchor distT="0" distB="0" distL="114300" distR="114300" simplePos="0" relativeHeight="251721728" behindDoc="0" locked="0" layoutInCell="1" allowOverlap="1" wp14:anchorId="500C814A" wp14:editId="5FDD85A6">
+              <wp:anchor distT="0" distB="0" distL="114300" distR="114300" simplePos="0" relativeHeight="251718656" behindDoc="0" locked="0" layoutInCell="1" allowOverlap="1" wp14:anchorId="500C814A" wp14:editId="441F858F">
                 <wp:simplePos x="0" y="0"/>
                 <wp:positionH relativeFrom="column">
                   <wp:posOffset>179070</wp:posOffset>
@@ -8413,7 +8413,7 @@
           </mc:Choice>
           <mc:Fallback>
             <w:pict>
-              <v:roundrect w14:anchorId="500C814A" id="_x0000_s1050" style="position:absolute;left:0;text-align:left;margin-left:14.1pt;margin-top:94.3pt;width:74.8pt;height:24.75pt;z-index:251721728;visibility:visible;mso-wrap-style:square;mso-width-percent:0;mso-height-percent:0;mso-wrap-distance-left:9pt;mso-wrap-distance-top:0;mso-wrap-distance-right:9pt;mso-wrap-distance-bottom:0;mso-position-horizontal:absolute;mso-position-horizontal-relative:text;mso-position-vertical:absolute;mso-position-vertical-relative:text;mso-width-percent:0;mso-height-percent:0;mso-width-relative:margin;mso-height-relative:margin;v-text-anchor:middle" arcsize="10923f" o:gfxdata="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" fillcolor="red" strokecolor="red" strokeweight="1pt">
+              <v:roundrect w14:anchorId="500C814A" id="_x0000_s1050" style="position:absolute;left:0;text-align:left;margin-left:14.1pt;margin-top:94.3pt;width:74.8pt;height:24.75pt;z-index:251718656;visibility:visible;mso-wrap-style:square;mso-width-percent:0;mso-height-percent:0;mso-wrap-distance-left:9pt;mso-wrap-distance-top:0;mso-wrap-distance-right:9pt;mso-wrap-distance-bottom:0;mso-position-horizontal:absolute;mso-position-horizontal-relative:text;mso-position-vertical:absolute;mso-position-vertical-relative:text;mso-width-percent:0;mso-height-percent:0;mso-width-relative:margin;mso-height-relative:margin;v-text-anchor:middle" arcsize="10923f" o:gfxdata="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" fillcolor="red" strokecolor="red" strokeweight="1pt">
                 <v:stroke joinstyle="miter"/>
                 <v:textbox>
                   <w:txbxContent>
@@ -8443,7 +8443,7 @@
         <mc:AlternateContent>
           <mc:Choice Requires="wps">
             <w:drawing>
-              <wp:anchor distT="0" distB="0" distL="114300" distR="114300" simplePos="0" relativeHeight="251719680" behindDoc="0" locked="0" layoutInCell="1" allowOverlap="1" wp14:anchorId="24C87CD9" wp14:editId="505D27D7">
+              <wp:anchor distT="0" distB="0" distL="114300" distR="114300" simplePos="0" relativeHeight="251716608" behindDoc="0" locked="0" layoutInCell="1" allowOverlap="1" wp14:anchorId="24C87CD9" wp14:editId="1CAD6C46">
                 <wp:simplePos x="0" y="0"/>
                 <wp:positionH relativeFrom="column">
                   <wp:posOffset>176530</wp:posOffset>
@@ -8530,7 +8530,7 @@
           </mc:Choice>
           <mc:Fallback>
             <w:pict>
-              <v:roundrect w14:anchorId="24C87CD9" id="_x0000_s1051" style="position:absolute;left:0;text-align:left;margin-left:13.9pt;margin-top:64.05pt;width:74.8pt;height:24.75pt;z-index:251719680;visibility:visible;mso-wrap-style:square;mso-width-percent:0;mso-height-percent:0;mso-wrap-distance-left:9pt;mso-wrap-distance-top:0;mso-wrap-distance-right:9pt;mso-wrap-distance-bottom:0;mso-position-horizontal:absolute;mso-position-horizontal-relative:text;mso-position-vertical:absolute;mso-position-vertical-relative:text;mso-width-percent:0;mso-height-percent:0;mso-width-relative:margin;mso-height-relative:margin;v-text-anchor:middle" arcsize="10923f" o:gfxdata="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" fillcolor="red" strokecolor="red" strokeweight="1pt">
+              <v:roundrect w14:anchorId="24C87CD9" id="_x0000_s1051" style="position:absolute;left:0;text-align:left;margin-left:13.9pt;margin-top:64.05pt;width:74.8pt;height:24.75pt;z-index:251716608;visibility:visible;mso-wrap-style:square;mso-width-percent:0;mso-height-percent:0;mso-wrap-distance-left:9pt;mso-wrap-distance-top:0;mso-wrap-distance-right:9pt;mso-wrap-distance-bottom:0;mso-position-horizontal:absolute;mso-position-horizontal-relative:text;mso-position-vertical:absolute;mso-position-vertical-relative:text;mso-width-percent:0;mso-height-percent:0;mso-width-relative:margin;mso-height-relative:margin;v-text-anchor:middle" arcsize="10923f" o:gfxdata="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" fillcolor="red" strokecolor="red" strokeweight="1pt">
                 <v:stroke joinstyle="miter"/>
                 <v:textbox>
                   <w:txbxContent>
@@ -8565,7 +8565,7 @@
         <mc:AlternateContent>
           <mc:Choice Requires="wps">
             <w:drawing>
-              <wp:anchor distT="0" distB="0" distL="114300" distR="114300" simplePos="0" relativeHeight="251717632" behindDoc="0" locked="0" layoutInCell="1" allowOverlap="1" wp14:anchorId="43F48A57" wp14:editId="20CE4A95">
+              <wp:anchor distT="0" distB="0" distL="114300" distR="114300" simplePos="0" relativeHeight="251714560" behindDoc="0" locked="0" layoutInCell="1" allowOverlap="1" wp14:anchorId="43F48A57" wp14:editId="33855227">
                 <wp:simplePos x="0" y="0"/>
                 <wp:positionH relativeFrom="column">
                   <wp:posOffset>172720</wp:posOffset>
@@ -8647,7 +8647,7 @@
           </mc:Choice>
           <mc:Fallback>
             <w:pict>
-              <v:roundrect w14:anchorId="43F48A57" id="_x0000_s1052" style="position:absolute;left:0;text-align:left;margin-left:13.6pt;margin-top:34.05pt;width:74.8pt;height:24.75pt;z-index:251717632;visibility:visible;mso-wrap-style:square;mso-width-percent:0;mso-height-percent:0;mso-wrap-distance-left:9pt;mso-wrap-distance-top:0;mso-wrap-distance-right:9pt;mso-wrap-distance-bottom:0;mso-position-horizontal:absolute;mso-position-horizontal-relative:text;mso-position-vertical:absolute;mso-position-vertical-relative:text;mso-width-percent:0;mso-height-percent:0;mso-width-relative:margin;mso-height-relative:margin;v-text-anchor:middle" arcsize="10923f" o:gfxdata="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" fillcolor="red" strokecolor="red" strokeweight="1pt">
+              <v:roundrect w14:anchorId="43F48A57" id="_x0000_s1052" style="position:absolute;left:0;text-align:left;margin-left:13.6pt;margin-top:34.05pt;width:74.8pt;height:24.75pt;z-index:251714560;visibility:visible;mso-wrap-style:square;mso-width-percent:0;mso-height-percent:0;mso-wrap-distance-left:9pt;mso-wrap-distance-top:0;mso-wrap-distance-right:9pt;mso-wrap-distance-bottom:0;mso-position-horizontal:absolute;mso-position-horizontal-relative:text;mso-position-vertical:absolute;mso-position-vertical-relative:text;mso-width-percent:0;mso-height-percent:0;mso-width-relative:margin;mso-height-relative:margin;v-text-anchor:middle" arcsize="10923f" o:gfxdata="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" fillcolor="red" strokecolor="red" strokeweight="1pt">
                 <v:stroke joinstyle="miter"/>
                 <v:textbox>
                   <w:txbxContent>
@@ -8677,7 +8677,7 @@
         <mc:AlternateContent>
           <mc:Choice Requires="wps">
             <w:drawing>
-              <wp:anchor distT="0" distB="0" distL="114300" distR="114300" simplePos="0" relativeHeight="251715584" behindDoc="0" locked="0" layoutInCell="1" allowOverlap="1" wp14:anchorId="1A7BED3D" wp14:editId="25100A0D">
+              <wp:anchor distT="0" distB="0" distL="114300" distR="114300" simplePos="0" relativeHeight="251712512" behindDoc="0" locked="0" layoutInCell="1" allowOverlap="1" wp14:anchorId="1A7BED3D" wp14:editId="39EC2647">
                 <wp:simplePos x="0" y="0"/>
                 <wp:positionH relativeFrom="column">
                   <wp:posOffset>169545</wp:posOffset>
@@ -8759,7 +8759,7 @@
           </mc:Choice>
           <mc:Fallback>
             <w:pict>
-              <v:roundrect w14:anchorId="1A7BED3D" id="_x0000_s1053" style="position:absolute;left:0;text-align:left;margin-left:13.35pt;margin-top:4.05pt;width:74.8pt;height:24.75pt;z-index:251715584;visibility:visible;mso-wrap-style:square;mso-width-percent:0;mso-height-percent:0;mso-wrap-distance-left:9pt;mso-wrap-distance-top:0;mso-wrap-distance-right:9pt;mso-wrap-distance-bottom:0;mso-position-horizontal:absolute;mso-position-horizontal-relative:text;mso-position-vertical:absolute;mso-position-vertical-relative:text;mso-width-percent:0;mso-height-percent:0;mso-width-relative:margin;mso-height-relative:margin;v-text-anchor:middle" arcsize="10923f" o:gfxdata="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" fillcolor="red" strokecolor="red" strokeweight="1pt">
+              <v:roundrect w14:anchorId="1A7BED3D" id="_x0000_s1053" style="position:absolute;left:0;text-align:left;margin-left:13.35pt;margin-top:4.05pt;width:74.8pt;height:24.75pt;z-index:251712512;visibility:visible;mso-wrap-style:square;mso-width-percent:0;mso-height-percent:0;mso-wrap-distance-left:9pt;mso-wrap-distance-top:0;mso-wrap-distance-right:9pt;mso-wrap-distance-bottom:0;mso-position-horizontal:absolute;mso-position-horizontal-relative:text;mso-position-vertical:absolute;mso-position-vertical-relative:text;mso-width-percent:0;mso-height-percent:0;mso-width-relative:margin;mso-height-relative:margin;v-text-anchor:middle" arcsize="10923f" o:gfxdata="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" fillcolor="red" strokecolor="red" strokeweight="1pt">
                 <v:stroke joinstyle="miter"/>
                 <v:textbox>
                   <w:txbxContent>
@@ -8911,7 +8911,7 @@
         <mc:AlternateContent>
           <mc:Choice Requires="wpg">
             <w:drawing>
-              <wp:anchor distT="0" distB="0" distL="114300" distR="114300" simplePos="0" relativeHeight="251727872" behindDoc="0" locked="0" layoutInCell="1" allowOverlap="1" wp14:anchorId="1D7037C4" wp14:editId="75180B94">
+              <wp:anchor distT="0" distB="0" distL="114300" distR="114300" simplePos="0" relativeHeight="251724800" behindDoc="0" locked="0" layoutInCell="1" allowOverlap="1" wp14:anchorId="1D7037C4" wp14:editId="182AAED8">
                 <wp:simplePos x="0" y="0"/>
                 <wp:positionH relativeFrom="margin">
                   <wp:posOffset>0</wp:posOffset>
@@ -9080,7 +9080,7 @@
           </mc:Choice>
           <mc:Fallback>
             <w:pict>
-              <v:group w14:anchorId="3A417005" id="Agrupar 10" o:spid="_x0000_s1026" style="position:absolute;margin-left:0;margin-top:0;width:453.55pt;height:41.9pt;z-index:251727872;mso-position-horizontal-relative:margin" coordsize="57600,5322" o:gfxdata="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">
+              <v:group w14:anchorId="671C2648" id="Agrupar 10" o:spid="_x0000_s1026" style="position:absolute;margin-left:0;margin-top:0;width:453.55pt;height:41.9pt;z-index:251724800;mso-position-horizontal-relative:margin" coordsize="57600,5322" o:gfxdata="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">
                 <v:group id="Agrupar 8" o:spid="_x0000_s1027" style="position:absolute;width:57600;height:3411" coordsize="57600,3411" o:gfxdata="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">
                   <v:group id="Agrupar 4" o:spid="_x0000_s1028" style="position:absolute;width:57600;height:1800" coordsize="57600,1530" o:gfxdata="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">
                     <v:line id="Conector reto 3" o:spid="_x0000_s1029" style="position:absolute;visibility:visible;mso-wrap-style:square" from="0,0" to="57600,0" o:connectortype="straight" o:gfxdata="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" strokecolor="black [3200]" strokeweight=".5pt">
@@ -9197,7 +9197,7 @@
         <mc:AlternateContent>
           <mc:Choice Requires="wpg">
             <w:drawing>
-              <wp:anchor distT="0" distB="0" distL="114300" distR="114300" simplePos="0" relativeHeight="251728896" behindDoc="0" locked="0" layoutInCell="1" allowOverlap="1" wp14:anchorId="36812181" wp14:editId="12EF2BB5">
+              <wp:anchor distT="0" distB="0" distL="114300" distR="114300" simplePos="0" relativeHeight="251725824" behindDoc="0" locked="0" layoutInCell="1" allowOverlap="1" wp14:anchorId="36812181" wp14:editId="38825881">
                 <wp:simplePos x="0" y="0"/>
                 <wp:positionH relativeFrom="margin">
                   <wp:posOffset>0</wp:posOffset>
@@ -9366,7 +9366,7 @@
           </mc:Choice>
           <mc:Fallback>
             <w:pict>
-              <v:group w14:anchorId="781FE885" id="Agrupar 10" o:spid="_x0000_s1026" style="position:absolute;margin-left:0;margin-top:0;width:453.55pt;height:41.9pt;z-index:251728896;mso-position-horizontal-relative:margin" coordsize="57600,5322" o:gfxdata="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">
+              <v:group w14:anchorId="332396A7" id="Agrupar 10" o:spid="_x0000_s1026" style="position:absolute;margin-left:0;margin-top:0;width:453.55pt;height:41.9pt;z-index:251725824;mso-position-horizontal-relative:margin" coordsize="57600,5322" o:gfxdata="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">
                 <v:group id="Agrupar 8" o:spid="_x0000_s1027" style="position:absolute;width:57600;height:3411" coordsize="57600,3411" o:gfxdata="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">
                   <v:group id="Agrupar 4" o:spid="_x0000_s1028" style="position:absolute;width:57600;height:1800" coordsize="57600,1530" o:gfxdata="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">
                     <v:line id="Conector reto 3" o:spid="_x0000_s1029" style="position:absolute;visibility:visible;mso-wrap-style:square" from="0,0" to="57600,0" o:connectortype="straight" o:gfxdata="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" strokecolor="black [3200]" strokeweight=".5pt">
@@ -9490,7 +9490,7 @@
         <mc:AlternateContent>
           <mc:Choice Requires="wpg">
             <w:drawing>
-              <wp:anchor distT="0" distB="0" distL="114300" distR="114300" simplePos="0" relativeHeight="251729920" behindDoc="0" locked="0" layoutInCell="1" allowOverlap="1" wp14:anchorId="7C6C6A0F" wp14:editId="662DC133">
+              <wp:anchor distT="0" distB="0" distL="114300" distR="114300" simplePos="0" relativeHeight="251726848" behindDoc="0" locked="0" layoutInCell="1" allowOverlap="1" wp14:anchorId="7C6C6A0F" wp14:editId="7B8A2400">
                 <wp:simplePos x="0" y="0"/>
                 <wp:positionH relativeFrom="margin">
                   <wp:posOffset>0</wp:posOffset>
@@ -9659,7 +9659,7 @@
           </mc:Choice>
           <mc:Fallback>
             <w:pict>
-              <v:group w14:anchorId="446842BF" id="Agrupar 10" o:spid="_x0000_s1026" style="position:absolute;margin-left:0;margin-top:0;width:453.55pt;height:41.9pt;z-index:251729920;mso-position-horizontal-relative:margin" coordsize="57600,5322" o:gfxdata="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">
+              <v:group w14:anchorId="20C3B82C" id="Agrupar 10" o:spid="_x0000_s1026" style="position:absolute;margin-left:0;margin-top:0;width:453.55pt;height:41.9pt;z-index:251726848;mso-position-horizontal-relative:margin" coordsize="57600,5322" o:gfxdata="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">
                 <v:group id="Agrupar 8" o:spid="_x0000_s1027" style="position:absolute;width:57600;height:3411" coordsize="57600,3411" o:gfxdata="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">
                   <v:group id="Agrupar 4" o:spid="_x0000_s1028" style="position:absolute;width:57600;height:1800" coordsize="57600,1530" o:gfxdata="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">
                     <v:line id="Conector reto 3" o:spid="_x0000_s1029" style="position:absolute;visibility:visible;mso-wrap-style:square" from="0,0" to="57600,0" o:connectortype="straight" o:gfxdata="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" strokecolor="black [3200]" strokeweight=".5pt">
@@ -9800,7 +9800,7 @@
         <mc:AlternateContent>
           <mc:Choice Requires="wpg">
             <w:drawing>
-              <wp:anchor distT="0" distB="0" distL="114300" distR="114300" simplePos="0" relativeHeight="251730944" behindDoc="0" locked="0" layoutInCell="1" allowOverlap="1" wp14:anchorId="0459B632" wp14:editId="00AF4887">
+              <wp:anchor distT="0" distB="0" distL="114300" distR="114300" simplePos="0" relativeHeight="251727872" behindDoc="0" locked="0" layoutInCell="1" allowOverlap="1" wp14:anchorId="0459B632" wp14:editId="7D941DB7">
                 <wp:simplePos x="0" y="0"/>
                 <wp:positionH relativeFrom="margin">
                   <wp:posOffset>0</wp:posOffset>
@@ -9969,7 +9969,7 @@
           </mc:Choice>
           <mc:Fallback>
             <w:pict>
-              <v:group w14:anchorId="1C1F0F97" id="Agrupar 10" o:spid="_x0000_s1026" style="position:absolute;margin-left:0;margin-top:0;width:453.55pt;height:41.9pt;z-index:251730944;mso-position-horizontal-relative:margin" coordsize="57600,5322" o:gfxdata="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">
+              <v:group w14:anchorId="1AAB3EC8" id="Agrupar 10" o:spid="_x0000_s1026" style="position:absolute;margin-left:0;margin-top:0;width:453.55pt;height:41.9pt;z-index:251727872;mso-position-horizontal-relative:margin" coordsize="57600,5322" o:gfxdata="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">
                 <v:group id="Agrupar 8" o:spid="_x0000_s1027" style="position:absolute;width:57600;height:3411" coordsize="57600,3411" o:gfxdata="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">
                   <v:group id="Agrupar 4" o:spid="_x0000_s1028" style="position:absolute;width:57600;height:1800" coordsize="57600,1530" o:gfxdata="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">
                     <v:line id="Conector reto 3" o:spid="_x0000_s1029" style="position:absolute;visibility:visible;mso-wrap-style:square" from="0,0" to="57600,0" o:connectortype="straight" o:gfxdata="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" strokecolor="black [3200]" strokeweight=".5pt">
@@ -11601,7 +11601,7 @@
         <mc:AlternateContent>
           <mc:Choice Requires="wpg">
             <w:drawing>
-              <wp:anchor distT="0" distB="0" distL="114300" distR="114300" simplePos="0" relativeHeight="251732992" behindDoc="0" locked="0" layoutInCell="1" allowOverlap="1" wp14:anchorId="4991564F" wp14:editId="67A8EE76">
+              <wp:anchor distT="0" distB="0" distL="114300" distR="114300" simplePos="0" relativeHeight="251729920" behindDoc="0" locked="0" layoutInCell="1" allowOverlap="1" wp14:anchorId="4991564F" wp14:editId="3644F04A">
                 <wp:simplePos x="0" y="0"/>
                 <wp:positionH relativeFrom="margin">
                   <wp:posOffset>0</wp:posOffset>
@@ -11770,7 +11770,7 @@
           </mc:Choice>
           <mc:Fallback>
             <w:pict>
-              <v:group w14:anchorId="57A9AFD6" id="Agrupar 10" o:spid="_x0000_s1026" style="position:absolute;margin-left:0;margin-top:0;width:453.55pt;height:41.9pt;z-index:251732992;mso-position-horizontal-relative:margin" coordsize="57600,5322" o:gfxdata="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">
+              <v:group w14:anchorId="5A96B62A" id="Agrupar 10" o:spid="_x0000_s1026" style="position:absolute;margin-left:0;margin-top:0;width:453.55pt;height:41.9pt;z-index:251729920;mso-position-horizontal-relative:margin" coordsize="57600,5322" o:gfxdata="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">
                 <v:group id="Agrupar 8" o:spid="_x0000_s1027" style="position:absolute;width:57600;height:3411" coordsize="57600,3411" o:gfxdata="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">
                   <v:group id="Agrupar 4" o:spid="_x0000_s1028" style="position:absolute;width:57600;height:1800" coordsize="57600,1530" o:gfxdata="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">
                     <v:line id="Conector reto 3" o:spid="_x0000_s1029" style="position:absolute;visibility:visible;mso-wrap-style:square" from="0,0" to="57600,0" o:connectortype="straight" o:gfxdata="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" strokecolor="black [3200]" strokeweight=".5pt">
@@ -11907,7 +11907,7 @@
         <mc:AlternateContent>
           <mc:Choice Requires="wpg">
             <w:drawing>
-              <wp:anchor distT="0" distB="0" distL="114300" distR="114300" simplePos="0" relativeHeight="251734016" behindDoc="0" locked="0" layoutInCell="1" allowOverlap="1" wp14:anchorId="56D115EF" wp14:editId="2E434F56">
+              <wp:anchor distT="0" distB="0" distL="114300" distR="114300" simplePos="0" relativeHeight="251730944" behindDoc="0" locked="0" layoutInCell="1" allowOverlap="1" wp14:anchorId="56D115EF" wp14:editId="0DC315A3">
                 <wp:simplePos x="0" y="0"/>
                 <wp:positionH relativeFrom="margin">
                   <wp:posOffset>0</wp:posOffset>
@@ -12076,7 +12076,7 @@
           </mc:Choice>
           <mc:Fallback>
             <w:pict>
-              <v:group w14:anchorId="56638B68" id="Agrupar 10" o:spid="_x0000_s1026" style="position:absolute;margin-left:0;margin-top:0;width:453.55pt;height:41.9pt;z-index:251734016;mso-position-horizontal-relative:margin" coordsize="57600,5322" o:gfxdata="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">
+              <v:group w14:anchorId="6F99E7BF" id="Agrupar 10" o:spid="_x0000_s1026" style="position:absolute;margin-left:0;margin-top:0;width:453.55pt;height:41.9pt;z-index:251730944;mso-position-horizontal-relative:margin" coordsize="57600,5322" o:gfxdata="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">
                 <v:group id="Agrupar 8" o:spid="_x0000_s1027" style="position:absolute;width:57600;height:3411" coordsize="57600,3411" o:gfxdata="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">
                   <v:group id="Agrupar 4" o:spid="_x0000_s1028" style="position:absolute;width:57600;height:1800" coordsize="57600,1530" o:gfxdata="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">
                     <v:line id="Conector reto 3" o:spid="_x0000_s1029" style="position:absolute;visibility:visible;mso-wrap-style:square" from="0,0" to="57600,0" o:connectortype="straight" o:gfxdata="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" strokecolor="black [3200]" strokeweight=".5pt">
@@ -12201,7 +12201,7 @@
         <mc:AlternateContent>
           <mc:Choice Requires="wpg">
             <w:drawing>
-              <wp:anchor distT="0" distB="0" distL="114300" distR="114300" simplePos="0" relativeHeight="251735040" behindDoc="0" locked="0" layoutInCell="1" allowOverlap="1" wp14:anchorId="67476417" wp14:editId="38D7BBFE">
+              <wp:anchor distT="0" distB="0" distL="114300" distR="114300" simplePos="0" relativeHeight="251731968" behindDoc="0" locked="0" layoutInCell="1" allowOverlap="1" wp14:anchorId="67476417" wp14:editId="1021BE06">
                 <wp:simplePos x="0" y="0"/>
                 <wp:positionH relativeFrom="margin">
                   <wp:posOffset>0</wp:posOffset>
@@ -12370,7 +12370,7 @@
           </mc:Choice>
           <mc:Fallback>
             <w:pict>
-              <v:group w14:anchorId="05947A63" id="Agrupar 10" o:spid="_x0000_s1026" style="position:absolute;margin-left:0;margin-top:0;width:453.55pt;height:41.9pt;z-index:251735040;mso-position-horizontal-relative:margin" coordsize="57600,5322" o:gfxdata="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">
+              <v:group w14:anchorId="5C7BC5D4" id="Agrupar 10" o:spid="_x0000_s1026" style="position:absolute;margin-left:0;margin-top:0;width:453.55pt;height:41.9pt;z-index:251731968;mso-position-horizontal-relative:margin" coordsize="57600,5322" o:gfxdata="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">
                 <v:group id="Agrupar 8" o:spid="_x0000_s1027" style="position:absolute;width:57600;height:3411" coordsize="57600,3411" o:gfxdata="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">
                   <v:group id="Agrupar 4" o:spid="_x0000_s1028" style="position:absolute;width:57600;height:1800" coordsize="57600,1530" o:gfxdata="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">
                     <v:line id="Conector reto 3" o:spid="_x0000_s1029" style="position:absolute;visibility:visible;mso-wrap-style:square" from="0,0" to="57600,0" o:connectortype="straight" o:gfxdata="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" strokecolor="black [3200]" strokeweight=".5pt">
@@ -12495,7 +12495,7 @@
         <mc:AlternateContent>
           <mc:Choice Requires="wpg">
             <w:drawing>
-              <wp:anchor distT="0" distB="0" distL="114300" distR="114300" simplePos="0" relativeHeight="251736064" behindDoc="0" locked="0" layoutInCell="1" allowOverlap="1" wp14:anchorId="4753DFDB" wp14:editId="77BFB391">
+              <wp:anchor distT="0" distB="0" distL="114300" distR="114300" simplePos="0" relativeHeight="251732992" behindDoc="0" locked="0" layoutInCell="1" allowOverlap="1" wp14:anchorId="4753DFDB" wp14:editId="79839B4E">
                 <wp:simplePos x="0" y="0"/>
                 <wp:positionH relativeFrom="margin">
                   <wp:posOffset>0</wp:posOffset>
@@ -12664,7 +12664,7 @@
           </mc:Choice>
           <mc:Fallback>
             <w:pict>
-              <v:group w14:anchorId="013F9C4B" id="Agrupar 10" o:spid="_x0000_s1026" style="position:absolute;margin-left:0;margin-top:0;width:453.55pt;height:41.9pt;z-index:251736064;mso-position-horizontal-relative:margin" coordsize="57600,5322" o:gfxdata="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">
+              <v:group w14:anchorId="70ACB1BB" id="Agrupar 10" o:spid="_x0000_s1026" style="position:absolute;margin-left:0;margin-top:0;width:453.55pt;height:41.9pt;z-index:251732992;mso-position-horizontal-relative:margin" coordsize="57600,5322" o:gfxdata="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">
                 <v:group id="Agrupar 8" o:spid="_x0000_s1027" style="position:absolute;width:57600;height:3411" coordsize="57600,3411" o:gfxdata="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">
                   <v:group id="Agrupar 4" o:spid="_x0000_s1028" style="position:absolute;width:57600;height:1800" coordsize="57600,1530" o:gfxdata="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">
                     <v:line id="Conector reto 3" o:spid="_x0000_s1029" style="position:absolute;visibility:visible;mso-wrap-style:square" from="0,0" to="57600,0" o:connectortype="straight" o:gfxdata="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" strokecolor="black [3200]" strokeweight=".5pt">
@@ -15210,7 +15210,7 @@
         <mc:AlternateContent>
           <mc:Choice Requires="wpg">
             <w:drawing>
-              <wp:anchor distT="0" distB="0" distL="114300" distR="114300" simplePos="0" relativeHeight="251738112" behindDoc="0" locked="0" layoutInCell="1" allowOverlap="1" wp14:anchorId="0FE9FC87" wp14:editId="1E897307">
+              <wp:anchor distT="0" distB="0" distL="114300" distR="114300" simplePos="0" relativeHeight="251735040" behindDoc="0" locked="0" layoutInCell="1" allowOverlap="1" wp14:anchorId="0FE9FC87" wp14:editId="48EA0934">
                 <wp:simplePos x="0" y="0"/>
                 <wp:positionH relativeFrom="margin">
                   <wp:posOffset>0</wp:posOffset>
@@ -15379,7 +15379,7 @@
           </mc:Choice>
           <mc:Fallback>
             <w:pict>
-              <v:group w14:anchorId="72177DE7" id="Agrupar 10" o:spid="_x0000_s1026" style="position:absolute;margin-left:0;margin-top:0;width:453.55pt;height:41.9pt;z-index:251738112;mso-position-horizontal-relative:margin" coordsize="57600,5322" o:gfxdata="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">
+              <v:group w14:anchorId="79A02672" id="Agrupar 10" o:spid="_x0000_s1026" style="position:absolute;margin-left:0;margin-top:0;width:453.55pt;height:41.9pt;z-index:251735040;mso-position-horizontal-relative:margin" coordsize="57600,5322" o:gfxdata="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">
                 <v:group id="Agrupar 8" o:spid="_x0000_s1027" style="position:absolute;width:57600;height:3411" coordsize="57600,3411" o:gfxdata="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">
                   <v:group id="Agrupar 4" o:spid="_x0000_s1028" style="position:absolute;width:57600;height:1800" coordsize="57600,1530" o:gfxdata="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">
                     <v:line id="Conector reto 3" o:spid="_x0000_s1029" style="position:absolute;visibility:visible;mso-wrap-style:square" from="0,0" to="57600,0" o:connectortype="straight" o:gfxdata="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" strokecolor="black [3200]" strokeweight=".5pt">
@@ -15504,7 +15504,7 @@
         <mc:AlternateContent>
           <mc:Choice Requires="wpg">
             <w:drawing>
-              <wp:anchor distT="0" distB="0" distL="114300" distR="114300" simplePos="0" relativeHeight="251739136" behindDoc="0" locked="0" layoutInCell="1" allowOverlap="1" wp14:anchorId="1A0E9EEC" wp14:editId="3DF3933C">
+              <wp:anchor distT="0" distB="0" distL="114300" distR="114300" simplePos="0" relativeHeight="251736064" behindDoc="0" locked="0" layoutInCell="1" allowOverlap="1" wp14:anchorId="1A0E9EEC" wp14:editId="556FF21F">
                 <wp:simplePos x="0" y="0"/>
                 <wp:positionH relativeFrom="margin">
                   <wp:posOffset>0</wp:posOffset>
@@ -15673,7 +15673,7 @@
           </mc:Choice>
           <mc:Fallback>
             <w:pict>
-              <v:group w14:anchorId="396FEE9A" id="Agrupar 10" o:spid="_x0000_s1026" style="position:absolute;margin-left:0;margin-top:0;width:453.55pt;height:41.9pt;z-index:251739136;mso-position-horizontal-relative:margin" coordsize="57600,5322" o:gfxdata="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">
+              <v:group w14:anchorId="132CC2A9" id="Agrupar 10" o:spid="_x0000_s1026" style="position:absolute;margin-left:0;margin-top:0;width:453.55pt;height:41.9pt;z-index:251736064;mso-position-horizontal-relative:margin" coordsize="57600,5322" o:gfxdata="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">
                 <v:group id="Agrupar 8" o:spid="_x0000_s1027" style="position:absolute;width:57600;height:3411" coordsize="57600,3411" o:gfxdata="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">
                   <v:group id="Agrupar 4" o:spid="_x0000_s1028" style="position:absolute;width:57600;height:1800" coordsize="57600,1530" o:gfxdata="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">
                     <v:line id="Conector reto 3" o:spid="_x0000_s1029" style="position:absolute;visibility:visible;mso-wrap-style:square" from="0,0" to="57600,0" o:connectortype="straight" o:gfxdata="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" strokecolor="black [3200]" strokeweight=".5pt">
@@ -15827,7 +15827,7 @@
         <mc:AlternateContent>
           <mc:Choice Requires="wpg">
             <w:drawing>
-              <wp:anchor distT="0" distB="0" distL="114300" distR="114300" simplePos="0" relativeHeight="251740160" behindDoc="0" locked="0" layoutInCell="1" allowOverlap="1" wp14:anchorId="446433EC" wp14:editId="5328B761">
+              <wp:anchor distT="0" distB="0" distL="114300" distR="114300" simplePos="0" relativeHeight="251737088" behindDoc="0" locked="0" layoutInCell="1" allowOverlap="1" wp14:anchorId="446433EC" wp14:editId="42A86E1F">
                 <wp:simplePos x="0" y="0"/>
                 <wp:positionH relativeFrom="margin">
                   <wp:posOffset>0</wp:posOffset>
@@ -15996,7 +15996,7 @@
           </mc:Choice>
           <mc:Fallback>
             <w:pict>
-              <v:group w14:anchorId="14C0022A" id="Agrupar 10" o:spid="_x0000_s1026" style="position:absolute;margin-left:0;margin-top:0;width:453.55pt;height:41.9pt;z-index:251740160;mso-position-horizontal-relative:margin" coordsize="57600,5322" o:gfxdata="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">
+              <v:group w14:anchorId="3C465D1B" id="Agrupar 10" o:spid="_x0000_s1026" style="position:absolute;margin-left:0;margin-top:0;width:453.55pt;height:41.9pt;z-index:251737088;mso-position-horizontal-relative:margin" coordsize="57600,5322" o:gfxdata="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">
                 <v:group id="Agrupar 8" o:spid="_x0000_s1027" style="position:absolute;width:57600;height:3411" coordsize="57600,3411" o:gfxdata="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">
                   <v:group id="Agrupar 4" o:spid="_x0000_s1028" style="position:absolute;width:57600;height:1800" coordsize="57600,1530" o:gfxdata="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">
                     <v:line id="Conector reto 3" o:spid="_x0000_s1029" style="position:absolute;visibility:visible;mso-wrap-style:square" from="0,0" to="57600,0" o:connectortype="straight" o:gfxdata="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" strokecolor="black [3200]" strokeweight=".5pt">
@@ -16143,7 +16143,7 @@
         <mc:AlternateContent>
           <mc:Choice Requires="wpg">
             <w:drawing>
-              <wp:anchor distT="0" distB="0" distL="114300" distR="114300" simplePos="0" relativeHeight="251741184" behindDoc="0" locked="0" layoutInCell="1" allowOverlap="1" wp14:anchorId="5C0FEB7D" wp14:editId="69C9FFC9">
+              <wp:anchor distT="0" distB="0" distL="114300" distR="114300" simplePos="0" relativeHeight="251738112" behindDoc="0" locked="0" layoutInCell="1" allowOverlap="1" wp14:anchorId="5C0FEB7D" wp14:editId="52957374">
                 <wp:simplePos x="0" y="0"/>
                 <wp:positionH relativeFrom="margin">
                   <wp:posOffset>0</wp:posOffset>
@@ -16312,7 +16312,7 @@
           </mc:Choice>
           <mc:Fallback>
             <w:pict>
-              <v:group w14:anchorId="473B5784" id="Agrupar 10" o:spid="_x0000_s1026" style="position:absolute;margin-left:0;margin-top:0;width:453.55pt;height:41.9pt;z-index:251741184;mso-position-horizontal-relative:margin" coordsize="57600,5322" o:gfxdata="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">
+              <v:group w14:anchorId="4A99DB89" id="Agrupar 10" o:spid="_x0000_s1026" style="position:absolute;margin-left:0;margin-top:0;width:453.55pt;height:41.9pt;z-index:251738112;mso-position-horizontal-relative:margin" coordsize="57600,5322" o:gfxdata="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">
                 <v:group id="Agrupar 8" o:spid="_x0000_s1027" style="position:absolute;width:57600;height:3411" coordsize="57600,3411" o:gfxdata="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">
                   <v:group id="Agrupar 4" o:spid="_x0000_s1028" style="position:absolute;width:57600;height:1800" coordsize="57600,1530" o:gfxdata="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">
                     <v:line id="Conector reto 3" o:spid="_x0000_s1029" style="position:absolute;visibility:visible;mso-wrap-style:square" from="0,0" to="57600,0" o:connectortype="straight" o:gfxdata="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" strokecolor="black [3200]" strokeweight=".5pt">
@@ -18512,7 +18512,7 @@
         <mc:AlternateContent>
           <mc:Choice Requires="wpg">
             <w:drawing>
-              <wp:anchor distT="0" distB="0" distL="114300" distR="114300" simplePos="0" relativeHeight="251743232" behindDoc="0" locked="0" layoutInCell="1" allowOverlap="1" wp14:anchorId="3462EE8B" wp14:editId="52662934">
+              <wp:anchor distT="0" distB="0" distL="114300" distR="114300" simplePos="0" relativeHeight="251740160" behindDoc="0" locked="0" layoutInCell="1" allowOverlap="1" wp14:anchorId="3462EE8B" wp14:editId="4A7AFAF6">
                 <wp:simplePos x="0" y="0"/>
                 <wp:positionH relativeFrom="margin">
                   <wp:posOffset>0</wp:posOffset>
@@ -18681,7 +18681,7 @@
           </mc:Choice>
           <mc:Fallback>
             <w:pict>
-              <v:group w14:anchorId="5257A98E" id="Agrupar 10" o:spid="_x0000_s1026" style="position:absolute;margin-left:0;margin-top:0;width:453.55pt;height:41.9pt;z-index:251743232;mso-position-horizontal-relative:margin" coordsize="57600,5322" o:gfxdata="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">
+              <v:group w14:anchorId="22D4DFBC" id="Agrupar 10" o:spid="_x0000_s1026" style="position:absolute;margin-left:0;margin-top:0;width:453.55pt;height:41.9pt;z-index:251740160;mso-position-horizontal-relative:margin" coordsize="57600,5322" o:gfxdata="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">
                 <v:group id="Agrupar 8" o:spid="_x0000_s1027" style="position:absolute;width:57600;height:3411" coordsize="57600,3411" o:gfxdata="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">
                   <v:group id="Agrupar 4" o:spid="_x0000_s1028" style="position:absolute;width:57600;height:1800" coordsize="57600,1530" o:gfxdata="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">
                     <v:line id="Conector reto 3" o:spid="_x0000_s1029" style="position:absolute;visibility:visible;mso-wrap-style:square" from="0,0" to="57600,0" o:connectortype="straight" o:gfxdata="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" strokecolor="black [3200]" strokeweight=".5pt">
@@ -18828,7 +18828,7 @@
         <mc:AlternateContent>
           <mc:Choice Requires="wpg">
             <w:drawing>
-              <wp:anchor distT="0" distB="0" distL="114300" distR="114300" simplePos="0" relativeHeight="251744256" behindDoc="0" locked="0" layoutInCell="1" allowOverlap="1" wp14:anchorId="3447A082" wp14:editId="3AE5754A">
+              <wp:anchor distT="0" distB="0" distL="114300" distR="114300" simplePos="0" relativeHeight="251741184" behindDoc="0" locked="0" layoutInCell="1" allowOverlap="1" wp14:anchorId="3447A082" wp14:editId="6AFA96B1">
                 <wp:simplePos x="0" y="0"/>
                 <wp:positionH relativeFrom="margin">
                   <wp:posOffset>0</wp:posOffset>
@@ -18997,7 +18997,7 @@
           </mc:Choice>
           <mc:Fallback>
             <w:pict>
-              <v:group w14:anchorId="0B778D5B" id="Agrupar 10" o:spid="_x0000_s1026" style="position:absolute;margin-left:0;margin-top:0;width:453.55pt;height:41.9pt;z-index:251744256;mso-position-horizontal-relative:margin" coordsize="57600,5322" o:gfxdata="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">
+              <v:group w14:anchorId="045E15B7" id="Agrupar 10" o:spid="_x0000_s1026" style="position:absolute;margin-left:0;margin-top:0;width:453.55pt;height:41.9pt;z-index:251741184;mso-position-horizontal-relative:margin" coordsize="57600,5322" o:gfxdata="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">
                 <v:group id="Agrupar 8" o:spid="_x0000_s1027" style="position:absolute;width:57600;height:3411" coordsize="57600,3411" o:gfxdata="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">
                   <v:group id="Agrupar 4" o:spid="_x0000_s1028" style="position:absolute;width:57600;height:1800" coordsize="57600,1530" o:gfxdata="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">
                     <v:line id="Conector reto 3" o:spid="_x0000_s1029" style="position:absolute;visibility:visible;mso-wrap-style:square" from="0,0" to="57600,0" o:connectortype="straight" o:gfxdata="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" strokecolor="black [3200]" strokeweight=".5pt">
@@ -19121,7 +19121,7 @@
         <mc:AlternateContent>
           <mc:Choice Requires="wpg">
             <w:drawing>
-              <wp:anchor distT="0" distB="0" distL="114300" distR="114300" simplePos="0" relativeHeight="251745280" behindDoc="0" locked="0" layoutInCell="1" allowOverlap="1" wp14:anchorId="0FD17E77" wp14:editId="72ED41E4">
+              <wp:anchor distT="0" distB="0" distL="114300" distR="114300" simplePos="0" relativeHeight="251742208" behindDoc="0" locked="0" layoutInCell="1" allowOverlap="1" wp14:anchorId="0FD17E77" wp14:editId="2A73F0A6">
                 <wp:simplePos x="0" y="0"/>
                 <wp:positionH relativeFrom="margin">
                   <wp:posOffset>0</wp:posOffset>
@@ -19290,7 +19290,7 @@
           </mc:Choice>
           <mc:Fallback>
             <w:pict>
-              <v:group w14:anchorId="0E512EB9" id="Agrupar 10" o:spid="_x0000_s1026" style="position:absolute;margin-left:0;margin-top:0;width:453.55pt;height:41.9pt;z-index:251745280;mso-position-horizontal-relative:margin" coordsize="57600,5322" o:gfxdata="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">
+              <v:group w14:anchorId="2746D2A6" id="Agrupar 10" o:spid="_x0000_s1026" style="position:absolute;margin-left:0;margin-top:0;width:453.55pt;height:41.9pt;z-index:251742208;mso-position-horizontal-relative:margin" coordsize="57600,5322" o:gfxdata="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">
                 <v:group id="Agrupar 8" o:spid="_x0000_s1027" style="position:absolute;width:57600;height:3411" coordsize="57600,3411" o:gfxdata="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">
                   <v:group id="Agrupar 4" o:spid="_x0000_s1028" style="position:absolute;width:57600;height:1800" coordsize="57600,1530" o:gfxdata="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">
                     <v:line id="Conector reto 3" o:spid="_x0000_s1029" style="position:absolute;visibility:visible;mso-wrap-style:square" from="0,0" to="57600,0" o:connectortype="straight" o:gfxdata="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" strokecolor="black [3200]" strokeweight=".5pt">
@@ -20000,7 +20000,7 @@
         <mc:AlternateContent>
           <mc:Choice Requires="wpg">
             <w:drawing>
-              <wp:anchor distT="0" distB="0" distL="114300" distR="114300" simplePos="0" relativeHeight="251747328" behindDoc="0" locked="0" layoutInCell="1" allowOverlap="1" wp14:anchorId="674BF9E8" wp14:editId="68BF2CBE">
+              <wp:anchor distT="0" distB="0" distL="114300" distR="114300" simplePos="0" relativeHeight="251744256" behindDoc="0" locked="0" layoutInCell="1" allowOverlap="1" wp14:anchorId="674BF9E8" wp14:editId="3CE3DCF5">
                 <wp:simplePos x="0" y="0"/>
                 <wp:positionH relativeFrom="margin">
                   <wp:posOffset>0</wp:posOffset>
@@ -20169,7 +20169,7 @@
           </mc:Choice>
           <mc:Fallback>
             <w:pict>
-              <v:group w14:anchorId="2E7C6751" id="Agrupar 10" o:spid="_x0000_s1026" style="position:absolute;margin-left:0;margin-top:0;width:453.55pt;height:41.9pt;z-index:251747328;mso-position-horizontal-relative:margin" coordsize="57600,5322" o:gfxdata="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">
+              <v:group w14:anchorId="232489F6" id="Agrupar 10" o:spid="_x0000_s1026" style="position:absolute;margin-left:0;margin-top:0;width:453.55pt;height:41.9pt;z-index:251744256;mso-position-horizontal-relative:margin" coordsize="57600,5322" o:gfxdata="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">
                 <v:group id="Agrupar 8" o:spid="_x0000_s1027" style="position:absolute;width:57600;height:3411" coordsize="57600,3411" o:gfxdata="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">
                   <v:group id="Agrupar 4" o:spid="_x0000_s1028" style="position:absolute;width:57600;height:1800" coordsize="57600,1530" o:gfxdata="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">
                     <v:line id="Conector reto 3" o:spid="_x0000_s1029" style="position:absolute;visibility:visible;mso-wrap-style:square" from="0,0" to="57600,0" o:connectortype="straight" o:gfxdata="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" strokecolor="black [3200]" strokeweight=".5pt">
@@ -20300,7 +20300,7 @@
         <mc:AlternateContent>
           <mc:Choice Requires="wpg">
             <w:drawing>
-              <wp:anchor distT="0" distB="0" distL="114300" distR="114300" simplePos="0" relativeHeight="251748352" behindDoc="0" locked="0" layoutInCell="1" allowOverlap="1" wp14:anchorId="092471B5" wp14:editId="562AE9D2">
+              <wp:anchor distT="0" distB="0" distL="114300" distR="114300" simplePos="0" relativeHeight="251745280" behindDoc="0" locked="0" layoutInCell="1" allowOverlap="1" wp14:anchorId="092471B5" wp14:editId="0CA075E1">
                 <wp:simplePos x="0" y="0"/>
                 <wp:positionH relativeFrom="margin">
                   <wp:posOffset>0</wp:posOffset>
@@ -20469,7 +20469,7 @@
           </mc:Choice>
           <mc:Fallback>
             <w:pict>
-              <v:group w14:anchorId="25EEEFDE" id="Agrupar 10" o:spid="_x0000_s1026" style="position:absolute;margin-left:0;margin-top:0;width:453.55pt;height:41.9pt;z-index:251748352;mso-position-horizontal-relative:margin" coordsize="57600,5322" o:gfxdata="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">
+              <v:group w14:anchorId="6C957D03" id="Agrupar 10" o:spid="_x0000_s1026" style="position:absolute;margin-left:0;margin-top:0;width:453.55pt;height:41.9pt;z-index:251745280;mso-position-horizontal-relative:margin" coordsize="57600,5322" o:gfxdata="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">
                 <v:group id="Agrupar 8" o:spid="_x0000_s1027" style="position:absolute;width:57600;height:3411" coordsize="57600,3411" o:gfxdata="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">
                   <v:group id="Agrupar 4" o:spid="_x0000_s1028" style="position:absolute;width:57600;height:1800" coordsize="57600,1530" o:gfxdata="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">
                     <v:line id="Conector reto 3" o:spid="_x0000_s1029" style="position:absolute;visibility:visible;mso-wrap-style:square" from="0,0" to="57600,0" o:connectortype="straight" o:gfxdata="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" strokecolor="black [3200]" strokeweight=".5pt">
@@ -20651,7 +20651,7 @@
         <mc:AlternateContent>
           <mc:Choice Requires="wpg">
             <w:drawing>
-              <wp:anchor distT="0" distB="0" distL="114300" distR="114300" simplePos="0" relativeHeight="251749376" behindDoc="0" locked="0" layoutInCell="1" allowOverlap="1" wp14:anchorId="4758F88D" wp14:editId="3B441C34">
+              <wp:anchor distT="0" distB="0" distL="114300" distR="114300" simplePos="0" relativeHeight="251746304" behindDoc="0" locked="0" layoutInCell="1" allowOverlap="1" wp14:anchorId="4758F88D" wp14:editId="02D6E82C">
                 <wp:simplePos x="0" y="0"/>
                 <wp:positionH relativeFrom="margin">
                   <wp:posOffset>0</wp:posOffset>
@@ -20820,7 +20820,7 @@
           </mc:Choice>
           <mc:Fallback>
             <w:pict>
-              <v:group w14:anchorId="579183B5" id="Agrupar 10" o:spid="_x0000_s1026" style="position:absolute;margin-left:0;margin-top:0;width:453.55pt;height:41.9pt;z-index:251749376;mso-position-horizontal-relative:margin" coordsize="57600,5322" o:gfxdata="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">
+              <v:group w14:anchorId="184BAFBA" id="Agrupar 10" o:spid="_x0000_s1026" style="position:absolute;margin-left:0;margin-top:0;width:453.55pt;height:41.9pt;z-index:251746304;mso-position-horizontal-relative:margin" coordsize="57600,5322" o:gfxdata="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">
                 <v:group id="Agrupar 8" o:spid="_x0000_s1027" style="position:absolute;width:57600;height:3411" coordsize="57600,3411" o:gfxdata="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">
                   <v:group id="Agrupar 4" o:spid="_x0000_s1028" style="position:absolute;width:57600;height:1800" coordsize="57600,1530" o:gfxdata="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">
                     <v:line id="Conector reto 3" o:spid="_x0000_s1029" style="position:absolute;visibility:visible;mso-wrap-style:square" from="0,0" to="57600,0" o:connectortype="straight" o:gfxdata="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" strokecolor="black [3200]" strokeweight=".5pt">
@@ -20959,7 +20959,7 @@
         <mc:AlternateContent>
           <mc:Choice Requires="wpg">
             <w:drawing>
-              <wp:anchor distT="0" distB="0" distL="114300" distR="114300" simplePos="0" relativeHeight="251751424" behindDoc="0" locked="0" layoutInCell="1" allowOverlap="1" wp14:anchorId="2F2CABD8" wp14:editId="5FC948B2">
+              <wp:anchor distT="0" distB="0" distL="114300" distR="114300" simplePos="0" relativeHeight="251748352" behindDoc="0" locked="0" layoutInCell="1" allowOverlap="1" wp14:anchorId="2F2CABD8" wp14:editId="099592A4">
                 <wp:simplePos x="0" y="0"/>
                 <wp:positionH relativeFrom="margin">
                   <wp:posOffset>0</wp:posOffset>
@@ -21128,7 +21128,7 @@
           </mc:Choice>
           <mc:Fallback>
             <w:pict>
-              <v:group w14:anchorId="6DFE0389" id="Agrupar 10" o:spid="_x0000_s1026" style="position:absolute;margin-left:0;margin-top:0;width:453.55pt;height:41.9pt;z-index:251751424;mso-position-horizontal-relative:margin" coordsize="57600,5322" o:gfxdata="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">
+              <v:group w14:anchorId="12EECE68" id="Agrupar 10" o:spid="_x0000_s1026" style="position:absolute;margin-left:0;margin-top:0;width:453.55pt;height:41.9pt;z-index:251748352;mso-position-horizontal-relative:margin" coordsize="57600,5322" o:gfxdata="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">
                 <v:group id="Agrupar 8" o:spid="_x0000_s1027" style="position:absolute;width:57600;height:3411" coordsize="57600,3411" o:gfxdata="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">
                   <v:group id="Agrupar 4" o:spid="_x0000_s1028" style="position:absolute;width:57600;height:1800" coordsize="57600,1530" o:gfxdata="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">
                     <v:line id="Conector reto 3" o:spid="_x0000_s1029" style="position:absolute;visibility:visible;mso-wrap-style:square" from="0,0" to="57600,0" o:connectortype="straight" o:gfxdata="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" strokecolor="black [3200]" strokeweight=".5pt">
@@ -21245,39 +21245,104 @@
           <w:szCs w:val="32"/>
         </w:rPr>
       </w:pPr>
-    </w:p>
-    <w:p>
-      <w:pPr>
-        <w:rPr>
-          <w:b/>
-          <w:bCs/>
+      <w:r>
+        <w:rPr>
           <w:noProof/>
           <w:color w:val="000000" w:themeColor="text1"/>
           <w:sz w:val="32"/>
           <w:szCs w:val="32"/>
         </w:rPr>
-      </w:pPr>
-      <w:r>
-        <w:rPr>
-          <w:b/>
-          <w:bCs/>
+        <w:t xml:space="preserve">Antes de falar </w:t>
+      </w:r>
+      <w:r>
+        <w:rPr>
           <w:noProof/>
           <w:color w:val="000000" w:themeColor="text1"/>
           <w:sz w:val="32"/>
           <w:szCs w:val="32"/>
         </w:rPr>
+        <w:t>sobre</w:t>
+      </w:r>
+      <w:r>
+        <w:rPr>
+          <w:noProof/>
+          <w:color w:val="000000" w:themeColor="text1"/>
+          <w:sz w:val="32"/>
+          <w:szCs w:val="32"/>
+        </w:rPr>
+        <w:t xml:space="preserve"> </w:t>
+      </w:r>
+      <w:r>
+        <w:rPr>
+          <w:b/>
+          <w:bCs/>
+          <w:noProof/>
+          <w:color w:val="000000" w:themeColor="text1"/>
+          <w:sz w:val="32"/>
+          <w:szCs w:val="32"/>
+        </w:rPr>
+        <w:t>Eventos</w:t>
+      </w:r>
+      <w:r>
+        <w:rPr>
+          <w:b/>
+          <w:bCs/>
+          <w:noProof/>
+          <w:color w:val="000000" w:themeColor="text1"/>
+          <w:sz w:val="32"/>
+          <w:szCs w:val="32"/>
+        </w:rPr>
+        <w:t xml:space="preserve"> </w:t>
+      </w:r>
+      <w:r>
+        <w:rPr>
+          <w:noProof/>
+          <w:color w:val="000000" w:themeColor="text1"/>
+          <w:sz w:val="32"/>
+          <w:szCs w:val="32"/>
+        </w:rPr>
+        <w:t xml:space="preserve">em JavaScript, precisamos falar </w:t>
+      </w:r>
+      <w:r>
+        <w:rPr>
+          <w:noProof/>
+          <w:color w:val="000000" w:themeColor="text1"/>
+          <w:sz w:val="32"/>
+          <w:szCs w:val="32"/>
+        </w:rPr>
+        <w:t xml:space="preserve">entender o que são </w:t>
+      </w:r>
+      <w:r>
+        <w:rPr>
+          <w:noProof/>
+          <w:color w:val="000000" w:themeColor="text1"/>
+          <w:sz w:val="32"/>
+          <w:szCs w:val="32"/>
+        </w:rPr>
+        <w:t xml:space="preserve"> </w:t>
+      </w:r>
+      <w:r>
+        <w:rPr>
+          <w:b/>
+          <w:bCs/>
+          <w:noProof/>
+          <w:color w:val="000000" w:themeColor="text1"/>
+          <w:sz w:val="32"/>
+          <w:szCs w:val="32"/>
+        </w:rPr>
         <w:t>Funções</w:t>
       </w:r>
-    </w:p>
-    <w:p>
-      <w:pPr>
-        <w:rPr>
+      <w:r>
+        <w:rPr>
+          <w:b/>
+          <w:bCs/>
           <w:noProof/>
           <w:color w:val="000000" w:themeColor="text1"/>
           <w:sz w:val="32"/>
           <w:szCs w:val="32"/>
         </w:rPr>
-      </w:pPr>
+        <w:t xml:space="preserve"> </w:t>
+      </w:r>
       <w:r>
         <w:rPr>
           <w:noProof/>
@@ -21285,6 +21350,48 @@
           <w:sz w:val="32"/>
           <w:szCs w:val="32"/>
         </w:rPr>
+        <w:t>em JS!</w:t>
+      </w:r>
+    </w:p>
+    <w:p>
+      <w:pPr>
+        <w:rPr>
+          <w:b/>
+          <w:bCs/>
+          <w:noProof/>
+          <w:color w:val="000000" w:themeColor="text1"/>
+          <w:sz w:val="32"/>
+          <w:szCs w:val="32"/>
+        </w:rPr>
+      </w:pPr>
+      <w:r>
+        <w:rPr>
+          <w:b/>
+          <w:bCs/>
+          <w:noProof/>
+          <w:color w:val="000000" w:themeColor="text1"/>
+          <w:sz w:val="32"/>
+          <w:szCs w:val="32"/>
+        </w:rPr>
+        <w:t>Funções</w:t>
+      </w:r>
+    </w:p>
+    <w:p>
+      <w:pPr>
+        <w:rPr>
+          <w:noProof/>
+          <w:color w:val="000000" w:themeColor="text1"/>
+          <w:sz w:val="32"/>
+          <w:szCs w:val="32"/>
+        </w:rPr>
+      </w:pPr>
+      <w:r>
+        <w:rPr>
+          <w:noProof/>
+          <w:color w:val="000000" w:themeColor="text1"/>
+          <w:sz w:val="32"/>
+          <w:szCs w:val="32"/>
+        </w:rPr>
         <w:t>function {</w:t>
       </w:r>
     </w:p>
@@ -21429,25 +21536,259 @@
           <w:szCs w:val="32"/>
         </w:rPr>
       </w:pPr>
-    </w:p>
-    <w:p>
-      <w:pPr>
+      <w:r>
         <w:rPr>
           <w:noProof/>
-          <w:color w:val="000000" w:themeColor="text1"/>
-          <w:sz w:val="32"/>
-          <w:szCs w:val="32"/>
+        </w:rPr>
+        <w:drawing>
+          <wp:anchor distT="0" distB="0" distL="114300" distR="114300" simplePos="0" relativeHeight="251766784" behindDoc="1" locked="0" layoutInCell="1" allowOverlap="1" wp14:anchorId="2E409ABA" wp14:editId="43440638">
+            <wp:simplePos x="0" y="0"/>
+            <wp:positionH relativeFrom="margin">
+              <wp:align>left</wp:align>
+            </wp:positionH>
+            <wp:positionV relativeFrom="paragraph">
+              <wp:posOffset>24499</wp:posOffset>
+            </wp:positionV>
+            <wp:extent cx="4020830" cy="4095986"/>
+            <wp:effectExtent l="0" t="0" r="0" b="0"/>
+            <wp:wrapNone/>
+            <wp:docPr id="823349725" name="Imagem 182" descr="Texto&#10;&#10;Descrição gerada automaticamente"/>
+            <wp:cNvGraphicFramePr>
+              <a:graphicFrameLocks xmlns:a="http://schemas.openxmlformats.org/drawingml/2006/main" noChangeAspect="1"/>
+            </wp:cNvGraphicFramePr>
+            <a:graphic xmlns:a="http://schemas.openxmlformats.org/drawingml/2006/main">
+              <a:graphicData uri="http://schemas.openxmlformats.org/drawingml/2006/picture">
+                <pic:pic xmlns:pic="http://schemas.openxmlformats.org/drawingml/2006/picture">
+                  <pic:nvPicPr>
+                    <pic:cNvPr id="823349725" name="Imagem 182" descr="Texto&#10;&#10;Descrição gerada automaticamente"/>
+                    <pic:cNvPicPr>
+                      <a:picLocks noChangeAspect="1" noChangeArrowheads="1"/>
+                    </pic:cNvPicPr>
+                  </pic:nvPicPr>
+                  <pic:blipFill>
+                    <a:blip r:embed="rId28">
+                      <a:extLst>
+                        <a:ext uri="{28A0092B-C50C-407E-A947-70E740481C1C}">
+                          <a14:useLocalDpi xmlns:a14="http://schemas.microsoft.com/office/drawing/2010/main" val="0"/>
+                        </a:ext>
+                      </a:extLst>
+                    </a:blip>
+                    <a:srcRect/>
+                    <a:stretch>
+                      <a:fillRect/>
+                    </a:stretch>
+                  </pic:blipFill>
+                  <pic:spPr bwMode="auto">
+                    <a:xfrm>
+                      <a:off x="0" y="0"/>
+                      <a:ext cx="4020830" cy="4095986"/>
+                    </a:xfrm>
+                    <a:prstGeom prst="rect">
+                      <a:avLst/>
+                    </a:prstGeom>
+                    <a:noFill/>
+                    <a:ln>
+                      <a:noFill/>
+                    </a:ln>
+                  </pic:spPr>
+                </pic:pic>
+              </a:graphicData>
+            </a:graphic>
+            <wp14:sizeRelH relativeFrom="margin">
+              <wp14:pctWidth>0</wp14:pctWidth>
+            </wp14:sizeRelH>
+            <wp14:sizeRelV relativeFrom="margin">
+              <wp14:pctHeight>0</wp14:pctHeight>
+            </wp14:sizeRelV>
+          </wp:anchor>
+        </w:drawing>
+      </w:r>
+    </w:p>
+    <w:p>
+      <w:pPr>
+        <w:rPr>
+          <w:b/>
+          <w:bCs/>
+          <w:color w:val="000000" w:themeColor="text1"/>
+          <w:sz w:val="64"/>
+          <w:szCs w:val="64"/>
+        </w:rPr>
+      </w:pPr>
+    </w:p>
+    <w:p>
+      <w:pPr>
+        <w:rPr>
+          <w:b/>
+          <w:bCs/>
+          <w:color w:val="000000" w:themeColor="text1"/>
+          <w:sz w:val="64"/>
+          <w:szCs w:val="64"/>
+        </w:rPr>
+      </w:pPr>
+    </w:p>
+    <w:p>
+      <w:pPr>
+        <w:rPr>
+          <w:b/>
+          <w:bCs/>
+          <w:color w:val="000000" w:themeColor="text1"/>
+          <w:sz w:val="64"/>
+          <w:szCs w:val="64"/>
+        </w:rPr>
+      </w:pPr>
+    </w:p>
+    <w:p>
+      <w:pPr>
+        <w:rPr>
+          <w:b/>
+          <w:bCs/>
+          <w:color w:val="000000" w:themeColor="text1"/>
+          <w:sz w:val="64"/>
+          <w:szCs w:val="64"/>
+        </w:rPr>
+      </w:pPr>
+    </w:p>
+    <w:p>
+      <w:pPr>
+        <w:rPr>
+          <w:b/>
+          <w:bCs/>
+          <w:color w:val="000000" w:themeColor="text1"/>
+          <w:sz w:val="64"/>
+          <w:szCs w:val="64"/>
+        </w:rPr>
+      </w:pPr>
+    </w:p>
+    <w:p>
+      <w:pPr>
+        <w:rPr>
+          <w:b/>
+          <w:bCs/>
+          <w:color w:val="000000" w:themeColor="text1"/>
+          <w:sz w:val="64"/>
+          <w:szCs w:val="64"/>
         </w:rPr>
       </w:pPr>
       <w:r>
         <w:rPr>
           <w:noProof/>
-          <w:color w:val="000000" w:themeColor="text1"/>
-          <w:sz w:val="32"/>
-          <w:szCs w:val="32"/>
-        </w:rPr>
-        <w:br w:type="page"/>
-      </w:r>
+        </w:rPr>
+        <w:lastRenderedPageBreak/>
+        <w:drawing>
+          <wp:inline distT="0" distB="0" distL="0" distR="0" wp14:anchorId="6071091B" wp14:editId="7AEA5191">
+            <wp:extent cx="5400040" cy="4040505"/>
+            <wp:effectExtent l="0" t="0" r="0" b="0"/>
+            <wp:docPr id="1270394036" name="Imagem 183" descr="Texto&#10;&#10;Descrição gerada automaticamente"/>
+            <wp:cNvGraphicFramePr>
+              <a:graphicFrameLocks xmlns:a="http://schemas.openxmlformats.org/drawingml/2006/main" noChangeAspect="1"/>
+            </wp:cNvGraphicFramePr>
+            <a:graphic xmlns:a="http://schemas.openxmlformats.org/drawingml/2006/main">
+              <a:graphicData uri="http://schemas.openxmlformats.org/drawingml/2006/picture">
+                <pic:pic xmlns:pic="http://schemas.openxmlformats.org/drawingml/2006/picture">
+                  <pic:nvPicPr>
+                    <pic:cNvPr id="1270394036" name="Imagem 183" descr="Texto&#10;&#10;Descrição gerada automaticamente"/>
+                    <pic:cNvPicPr>
+                      <a:picLocks noChangeAspect="1" noChangeArrowheads="1"/>
+                    </pic:cNvPicPr>
+                  </pic:nvPicPr>
+                  <pic:blipFill>
+                    <a:blip r:embed="rId29">
+                      <a:extLst>
+                        <a:ext uri="{28A0092B-C50C-407E-A947-70E740481C1C}">
+                          <a14:useLocalDpi xmlns:a14="http://schemas.microsoft.com/office/drawing/2010/main" val="0"/>
+                        </a:ext>
+                      </a:extLst>
+                    </a:blip>
+                    <a:srcRect/>
+                    <a:stretch>
+                      <a:fillRect/>
+                    </a:stretch>
+                  </pic:blipFill>
+                  <pic:spPr bwMode="auto">
+                    <a:xfrm>
+                      <a:off x="0" y="0"/>
+                      <a:ext cx="5400040" cy="4040505"/>
+                    </a:xfrm>
+                    <a:prstGeom prst="rect">
+                      <a:avLst/>
+                    </a:prstGeom>
+                    <a:noFill/>
+                    <a:ln>
+                      <a:noFill/>
+                    </a:ln>
+                  </pic:spPr>
+                </pic:pic>
+              </a:graphicData>
+            </a:graphic>
+          </wp:inline>
+        </w:drawing>
+      </w:r>
+    </w:p>
+    <w:p>
+      <w:pPr>
+        <w:rPr>
+          <w:b/>
+          <w:bCs/>
+          <w:color w:val="000000" w:themeColor="text1"/>
+          <w:sz w:val="64"/>
+          <w:szCs w:val="64"/>
+        </w:rPr>
+      </w:pPr>
+    </w:p>
+    <w:p>
+      <w:pPr>
+        <w:rPr>
+          <w:b/>
+          <w:bCs/>
+          <w:color w:val="000000" w:themeColor="text1"/>
+          <w:sz w:val="64"/>
+          <w:szCs w:val="64"/>
+        </w:rPr>
+      </w:pPr>
+    </w:p>
+    <w:p>
+      <w:pPr>
+        <w:rPr>
+          <w:b/>
+          <w:bCs/>
+          <w:color w:val="000000" w:themeColor="text1"/>
+          <w:sz w:val="64"/>
+          <w:szCs w:val="64"/>
+        </w:rPr>
+      </w:pPr>
+    </w:p>
+    <w:p>
+      <w:pPr>
+        <w:rPr>
+          <w:b/>
+          <w:bCs/>
+          <w:color w:val="000000" w:themeColor="text1"/>
+          <w:sz w:val="64"/>
+          <w:szCs w:val="64"/>
+        </w:rPr>
+      </w:pPr>
+    </w:p>
+    <w:p>
+      <w:pPr>
+        <w:rPr>
+          <w:b/>
+          <w:bCs/>
+          <w:color w:val="000000" w:themeColor="text1"/>
+          <w:sz w:val="64"/>
+          <w:szCs w:val="64"/>
+        </w:rPr>
+      </w:pPr>
+    </w:p>
+    <w:p>
+      <w:pPr>
+        <w:rPr>
+          <w:b/>
+          <w:bCs/>
+          <w:color w:val="000000" w:themeColor="text1"/>
+          <w:sz w:val="64"/>
+          <w:szCs w:val="64"/>
+        </w:rPr>
+      </w:pPr>
     </w:p>
     <w:p>
       <w:pPr>
@@ -21606,7 +21947,7 @@
         <mc:AlternateContent>
           <mc:Choice Requires="wpg">
             <w:drawing>
-              <wp:anchor distT="0" distB="0" distL="114300" distR="114300" simplePos="0" relativeHeight="251753472" behindDoc="0" locked="0" layoutInCell="1" allowOverlap="1" wp14:anchorId="6D9CD552" wp14:editId="34B0A632">
+              <wp:anchor distT="0" distB="0" distL="114300" distR="114300" simplePos="0" relativeHeight="251750400" behindDoc="0" locked="0" layoutInCell="1" allowOverlap="1" wp14:anchorId="6D9CD552" wp14:editId="4A2748F7">
                 <wp:simplePos x="0" y="0"/>
                 <wp:positionH relativeFrom="margin">
                   <wp:posOffset>0</wp:posOffset>
@@ -21775,7 +22116,7 @@
           </mc:Choice>
           <mc:Fallback>
             <w:pict>
-              <v:group w14:anchorId="44E3AF87" id="Agrupar 10" o:spid="_x0000_s1026" style="position:absolute;margin-left:0;margin-top:0;width:453.55pt;height:41.9pt;z-index:251753472;mso-position-horizontal-relative:margin" coordsize="57600,5322" o:gfxdata="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">
+              <v:group w14:anchorId="63961199" id="Agrupar 10" o:spid="_x0000_s1026" style="position:absolute;margin-left:0;margin-top:0;width:453.55pt;height:41.9pt;z-index:251750400;mso-position-horizontal-relative:margin" coordsize="57600,5322" o:gfxdata="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">
                 <v:group id="Agrupar 8" o:spid="_x0000_s1027" style="position:absolute;width:57600;height:3411" coordsize="57600,3411" o:gfxdata="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">
                   <v:group id="Agrupar 4" o:spid="_x0000_s1028" style="position:absolute;width:57600;height:1800" coordsize="57600,1530" o:gfxdata="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">
                     <v:line id="Conector reto 3" o:spid="_x0000_s1029" style="position:absolute;visibility:visible;mso-wrap-style:square" from="0,0" to="57600,0" o:connectortype="straight" o:gfxdata="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" strokecolor="black [3200]" strokeweight=".5pt">
@@ -21889,7 +22230,7 @@
         <mc:AlternateContent>
           <mc:Choice Requires="wpg">
             <w:drawing>
-              <wp:anchor distT="0" distB="0" distL="114300" distR="114300" simplePos="0" relativeHeight="251754496" behindDoc="0" locked="0" layoutInCell="1" allowOverlap="1" wp14:anchorId="77E4AC4B" wp14:editId="1AB2BB2D">
+              <wp:anchor distT="0" distB="0" distL="114300" distR="114300" simplePos="0" relativeHeight="251751424" behindDoc="0" locked="0" layoutInCell="1" allowOverlap="1" wp14:anchorId="77E4AC4B" wp14:editId="6026FCB8">
                 <wp:simplePos x="0" y="0"/>
                 <wp:positionH relativeFrom="margin">
                   <wp:posOffset>0</wp:posOffset>
@@ -22058,7 +22399,7 @@
           </mc:Choice>
           <mc:Fallback>
             <w:pict>
-              <v:group w14:anchorId="6AFDFFCC" id="Agrupar 10" o:spid="_x0000_s1026" style="position:absolute;margin-left:0;margin-top:0;width:453.55pt;height:41.9pt;z-index:251754496;mso-position-horizontal-relative:margin" coordsize="57600,5322" o:gfxdata="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">
+              <v:group w14:anchorId="77FD3189" id="Agrupar 10" o:spid="_x0000_s1026" style="position:absolute;margin-left:0;margin-top:0;width:453.55pt;height:41.9pt;z-index:251751424;mso-position-horizontal-relative:margin" coordsize="57600,5322" o:gfxdata="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">
                 <v:group id="Agrupar 8" o:spid="_x0000_s1027" style="position:absolute;width:57600;height:3411" coordsize="57600,3411" o:gfxdata="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">
                   <v:group id="Agrupar 4" o:spid="_x0000_s1028" style="position:absolute;width:57600;height:1800" coordsize="57600,1530" o:gfxdata="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">
                     <v:line id="Conector reto 3" o:spid="_x0000_s1029" style="position:absolute;visibility:visible;mso-wrap-style:square" from="0,0" to="57600,0" o:connectortype="straight" o:gfxdata="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" strokecolor="black [3200]" strokeweight=".5pt">
@@ -22197,7 +22538,7 @@
         <mc:AlternateContent>
           <mc:Choice Requires="wpg">
             <w:drawing>
-              <wp:anchor distT="0" distB="0" distL="114300" distR="114300" simplePos="0" relativeHeight="251755520" behindDoc="0" locked="0" layoutInCell="1" allowOverlap="1" wp14:anchorId="55C35FA0" wp14:editId="43385265">
+              <wp:anchor distT="0" distB="0" distL="114300" distR="114300" simplePos="0" relativeHeight="251752448" behindDoc="0" locked="0" layoutInCell="1" allowOverlap="1" wp14:anchorId="55C35FA0" wp14:editId="52B9F6F5">
                 <wp:simplePos x="0" y="0"/>
                 <wp:positionH relativeFrom="margin">
                   <wp:posOffset>0</wp:posOffset>
@@ -22366,7 +22707,7 @@
           </mc:Choice>
           <mc:Fallback>
             <w:pict>
-              <v:group w14:anchorId="51A15DFA" id="Agrupar 10" o:spid="_x0000_s1026" style="position:absolute;margin-left:0;margin-top:0;width:453.55pt;height:41.9pt;z-index:251755520;mso-position-horizontal-relative:margin" coordsize="57600,5322" o:gfxdata="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">
+              <v:group w14:anchorId="2A8D8623" id="Agrupar 10" o:spid="_x0000_s1026" style="position:absolute;margin-left:0;margin-top:0;width:453.55pt;height:41.9pt;z-index:251752448;mso-position-horizontal-relative:margin" coordsize="57600,5322" o:gfxdata="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">
                 <v:group id="Agrupar 8" o:spid="_x0000_s1027" style="position:absolute;width:57600;height:3411" coordsize="57600,3411" o:gfxdata="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">
                   <v:group id="Agrupar 4" o:spid="_x0000_s1028" style="position:absolute;width:57600;height:1800" coordsize="57600,1530" o:gfxdata="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">
                     <v:line id="Conector reto 3" o:spid="_x0000_s1029" style="position:absolute;visibility:visible;mso-wrap-style:square" from="0,0" to="57600,0" o:connectortype="straight" o:gfxdata="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" strokecolor="black [3200]" strokeweight=".5pt">
@@ -22485,7 +22826,7 @@
           <w:szCs w:val="64"/>
         </w:rPr>
         <w:drawing>
-          <wp:anchor distT="0" distB="0" distL="114300" distR="114300" simplePos="0" relativeHeight="251651072" behindDoc="1" locked="0" layoutInCell="1" allowOverlap="1" wp14:anchorId="368F25D2" wp14:editId="109C0EAE">
+          <wp:anchor distT="0" distB="0" distL="114300" distR="114300" simplePos="0" relativeHeight="251648000" behindDoc="1" locked="0" layoutInCell="1" allowOverlap="1" wp14:anchorId="368F25D2" wp14:editId="65DA9EE9">
             <wp:simplePos x="0" y="0"/>
             <wp:positionH relativeFrom="column">
               <wp:posOffset>731520</wp:posOffset>
@@ -22500,7 +22841,7 @@
             <wp:cNvGraphicFramePr/>
             <a:graphic xmlns:a="http://schemas.openxmlformats.org/drawingml/2006/main">
               <a:graphicData uri="http://schemas.openxmlformats.org/drawingml/2006/diagram">
-                <dgm:relIds xmlns:dgm="http://schemas.openxmlformats.org/drawingml/2006/diagram" xmlns:r="http://schemas.openxmlformats.org/officeDocument/2006/relationships" r:dm="rId28" r:lo="rId29" r:qs="rId30" r:cs="rId31"/>
+                <dgm:relIds xmlns:dgm="http://schemas.openxmlformats.org/drawingml/2006/diagram" xmlns:r="http://schemas.openxmlformats.org/officeDocument/2006/relationships" r:dm="rId30" r:lo="rId31" r:qs="rId32" r:cs="rId33"/>
               </a:graphicData>
             </a:graphic>
           </wp:anchor>
@@ -22537,7 +22878,7 @@
           <w:szCs w:val="64"/>
         </w:rPr>
         <w:drawing>
-          <wp:anchor distT="0" distB="0" distL="114300" distR="114300" simplePos="0" relativeHeight="251652096" behindDoc="0" locked="0" layoutInCell="1" allowOverlap="1" wp14:anchorId="5FB62501" wp14:editId="32C8FE14">
+          <wp:anchor distT="0" distB="0" distL="114300" distR="114300" simplePos="0" relativeHeight="251649024" behindDoc="0" locked="0" layoutInCell="1" allowOverlap="1" wp14:anchorId="5FB62501" wp14:editId="0F0F41B7">
             <wp:simplePos x="1080655" y="3503221"/>
             <wp:positionH relativeFrom="column">
               <wp:align>left</wp:align>
@@ -22552,7 +22893,7 @@
             <wp:cNvGraphicFramePr/>
             <a:graphic xmlns:a="http://schemas.openxmlformats.org/drawingml/2006/main">
               <a:graphicData uri="http://schemas.openxmlformats.org/drawingml/2006/diagram">
-                <dgm:relIds xmlns:dgm="http://schemas.openxmlformats.org/drawingml/2006/diagram" xmlns:r="http://schemas.openxmlformats.org/officeDocument/2006/relationships" r:dm="rId33" r:lo="rId34" r:qs="rId35" r:cs="rId36"/>
+                <dgm:relIds xmlns:dgm="http://schemas.openxmlformats.org/drawingml/2006/diagram" xmlns:r="http://schemas.openxmlformats.org/officeDocument/2006/relationships" r:dm="rId35" r:lo="rId36" r:qs="rId37" r:cs="rId38"/>
               </a:graphicData>
             </a:graphic>
           </wp:anchor>
@@ -22585,57 +22926,491 @@
           <w:szCs w:val="32"/>
         </w:rPr>
         <mc:AlternateContent>
-          <mc:Choice Requires="wps">
+          <mc:Choice Requires="wpg">
             <w:drawing>
-              <wp:anchor distT="0" distB="0" distL="114300" distR="114300" simplePos="0" relativeHeight="251756544" behindDoc="0" locked="0" layoutInCell="1" allowOverlap="1" wp14:anchorId="4939E765" wp14:editId="38EF1734">
+              <wp:anchor distT="0" distB="0" distL="114300" distR="114300" simplePos="0" relativeHeight="251777024" behindDoc="0" locked="0" layoutInCell="1" allowOverlap="1" wp14:anchorId="3E2279EA" wp14:editId="17C79D1D">
                 <wp:simplePos x="0" y="0"/>
                 <wp:positionH relativeFrom="column">
-                  <wp:posOffset>2967990</wp:posOffset>
+                  <wp:posOffset>1826067</wp:posOffset>
                 </wp:positionH>
                 <wp:positionV relativeFrom="paragraph">
-                  <wp:posOffset>73660</wp:posOffset>
+                  <wp:posOffset>74488</wp:posOffset>
                 </wp:positionV>
-                <wp:extent cx="645226" cy="658790"/>
-                <wp:effectExtent l="19050" t="19050" r="40640" b="46355"/>
+                <wp:extent cx="2910766" cy="1688824"/>
+                <wp:effectExtent l="0" t="19050" r="4445" b="45085"/>
                 <wp:wrapNone/>
-                <wp:docPr id="1916538005" name="Losango 161"/>
+                <wp:docPr id="356228196" name="Agrupar 188"/>
                 <wp:cNvGraphicFramePr/>
                 <a:graphic xmlns:a="http://schemas.openxmlformats.org/drawingml/2006/main">
-                  <a:graphicData uri="http://schemas.microsoft.com/office/word/2010/wordprocessingShape">
-                    <wps:wsp>
-                      <wps:cNvSpPr/>
-                      <wps:spPr>
+                  <a:graphicData uri="http://schemas.microsoft.com/office/word/2010/wordprocessingGroup">
+                    <wpg:wgp>
+                      <wpg:cNvGrpSpPr/>
+                      <wpg:grpSpPr>
                         <a:xfrm>
                           <a:off x="0" y="0"/>
-                          <a:ext cx="645226" cy="658790"/>
+                          <a:ext cx="2910766" cy="1688824"/>
+                          <a:chOff x="0" y="0"/>
+                          <a:chExt cx="2910766" cy="1688824"/>
                         </a:xfrm>
-                        <a:prstGeom prst="diamond">
-                          <a:avLst/>
-                        </a:prstGeom>
-                      </wps:spPr>
-                      <wps:style>
-                        <a:lnRef idx="2">
-                          <a:schemeClr val="accent1">
-                            <a:shade val="15000"/>
-                          </a:schemeClr>
-                        </a:lnRef>
-                        <a:fillRef idx="1">
-                          <a:schemeClr val="accent1"/>
-                        </a:fillRef>
-                        <a:effectRef idx="0">
-                          <a:schemeClr val="accent1"/>
-                        </a:effectRef>
-                        <a:fontRef idx="minor">
-                          <a:schemeClr val="lt1"/>
-                        </a:fontRef>
-                      </wps:style>
-                      <wps:bodyPr rot="0" spcFirstLastPara="0" vertOverflow="overflow" horzOverflow="overflow" vert="horz" wrap="square" lIns="91440" tIns="45720" rIns="91440" bIns="45720" numCol="1" spcCol="0" rtlCol="0" fromWordArt="0" anchor="ctr" anchorCtr="0" forceAA="0" compatLnSpc="1">
-                        <a:prstTxWarp prst="textNoShape">
-                          <a:avLst/>
-                        </a:prstTxWarp>
-                        <a:noAutofit/>
-                      </wps:bodyPr>
-                    </wps:wsp>
+                      </wpg:grpSpPr>
+                      <wps:wsp>
+                        <wps:cNvPr id="358658017" name="Conector de Seta Reta 164"/>
+                        <wps:cNvCnPr/>
+                        <wps:spPr>
+                          <a:xfrm>
+                            <a:off x="1463702" y="1376404"/>
+                            <a:ext cx="3810" cy="312420"/>
+                          </a:xfrm>
+                          <a:prstGeom prst="straightConnector1">
+                            <a:avLst/>
+                          </a:prstGeom>
+                          <a:ln>
+                            <a:tailEnd type="triangle"/>
+                          </a:ln>
+                        </wps:spPr>
+                        <wps:style>
+                          <a:lnRef idx="1">
+                            <a:schemeClr val="accent1"/>
+                          </a:lnRef>
+                          <a:fillRef idx="0">
+                            <a:schemeClr val="accent1"/>
+                          </a:fillRef>
+                          <a:effectRef idx="0">
+                            <a:schemeClr val="accent1"/>
+                          </a:effectRef>
+                          <a:fontRef idx="minor">
+                            <a:schemeClr val="tx1"/>
+                          </a:fontRef>
+                        </wps:style>
+                        <wps:bodyPr/>
+                      </wps:wsp>
+                      <wps:wsp>
+                        <wps:cNvPr id="1926405053" name="Losango 161"/>
+                        <wps:cNvSpPr/>
+                        <wps:spPr>
+                          <a:xfrm>
+                            <a:off x="1136208" y="0"/>
+                            <a:ext cx="645226" cy="658790"/>
+                          </a:xfrm>
+                          <a:prstGeom prst="diamond">
+                            <a:avLst/>
+                          </a:prstGeom>
+                        </wps:spPr>
+                        <wps:style>
+                          <a:lnRef idx="2">
+                            <a:schemeClr val="accent1">
+                              <a:shade val="15000"/>
+                            </a:schemeClr>
+                          </a:lnRef>
+                          <a:fillRef idx="1">
+                            <a:schemeClr val="accent1"/>
+                          </a:fillRef>
+                          <a:effectRef idx="0">
+                            <a:schemeClr val="accent1"/>
+                          </a:effectRef>
+                          <a:fontRef idx="minor">
+                            <a:schemeClr val="lt1"/>
+                          </a:fontRef>
+                        </wps:style>
+                        <wps:txbx>
+                          <w:txbxContent>
+                            <w:p>
+                              <w:pPr>
+                                <w:jc w:val="center"/>
+                              </w:pPr>
+                              <w:proofErr w:type="spellStart"/>
+                              <w:r>
+                                <w:t>if</w:t>
+                              </w:r>
+                              <w:proofErr w:type="spellEnd"/>
+                            </w:p>
+                          </w:txbxContent>
+                        </wps:txbx>
+                        <wps:bodyPr rot="0" spcFirstLastPara="0" vertOverflow="overflow" horzOverflow="overflow" vert="horz" wrap="square" lIns="91440" tIns="45720" rIns="91440" bIns="45720" numCol="1" spcCol="0" rtlCol="0" fromWordArt="0" anchor="ctr" anchorCtr="0" forceAA="0" compatLnSpc="1">
+                          <a:prstTxWarp prst="textNoShape">
+                            <a:avLst/>
+                          </a:prstTxWarp>
+                          <a:noAutofit/>
+                        </wps:bodyPr>
+                      </wps:wsp>
+                      <wps:wsp>
+                        <wps:cNvPr id="948390731" name="Conector reto 163"/>
+                        <wps:cNvCnPr/>
+                        <wps:spPr>
+                          <a:xfrm>
+                            <a:off x="425395" y="326832"/>
+                            <a:ext cx="2067560" cy="0"/>
+                          </a:xfrm>
+                          <a:prstGeom prst="line">
+                            <a:avLst/>
+                          </a:prstGeom>
+                        </wps:spPr>
+                        <wps:style>
+                          <a:lnRef idx="1">
+                            <a:schemeClr val="accent1"/>
+                          </a:lnRef>
+                          <a:fillRef idx="0">
+                            <a:schemeClr val="accent1"/>
+                          </a:fillRef>
+                          <a:effectRef idx="0">
+                            <a:schemeClr val="accent1"/>
+                          </a:effectRef>
+                          <a:fontRef idx="minor">
+                            <a:schemeClr val="tx1"/>
+                          </a:fontRef>
+                        </wps:style>
+                        <wps:bodyPr/>
+                      </wps:wsp>
+                      <wps:wsp>
+                        <wps:cNvPr id="288672770" name="Conector de Seta Reta 164"/>
+                        <wps:cNvCnPr/>
+                        <wps:spPr>
+                          <a:xfrm flipH="1">
+                            <a:off x="414130" y="326832"/>
+                            <a:ext cx="4638" cy="413467"/>
+                          </a:xfrm>
+                          <a:prstGeom prst="straightConnector1">
+                            <a:avLst/>
+                          </a:prstGeom>
+                          <a:ln>
+                            <a:tailEnd type="triangle"/>
+                          </a:ln>
+                        </wps:spPr>
+                        <wps:style>
+                          <a:lnRef idx="1">
+                            <a:schemeClr val="accent1"/>
+                          </a:lnRef>
+                          <a:fillRef idx="0">
+                            <a:schemeClr val="accent1"/>
+                          </a:fillRef>
+                          <a:effectRef idx="0">
+                            <a:schemeClr val="accent1"/>
+                          </a:effectRef>
+                          <a:fontRef idx="minor">
+                            <a:schemeClr val="tx1"/>
+                          </a:fontRef>
+                        </wps:style>
+                        <wps:bodyPr/>
+                      </wps:wsp>
+                      <wps:wsp>
+                        <wps:cNvPr id="1649861615" name="Retângulo: Cantos Arredondados 166"/>
+                        <wps:cNvSpPr/>
+                        <wps:spPr>
+                          <a:xfrm>
+                            <a:off x="0" y="776081"/>
+                            <a:ext cx="835476" cy="290706"/>
+                          </a:xfrm>
+                          <a:prstGeom prst="roundRect">
+                            <a:avLst/>
+                          </a:prstGeom>
+                          <a:solidFill>
+                            <a:schemeClr val="accent1">
+                              <a:lumMod val="75000"/>
+                            </a:schemeClr>
+                          </a:solidFill>
+                          <a:ln>
+                            <a:noFill/>
+                          </a:ln>
+                        </wps:spPr>
+                        <wps:style>
+                          <a:lnRef idx="2">
+                            <a:schemeClr val="accent1">
+                              <a:shade val="15000"/>
+                            </a:schemeClr>
+                          </a:lnRef>
+                          <a:fillRef idx="1">
+                            <a:schemeClr val="accent1"/>
+                          </a:fillRef>
+                          <a:effectRef idx="0">
+                            <a:schemeClr val="accent1"/>
+                          </a:effectRef>
+                          <a:fontRef idx="minor">
+                            <a:schemeClr val="lt1"/>
+                          </a:fontRef>
+                        </wps:style>
+                        <wps:txbx>
+                          <w:txbxContent>
+                            <w:p>
+                              <w:pPr>
+                                <w:jc w:val="center"/>
+                              </w:pPr>
+                              <w:proofErr w:type="spellStart"/>
+                              <w:r>
+                                <w:t>True</w:t>
+                              </w:r>
+                              <w:proofErr w:type="spellEnd"/>
+                            </w:p>
+                          </w:txbxContent>
+                        </wps:txbx>
+                        <wps:bodyPr rot="0" spcFirstLastPara="0" vertOverflow="overflow" horzOverflow="overflow" vert="horz" wrap="square" lIns="91440" tIns="45720" rIns="91440" bIns="45720" numCol="1" spcCol="0" rtlCol="0" fromWordArt="0" anchor="ctr" anchorCtr="0" forceAA="0" compatLnSpc="1">
+                          <a:prstTxWarp prst="textNoShape">
+                            <a:avLst/>
+                          </a:prstTxWarp>
+                          <a:noAutofit/>
+                        </wps:bodyPr>
+                      </wps:wsp>
+                      <wps:wsp>
+                        <wps:cNvPr id="497636688" name="Elipse 167"/>
+                        <wps:cNvSpPr/>
+                        <wps:spPr>
+                          <a:xfrm>
+                            <a:off x="1351721" y="1149792"/>
+                            <a:ext cx="221993" cy="221993"/>
+                          </a:xfrm>
+                          <a:prstGeom prst="ellipse">
+                            <a:avLst/>
+                          </a:prstGeom>
+                        </wps:spPr>
+                        <wps:style>
+                          <a:lnRef idx="2">
+                            <a:schemeClr val="accent1">
+                              <a:shade val="15000"/>
+                            </a:schemeClr>
+                          </a:lnRef>
+                          <a:fillRef idx="1">
+                            <a:schemeClr val="accent1"/>
+                          </a:fillRef>
+                          <a:effectRef idx="0">
+                            <a:schemeClr val="accent1"/>
+                          </a:effectRef>
+                          <a:fontRef idx="minor">
+                            <a:schemeClr val="lt1"/>
+                          </a:fontRef>
+                        </wps:style>
+                        <wps:bodyPr rot="0" spcFirstLastPara="0" vertOverflow="overflow" horzOverflow="overflow" vert="horz" wrap="square" lIns="91440" tIns="45720" rIns="91440" bIns="45720" numCol="1" spcCol="0" rtlCol="0" fromWordArt="0" anchor="ctr" anchorCtr="0" forceAA="0" compatLnSpc="1">
+                          <a:prstTxWarp prst="textNoShape">
+                            <a:avLst/>
+                          </a:prstTxWarp>
+                          <a:noAutofit/>
+                        </wps:bodyPr>
+                      </wps:wsp>
+                      <wpg:grpSp>
+                        <wpg:cNvPr id="986595041" name="Agrupar 186"/>
+                        <wpg:cNvGrpSpPr/>
+                        <wpg:grpSpPr>
+                          <a:xfrm>
+                            <a:off x="389614" y="1098109"/>
+                            <a:ext cx="926327" cy="167640"/>
+                            <a:chOff x="0" y="0"/>
+                            <a:chExt cx="926327" cy="167640"/>
+                          </a:xfrm>
+                        </wpg:grpSpPr>
+                        <wps:wsp>
+                          <wps:cNvPr id="1748346128" name="Conector de Seta Reta 168"/>
+                          <wps:cNvCnPr/>
+                          <wps:spPr>
+                            <a:xfrm>
+                              <a:off x="0" y="167640"/>
+                              <a:ext cx="926327" cy="0"/>
+                            </a:xfrm>
+                            <a:prstGeom prst="straightConnector1">
+                              <a:avLst/>
+                            </a:prstGeom>
+                            <a:ln>
+                              <a:tailEnd type="triangle"/>
+                            </a:ln>
+                          </wps:spPr>
+                          <wps:style>
+                            <a:lnRef idx="1">
+                              <a:schemeClr val="accent1"/>
+                            </a:lnRef>
+                            <a:fillRef idx="0">
+                              <a:schemeClr val="accent1"/>
+                            </a:fillRef>
+                            <a:effectRef idx="0">
+                              <a:schemeClr val="accent1"/>
+                            </a:effectRef>
+                            <a:fontRef idx="minor">
+                              <a:schemeClr val="tx1"/>
+                            </a:fontRef>
+                          </wps:style>
+                          <wps:bodyPr/>
+                        </wps:wsp>
+                        <wps:wsp>
+                          <wps:cNvPr id="1393200683" name="Conector reto 184"/>
+                          <wps:cNvCnPr/>
+                          <wps:spPr>
+                            <a:xfrm>
+                              <a:off x="0" y="0"/>
+                              <a:ext cx="0" cy="164363"/>
+                            </a:xfrm>
+                            <a:prstGeom prst="line">
+                              <a:avLst/>
+                            </a:prstGeom>
+                          </wps:spPr>
+                          <wps:style>
+                            <a:lnRef idx="1">
+                              <a:schemeClr val="accent1"/>
+                            </a:lnRef>
+                            <a:fillRef idx="0">
+                              <a:schemeClr val="accent1"/>
+                            </a:fillRef>
+                            <a:effectRef idx="0">
+                              <a:schemeClr val="accent1"/>
+                            </a:effectRef>
+                            <a:fontRef idx="minor">
+                              <a:schemeClr val="tx1"/>
+                            </a:fontRef>
+                          </wps:style>
+                          <wps:bodyPr/>
+                        </wps:wsp>
+                      </wpg:grpSp>
+                      <wpg:grpSp>
+                        <wpg:cNvPr id="1343795139" name="Agrupar 185"/>
+                        <wpg:cNvGrpSpPr/>
+                        <wpg:grpSpPr>
+                          <a:xfrm>
+                            <a:off x="1628361" y="1125938"/>
+                            <a:ext cx="926327" cy="163830"/>
+                            <a:chOff x="0" y="0"/>
+                            <a:chExt cx="926327" cy="163830"/>
+                          </a:xfrm>
+                        </wpg:grpSpPr>
+                        <wps:wsp>
+                          <wps:cNvPr id="1827877888" name="Conector de Seta Reta 168"/>
+                          <wps:cNvCnPr/>
+                          <wps:spPr>
+                            <a:xfrm rot="10800000">
+                              <a:off x="0" y="159192"/>
+                              <a:ext cx="926327" cy="0"/>
+                            </a:xfrm>
+                            <a:prstGeom prst="straightConnector1">
+                              <a:avLst/>
+                            </a:prstGeom>
+                            <a:ln>
+                              <a:tailEnd type="triangle"/>
+                            </a:ln>
+                          </wps:spPr>
+                          <wps:style>
+                            <a:lnRef idx="1">
+                              <a:schemeClr val="accent1"/>
+                            </a:lnRef>
+                            <a:fillRef idx="0">
+                              <a:schemeClr val="accent1"/>
+                            </a:fillRef>
+                            <a:effectRef idx="0">
+                              <a:schemeClr val="accent1"/>
+                            </a:effectRef>
+                            <a:fontRef idx="minor">
+                              <a:schemeClr val="tx1"/>
+                            </a:fontRef>
+                          </wps:style>
+                          <wps:bodyPr/>
+                        </wps:wsp>
+                        <wps:wsp>
+                          <wps:cNvPr id="1016827877" name="Conector reto 184"/>
+                          <wps:cNvCnPr/>
+                          <wps:spPr>
+                            <a:xfrm>
+                              <a:off x="924007" y="0"/>
+                              <a:ext cx="0" cy="163830"/>
+                            </a:xfrm>
+                            <a:prstGeom prst="line">
+                              <a:avLst/>
+                            </a:prstGeom>
+                          </wps:spPr>
+                          <wps:style>
+                            <a:lnRef idx="1">
+                              <a:schemeClr val="accent1"/>
+                            </a:lnRef>
+                            <a:fillRef idx="0">
+                              <a:schemeClr val="accent1"/>
+                            </a:fillRef>
+                            <a:effectRef idx="0">
+                              <a:schemeClr val="accent1"/>
+                            </a:effectRef>
+                            <a:fontRef idx="minor">
+                              <a:schemeClr val="tx1"/>
+                            </a:fontRef>
+                          </wps:style>
+                          <wps:bodyPr/>
+                        </wps:wsp>
+                      </wpg:grpSp>
+                      <wps:wsp>
+                        <wps:cNvPr id="613930593" name="Retângulo: Cantos Arredondados 166"/>
+                        <wps:cNvSpPr/>
+                        <wps:spPr>
+                          <a:xfrm>
+                            <a:off x="2075290" y="772105"/>
+                            <a:ext cx="835476" cy="290706"/>
+                          </a:xfrm>
+                          <a:prstGeom prst="roundRect">
+                            <a:avLst/>
+                          </a:prstGeom>
+                          <a:solidFill>
+                            <a:srgbClr val="FF0000"/>
+                          </a:solidFill>
+                          <a:ln>
+                            <a:noFill/>
+                          </a:ln>
+                        </wps:spPr>
+                        <wps:style>
+                          <a:lnRef idx="2">
+                            <a:schemeClr val="accent1">
+                              <a:shade val="15000"/>
+                            </a:schemeClr>
+                          </a:lnRef>
+                          <a:fillRef idx="1">
+                            <a:schemeClr val="accent1"/>
+                          </a:fillRef>
+                          <a:effectRef idx="0">
+                            <a:schemeClr val="accent1"/>
+                          </a:effectRef>
+                          <a:fontRef idx="minor">
+                            <a:schemeClr val="lt1"/>
+                          </a:fontRef>
+                        </wps:style>
+                        <wps:txbx>
+                          <w:txbxContent>
+                            <w:p>
+                              <w:pPr>
+                                <w:jc w:val="center"/>
+                              </w:pPr>
+                              <w:r>
+                                <w:t>False</w:t>
+                              </w:r>
+                            </w:p>
+                          </w:txbxContent>
+                        </wps:txbx>
+                        <wps:bodyPr rot="0" spcFirstLastPara="0" vertOverflow="overflow" horzOverflow="overflow" vert="horz" wrap="square" lIns="91440" tIns="45720" rIns="91440" bIns="45720" numCol="1" spcCol="0" rtlCol="0" fromWordArt="0" anchor="ctr" anchorCtr="0" forceAA="0" compatLnSpc="1">
+                          <a:prstTxWarp prst="textNoShape">
+                            <a:avLst/>
+                          </a:prstTxWarp>
+                          <a:noAutofit/>
+                        </wps:bodyPr>
+                      </wps:wsp>
+                      <wps:wsp>
+                        <wps:cNvPr id="1640054084" name="Conector de Seta Reta 164"/>
+                        <wps:cNvCnPr/>
+                        <wps:spPr>
+                          <a:xfrm flipH="1">
+                            <a:off x="2489421" y="322856"/>
+                            <a:ext cx="4638" cy="413467"/>
+                          </a:xfrm>
+                          <a:prstGeom prst="straightConnector1">
+                            <a:avLst/>
+                          </a:prstGeom>
+                          <a:ln>
+                            <a:tailEnd type="triangle"/>
+                          </a:ln>
+                        </wps:spPr>
+                        <wps:style>
+                          <a:lnRef idx="1">
+                            <a:schemeClr val="accent1"/>
+                          </a:lnRef>
+                          <a:fillRef idx="0">
+                            <a:schemeClr val="accent1"/>
+                          </a:fillRef>
+                          <a:effectRef idx="0">
+                            <a:schemeClr val="accent1"/>
+                          </a:effectRef>
+                          <a:fontRef idx="minor">
+                            <a:schemeClr val="tx1"/>
+                          </a:fontRef>
+                        </wps:style>
+                        <wps:bodyPr/>
+                      </wps:wsp>
+                    </wpg:wgp>
                   </a:graphicData>
                 </a:graphic>
                 <wp14:sizeRelH relativeFrom="margin">
@@ -22649,11 +23424,95 @@
           </mc:Choice>
           <mc:Fallback>
             <w:pict>
-              <v:shapetype w14:anchorId="3393E10E" id="_x0000_t4" coordsize="21600,21600" o:spt="4" path="m10800,l,10800,10800,21600,21600,10800xe">
-                <v:stroke joinstyle="miter"/>
-                <v:path gradientshapeok="t" o:connecttype="rect" textboxrect="5400,5400,16200,16200"/>
-              </v:shapetype>
-              <v:shape id="Losango 161" o:spid="_x0000_s1026" type="#_x0000_t4" style="position:absolute;margin-left:233.7pt;margin-top:5.8pt;width:50.8pt;height:51.85pt;z-index:251756544;visibility:visible;mso-wrap-style:square;mso-width-percent:0;mso-height-percent:0;mso-wrap-distance-left:9pt;mso-wrap-distance-top:0;mso-wrap-distance-right:9pt;mso-wrap-distance-bottom:0;mso-position-horizontal:absolute;mso-position-horizontal-relative:text;mso-position-vertical:absolute;mso-position-vertical-relative:text;mso-width-percent:0;mso-height-percent:0;mso-width-relative:margin;mso-height-relative:margin;v-text-anchor:middle" o:gfxdata="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" fillcolor="#156082 [3204]" strokecolor="#030e13 [484]" strokeweight="1pt"/>
+              <v:group w14:anchorId="3E2279EA" id="Agrupar 188" o:spid="_x0000_s1054" style="position:absolute;margin-left:143.8pt;margin-top:5.85pt;width:229.2pt;height:133pt;z-index:251777024;mso-width-relative:margin;mso-height-relative:margin" coordsize="29107,16888" o:gfxdata="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">
+                <v:shapetype id="_x0000_t32" coordsize="21600,21600" o:spt="32" o:oned="t" path="m,l21600,21600e" filled="f">
+                  <v:path arrowok="t" fillok="f" o:connecttype="none"/>
+                  <o:lock v:ext="edit" shapetype="t"/>
+                </v:shapetype>
+                <v:shape id="Conector de Seta Reta 164" o:spid="_x0000_s1055" type="#_x0000_t32" style="position:absolute;left:14637;top:13764;width:38;height:3124;visibility:visible;mso-wrap-style:square" o:connectortype="straight" o:gfxdata="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" strokecolor="#156082 [3204]" strokeweight=".5pt">
+                  <v:stroke endarrow="block" joinstyle="miter"/>
+                </v:shape>
+                <v:shapetype id="_x0000_t4" coordsize="21600,21600" o:spt="4" path="m10800,l,10800,10800,21600,21600,10800xe">
+                  <v:stroke joinstyle="miter"/>
+                  <v:path gradientshapeok="t" o:connecttype="rect" textboxrect="5400,5400,16200,16200"/>
+                </v:shapetype>
+                <v:shape id="Losango 161" o:spid="_x0000_s1056" type="#_x0000_t4" style="position:absolute;left:11362;width:6452;height:6587;visibility:visible;mso-wrap-style:square;v-text-anchor:middle" o:gfxdata="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" fillcolor="#156082 [3204]" strokecolor="#030e13 [484]" strokeweight="1pt">
+                  <v:textbox>
+                    <w:txbxContent>
+                      <w:p>
+                        <w:pPr>
+                          <w:jc w:val="center"/>
+                        </w:pPr>
+                        <w:proofErr w:type="spellStart"/>
+                        <w:r>
+                          <w:t>if</w:t>
+                        </w:r>
+                        <w:proofErr w:type="spellEnd"/>
+                      </w:p>
+                    </w:txbxContent>
+                  </v:textbox>
+                </v:shape>
+                <v:line id="Conector reto 163" o:spid="_x0000_s1057" style="position:absolute;visibility:visible;mso-wrap-style:square" from="4253,3268" to="24929,3268" o:connectortype="straight" o:gfxdata="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" strokecolor="#156082 [3204]" strokeweight=".5pt">
+                  <v:stroke joinstyle="miter"/>
+                </v:line>
+                <v:shape id="Conector de Seta Reta 164" o:spid="_x0000_s1058" type="#_x0000_t32" style="position:absolute;left:4141;top:3268;width:46;height:4134;flip:x;visibility:visible;mso-wrap-style:square" o:connectortype="straight" o:gfxdata="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" strokecolor="#156082 [3204]" strokeweight=".5pt">
+                  <v:stroke endarrow="block" joinstyle="miter"/>
+                </v:shape>
+                <v:roundrect id="Retângulo: Cantos Arredondados 166" o:spid="_x0000_s1059" style="position:absolute;top:7760;width:8354;height:2907;visibility:visible;mso-wrap-style:square;v-text-anchor:middle" arcsize="10923f" o:gfxdata="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" fillcolor="#0f4761 [2404]" stroked="f" strokeweight="1pt">
+                  <v:stroke joinstyle="miter"/>
+                  <v:textbox>
+                    <w:txbxContent>
+                      <w:p>
+                        <w:pPr>
+                          <w:jc w:val="center"/>
+                        </w:pPr>
+                        <w:proofErr w:type="spellStart"/>
+                        <w:r>
+                          <w:t>True</w:t>
+                        </w:r>
+                        <w:proofErr w:type="spellEnd"/>
+                      </w:p>
+                    </w:txbxContent>
+                  </v:textbox>
+                </v:roundrect>
+                <v:oval id="Elipse 167" o:spid="_x0000_s1060" style="position:absolute;left:13517;top:11497;width:2220;height:2220;visibility:visible;mso-wrap-style:square;v-text-anchor:middle" o:gfxdata="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" fillcolor="#156082 [3204]" strokecolor="#030e13 [484]" strokeweight="1pt">
+                  <v:stroke joinstyle="miter"/>
+                </v:oval>
+                <v:group id="Agrupar 186" o:spid="_x0000_s1061" style="position:absolute;left:3896;top:10981;width:9263;height:1676" coordsize="9263,1676" o:gfxdata="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">
+                  <v:shape id="Conector de Seta Reta 168" o:spid="_x0000_s1062" type="#_x0000_t32" style="position:absolute;top:1676;width:9263;height:0;visibility:visible;mso-wrap-style:square" o:connectortype="straight" o:gfxdata="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" strokecolor="#156082 [3204]" strokeweight=".5pt">
+                    <v:stroke endarrow="block" joinstyle="miter"/>
+                  </v:shape>
+                  <v:line id="Conector reto 184" o:spid="_x0000_s1063" style="position:absolute;visibility:visible;mso-wrap-style:square" from="0,0" to="0,1643" o:connectortype="straight" o:gfxdata="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" strokecolor="#156082 [3204]" strokeweight=".5pt">
+                    <v:stroke joinstyle="miter"/>
+                  </v:line>
+                </v:group>
+                <v:group id="Agrupar 185" o:spid="_x0000_s1064" style="position:absolute;left:16283;top:11259;width:9263;height:1638" coordsize="9263,1638" o:gfxdata="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">
+                  <v:shape id="Conector de Seta Reta 168" o:spid="_x0000_s1065" type="#_x0000_t32" style="position:absolute;top:1591;width:9263;height:0;rotation:180;visibility:visible;mso-wrap-style:square" o:connectortype="straight" o:gfxdata="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" strokecolor="#156082 [3204]" strokeweight=".5pt">
+                    <v:stroke endarrow="block" joinstyle="miter"/>
+                  </v:shape>
+                  <v:line id="Conector reto 184" o:spid="_x0000_s1066" style="position:absolute;visibility:visible;mso-wrap-style:square" from="9240,0" to="9240,1638" o:connectortype="straight" o:gfxdata="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" strokecolor="#156082 [3204]" strokeweight=".5pt">
+                    <v:stroke joinstyle="miter"/>
+                  </v:line>
+                </v:group>
+                <v:roundrect id="Retângulo: Cantos Arredondados 166" o:spid="_x0000_s1067" style="position:absolute;left:20752;top:7721;width:8355;height:2907;visibility:visible;mso-wrap-style:square;v-text-anchor:middle" arcsize="10923f" o:gfxdata="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" fillcolor="red" stroked="f" strokeweight="1pt">
+                  <v:stroke joinstyle="miter"/>
+                  <v:textbox>
+                    <w:txbxContent>
+                      <w:p>
+                        <w:pPr>
+                          <w:jc w:val="center"/>
+                        </w:pPr>
+                        <w:r>
+                          <w:t>False</w:t>
+                        </w:r>
+                      </w:p>
+                    </w:txbxContent>
+                  </v:textbox>
+                </v:roundrect>
+                <v:shape id="Conector de Seta Reta 164" o:spid="_x0000_s1068" type="#_x0000_t32" style="position:absolute;left:24894;top:3228;width:46;height:4135;flip:x;visibility:visible;mso-wrap-style:square" o:connectortype="straight" o:gfxdata="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" strokecolor="#156082 [3204]" strokeweight=".5pt">
+                  <v:stroke endarrow="block" joinstyle="miter"/>
+                </v:shape>
+              </v:group>
             </w:pict>
           </mc:Fallback>
         </mc:AlternateContent>
@@ -22711,1350 +23570,731 @@
       </w:pPr>
       <w:r>
         <w:rPr>
+          <w:color w:val="E97132" w:themeColor="accent2"/>
+          <w:sz w:val="32"/>
+          <w:szCs w:val="32"/>
+        </w:rPr>
+        <w:t xml:space="preserve">     </w:t>
+      </w:r>
+      <w:r>
+        <w:rPr>
+          <w:color w:val="000000" w:themeColor="text1"/>
+          <w:sz w:val="32"/>
+          <w:szCs w:val="32"/>
+        </w:rPr>
+        <w:t xml:space="preserve"> </w:t>
+      </w:r>
+      <w:proofErr w:type="spellStart"/>
+      <w:r>
+        <w:rPr>
+          <w:color w:val="000000" w:themeColor="text1"/>
+          <w:sz w:val="32"/>
+          <w:szCs w:val="32"/>
+          <w:highlight w:val="yellow"/>
+        </w:rPr>
+        <w:t>true</w:t>
+      </w:r>
+      <w:proofErr w:type="spellEnd"/>
+    </w:p>
+    <w:p>
+      <w:pPr>
+        <w:rPr>
+          <w:color w:val="E97132" w:themeColor="accent2"/>
+          <w:sz w:val="32"/>
+          <w:szCs w:val="32"/>
+        </w:rPr>
+      </w:pPr>
+      <w:r>
+        <w:rPr>
+          <w:color w:val="E97132" w:themeColor="accent2"/>
+          <w:sz w:val="32"/>
+          <w:szCs w:val="32"/>
+        </w:rPr>
+        <w:t xml:space="preserve">} </w:t>
+      </w:r>
+      <w:proofErr w:type="spellStart"/>
+      <w:r>
+        <w:rPr>
+          <w:color w:val="E97132" w:themeColor="accent2"/>
+          <w:sz w:val="32"/>
+          <w:szCs w:val="32"/>
+        </w:rPr>
+        <w:t>else</w:t>
+      </w:r>
+      <w:proofErr w:type="spellEnd"/>
+      <w:r>
+        <w:rPr>
+          <w:color w:val="E97132" w:themeColor="accent2"/>
+          <w:sz w:val="32"/>
+          <w:szCs w:val="32"/>
+        </w:rPr>
+        <w:t xml:space="preserve"> {</w:t>
+      </w:r>
+    </w:p>
+    <w:p>
+      <w:pPr>
+        <w:rPr>
+          <w:color w:val="E97132" w:themeColor="accent2"/>
+          <w:sz w:val="32"/>
+          <w:szCs w:val="32"/>
+        </w:rPr>
+      </w:pPr>
+      <w:r>
+        <w:rPr>
+          <w:color w:val="E97132" w:themeColor="accent2"/>
+          <w:sz w:val="32"/>
+          <w:szCs w:val="32"/>
+        </w:rPr>
+        <w:t xml:space="preserve">   </w:t>
+      </w:r>
+      <w:r>
+        <w:rPr>
+          <w:color w:val="000000" w:themeColor="text1"/>
+          <w:sz w:val="32"/>
+          <w:szCs w:val="32"/>
+        </w:rPr>
+        <w:t xml:space="preserve"> </w:t>
+      </w:r>
+      <w:r>
+        <w:rPr>
+          <w:color w:val="000000" w:themeColor="text1"/>
+          <w:sz w:val="32"/>
+          <w:szCs w:val="32"/>
+          <w:highlight w:val="yellow"/>
+        </w:rPr>
+        <w:t>false</w:t>
+      </w:r>
+    </w:p>
+    <w:p>
+      <w:pPr>
+        <w:rPr>
+          <w:color w:val="E97132" w:themeColor="accent2"/>
+          <w:sz w:val="32"/>
+          <w:szCs w:val="32"/>
+        </w:rPr>
+      </w:pPr>
+      <w:r>
+        <w:rPr>
+          <w:color w:val="E97132" w:themeColor="accent2"/>
+          <w:sz w:val="32"/>
+          <w:szCs w:val="32"/>
+        </w:rPr>
+        <w:t>}</w:t>
+      </w:r>
+    </w:p>
+    <w:p>
+      <w:pPr>
+        <w:rPr>
           <w:noProof/>
-          <w:color w:val="E97132" w:themeColor="accent2"/>
+          <w:color w:val="000000" w:themeColor="text1"/>
+          <w:sz w:val="32"/>
+          <w:szCs w:val="32"/>
+        </w:rPr>
+      </w:pPr>
+    </w:p>
+    <w:p>
+      <w:pPr>
+        <w:rPr>
+          <w:b/>
+          <w:bCs/>
+          <w:noProof/>
+          <w:color w:val="000000" w:themeColor="text1"/>
+          <w:sz w:val="32"/>
+          <w:szCs w:val="32"/>
+        </w:rPr>
+      </w:pPr>
+      <w:r>
+        <w:rPr>
+          <w:noProof/>
+          <w:color w:val="000000" w:themeColor="text1"/>
+          <w:sz w:val="32"/>
+          <w:szCs w:val="32"/>
+        </w:rPr>
+        <w:br w:type="page"/>
+      </w:r>
+      <w:r>
+        <w:rPr>
+          <w:b/>
+          <w:bCs/>
+          <w:noProof/>
+          <w:color w:val="000000" w:themeColor="text1"/>
+          <w:sz w:val="32"/>
+          <w:szCs w:val="32"/>
+        </w:rPr>
+        <w:lastRenderedPageBreak/>
+        <w:t>Tipos de condição</w:t>
+      </w:r>
+    </w:p>
+    <w:p>
+      <w:pPr>
+        <w:rPr>
+          <w:noProof/>
+          <w:color w:val="000000" w:themeColor="text1"/>
+          <w:sz w:val="32"/>
+          <w:szCs w:val="32"/>
+        </w:rPr>
+      </w:pPr>
+      <w:r>
+        <w:rPr>
+          <w:noProof/>
+          <w:color w:val="000000" w:themeColor="text1"/>
+          <w:sz w:val="32"/>
+          <w:szCs w:val="32"/>
+        </w:rPr>
+        <w:t>If (condição) {</w:t>
+      </w:r>
+    </w:p>
+    <w:p>
+      <w:pPr>
+        <w:rPr>
+          <w:noProof/>
+          <w:color w:val="000000" w:themeColor="text1"/>
+          <w:sz w:val="32"/>
+          <w:szCs w:val="32"/>
+        </w:rPr>
+      </w:pPr>
+      <w:r>
+        <w:rPr>
+          <w:noProof/>
+          <w:color w:val="000000" w:themeColor="text1"/>
+          <w:sz w:val="32"/>
+          <w:szCs w:val="32"/>
+        </w:rPr>
+        <w:t xml:space="preserve">        true</w:t>
+      </w:r>
+    </w:p>
+    <w:p>
+      <w:pPr>
+        <w:rPr>
+          <w:noProof/>
+          <w:color w:val="000000" w:themeColor="text1"/>
+          <w:sz w:val="32"/>
+          <w:szCs w:val="32"/>
+        </w:rPr>
+      </w:pPr>
+      <w:r>
+        <w:rPr>
+          <w:noProof/>
+          <w:color w:val="000000" w:themeColor="text1"/>
+          <w:sz w:val="32"/>
+          <w:szCs w:val="32"/>
+        </w:rPr>
+        <w:t>} //condição simples</w:t>
+      </w:r>
+    </w:p>
+    <w:p>
+      <w:pPr>
+        <w:rPr>
+          <w:noProof/>
+          <w:color w:val="000000" w:themeColor="text1"/>
+          <w:sz w:val="32"/>
+          <w:szCs w:val="32"/>
+        </w:rPr>
+      </w:pPr>
+    </w:p>
+    <w:p>
+      <w:pPr>
+        <w:rPr>
+          <w:noProof/>
+          <w:color w:val="000000" w:themeColor="text1"/>
+          <w:sz w:val="32"/>
+          <w:szCs w:val="32"/>
+        </w:rPr>
+      </w:pPr>
+      <w:r>
+        <w:rPr>
+          <w:noProof/>
+          <w:color w:val="000000" w:themeColor="text1"/>
+          <w:sz w:val="32"/>
+          <w:szCs w:val="32"/>
+        </w:rPr>
+        <w:t>If (condição) {</w:t>
+      </w:r>
+    </w:p>
+    <w:p>
+      <w:pPr>
+        <w:rPr>
+          <w:noProof/>
+          <w:color w:val="000000" w:themeColor="text1"/>
+          <w:sz w:val="32"/>
+          <w:szCs w:val="32"/>
+        </w:rPr>
+      </w:pPr>
+      <w:r>
+        <w:rPr>
+          <w:noProof/>
+          <w:color w:val="000000" w:themeColor="text1"/>
+          <w:sz w:val="32"/>
+          <w:szCs w:val="32"/>
+        </w:rPr>
+        <w:tab/>
+        <w:t>true</w:t>
+      </w:r>
+    </w:p>
+    <w:p>
+      <w:pPr>
+        <w:rPr>
+          <w:noProof/>
+          <w:color w:val="000000" w:themeColor="text1"/>
+          <w:sz w:val="32"/>
+          <w:szCs w:val="32"/>
+        </w:rPr>
+      </w:pPr>
+      <w:r>
+        <w:rPr>
+          <w:noProof/>
+          <w:color w:val="000000" w:themeColor="text1"/>
+          <w:sz w:val="32"/>
+          <w:szCs w:val="32"/>
+        </w:rPr>
+        <w:t>} else {</w:t>
+      </w:r>
+    </w:p>
+    <w:p>
+      <w:pPr>
+        <w:rPr>
+          <w:noProof/>
+          <w:color w:val="000000" w:themeColor="text1"/>
+          <w:sz w:val="32"/>
+          <w:szCs w:val="32"/>
+        </w:rPr>
+      </w:pPr>
+      <w:r>
+        <w:rPr>
+          <w:noProof/>
+          <w:color w:val="000000" w:themeColor="text1"/>
+          <w:sz w:val="32"/>
+          <w:szCs w:val="32"/>
+        </w:rPr>
+        <w:tab/>
+        <w:t>false</w:t>
+      </w:r>
+    </w:p>
+    <w:p>
+      <w:pPr>
+        <w:rPr>
+          <w:noProof/>
+          <w:color w:val="000000" w:themeColor="text1"/>
+          <w:sz w:val="32"/>
+          <w:szCs w:val="32"/>
+        </w:rPr>
+      </w:pPr>
+      <w:r>
+        <w:rPr>
+          <w:noProof/>
+          <w:color w:val="000000" w:themeColor="text1"/>
+          <w:sz w:val="32"/>
+          <w:szCs w:val="32"/>
+        </w:rPr>
+        <w:t>} //condição composta</w:t>
+      </w:r>
+    </w:p>
+    <w:p>
+      <w:pPr>
+        <w:rPr>
+          <w:noProof/>
+          <w:color w:val="000000" w:themeColor="text1"/>
+          <w:sz w:val="32"/>
+          <w:szCs w:val="32"/>
+        </w:rPr>
+      </w:pPr>
+    </w:p>
+    <w:p>
+      <w:pPr>
+        <w:rPr>
+          <w:noProof/>
+          <w:color w:val="000000" w:themeColor="text1"/>
+          <w:sz w:val="32"/>
+          <w:szCs w:val="32"/>
+        </w:rPr>
+      </w:pPr>
+      <w:r>
+        <w:rPr>
+          <w:noProof/>
+          <w:color w:val="000000" w:themeColor="text1"/>
+          <w:sz w:val="32"/>
+          <w:szCs w:val="32"/>
+        </w:rPr>
+        <w:br w:type="page"/>
+      </w:r>
+    </w:p>
+    <w:p>
+      <w:pPr>
+        <w:rPr>
+          <w:b/>
+          <w:bCs/>
+          <w:color w:val="000000" w:themeColor="text1"/>
+          <w:sz w:val="64"/>
+          <w:szCs w:val="64"/>
+        </w:rPr>
+      </w:pPr>
+      <w:r>
+        <w:rPr>
+          <w:b/>
+          <w:bCs/>
+          <w:color w:val="000000" w:themeColor="text1"/>
+          <w:sz w:val="64"/>
+          <w:szCs w:val="64"/>
+        </w:rPr>
+        <w:lastRenderedPageBreak/>
+        <w:t xml:space="preserve">Módulo </w:t>
+      </w:r>
+      <w:r>
+        <w:rPr>
+          <w:b/>
+          <w:bCs/>
+          <w:color w:val="000000" w:themeColor="text1"/>
+          <w:sz w:val="64"/>
+          <w:szCs w:val="64"/>
+        </w:rPr>
+        <w:t>D</w:t>
+      </w:r>
+      <w:r>
+        <w:rPr>
+          <w:b/>
+          <w:bCs/>
+          <w:color w:val="000000" w:themeColor="text1"/>
+          <w:sz w:val="64"/>
+          <w:szCs w:val="64"/>
+        </w:rPr>
+        <w:t xml:space="preserve">: </w:t>
+      </w:r>
+      <w:r>
+        <w:rPr>
+          <w:b/>
+          <w:bCs/>
+          <w:color w:val="000000" w:themeColor="text1"/>
+          <w:sz w:val="64"/>
+          <w:szCs w:val="64"/>
+        </w:rPr>
+        <w:t xml:space="preserve">Condições em </w:t>
+      </w:r>
+      <w:proofErr w:type="spellStart"/>
+      <w:r>
+        <w:rPr>
+          <w:b/>
+          <w:bCs/>
+          <w:color w:val="000000" w:themeColor="text1"/>
+          <w:sz w:val="64"/>
+          <w:szCs w:val="64"/>
+        </w:rPr>
+        <w:t>JavaScript</w:t>
+      </w:r>
+      <w:proofErr w:type="spellEnd"/>
+    </w:p>
+    <w:p>
+      <w:pPr>
+        <w:rPr>
+          <w:b/>
+          <w:bCs/>
+          <w:noProof/>
+          <w:color w:val="000000" w:themeColor="text1"/>
+          <w:sz w:val="60"/>
+          <w:szCs w:val="60"/>
+        </w:rPr>
+      </w:pPr>
+      <w:r>
+        <w:rPr>
+          <w:b/>
+          <w:bCs/>
+          <w:noProof/>
+          <w:color w:val="000000" w:themeColor="text1"/>
+          <w:sz w:val="60"/>
+          <w:szCs w:val="60"/>
+        </w:rPr>
+        <w:t>Exercícios JavaScript (Parte 1)</w:t>
+      </w:r>
+    </w:p>
+    <w:p>
+      <w:pPr>
+        <w:rPr>
+          <w:noProof/>
+          <w:color w:val="000000" w:themeColor="text1"/>
+          <w:sz w:val="32"/>
+          <w:szCs w:val="32"/>
+        </w:rPr>
+      </w:pPr>
+    </w:p>
+    <w:p>
+      <w:pPr>
+        <w:rPr>
+          <w:noProof/>
+          <w:color w:val="000000" w:themeColor="text1"/>
+          <w:sz w:val="32"/>
+          <w:szCs w:val="32"/>
+        </w:rPr>
+      </w:pPr>
+      <w:r>
+        <w:rPr>
+          <w:noProof/>
+          <w:color w:val="000000" w:themeColor="text1"/>
+          <w:sz w:val="32"/>
+          <w:szCs w:val="32"/>
+        </w:rPr>
+        <w:br w:type="page"/>
+      </w:r>
+    </w:p>
+    <w:p>
+      <w:pPr>
+        <w:rPr>
+          <w:b/>
+          <w:bCs/>
+          <w:color w:val="000000" w:themeColor="text1"/>
+          <w:sz w:val="64"/>
+          <w:szCs w:val="64"/>
+        </w:rPr>
+      </w:pPr>
+      <w:r>
+        <w:rPr>
+          <w:b/>
+          <w:bCs/>
+          <w:color w:val="000000" w:themeColor="text1"/>
+          <w:sz w:val="64"/>
+          <w:szCs w:val="64"/>
+        </w:rPr>
+        <w:lastRenderedPageBreak/>
+        <w:t xml:space="preserve">Módulo </w:t>
+      </w:r>
+      <w:r>
+        <w:rPr>
+          <w:b/>
+          <w:bCs/>
+          <w:color w:val="000000" w:themeColor="text1"/>
+          <w:sz w:val="64"/>
+          <w:szCs w:val="64"/>
+        </w:rPr>
+        <w:t>E</w:t>
+      </w:r>
+      <w:r>
+        <w:rPr>
+          <w:b/>
+          <w:bCs/>
+          <w:color w:val="000000" w:themeColor="text1"/>
+          <w:sz w:val="64"/>
+          <w:szCs w:val="64"/>
+        </w:rPr>
+        <w:t xml:space="preserve">: </w:t>
+      </w:r>
+      <w:r>
+        <w:rPr>
+          <w:b/>
+          <w:bCs/>
+          <w:color w:val="000000" w:themeColor="text1"/>
+          <w:sz w:val="64"/>
+          <w:szCs w:val="64"/>
+        </w:rPr>
+        <w:t xml:space="preserve">Repetições em </w:t>
+      </w:r>
+      <w:proofErr w:type="spellStart"/>
+      <w:r>
+        <w:rPr>
+          <w:b/>
+          <w:bCs/>
+          <w:color w:val="000000" w:themeColor="text1"/>
+          <w:sz w:val="64"/>
+          <w:szCs w:val="64"/>
+        </w:rPr>
+        <w:t>JavaScript</w:t>
+      </w:r>
+      <w:proofErr w:type="spellEnd"/>
+    </w:p>
+    <w:p>
+      <w:pPr>
+        <w:rPr>
+          <w:b/>
+          <w:bCs/>
+          <w:noProof/>
+          <w:color w:val="000000" w:themeColor="text1"/>
+          <w:sz w:val="60"/>
+          <w:szCs w:val="60"/>
+        </w:rPr>
+      </w:pPr>
+      <w:r>
+        <w:rPr>
+          <w:b/>
+          <w:bCs/>
+          <w:noProof/>
+          <w:color w:val="000000" w:themeColor="text1"/>
+          <w:sz w:val="60"/>
+          <w:szCs w:val="60"/>
+        </w:rPr>
+        <w:t xml:space="preserve">Aula 13 </w:t>
+      </w:r>
+    </w:p>
+    <w:p>
+      <w:pPr>
+        <w:rPr>
+          <w:b/>
+          <w:bCs/>
+          <w:noProof/>
+          <w:color w:val="000000" w:themeColor="text1"/>
+          <w:sz w:val="60"/>
+          <w:szCs w:val="60"/>
+        </w:rPr>
+      </w:pPr>
+      <w:r>
+        <w:rPr>
+          <w:b/>
+          <w:bCs/>
+          <w:noProof/>
+          <w:color w:val="000000" w:themeColor="text1"/>
+          <w:sz w:val="60"/>
+          <w:szCs w:val="60"/>
+        </w:rPr>
+        <w:t>Repetições (Parte 1)</w:t>
+      </w:r>
+    </w:p>
+    <w:p>
+      <w:pPr>
+        <w:rPr>
+          <w:b/>
+          <w:bCs/>
+          <w:noProof/>
+          <w:color w:val="000000" w:themeColor="text1"/>
+          <w:sz w:val="60"/>
+          <w:szCs w:val="60"/>
+        </w:rPr>
+      </w:pPr>
+      <w:r>
+        <w:rPr>
+          <w:b/>
+          <w:bCs/>
+          <w:noProof/>
+          <w:color w:val="000000" w:themeColor="text1"/>
+          <w:sz w:val="60"/>
+          <w:szCs w:val="60"/>
+        </w:rPr>
+        <w:br w:type="page"/>
+      </w:r>
+    </w:p>
+    <w:p>
+      <w:pPr>
+        <w:rPr>
+          <w:b/>
+          <w:bCs/>
+          <w:color w:val="000000" w:themeColor="text1"/>
+          <w:sz w:val="64"/>
+          <w:szCs w:val="64"/>
+        </w:rPr>
+      </w:pPr>
+      <w:r>
+        <w:rPr>
+          <w:b/>
+          <w:bCs/>
+          <w:color w:val="000000" w:themeColor="text1"/>
+          <w:sz w:val="64"/>
+          <w:szCs w:val="64"/>
+        </w:rPr>
+        <w:lastRenderedPageBreak/>
+        <w:t xml:space="preserve">Módulo </w:t>
+      </w:r>
+      <w:r>
+        <w:rPr>
+          <w:b/>
+          <w:bCs/>
+          <w:color w:val="000000" w:themeColor="text1"/>
+          <w:sz w:val="64"/>
+          <w:szCs w:val="64"/>
+        </w:rPr>
+        <w:t>E</w:t>
+      </w:r>
+      <w:r>
+        <w:rPr>
+          <w:b/>
+          <w:bCs/>
+          <w:color w:val="000000" w:themeColor="text1"/>
+          <w:sz w:val="64"/>
+          <w:szCs w:val="64"/>
+        </w:rPr>
+        <w:t xml:space="preserve">: </w:t>
+      </w:r>
+      <w:r>
+        <w:rPr>
+          <w:b/>
+          <w:bCs/>
+          <w:color w:val="000000" w:themeColor="text1"/>
+          <w:sz w:val="64"/>
+          <w:szCs w:val="64"/>
+        </w:rPr>
+        <w:t xml:space="preserve">Repetições em </w:t>
+      </w:r>
+      <w:proofErr w:type="spellStart"/>
+      <w:r>
+        <w:rPr>
+          <w:b/>
+          <w:bCs/>
+          <w:color w:val="000000" w:themeColor="text1"/>
+          <w:sz w:val="64"/>
+          <w:szCs w:val="64"/>
+        </w:rPr>
+        <w:t>JavaScript</w:t>
+      </w:r>
+      <w:proofErr w:type="spellEnd"/>
+    </w:p>
+    <w:p>
+      <w:pPr>
+        <w:rPr>
+          <w:b/>
+          <w:bCs/>
+          <w:noProof/>
+          <w:color w:val="000000" w:themeColor="text1"/>
+          <w:sz w:val="60"/>
+          <w:szCs w:val="60"/>
+        </w:rPr>
+      </w:pPr>
+      <w:r>
+        <w:rPr>
+          <w:b/>
+          <w:bCs/>
+          <w:noProof/>
+          <w:color w:val="000000" w:themeColor="text1"/>
+          <w:sz w:val="60"/>
+          <w:szCs w:val="60"/>
+        </w:rPr>
+        <w:t xml:space="preserve">Aula 14 </w:t>
+      </w:r>
+    </w:p>
+    <w:p>
+      <w:pPr>
+        <w:rPr>
+          <w:noProof/>
+          <w:color w:val="000000" w:themeColor="text1"/>
+          <w:sz w:val="32"/>
+          <w:szCs w:val="32"/>
+        </w:rPr>
+      </w:pPr>
+      <w:r>
+        <w:rPr>
+          <w:b/>
+          <w:bCs/>
+          <w:noProof/>
+          <w:color w:val="000000" w:themeColor="text1"/>
+          <w:sz w:val="60"/>
+          <w:szCs w:val="60"/>
+        </w:rPr>
+        <w:t>Repetições (Parte 2)</w:t>
+      </w:r>
+    </w:p>
+    <w:p>
+      <w:pPr>
+        <w:rPr>
+          <w:noProof/>
+          <w:color w:val="000000" w:themeColor="text1"/>
+          <w:sz w:val="32"/>
+          <w:szCs w:val="32"/>
+        </w:rPr>
+      </w:pPr>
+      <w:r>
+        <w:rPr>
+          <w:noProof/>
+          <w:color w:val="000000" w:themeColor="text1"/>
           <w:sz w:val="32"/>
           <w:szCs w:val="32"/>
         </w:rPr>
         <mc:AlternateContent>
           <mc:Choice Requires="wps">
             <w:drawing>
-              <wp:anchor distT="0" distB="0" distL="114300" distR="114300" simplePos="0" relativeHeight="251760640" behindDoc="0" locked="0" layoutInCell="1" allowOverlap="1" wp14:anchorId="6F675272" wp14:editId="601F5A92">
-                <wp:simplePos x="0" y="0"/>
-                <wp:positionH relativeFrom="column">
-                  <wp:posOffset>2239535</wp:posOffset>
-                </wp:positionH>
-                <wp:positionV relativeFrom="paragraph">
-                  <wp:posOffset>16676</wp:posOffset>
-                </wp:positionV>
-                <wp:extent cx="4638" cy="413467"/>
-                <wp:effectExtent l="76200" t="0" r="71755" b="62865"/>
-                <wp:wrapNone/>
-                <wp:docPr id="1160322484" name="Conector de Seta Reta 164"/>
-                <wp:cNvGraphicFramePr/>
-                <a:graphic xmlns:a="http://schemas.openxmlformats.org/drawingml/2006/main">
-                  <a:graphicData uri="http://schemas.microsoft.com/office/word/2010/wordprocessingShape">
-                    <wps:wsp>
-                      <wps:cNvCnPr/>
-                      <wps:spPr>
-                        <a:xfrm flipH="1">
-                          <a:off x="0" y="0"/>
-                          <a:ext cx="4638" cy="413467"/>
-                        </a:xfrm>
-                        <a:prstGeom prst="straightConnector1">
-                          <a:avLst/>
-                        </a:prstGeom>
-                        <a:ln>
-                          <a:tailEnd type="triangle"/>
-                        </a:ln>
-                      </wps:spPr>
-                      <wps:style>
-                        <a:lnRef idx="1">
-                          <a:schemeClr val="accent1"/>
-                        </a:lnRef>
-                        <a:fillRef idx="0">
-                          <a:schemeClr val="accent1"/>
-                        </a:fillRef>
-                        <a:effectRef idx="0">
-                          <a:schemeClr val="accent1"/>
-                        </a:effectRef>
-                        <a:fontRef idx="minor">
-                          <a:schemeClr val="tx1"/>
-                        </a:fontRef>
-                      </wps:style>
-                      <wps:bodyPr/>
-                    </wps:wsp>
-                  </a:graphicData>
-                </a:graphic>
-                <wp14:sizeRelH relativeFrom="margin">
-                  <wp14:pctWidth>0</wp14:pctWidth>
-                </wp14:sizeRelH>
-                <wp14:sizeRelV relativeFrom="margin">
-                  <wp14:pctHeight>0</wp14:pctHeight>
-                </wp14:sizeRelV>
-              </wp:anchor>
-            </w:drawing>
-          </mc:Choice>
-          <mc:Fallback>
-            <w:pict>
-              <v:shapetype w14:anchorId="14644E9A" id="_x0000_t32" coordsize="21600,21600" o:spt="32" o:oned="t" path="m,l21600,21600e" filled="f">
-                <v:path arrowok="t" fillok="f" o:connecttype="none"/>
-                <o:lock v:ext="edit" shapetype="t"/>
-              </v:shapetype>
-              <v:shape id="Conector de Seta Reta 164" o:spid="_x0000_s1026" type="#_x0000_t32" style="position:absolute;margin-left:176.35pt;margin-top:1.3pt;width:.35pt;height:32.55pt;flip:x;z-index:251760640;visibility:visible;mso-wrap-style:square;mso-width-percent:0;mso-height-percent:0;mso-wrap-distance-left:9pt;mso-wrap-distance-top:0;mso-wrap-distance-right:9pt;mso-wrap-distance-bottom:0;mso-position-horizontal:absolute;mso-position-horizontal-relative:text;mso-position-vertical:absolute;mso-position-vertical-relative:text;mso-width-percent:0;mso-height-percent:0;mso-width-relative:margin;mso-height-relative:margin" o:gfxdata="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" strokecolor="#156082 [3204]" strokeweight=".5pt">
-                <v:stroke endarrow="block" joinstyle="miter"/>
-              </v:shape>
-            </w:pict>
-          </mc:Fallback>
-        </mc:AlternateContent>
-      </w:r>
-      <w:r>
-        <w:rPr>
-          <w:noProof/>
-          <w:color w:val="E97132" w:themeColor="accent2"/>
-          <w:sz w:val="32"/>
-          <w:szCs w:val="32"/>
-        </w:rPr>
-        <mc:AlternateContent>
-          <mc:Choice Requires="wps">
-            <w:drawing>
-              <wp:anchor distT="0" distB="0" distL="114300" distR="114300" simplePos="0" relativeHeight="251758592" behindDoc="0" locked="0" layoutInCell="1" allowOverlap="1" wp14:anchorId="341C2040" wp14:editId="63C6427E">
-                <wp:simplePos x="0" y="0"/>
-                <wp:positionH relativeFrom="column">
-                  <wp:posOffset>4322607</wp:posOffset>
-                </wp:positionH>
-                <wp:positionV relativeFrom="paragraph">
-                  <wp:posOffset>16400</wp:posOffset>
-                </wp:positionV>
-                <wp:extent cx="0" cy="565554"/>
-                <wp:effectExtent l="76200" t="0" r="57150" b="63500"/>
-                <wp:wrapNone/>
-                <wp:docPr id="508030630" name="Conector de Seta Reta 164"/>
-                <wp:cNvGraphicFramePr/>
-                <a:graphic xmlns:a="http://schemas.openxmlformats.org/drawingml/2006/main">
-                  <a:graphicData uri="http://schemas.microsoft.com/office/word/2010/wordprocessingShape">
-                    <wps:wsp>
-                      <wps:cNvCnPr/>
-                      <wps:spPr>
-                        <a:xfrm>
-                          <a:off x="0" y="0"/>
-                          <a:ext cx="0" cy="565554"/>
-                        </a:xfrm>
-                        <a:prstGeom prst="straightConnector1">
-                          <a:avLst/>
-                        </a:prstGeom>
-                        <a:ln>
-                          <a:tailEnd type="triangle"/>
-                        </a:ln>
-                      </wps:spPr>
-                      <wps:style>
-                        <a:lnRef idx="1">
-                          <a:schemeClr val="accent1"/>
-                        </a:lnRef>
-                        <a:fillRef idx="0">
-                          <a:schemeClr val="accent1"/>
-                        </a:fillRef>
-                        <a:effectRef idx="0">
-                          <a:schemeClr val="accent1"/>
-                        </a:effectRef>
-                        <a:fontRef idx="minor">
-                          <a:schemeClr val="tx1"/>
-                        </a:fontRef>
-                      </wps:style>
-                      <wps:bodyPr/>
-                    </wps:wsp>
-                  </a:graphicData>
-                </a:graphic>
-                <wp14:sizeRelH relativeFrom="margin">
-                  <wp14:pctWidth>0</wp14:pctWidth>
-                </wp14:sizeRelH>
-                <wp14:sizeRelV relativeFrom="margin">
-                  <wp14:pctHeight>0</wp14:pctHeight>
-                </wp14:sizeRelV>
-              </wp:anchor>
-            </w:drawing>
-          </mc:Choice>
-          <mc:Fallback>
-            <w:pict>
-              <v:shape w14:anchorId="57DDE7D7" id="Conector de Seta Reta 164" o:spid="_x0000_s1026" type="#_x0000_t32" style="position:absolute;margin-left:340.35pt;margin-top:1.3pt;width:0;height:44.55pt;z-index:251758592;visibility:visible;mso-wrap-style:square;mso-width-percent:0;mso-height-percent:0;mso-wrap-distance-left:9pt;mso-wrap-distance-top:0;mso-wrap-distance-right:9pt;mso-wrap-distance-bottom:0;mso-position-horizontal:absolute;mso-position-horizontal-relative:text;mso-position-vertical:absolute;mso-position-vertical-relative:text;mso-width-percent:0;mso-height-percent:0;mso-width-relative:margin;mso-height-relative:margin" o:gfxdata="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" strokecolor="#156082 [3204]" strokeweight=".5pt">
-                <v:stroke endarrow="block" joinstyle="miter"/>
-              </v:shape>
-            </w:pict>
-          </mc:Fallback>
-        </mc:AlternateContent>
-      </w:r>
-      <w:r>
-        <w:rPr>
-          <w:noProof/>
-          <w:color w:val="E97132" w:themeColor="accent2"/>
-          <w:sz w:val="32"/>
-          <w:szCs w:val="32"/>
-        </w:rPr>
-        <mc:AlternateContent>
-          <mc:Choice Requires="wps">
-            <w:drawing>
-              <wp:anchor distT="0" distB="0" distL="114300" distR="114300" simplePos="0" relativeHeight="251757568" behindDoc="0" locked="0" layoutInCell="1" allowOverlap="1" wp14:anchorId="41CB741A" wp14:editId="47F1B6E3">
-                <wp:simplePos x="0" y="0"/>
-                <wp:positionH relativeFrom="column">
-                  <wp:posOffset>2256155</wp:posOffset>
-                </wp:positionH>
-                <wp:positionV relativeFrom="paragraph">
-                  <wp:posOffset>12065</wp:posOffset>
-                </wp:positionV>
-                <wp:extent cx="2067560" cy="0"/>
-                <wp:effectExtent l="0" t="0" r="0" b="0"/>
-                <wp:wrapNone/>
-                <wp:docPr id="478655107" name="Conector reto 163"/>
-                <wp:cNvGraphicFramePr/>
-                <a:graphic xmlns:a="http://schemas.openxmlformats.org/drawingml/2006/main">
-                  <a:graphicData uri="http://schemas.microsoft.com/office/word/2010/wordprocessingShape">
-                    <wps:wsp>
-                      <wps:cNvCnPr/>
-                      <wps:spPr>
-                        <a:xfrm>
-                          <a:off x="0" y="0"/>
-                          <a:ext cx="2067560" cy="0"/>
-                        </a:xfrm>
-                        <a:prstGeom prst="line">
-                          <a:avLst/>
-                        </a:prstGeom>
-                      </wps:spPr>
-                      <wps:style>
-                        <a:lnRef idx="1">
-                          <a:schemeClr val="accent1"/>
-                        </a:lnRef>
-                        <a:fillRef idx="0">
-                          <a:schemeClr val="accent1"/>
-                        </a:fillRef>
-                        <a:effectRef idx="0">
-                          <a:schemeClr val="accent1"/>
-                        </a:effectRef>
-                        <a:fontRef idx="minor">
-                          <a:schemeClr val="tx1"/>
-                        </a:fontRef>
-                      </wps:style>
-                      <wps:bodyPr/>
-                    </wps:wsp>
-                  </a:graphicData>
-                </a:graphic>
-              </wp:anchor>
-            </w:drawing>
-          </mc:Choice>
-          <mc:Fallback>
-            <w:pict>
-              <v:line w14:anchorId="1F33ACDF" id="Conector reto 163" o:spid="_x0000_s1026" style="position:absolute;z-index:251757568;visibility:visible;mso-wrap-style:square;mso-wrap-distance-left:9pt;mso-wrap-distance-top:0;mso-wrap-distance-right:9pt;mso-wrap-distance-bottom:0;mso-position-horizontal:absolute;mso-position-horizontal-relative:text;mso-position-vertical:absolute;mso-position-vertical-relative:text" from="177.65pt,.95pt" to="340.45pt,.95pt" o:gfxdata="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" strokecolor="#156082 [3204]" strokeweight=".5pt">
-                <v:stroke joinstyle="miter"/>
-              </v:line>
-            </w:pict>
-          </mc:Fallback>
-        </mc:AlternateContent>
-      </w:r>
-      <w:r>
-        <w:rPr>
-          <w:color w:val="E97132" w:themeColor="accent2"/>
-          <w:sz w:val="32"/>
-          <w:szCs w:val="32"/>
-        </w:rPr>
-        <w:t xml:space="preserve">     </w:t>
-      </w:r>
-      <w:r>
-        <w:rPr>
-          <w:color w:val="000000" w:themeColor="text1"/>
-          <w:sz w:val="32"/>
-          <w:szCs w:val="32"/>
-        </w:rPr>
-        <w:t xml:space="preserve"> </w:t>
-      </w:r>
-      <w:proofErr w:type="spellStart"/>
-      <w:r>
-        <w:rPr>
-          <w:color w:val="000000" w:themeColor="text1"/>
-          <w:sz w:val="32"/>
-          <w:szCs w:val="32"/>
-          <w:highlight w:val="yellow"/>
-        </w:rPr>
-        <w:t>true</w:t>
-      </w:r>
-      <w:proofErr w:type="spellEnd"/>
-    </w:p>
-    <w:p>
-      <w:pPr>
-        <w:rPr>
-          <w:color w:val="E97132" w:themeColor="accent2"/>
-          <w:sz w:val="32"/>
-          <w:szCs w:val="32"/>
-        </w:rPr>
-      </w:pPr>
-      <w:r>
-        <w:rPr>
-          <w:noProof/>
-          <w:color w:val="E97132" w:themeColor="accent2"/>
-          <w:sz w:val="32"/>
-          <w:szCs w:val="32"/>
-        </w:rPr>
-        <mc:AlternateContent>
-          <mc:Choice Requires="wps">
-            <w:drawing>
-              <wp:anchor distT="0" distB="0" distL="114300" distR="114300" simplePos="0" relativeHeight="251762688" behindDoc="0" locked="0" layoutInCell="1" allowOverlap="1" wp14:anchorId="194066B8" wp14:editId="1F01F783">
-                <wp:simplePos x="0" y="0"/>
-                <wp:positionH relativeFrom="column">
-                  <wp:posOffset>1825196</wp:posOffset>
-                </wp:positionH>
-                <wp:positionV relativeFrom="paragraph">
-                  <wp:posOffset>55245</wp:posOffset>
-                </wp:positionV>
-                <wp:extent cx="835476" cy="290706"/>
-                <wp:effectExtent l="0" t="0" r="22225" b="14605"/>
-                <wp:wrapNone/>
-                <wp:docPr id="1912533831" name="Retângulo: Cantos Arredondados 166"/>
-                <wp:cNvGraphicFramePr/>
-                <a:graphic xmlns:a="http://schemas.openxmlformats.org/drawingml/2006/main">
-                  <a:graphicData uri="http://schemas.microsoft.com/office/word/2010/wordprocessingShape">
-                    <wps:wsp>
-                      <wps:cNvSpPr/>
-                      <wps:spPr>
-                        <a:xfrm>
-                          <a:off x="0" y="0"/>
-                          <a:ext cx="835476" cy="290706"/>
-                        </a:xfrm>
-                        <a:prstGeom prst="roundRect">
-                          <a:avLst/>
-                        </a:prstGeom>
-                      </wps:spPr>
-                      <wps:style>
-                        <a:lnRef idx="2">
-                          <a:schemeClr val="accent1">
-                            <a:shade val="15000"/>
-                          </a:schemeClr>
-                        </a:lnRef>
-                        <a:fillRef idx="1">
-                          <a:schemeClr val="accent1"/>
-                        </a:fillRef>
-                        <a:effectRef idx="0">
-                          <a:schemeClr val="accent1"/>
-                        </a:effectRef>
-                        <a:fontRef idx="minor">
-                          <a:schemeClr val="lt1"/>
-                        </a:fontRef>
-                      </wps:style>
-                      <wps:txbx>
-                        <w:txbxContent>
-                          <w:p>
-                            <w:pPr>
-                              <w:jc w:val="center"/>
-                            </w:pPr>
-                            <w:proofErr w:type="spellStart"/>
-                            <w:r>
-                              <w:t>True</w:t>
-                            </w:r>
-                            <w:proofErr w:type="spellEnd"/>
-                          </w:p>
-                        </w:txbxContent>
-                      </wps:txbx>
-                      <wps:bodyPr rot="0" spcFirstLastPara="0" vertOverflow="overflow" horzOverflow="overflow" vert="horz" wrap="square" lIns="91440" tIns="45720" rIns="91440" bIns="45720" numCol="1" spcCol="0" rtlCol="0" fromWordArt="0" anchor="ctr" anchorCtr="0" forceAA="0" compatLnSpc="1">
-                        <a:prstTxWarp prst="textNoShape">
-                          <a:avLst/>
-                        </a:prstTxWarp>
-                        <a:noAutofit/>
-                      </wps:bodyPr>
-                    </wps:wsp>
-                  </a:graphicData>
-                </a:graphic>
-                <wp14:sizeRelH relativeFrom="margin">
-                  <wp14:pctWidth>0</wp14:pctWidth>
-                </wp14:sizeRelH>
-                <wp14:sizeRelV relativeFrom="margin">
-                  <wp14:pctHeight>0</wp14:pctHeight>
-                </wp14:sizeRelV>
-              </wp:anchor>
-            </w:drawing>
-          </mc:Choice>
-          <mc:Fallback>
-            <w:pict>
-              <v:roundrect w14:anchorId="194066B8" id="Retângulo: Cantos Arredondados 166" o:spid="_x0000_s1054" style="position:absolute;margin-left:143.7pt;margin-top:4.35pt;width:65.8pt;height:22.9pt;z-index:251762688;visibility:visible;mso-wrap-style:square;mso-width-percent:0;mso-height-percent:0;mso-wrap-distance-left:9pt;mso-wrap-distance-top:0;mso-wrap-distance-right:9pt;mso-wrap-distance-bottom:0;mso-position-horizontal:absolute;mso-position-horizontal-relative:text;mso-position-vertical:absolute;mso-position-vertical-relative:text;mso-width-percent:0;mso-height-percent:0;mso-width-relative:margin;mso-height-relative:margin;v-text-anchor:middle" arcsize="10923f" o:gfxdata="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" fillcolor="#156082 [3204]" strokecolor="#030e13 [484]" strokeweight="1pt">
-                <v:stroke joinstyle="miter"/>
-                <v:textbox>
-                  <w:txbxContent>
-                    <w:p>
-                      <w:pPr>
-                        <w:jc w:val="center"/>
-                      </w:pPr>
-                      <w:proofErr w:type="spellStart"/>
-                      <w:r>
-                        <w:t>True</w:t>
-                      </w:r>
-                      <w:proofErr w:type="spellEnd"/>
-                    </w:p>
-                  </w:txbxContent>
-                </v:textbox>
-              </v:roundrect>
-            </w:pict>
-          </mc:Fallback>
-        </mc:AlternateContent>
-      </w:r>
-      <w:r>
-        <w:rPr>
-          <w:color w:val="E97132" w:themeColor="accent2"/>
-          <w:sz w:val="32"/>
-          <w:szCs w:val="32"/>
-        </w:rPr>
-        <w:t xml:space="preserve">} </w:t>
-      </w:r>
-      <w:proofErr w:type="spellStart"/>
-      <w:r>
-        <w:rPr>
-          <w:color w:val="E97132" w:themeColor="accent2"/>
-          <w:sz w:val="32"/>
-          <w:szCs w:val="32"/>
-        </w:rPr>
-        <w:t>else</w:t>
-      </w:r>
-      <w:proofErr w:type="spellEnd"/>
-      <w:r>
-        <w:rPr>
-          <w:color w:val="E97132" w:themeColor="accent2"/>
-          <w:sz w:val="32"/>
-          <w:szCs w:val="32"/>
-        </w:rPr>
-        <w:t xml:space="preserve"> {</w:t>
-      </w:r>
-    </w:p>
-    <w:p>
-      <w:pPr>
-        <w:rPr>
-          <w:color w:val="E97132" w:themeColor="accent2"/>
-          <w:sz w:val="32"/>
-          <w:szCs w:val="32"/>
-        </w:rPr>
-      </w:pPr>
-      <w:r>
-        <w:rPr>
-          <w:noProof/>
-          <w:color w:val="E97132" w:themeColor="accent2"/>
-          <w:sz w:val="32"/>
-          <w:szCs w:val="32"/>
-        </w:rPr>
-        <mc:AlternateContent>
-          <mc:Choice Requires="wps">
-            <w:drawing>
-              <wp:anchor distT="0" distB="0" distL="114300" distR="114300" simplePos="0" relativeHeight="251768832" behindDoc="0" locked="0" layoutInCell="1" allowOverlap="1" wp14:anchorId="494C6060" wp14:editId="30B9CDC9">
-                <wp:simplePos x="0" y="0"/>
-                <wp:positionH relativeFrom="column">
-                  <wp:posOffset>3453740</wp:posOffset>
-                </wp:positionH>
-                <wp:positionV relativeFrom="paragraph">
-                  <wp:posOffset>193845</wp:posOffset>
-                </wp:positionV>
-                <wp:extent cx="926327" cy="0"/>
-                <wp:effectExtent l="38100" t="76200" r="0" b="95250"/>
-                <wp:wrapNone/>
-                <wp:docPr id="256398267" name="Conector de Seta Reta 168"/>
-                <wp:cNvGraphicFramePr/>
-                <a:graphic xmlns:a="http://schemas.openxmlformats.org/drawingml/2006/main">
-                  <a:graphicData uri="http://schemas.microsoft.com/office/word/2010/wordprocessingShape">
-                    <wps:wsp>
-                      <wps:cNvCnPr/>
-                      <wps:spPr>
-                        <a:xfrm rot="10800000">
-                          <a:off x="0" y="0"/>
-                          <a:ext cx="926327" cy="0"/>
-                        </a:xfrm>
-                        <a:prstGeom prst="straightConnector1">
-                          <a:avLst/>
-                        </a:prstGeom>
-                        <a:ln>
-                          <a:tailEnd type="triangle"/>
-                        </a:ln>
-                      </wps:spPr>
-                      <wps:style>
-                        <a:lnRef idx="1">
-                          <a:schemeClr val="accent1"/>
-                        </a:lnRef>
-                        <a:fillRef idx="0">
-                          <a:schemeClr val="accent1"/>
-                        </a:fillRef>
-                        <a:effectRef idx="0">
-                          <a:schemeClr val="accent1"/>
-                        </a:effectRef>
-                        <a:fontRef idx="minor">
-                          <a:schemeClr val="tx1"/>
-                        </a:fontRef>
-                      </wps:style>
-                      <wps:bodyPr/>
-                    </wps:wsp>
-                  </a:graphicData>
-                </a:graphic>
-              </wp:anchor>
-            </w:drawing>
-          </mc:Choice>
-          <mc:Fallback>
-            <w:pict>
-              <v:shape w14:anchorId="67A8A044" id="Conector de Seta Reta 168" o:spid="_x0000_s1026" type="#_x0000_t32" style="position:absolute;margin-left:271.95pt;margin-top:15.25pt;width:72.95pt;height:0;rotation:180;z-index:251768832;visibility:visible;mso-wrap-style:square;mso-wrap-distance-left:9pt;mso-wrap-distance-top:0;mso-wrap-distance-right:9pt;mso-wrap-distance-bottom:0;mso-position-horizontal:absolute;mso-position-horizontal-relative:text;mso-position-vertical:absolute;mso-position-vertical-relative:text" o:gfxdata="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" strokecolor="#156082 [3204]" strokeweight=".5pt">
-                <v:stroke endarrow="block" joinstyle="miter"/>
-              </v:shape>
-            </w:pict>
-          </mc:Fallback>
-        </mc:AlternateContent>
-      </w:r>
-      <w:r>
-        <w:rPr>
-          <w:noProof/>
-          <w:color w:val="E97132" w:themeColor="accent2"/>
-          <w:sz w:val="32"/>
-          <w:szCs w:val="32"/>
-        </w:rPr>
-        <mc:AlternateContent>
-          <mc:Choice Requires="wps">
-            <w:drawing>
-              <wp:anchor distT="0" distB="0" distL="114300" distR="114300" simplePos="0" relativeHeight="251766784" behindDoc="0" locked="0" layoutInCell="1" allowOverlap="1" wp14:anchorId="2D10CE6B" wp14:editId="0FFD5604">
-                <wp:simplePos x="0" y="0"/>
-                <wp:positionH relativeFrom="column">
-                  <wp:posOffset>2283266</wp:posOffset>
-                </wp:positionH>
-                <wp:positionV relativeFrom="paragraph">
-                  <wp:posOffset>173079</wp:posOffset>
-                </wp:positionV>
-                <wp:extent cx="926327" cy="0"/>
-                <wp:effectExtent l="0" t="76200" r="26670" b="95250"/>
-                <wp:wrapNone/>
-                <wp:docPr id="1462640462" name="Conector de Seta Reta 168"/>
-                <wp:cNvGraphicFramePr/>
-                <a:graphic xmlns:a="http://schemas.openxmlformats.org/drawingml/2006/main">
-                  <a:graphicData uri="http://schemas.microsoft.com/office/word/2010/wordprocessingShape">
-                    <wps:wsp>
-                      <wps:cNvCnPr/>
-                      <wps:spPr>
-                        <a:xfrm>
-                          <a:off x="0" y="0"/>
-                          <a:ext cx="926327" cy="0"/>
-                        </a:xfrm>
-                        <a:prstGeom prst="straightConnector1">
-                          <a:avLst/>
-                        </a:prstGeom>
-                        <a:ln>
-                          <a:tailEnd type="triangle"/>
-                        </a:ln>
-                      </wps:spPr>
-                      <wps:style>
-                        <a:lnRef idx="1">
-                          <a:schemeClr val="accent1"/>
-                        </a:lnRef>
-                        <a:fillRef idx="0">
-                          <a:schemeClr val="accent1"/>
-                        </a:fillRef>
-                        <a:effectRef idx="0">
-                          <a:schemeClr val="accent1"/>
-                        </a:effectRef>
-                        <a:fontRef idx="minor">
-                          <a:schemeClr val="tx1"/>
-                        </a:fontRef>
-                      </wps:style>
-                      <wps:bodyPr/>
-                    </wps:wsp>
-                  </a:graphicData>
-                </a:graphic>
-              </wp:anchor>
-            </w:drawing>
-          </mc:Choice>
-          <mc:Fallback>
-            <w:pict>
-              <v:shape w14:anchorId="31D85F5D" id="Conector de Seta Reta 168" o:spid="_x0000_s1026" type="#_x0000_t32" style="position:absolute;margin-left:179.8pt;margin-top:13.65pt;width:72.95pt;height:0;z-index:251766784;visibility:visible;mso-wrap-style:square;mso-wrap-distance-left:9pt;mso-wrap-distance-top:0;mso-wrap-distance-right:9pt;mso-wrap-distance-bottom:0;mso-position-horizontal:absolute;mso-position-horizontal-relative:text;mso-position-vertical:absolute;mso-position-vertical-relative:text" o:gfxdata="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" strokecolor="#156082 [3204]" strokeweight=".5pt">
-                <v:stroke endarrow="block" joinstyle="miter"/>
-              </v:shape>
-            </w:pict>
-          </mc:Fallback>
-        </mc:AlternateContent>
-      </w:r>
-      <w:r>
-        <w:rPr>
-          <w:noProof/>
-          <w:color w:val="E97132" w:themeColor="accent2"/>
-          <w:sz w:val="32"/>
-          <w:szCs w:val="32"/>
-        </w:rPr>
-        <mc:AlternateContent>
-          <mc:Choice Requires="wps">
-            <w:drawing>
-              <wp:anchor distT="0" distB="0" distL="114300" distR="114300" simplePos="0" relativeHeight="251765760" behindDoc="0" locked="0" layoutInCell="1" allowOverlap="1" wp14:anchorId="08BD98C1" wp14:editId="478A0C25">
-                <wp:simplePos x="0" y="0"/>
-                <wp:positionH relativeFrom="column">
-                  <wp:posOffset>3290570</wp:posOffset>
-                </wp:positionH>
-                <wp:positionV relativeFrom="paragraph">
-                  <wp:posOffset>244475</wp:posOffset>
-                </wp:positionV>
-                <wp:extent cx="3810" cy="312420"/>
-                <wp:effectExtent l="76200" t="0" r="72390" b="49530"/>
-                <wp:wrapNone/>
-                <wp:docPr id="1167506930" name="Conector de Seta Reta 164"/>
-                <wp:cNvGraphicFramePr/>
-                <a:graphic xmlns:a="http://schemas.openxmlformats.org/drawingml/2006/main">
-                  <a:graphicData uri="http://schemas.microsoft.com/office/word/2010/wordprocessingShape">
-                    <wps:wsp>
-                      <wps:cNvCnPr/>
-                      <wps:spPr>
-                        <a:xfrm>
-                          <a:off x="0" y="0"/>
-                          <a:ext cx="3810" cy="312420"/>
-                        </a:xfrm>
-                        <a:prstGeom prst="straightConnector1">
-                          <a:avLst/>
-                        </a:prstGeom>
-                        <a:ln>
-                          <a:tailEnd type="triangle"/>
-                        </a:ln>
-                      </wps:spPr>
-                      <wps:style>
-                        <a:lnRef idx="1">
-                          <a:schemeClr val="accent1"/>
-                        </a:lnRef>
-                        <a:fillRef idx="0">
-                          <a:schemeClr val="accent1"/>
-                        </a:fillRef>
-                        <a:effectRef idx="0">
-                          <a:schemeClr val="accent1"/>
-                        </a:effectRef>
-                        <a:fontRef idx="minor">
-                          <a:schemeClr val="tx1"/>
-                        </a:fontRef>
-                      </wps:style>
-                      <wps:bodyPr/>
-                    </wps:wsp>
-                  </a:graphicData>
-                </a:graphic>
-                <wp14:sizeRelH relativeFrom="margin">
-                  <wp14:pctWidth>0</wp14:pctWidth>
-                </wp14:sizeRelH>
-                <wp14:sizeRelV relativeFrom="margin">
-                  <wp14:pctHeight>0</wp14:pctHeight>
-                </wp14:sizeRelV>
-              </wp:anchor>
-            </w:drawing>
-          </mc:Choice>
-          <mc:Fallback>
-            <w:pict>
-              <v:shape w14:anchorId="416B5FC8" id="Conector de Seta Reta 164" o:spid="_x0000_s1026" type="#_x0000_t32" style="position:absolute;margin-left:259.1pt;margin-top:19.25pt;width:.3pt;height:24.6pt;z-index:251765760;visibility:visible;mso-wrap-style:square;mso-width-percent:0;mso-height-percent:0;mso-wrap-distance-left:9pt;mso-wrap-distance-top:0;mso-wrap-distance-right:9pt;mso-wrap-distance-bottom:0;mso-position-horizontal:absolute;mso-position-horizontal-relative:text;mso-position-vertical:absolute;mso-position-vertical-relative:text;mso-width-percent:0;mso-height-percent:0;mso-width-relative:margin;mso-height-relative:margin" o:gfxdata="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" strokecolor="#156082 [3204]" strokeweight=".5pt">
-                <v:stroke endarrow="block" joinstyle="miter"/>
-              </v:shape>
-            </w:pict>
-          </mc:Fallback>
-        </mc:AlternateContent>
-      </w:r>
-      <w:r>
-        <w:rPr>
-          <w:noProof/>
-          <w:color w:val="E97132" w:themeColor="accent2"/>
-          <w:sz w:val="32"/>
-          <w:szCs w:val="32"/>
-        </w:rPr>
-        <mc:AlternateContent>
-          <mc:Choice Requires="wps">
-            <w:drawing>
-              <wp:anchor distT="0" distB="0" distL="114300" distR="114300" simplePos="0" relativeHeight="251763712" behindDoc="0" locked="0" layoutInCell="1" allowOverlap="1" wp14:anchorId="3901ADCD" wp14:editId="1600D4C4">
-                <wp:simplePos x="0" y="0"/>
-                <wp:positionH relativeFrom="column">
-                  <wp:posOffset>3181350</wp:posOffset>
-                </wp:positionH>
-                <wp:positionV relativeFrom="paragraph">
-                  <wp:posOffset>57150</wp:posOffset>
-                </wp:positionV>
-                <wp:extent cx="221993" cy="221993"/>
-                <wp:effectExtent l="0" t="0" r="26035" b="26035"/>
-                <wp:wrapNone/>
-                <wp:docPr id="338688021" name="Elipse 167"/>
-                <wp:cNvGraphicFramePr/>
-                <a:graphic xmlns:a="http://schemas.openxmlformats.org/drawingml/2006/main">
-                  <a:graphicData uri="http://schemas.microsoft.com/office/word/2010/wordprocessingShape">
-                    <wps:wsp>
-                      <wps:cNvSpPr/>
-                      <wps:spPr>
-                        <a:xfrm>
-                          <a:off x="0" y="0"/>
-                          <a:ext cx="221993" cy="221993"/>
-                        </a:xfrm>
-                        <a:prstGeom prst="ellipse">
-                          <a:avLst/>
-                        </a:prstGeom>
-                      </wps:spPr>
-                      <wps:style>
-                        <a:lnRef idx="2">
-                          <a:schemeClr val="accent1">
-                            <a:shade val="15000"/>
-                          </a:schemeClr>
-                        </a:lnRef>
-                        <a:fillRef idx="1">
-                          <a:schemeClr val="accent1"/>
-                        </a:fillRef>
-                        <a:effectRef idx="0">
-                          <a:schemeClr val="accent1"/>
-                        </a:effectRef>
-                        <a:fontRef idx="minor">
-                          <a:schemeClr val="lt1"/>
-                        </a:fontRef>
-                      </wps:style>
-                      <wps:bodyPr rot="0" spcFirstLastPara="0" vertOverflow="overflow" horzOverflow="overflow" vert="horz" wrap="square" lIns="91440" tIns="45720" rIns="91440" bIns="45720" numCol="1" spcCol="0" rtlCol="0" fromWordArt="0" anchor="ctr" anchorCtr="0" forceAA="0" compatLnSpc="1">
-                        <a:prstTxWarp prst="textNoShape">
-                          <a:avLst/>
-                        </a:prstTxWarp>
-                        <a:noAutofit/>
-                      </wps:bodyPr>
-                    </wps:wsp>
-                  </a:graphicData>
-                </a:graphic>
-                <wp14:sizeRelH relativeFrom="margin">
-                  <wp14:pctWidth>0</wp14:pctWidth>
-                </wp14:sizeRelH>
-                <wp14:sizeRelV relativeFrom="margin">
-                  <wp14:pctHeight>0</wp14:pctHeight>
-                </wp14:sizeRelV>
-              </wp:anchor>
-            </w:drawing>
-          </mc:Choice>
-          <mc:Fallback>
-            <w:pict>
-              <v:oval w14:anchorId="52ADBC6F" id="Elipse 167" o:spid="_x0000_s1026" style="position:absolute;margin-left:250.5pt;margin-top:4.5pt;width:17.5pt;height:17.5pt;z-index:251763712;visibility:visible;mso-wrap-style:square;mso-width-percent:0;mso-height-percent:0;mso-wrap-distance-left:9pt;mso-wrap-distance-top:0;mso-wrap-distance-right:9pt;mso-wrap-distance-bottom:0;mso-position-horizontal:absolute;mso-position-horizontal-relative:text;mso-position-vertical:absolute;mso-position-vertical-relative:text;mso-width-percent:0;mso-height-percent:0;mso-width-relative:margin;mso-height-relative:margin;v-text-anchor:middle" o:gfxdata="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" fillcolor="#156082 [3204]" strokecolor="#030e13 [484]" strokeweight="1pt">
-                <v:stroke joinstyle="miter"/>
-              </v:oval>
-            </w:pict>
-          </mc:Fallback>
-        </mc:AlternateContent>
-      </w:r>
-      <w:r>
-        <w:rPr>
-          <w:color w:val="E97132" w:themeColor="accent2"/>
-          <w:sz w:val="32"/>
-          <w:szCs w:val="32"/>
-        </w:rPr>
-        <w:t xml:space="preserve">   </w:t>
-      </w:r>
-      <w:r>
-        <w:rPr>
-          <w:color w:val="000000" w:themeColor="text1"/>
-          <w:sz w:val="32"/>
-          <w:szCs w:val="32"/>
-        </w:rPr>
-        <w:t xml:space="preserve"> </w:t>
-      </w:r>
-      <w:r>
-        <w:rPr>
-          <w:color w:val="000000" w:themeColor="text1"/>
-          <w:sz w:val="32"/>
-          <w:szCs w:val="32"/>
-          <w:highlight w:val="yellow"/>
-        </w:rPr>
-        <w:t>false</w:t>
-      </w:r>
-    </w:p>
-    <w:p>
-      <w:pPr>
-        <w:rPr>
-          <w:color w:val="E97132" w:themeColor="accent2"/>
-          <w:sz w:val="32"/>
-          <w:szCs w:val="32"/>
-        </w:rPr>
-      </w:pPr>
-      <w:r>
-        <w:rPr>
-          <w:color w:val="E97132" w:themeColor="accent2"/>
-          <w:sz w:val="32"/>
-          <w:szCs w:val="32"/>
-        </w:rPr>
-        <w:t>}</w:t>
-      </w:r>
-    </w:p>
-    <w:p>
-      <w:pPr>
-        <w:rPr>
-          <w:noProof/>
-          <w:color w:val="000000" w:themeColor="text1"/>
-          <w:sz w:val="32"/>
-          <w:szCs w:val="32"/>
-        </w:rPr>
-      </w:pPr>
-    </w:p>
-    <w:p>
-      <w:pPr>
-        <w:rPr>
-          <w:b/>
-          <w:bCs/>
-          <w:noProof/>
-          <w:color w:val="000000" w:themeColor="text1"/>
-          <w:sz w:val="32"/>
-          <w:szCs w:val="32"/>
-        </w:rPr>
-      </w:pPr>
-      <w:r>
-        <w:rPr>
-          <w:noProof/>
-          <w:color w:val="000000" w:themeColor="text1"/>
-          <w:sz w:val="32"/>
-          <w:szCs w:val="32"/>
-        </w:rPr>
-        <w:br w:type="page"/>
-      </w:r>
-      <w:r>
-        <w:rPr>
-          <w:b/>
-          <w:bCs/>
-          <w:noProof/>
-          <w:color w:val="000000" w:themeColor="text1"/>
-          <w:sz w:val="32"/>
-          <w:szCs w:val="32"/>
-        </w:rPr>
-        <w:lastRenderedPageBreak/>
-        <w:t>Tipos de condição</w:t>
-      </w:r>
-    </w:p>
-    <w:p>
-      <w:pPr>
-        <w:rPr>
-          <w:noProof/>
-          <w:color w:val="000000" w:themeColor="text1"/>
-          <w:sz w:val="32"/>
-          <w:szCs w:val="32"/>
-        </w:rPr>
-      </w:pPr>
-      <w:r>
-        <w:rPr>
-          <w:noProof/>
-          <w:color w:val="000000" w:themeColor="text1"/>
-          <w:sz w:val="32"/>
-          <w:szCs w:val="32"/>
-        </w:rPr>
-        <w:t>If (condição) {</w:t>
-      </w:r>
-    </w:p>
-    <w:p>
-      <w:pPr>
-        <w:rPr>
-          <w:noProof/>
-          <w:color w:val="000000" w:themeColor="text1"/>
-          <w:sz w:val="32"/>
-          <w:szCs w:val="32"/>
-        </w:rPr>
-      </w:pPr>
-      <w:r>
-        <w:rPr>
-          <w:noProof/>
-          <w:color w:val="000000" w:themeColor="text1"/>
-          <w:sz w:val="32"/>
-          <w:szCs w:val="32"/>
-        </w:rPr>
-        <w:t xml:space="preserve">        true</w:t>
-      </w:r>
-    </w:p>
-    <w:p>
-      <w:pPr>
-        <w:rPr>
-          <w:noProof/>
-          <w:color w:val="000000" w:themeColor="text1"/>
-          <w:sz w:val="32"/>
-          <w:szCs w:val="32"/>
-        </w:rPr>
-      </w:pPr>
-      <w:r>
-        <w:rPr>
-          <w:noProof/>
-          <w:color w:val="000000" w:themeColor="text1"/>
-          <w:sz w:val="32"/>
-          <w:szCs w:val="32"/>
-        </w:rPr>
-        <w:t>} //condição simples</w:t>
-      </w:r>
-    </w:p>
-    <w:p>
-      <w:pPr>
-        <w:rPr>
-          <w:noProof/>
-          <w:color w:val="000000" w:themeColor="text1"/>
-          <w:sz w:val="32"/>
-          <w:szCs w:val="32"/>
-        </w:rPr>
-      </w:pPr>
-    </w:p>
-    <w:p>
-      <w:pPr>
-        <w:rPr>
-          <w:noProof/>
-          <w:color w:val="000000" w:themeColor="text1"/>
-          <w:sz w:val="32"/>
-          <w:szCs w:val="32"/>
-        </w:rPr>
-      </w:pPr>
-      <w:r>
-        <w:rPr>
-          <w:noProof/>
-          <w:color w:val="000000" w:themeColor="text1"/>
-          <w:sz w:val="32"/>
-          <w:szCs w:val="32"/>
-        </w:rPr>
-        <w:t>If (condição) {</w:t>
-      </w:r>
-    </w:p>
-    <w:p>
-      <w:pPr>
-        <w:rPr>
-          <w:noProof/>
-          <w:color w:val="000000" w:themeColor="text1"/>
-          <w:sz w:val="32"/>
-          <w:szCs w:val="32"/>
-        </w:rPr>
-      </w:pPr>
-      <w:r>
-        <w:rPr>
-          <w:noProof/>
-          <w:color w:val="000000" w:themeColor="text1"/>
-          <w:sz w:val="32"/>
-          <w:szCs w:val="32"/>
-        </w:rPr>
-        <w:tab/>
-        <w:t>true</w:t>
-      </w:r>
-    </w:p>
-    <w:p>
-      <w:pPr>
-        <w:rPr>
-          <w:noProof/>
-          <w:color w:val="000000" w:themeColor="text1"/>
-          <w:sz w:val="32"/>
-          <w:szCs w:val="32"/>
-        </w:rPr>
-      </w:pPr>
-      <w:r>
-        <w:rPr>
-          <w:noProof/>
-          <w:color w:val="000000" w:themeColor="text1"/>
-          <w:sz w:val="32"/>
-          <w:szCs w:val="32"/>
-        </w:rPr>
-        <w:t>} else {</w:t>
-      </w:r>
-    </w:p>
-    <w:p>
-      <w:pPr>
-        <w:rPr>
-          <w:noProof/>
-          <w:color w:val="000000" w:themeColor="text1"/>
-          <w:sz w:val="32"/>
-          <w:szCs w:val="32"/>
-        </w:rPr>
-      </w:pPr>
-      <w:r>
-        <w:rPr>
-          <w:noProof/>
-          <w:color w:val="000000" w:themeColor="text1"/>
-          <w:sz w:val="32"/>
-          <w:szCs w:val="32"/>
-        </w:rPr>
-        <w:tab/>
-        <w:t>false</w:t>
-      </w:r>
-    </w:p>
-    <w:p>
-      <w:pPr>
-        <w:rPr>
-          <w:noProof/>
-          <w:color w:val="000000" w:themeColor="text1"/>
-          <w:sz w:val="32"/>
-          <w:szCs w:val="32"/>
-        </w:rPr>
-      </w:pPr>
-      <w:r>
-        <w:rPr>
-          <w:noProof/>
-          <w:color w:val="000000" w:themeColor="text1"/>
-          <w:sz w:val="32"/>
-          <w:szCs w:val="32"/>
-        </w:rPr>
-        <w:t>} //condição composta</w:t>
-      </w:r>
-    </w:p>
-    <w:p>
-      <w:pPr>
-        <w:rPr>
-          <w:noProof/>
-          <w:color w:val="000000" w:themeColor="text1"/>
-          <w:sz w:val="32"/>
-          <w:szCs w:val="32"/>
-        </w:rPr>
-      </w:pPr>
-    </w:p>
-    <w:p>
-      <w:pPr>
-        <w:rPr>
-          <w:noProof/>
-          <w:color w:val="000000" w:themeColor="text1"/>
-          <w:sz w:val="32"/>
-          <w:szCs w:val="32"/>
-        </w:rPr>
-      </w:pPr>
-      <w:r>
-        <w:rPr>
-          <w:noProof/>
-          <w:color w:val="000000" w:themeColor="text1"/>
-          <w:sz w:val="32"/>
-          <w:szCs w:val="32"/>
-        </w:rPr>
-        <w:br w:type="page"/>
-      </w:r>
-    </w:p>
-    <w:p>
-      <w:pPr>
-        <w:rPr>
-          <w:b/>
-          <w:bCs/>
-          <w:color w:val="000000" w:themeColor="text1"/>
-          <w:sz w:val="64"/>
-          <w:szCs w:val="64"/>
-        </w:rPr>
-      </w:pPr>
-      <w:r>
-        <w:rPr>
-          <w:b/>
-          <w:bCs/>
-          <w:color w:val="000000" w:themeColor="text1"/>
-          <w:sz w:val="64"/>
-          <w:szCs w:val="64"/>
-        </w:rPr>
-        <w:lastRenderedPageBreak/>
-        <w:t xml:space="preserve">Módulo </w:t>
-      </w:r>
-      <w:r>
-        <w:rPr>
-          <w:b/>
-          <w:bCs/>
-          <w:color w:val="000000" w:themeColor="text1"/>
-          <w:sz w:val="64"/>
-          <w:szCs w:val="64"/>
-        </w:rPr>
-        <w:t>D</w:t>
-      </w:r>
-      <w:r>
-        <w:rPr>
-          <w:b/>
-          <w:bCs/>
-          <w:color w:val="000000" w:themeColor="text1"/>
-          <w:sz w:val="64"/>
-          <w:szCs w:val="64"/>
-        </w:rPr>
-        <w:t xml:space="preserve">: </w:t>
-      </w:r>
-      <w:r>
-        <w:rPr>
-          <w:b/>
-          <w:bCs/>
-          <w:color w:val="000000" w:themeColor="text1"/>
-          <w:sz w:val="64"/>
-          <w:szCs w:val="64"/>
-        </w:rPr>
-        <w:t xml:space="preserve">Condições em </w:t>
-      </w:r>
-      <w:proofErr w:type="spellStart"/>
-      <w:r>
-        <w:rPr>
-          <w:b/>
-          <w:bCs/>
-          <w:color w:val="000000" w:themeColor="text1"/>
-          <w:sz w:val="64"/>
-          <w:szCs w:val="64"/>
-        </w:rPr>
-        <w:t>JavaScript</w:t>
-      </w:r>
-      <w:proofErr w:type="spellEnd"/>
-    </w:p>
-    <w:p>
-      <w:pPr>
-        <w:rPr>
-          <w:b/>
-          <w:bCs/>
-          <w:noProof/>
-          <w:color w:val="000000" w:themeColor="text1"/>
-          <w:sz w:val="60"/>
-          <w:szCs w:val="60"/>
-        </w:rPr>
-      </w:pPr>
-      <w:r>
-        <w:rPr>
-          <w:b/>
-          <w:bCs/>
-          <w:noProof/>
-          <w:color w:val="000000" w:themeColor="text1"/>
-          <w:sz w:val="60"/>
-          <w:szCs w:val="60"/>
-        </w:rPr>
-        <w:t>Exercícios JavaScript (Parte 1)</w:t>
-      </w:r>
-    </w:p>
-    <w:p>
-      <w:pPr>
-        <w:rPr>
-          <w:noProof/>
-          <w:color w:val="000000" w:themeColor="text1"/>
-          <w:sz w:val="32"/>
-          <w:szCs w:val="32"/>
-        </w:rPr>
-      </w:pPr>
-    </w:p>
-    <w:p>
-      <w:pPr>
-        <w:rPr>
-          <w:noProof/>
-          <w:color w:val="000000" w:themeColor="text1"/>
-          <w:sz w:val="32"/>
-          <w:szCs w:val="32"/>
-        </w:rPr>
-      </w:pPr>
-      <w:r>
-        <w:rPr>
-          <w:noProof/>
-          <w:color w:val="000000" w:themeColor="text1"/>
-          <w:sz w:val="32"/>
-          <w:szCs w:val="32"/>
-        </w:rPr>
-        <w:br w:type="page"/>
-      </w:r>
-    </w:p>
-    <w:p>
-      <w:pPr>
-        <w:rPr>
-          <w:b/>
-          <w:bCs/>
-          <w:color w:val="000000" w:themeColor="text1"/>
-          <w:sz w:val="64"/>
-          <w:szCs w:val="64"/>
-        </w:rPr>
-      </w:pPr>
-      <w:r>
-        <w:rPr>
-          <w:b/>
-          <w:bCs/>
-          <w:color w:val="000000" w:themeColor="text1"/>
-          <w:sz w:val="64"/>
-          <w:szCs w:val="64"/>
-        </w:rPr>
-        <w:lastRenderedPageBreak/>
-        <w:t xml:space="preserve">Módulo </w:t>
-      </w:r>
-      <w:r>
-        <w:rPr>
-          <w:b/>
-          <w:bCs/>
-          <w:color w:val="000000" w:themeColor="text1"/>
-          <w:sz w:val="64"/>
-          <w:szCs w:val="64"/>
-        </w:rPr>
-        <w:t>E</w:t>
-      </w:r>
-      <w:r>
-        <w:rPr>
-          <w:b/>
-          <w:bCs/>
-          <w:color w:val="000000" w:themeColor="text1"/>
-          <w:sz w:val="64"/>
-          <w:szCs w:val="64"/>
-        </w:rPr>
-        <w:t xml:space="preserve">: </w:t>
-      </w:r>
-      <w:r>
-        <w:rPr>
-          <w:b/>
-          <w:bCs/>
-          <w:color w:val="000000" w:themeColor="text1"/>
-          <w:sz w:val="64"/>
-          <w:szCs w:val="64"/>
-        </w:rPr>
-        <w:t xml:space="preserve">Repetições em </w:t>
-      </w:r>
-      <w:proofErr w:type="spellStart"/>
-      <w:r>
-        <w:rPr>
-          <w:b/>
-          <w:bCs/>
-          <w:color w:val="000000" w:themeColor="text1"/>
-          <w:sz w:val="64"/>
-          <w:szCs w:val="64"/>
-        </w:rPr>
-        <w:t>JavaScript</w:t>
-      </w:r>
-      <w:proofErr w:type="spellEnd"/>
-    </w:p>
-    <w:p>
-      <w:pPr>
-        <w:rPr>
-          <w:b/>
-          <w:bCs/>
-          <w:noProof/>
-          <w:color w:val="000000" w:themeColor="text1"/>
-          <w:sz w:val="60"/>
-          <w:szCs w:val="60"/>
-        </w:rPr>
-      </w:pPr>
-      <w:r>
-        <w:rPr>
-          <w:b/>
-          <w:bCs/>
-          <w:noProof/>
-          <w:color w:val="000000" w:themeColor="text1"/>
-          <w:sz w:val="60"/>
-          <w:szCs w:val="60"/>
-        </w:rPr>
-        <w:t xml:space="preserve">Aula 13 </w:t>
-      </w:r>
-    </w:p>
-    <w:p>
-      <w:pPr>
-        <w:rPr>
-          <w:b/>
-          <w:bCs/>
-          <w:noProof/>
-          <w:color w:val="000000" w:themeColor="text1"/>
-          <w:sz w:val="60"/>
-          <w:szCs w:val="60"/>
-        </w:rPr>
-      </w:pPr>
-      <w:r>
-        <w:rPr>
-          <w:b/>
-          <w:bCs/>
-          <w:noProof/>
-          <w:color w:val="000000" w:themeColor="text1"/>
-          <w:sz w:val="60"/>
-          <w:szCs w:val="60"/>
-        </w:rPr>
-        <w:t>Repetições (Parte 1)</w:t>
-      </w:r>
-    </w:p>
-    <w:p>
-      <w:pPr>
-        <w:rPr>
-          <w:b/>
-          <w:bCs/>
-          <w:noProof/>
-          <w:color w:val="000000" w:themeColor="text1"/>
-          <w:sz w:val="60"/>
-          <w:szCs w:val="60"/>
-        </w:rPr>
-      </w:pPr>
-      <w:r>
-        <w:rPr>
-          <w:b/>
-          <w:bCs/>
-          <w:noProof/>
-          <w:color w:val="000000" w:themeColor="text1"/>
-          <w:sz w:val="60"/>
-          <w:szCs w:val="60"/>
-        </w:rPr>
-        <w:br w:type="page"/>
-      </w:r>
-    </w:p>
-    <w:p>
-      <w:pPr>
-        <w:rPr>
-          <w:b/>
-          <w:bCs/>
-          <w:color w:val="000000" w:themeColor="text1"/>
-          <w:sz w:val="64"/>
-          <w:szCs w:val="64"/>
-        </w:rPr>
-      </w:pPr>
-      <w:r>
-        <w:rPr>
-          <w:b/>
-          <w:bCs/>
-          <w:color w:val="000000" w:themeColor="text1"/>
-          <w:sz w:val="64"/>
-          <w:szCs w:val="64"/>
-        </w:rPr>
-        <w:lastRenderedPageBreak/>
-        <w:t xml:space="preserve">Módulo </w:t>
-      </w:r>
-      <w:r>
-        <w:rPr>
-          <w:b/>
-          <w:bCs/>
-          <w:color w:val="000000" w:themeColor="text1"/>
-          <w:sz w:val="64"/>
-          <w:szCs w:val="64"/>
-        </w:rPr>
-        <w:t>E</w:t>
-      </w:r>
-      <w:r>
-        <w:rPr>
-          <w:b/>
-          <w:bCs/>
-          <w:color w:val="000000" w:themeColor="text1"/>
-          <w:sz w:val="64"/>
-          <w:szCs w:val="64"/>
-        </w:rPr>
-        <w:t xml:space="preserve">: </w:t>
-      </w:r>
-      <w:r>
-        <w:rPr>
-          <w:b/>
-          <w:bCs/>
-          <w:color w:val="000000" w:themeColor="text1"/>
-          <w:sz w:val="64"/>
-          <w:szCs w:val="64"/>
-        </w:rPr>
-        <w:t xml:space="preserve">Repetições em </w:t>
-      </w:r>
-      <w:proofErr w:type="spellStart"/>
-      <w:r>
-        <w:rPr>
-          <w:b/>
-          <w:bCs/>
-          <w:color w:val="000000" w:themeColor="text1"/>
-          <w:sz w:val="64"/>
-          <w:szCs w:val="64"/>
-        </w:rPr>
-        <w:t>JavaScript</w:t>
-      </w:r>
-      <w:proofErr w:type="spellEnd"/>
-    </w:p>
-    <w:p>
-      <w:pPr>
-        <w:rPr>
-          <w:b/>
-          <w:bCs/>
-          <w:noProof/>
-          <w:color w:val="000000" w:themeColor="text1"/>
-          <w:sz w:val="60"/>
-          <w:szCs w:val="60"/>
-        </w:rPr>
-      </w:pPr>
-      <w:r>
-        <w:rPr>
-          <w:b/>
-          <w:bCs/>
-          <w:noProof/>
-          <w:color w:val="000000" w:themeColor="text1"/>
-          <w:sz w:val="60"/>
-          <w:szCs w:val="60"/>
-        </w:rPr>
-        <w:t xml:space="preserve">Aula 14 </w:t>
-      </w:r>
-    </w:p>
-    <w:p>
-      <w:pPr>
-        <w:rPr>
-          <w:noProof/>
-          <w:color w:val="000000" w:themeColor="text1"/>
-          <w:sz w:val="32"/>
-          <w:szCs w:val="32"/>
-        </w:rPr>
-      </w:pPr>
-      <w:r>
-        <w:rPr>
-          <w:b/>
-          <w:bCs/>
-          <w:noProof/>
-          <w:color w:val="000000" w:themeColor="text1"/>
-          <w:sz w:val="60"/>
-          <w:szCs w:val="60"/>
-        </w:rPr>
-        <w:t>Repetições (Parte 2)</w:t>
-      </w:r>
-    </w:p>
-    <w:p>
-      <w:pPr>
-        <w:rPr>
-          <w:noProof/>
-          <w:color w:val="000000" w:themeColor="text1"/>
-          <w:sz w:val="32"/>
-          <w:szCs w:val="32"/>
-        </w:rPr>
-      </w:pPr>
-      <w:r>
-        <w:rPr>
-          <w:noProof/>
-          <w:color w:val="000000" w:themeColor="text1"/>
-          <w:sz w:val="32"/>
-          <w:szCs w:val="32"/>
-        </w:rPr>
-        <mc:AlternateContent>
-          <mc:Choice Requires="wps">
-            <w:drawing>
-              <wp:anchor distT="0" distB="0" distL="114300" distR="114300" simplePos="0" relativeHeight="251654144" behindDoc="0" locked="0" layoutInCell="1" allowOverlap="1" wp14:anchorId="5ADEB8ED" wp14:editId="1198750E">
+              <wp:anchor distT="0" distB="0" distL="114300" distR="114300" simplePos="0" relativeHeight="251651072" behindDoc="0" locked="0" layoutInCell="1" allowOverlap="1" wp14:anchorId="5ADEB8ED" wp14:editId="02E2AE58">
                 <wp:simplePos x="0" y="0"/>
                 <wp:positionH relativeFrom="column">
                   <wp:posOffset>558660</wp:posOffset>
@@ -24119,7 +24359,7 @@
           </mc:Choice>
           <mc:Fallback>
             <w:pict>
-              <v:shapetype w14:anchorId="3381511E" id="_x0000_t9" coordsize="21600,21600" o:spt="9" adj="5400" path="m@0,l,10800@0,21600@1,21600,21600,10800@1,xe">
+              <v:shapetype w14:anchorId="743AF2A1" id="_x0000_t9" coordsize="21600,21600" o:spt="9" adj="5400" path="m@0,l,10800@0,21600@1,21600,21600,10800@1,xe">
                 <v:stroke joinstyle="miter"/>
                 <v:formulas>
                   <v:f eqn="val #0"/>
@@ -24134,7 +24374,7 @@
                   <v:h position="#0,topLeft" xrange="0,10800"/>
                 </v:handles>
               </v:shapetype>
-              <v:shape id="Hexágono 2" o:spid="_x0000_s1026" type="#_x0000_t9" style="position:absolute;margin-left:44pt;margin-top:62.7pt;width:59.9pt;height:18.7pt;z-index:251654144;visibility:visible;mso-wrap-style:square;mso-width-percent:0;mso-height-percent:0;mso-wrap-distance-left:9pt;mso-wrap-distance-top:0;mso-wrap-distance-right:9pt;mso-wrap-distance-bottom:0;mso-position-horizontal:absolute;mso-position-horizontal-relative:text;mso-position-vertical:absolute;mso-position-vertical-relative:text;mso-width-percent:0;mso-height-percent:0;mso-width-relative:margin;mso-height-relative:margin;v-text-anchor:middle" o:gfxdata="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" adj="1688" fillcolor="red" strokecolor="#030e13 [484]" strokeweight="1pt"/>
+              <v:shape id="Hexágono 2" o:spid="_x0000_s1026" type="#_x0000_t9" style="position:absolute;margin-left:44pt;margin-top:62.7pt;width:59.9pt;height:18.7pt;z-index:251651072;visibility:visible;mso-wrap-style:square;mso-width-percent:0;mso-height-percent:0;mso-wrap-distance-left:9pt;mso-wrap-distance-top:0;mso-wrap-distance-right:9pt;mso-wrap-distance-bottom:0;mso-position-horizontal:absolute;mso-position-horizontal-relative:text;mso-position-vertical:absolute;mso-position-vertical-relative:text;mso-width-percent:0;mso-height-percent:0;mso-width-relative:margin;mso-height-relative:margin;v-text-anchor:middle" o:gfxdata="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" adj="1688" fillcolor="red" strokecolor="#030e13 [484]" strokeweight="1pt"/>
             </w:pict>
           </mc:Fallback>
         </mc:AlternateContent>
@@ -24149,7 +24389,7 @@
         <mc:AlternateContent>
           <mc:Choice Requires="wps">
             <w:drawing>
-              <wp:anchor distT="0" distB="0" distL="114300" distR="114300" simplePos="0" relativeHeight="251653120" behindDoc="0" locked="0" layoutInCell="1" allowOverlap="1" wp14:anchorId="59DAA0C5" wp14:editId="6E8C25F1">
+              <wp:anchor distT="0" distB="0" distL="114300" distR="114300" simplePos="0" relativeHeight="251650048" behindDoc="0" locked="0" layoutInCell="1" allowOverlap="1" wp14:anchorId="59DAA0C5" wp14:editId="5758C0A0">
                 <wp:simplePos x="0" y="0"/>
                 <wp:positionH relativeFrom="column">
                   <wp:posOffset>939734</wp:posOffset>
@@ -24201,11 +24441,7 @@
           </mc:Choice>
           <mc:Fallback>
             <w:pict>
-              <v:shapetype w14:anchorId="40251465" id="_x0000_t32" coordsize="21600,21600" o:spt="32" o:oned="t" path="m,l21600,21600e" filled="f">
-                <v:path arrowok="t" fillok="f" o:connecttype="none"/>
-                <o:lock v:ext="edit" shapetype="t"/>
-              </v:shapetype>
-              <v:shape id="Conector de Seta Reta 1" o:spid="_x0000_s1026" type="#_x0000_t32" style="position:absolute;margin-left:74pt;margin-top:30.7pt;width:0;height:30.1pt;z-index:251653120;visibility:visible;mso-wrap-style:square;mso-wrap-distance-left:9pt;mso-wrap-distance-top:0;mso-wrap-distance-right:9pt;mso-wrap-distance-bottom:0;mso-position-horizontal:absolute;mso-position-horizontal-relative:text;mso-position-vertical:absolute;mso-position-vertical-relative:text" o:gfxdata="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" strokecolor="#156082 [3204]" strokeweight="3pt">
+              <v:shape w14:anchorId="1BACBBF7" id="Conector de Seta Reta 1" o:spid="_x0000_s1026" type="#_x0000_t32" style="position:absolute;margin-left:74pt;margin-top:30.7pt;width:0;height:30.1pt;z-index:251650048;visibility:visible;mso-wrap-style:square;mso-wrap-distance-left:9pt;mso-wrap-distance-top:0;mso-wrap-distance-right:9pt;mso-wrap-distance-bottom:0;mso-position-horizontal:absolute;mso-position-horizontal-relative:text;mso-position-vertical:absolute;mso-position-vertical-relative:text" o:gfxdata="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" strokecolor="#156082 [3204]" strokeweight="3pt">
                 <v:stroke endarrow="block" joinstyle="miter"/>
               </v:shape>
             </w:pict>
@@ -25200,6 +25436,7 @@
   <w:style w:type="character" w:default="1" w:styleId="Fontepargpadro">
     <w:name w:val="Default Paragraph Font"/>
     <w:uiPriority w:val="1"/>
+    <w:semiHidden/>
     <w:unhideWhenUsed/>
   </w:style>
   <w:style w:type="table" w:default="1" w:styleId="Tabelanormal">
@@ -30473,7 +30710,7 @@
   <dgm:whole/>
   <dgm:extLst>
     <a:ext uri="http://schemas.microsoft.com/office/drawing/2008/diagram">
-      <dsp:dataModelExt xmlns:dsp="http://schemas.microsoft.com/office/drawing/2008/diagram" relId="rId32" minVer="http://schemas.openxmlformats.org/drawingml/2006/diagram"/>
+      <dsp:dataModelExt xmlns:dsp="http://schemas.microsoft.com/office/drawing/2008/diagram" relId="rId34" minVer="http://schemas.openxmlformats.org/drawingml/2006/diagram"/>
     </a:ext>
   </dgm:extLst>
 </dgm:dataModel>
@@ -30748,7 +30985,7 @@
   <dgm:whole/>
   <dgm:extLst>
     <a:ext uri="http://schemas.microsoft.com/office/drawing/2008/diagram">
-      <dsp:dataModelExt xmlns:dsp="http://schemas.microsoft.com/office/drawing/2008/diagram" relId="rId37" minVer="http://schemas.openxmlformats.org/drawingml/2006/diagram"/>
+      <dsp:dataModelExt xmlns:dsp="http://schemas.microsoft.com/office/drawing/2008/diagram" relId="rId39" minVer="http://schemas.openxmlformats.org/drawingml/2006/diagram"/>
     </a:ext>
   </dgm:extLst>
 </dgm:dataModel>

--- a/arquivos-das-aulas/javascript/my_documents/supporting material (editing).docx
+++ b/arquivos-das-aulas/javascript/my_documents/supporting material (editing).docx
@@ -674,7 +674,7 @@
           </mc:Choice>
           <mc:Fallback>
             <w:pict>
-              <v:group w14:anchorId="0299AF7F" id="Agrupar 4" o:spid="_x0000_s1026" style="position:absolute;margin-left:.55pt;margin-top:6pt;width:453.55pt;height:14.15pt;z-index:251654144;mso-height-relative:margin" coordsize="57600,1530" o:gfxdata="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">
+              <v:group w14:anchorId="4BD88D2F" id="Agrupar 4" o:spid="_x0000_s1026" style="position:absolute;margin-left:.55pt;margin-top:6pt;width:453.55pt;height:14.15pt;z-index:251654144;mso-height-relative:margin" coordsize="57600,1530" o:gfxdata="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">
                 <v:line id="Conector reto 3" o:spid="_x0000_s1027" style="position:absolute;visibility:visible;mso-wrap-style:square" from="0,0" to="57600,0" o:connectortype="straight" o:gfxdata="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" strokecolor="black [3200]" strokeweight=".5pt">
                   <v:stroke joinstyle="miter"/>
                 </v:line>
@@ -904,7 +904,7 @@
           </mc:Choice>
           <mc:Fallback>
             <w:pict>
-              <v:group w14:anchorId="6A168B1F" id="Agrupar 8" o:spid="_x0000_s1026" style="position:absolute;margin-left:.85pt;margin-top:8.4pt;width:453.55pt;height:26.85pt;z-index:251655168" coordsize="57600,3411" o:gfxdata="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">
+              <v:group w14:anchorId="7AE4DE28" id="Agrupar 8" o:spid="_x0000_s1026" style="position:absolute;margin-left:.85pt;margin-top:8.4pt;width:453.55pt;height:26.85pt;z-index:251655168" coordsize="57600,3411" o:gfxdata="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">
                 <v:group id="Agrupar 4" o:spid="_x0000_s1027" style="position:absolute;width:57600;height:1800" coordsize="57600,1530" o:gfxdata="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">
                   <v:line id="Conector reto 3" o:spid="_x0000_s1028" style="position:absolute;visibility:visible;mso-wrap-style:square" from="0,0" to="57600,0" o:connectortype="straight" o:gfxdata="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" strokecolor="black [3200]" strokeweight=".5pt">
                     <v:stroke joinstyle="miter"/>
@@ -1189,7 +1189,7 @@
           </mc:Choice>
           <mc:Fallback>
             <w:pict>
-              <v:group w14:anchorId="2DB52474" id="Agrupar 10" o:spid="_x0000_s1026" style="position:absolute;margin-left:.4pt;margin-top:8.25pt;width:453.55pt;height:41.9pt;z-index:251656192" coordsize="57600,5322" o:gfxdata="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">
+              <v:group w14:anchorId="37E49597" id="Agrupar 10" o:spid="_x0000_s1026" style="position:absolute;margin-left:.4pt;margin-top:8.25pt;width:453.55pt;height:41.9pt;z-index:251656192" coordsize="57600,5322" o:gfxdata="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">
                 <v:group id="Agrupar 8" o:spid="_x0000_s1027" style="position:absolute;width:57600;height:3411" coordsize="57600,3411" o:gfxdata="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">
                   <v:group id="Agrupar 4" o:spid="_x0000_s1028" style="position:absolute;width:57600;height:1800" coordsize="57600,1530" o:gfxdata="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">
                     <v:line id="Conector reto 3" o:spid="_x0000_s1029" style="position:absolute;visibility:visible;mso-wrap-style:square" from="0,0" to="57600,0" o:connectortype="straight" o:gfxdata="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" strokecolor="black [3200]" strokeweight=".5pt">
@@ -1336,7 +1336,6 @@
         <w:t xml:space="preserve">Sabe qual empresa que criou o </w:t>
       </w:r>
       <w:proofErr w:type="spellStart"/>
-      <w:proofErr w:type="gramStart"/>
       <w:r>
         <w:rPr>
           <w:sz w:val="32"/>
@@ -1359,17 +1358,7 @@
           <w:sz w:val="32"/>
           <w:szCs w:val="32"/>
         </w:rPr>
-        <w:t>*</w:t>
-      </w:r>
-      <w:proofErr w:type="gramEnd"/>
-      <w:r>
-        <w:rPr>
-          <w:b/>
-          <w:bCs/>
-          <w:sz w:val="32"/>
-          <w:szCs w:val="32"/>
-        </w:rPr>
-        <w:t>/</w:t>
+        <w:t>*/</w:t>
       </w:r>
     </w:p>
     <w:p>
@@ -1559,7 +1548,7 @@
           </mc:Choice>
           <mc:Fallback>
             <w:pict>
-              <v:group w14:anchorId="60DC1389" id="Agrupar 10" o:spid="_x0000_s1026" style="position:absolute;margin-left:0;margin-top:4pt;width:453.5pt;height:41.9pt;z-index:251658240;mso-position-horizontal-relative:margin" coordsize="57600,5322" o:gfxdata="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">
+              <v:group w14:anchorId="7676F540" id="Agrupar 10" o:spid="_x0000_s1026" style="position:absolute;margin-left:0;margin-top:4pt;width:453.5pt;height:41.9pt;z-index:251658240;mso-position-horizontal-relative:margin" coordsize="57600,5322" o:gfxdata="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">
                 <v:group id="Agrupar 8" o:spid="_x0000_s1027" style="position:absolute;width:57600;height:3411" coordsize="57600,3411" o:gfxdata="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">
                   <v:group id="Agrupar 4" o:spid="_x0000_s1028" style="position:absolute;width:57600;height:1800" coordsize="57600,1530" o:gfxdata="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">
                     <v:line id="Conector reto 3" o:spid="_x0000_s1029" style="position:absolute;visibility:visible;mso-wrap-style:square" from="0,0" to="57600,0" o:connectortype="straight" o:gfxdata="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" strokecolor="black [3200]" strokeweight=".5pt">
@@ -1649,34 +1638,16 @@
           <w:sz w:val="32"/>
           <w:szCs w:val="32"/>
         </w:rPr>
-        <w:t xml:space="preserve"> possuem alguma </w:t>
-      </w:r>
-      <w:proofErr w:type="gramStart"/>
-      <w:r>
-        <w:rPr>
-          <w:sz w:val="32"/>
-          <w:szCs w:val="32"/>
-        </w:rPr>
-        <w:t>relação?</w:t>
-      </w:r>
-      <w:r>
-        <w:rPr>
-          <w:b/>
-          <w:bCs/>
-          <w:sz w:val="32"/>
-          <w:szCs w:val="32"/>
-        </w:rPr>
-        <w:t>*</w:t>
-      </w:r>
-      <w:proofErr w:type="gramEnd"/>
-      <w:r>
-        <w:rPr>
-          <w:b/>
-          <w:bCs/>
-          <w:sz w:val="32"/>
-          <w:szCs w:val="32"/>
-        </w:rPr>
-        <w:t>/</w:t>
+        <w:t xml:space="preserve"> possuem alguma relação?</w:t>
+      </w:r>
+      <w:r>
+        <w:rPr>
+          <w:b/>
+          <w:bCs/>
+          <w:sz w:val="32"/>
+          <w:szCs w:val="32"/>
+        </w:rPr>
+        <w:t>*/</w:t>
       </w:r>
     </w:p>
     <w:p>
@@ -1866,7 +1837,7 @@
           </mc:Choice>
           <mc:Fallback>
             <w:pict>
-              <v:group w14:anchorId="4A76FE7C" id="Agrupar 10" o:spid="_x0000_s1026" style="position:absolute;margin-left:0;margin-top:1.3pt;width:453.5pt;height:41.9pt;z-index:251660288;mso-position-horizontal:left;mso-position-horizontal-relative:margin" coordsize="57600,5322" o:gfxdata="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">
+              <v:group w14:anchorId="57FA8EC6" id="Agrupar 10" o:spid="_x0000_s1026" style="position:absolute;margin-left:0;margin-top:1.3pt;width:453.5pt;height:41.9pt;z-index:251660288;mso-position-horizontal:left;mso-position-horizontal-relative:margin" coordsize="57600,5322" o:gfxdata="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">
                 <v:group id="Agrupar 8" o:spid="_x0000_s1027" style="position:absolute;width:57600;height:3411" coordsize="57600,3411" o:gfxdata="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">
                   <v:group id="Agrupar 4" o:spid="_x0000_s1028" style="position:absolute;width:57600;height:1800" coordsize="57600,1530" o:gfxdata="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">
                     <v:line id="Conector reto 3" o:spid="_x0000_s1029" style="position:absolute;visibility:visible;mso-wrap-style:square" from="0,0" to="57600,0" o:connectortype="straight" o:gfxdata="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" strokecolor="black [3200]" strokeweight=".5pt">
@@ -1961,7 +1932,6 @@
         <w:t xml:space="preserve"> tem a ver com </w:t>
       </w:r>
       <w:proofErr w:type="spellStart"/>
-      <w:proofErr w:type="gramStart"/>
       <w:r>
         <w:rPr>
           <w:sz w:val="32"/>
@@ -1984,17 +1954,7 @@
           <w:sz w:val="32"/>
           <w:szCs w:val="32"/>
         </w:rPr>
-        <w:t>*</w:t>
-      </w:r>
-      <w:proofErr w:type="gramEnd"/>
-      <w:r>
-        <w:rPr>
-          <w:b/>
-          <w:bCs/>
-          <w:sz w:val="32"/>
-          <w:szCs w:val="32"/>
-        </w:rPr>
-        <w:t>/</w:t>
+        <w:t>*/</w:t>
       </w:r>
     </w:p>
     <w:p>
@@ -2184,7 +2144,7 @@
           </mc:Choice>
           <mc:Fallback>
             <w:pict>
-              <v:group w14:anchorId="50DC1DFD" id="Agrupar 10" o:spid="_x0000_s1026" style="position:absolute;margin-left:0;margin-top:9.95pt;width:453.55pt;height:41.9pt;z-index:251662336;mso-position-horizontal:left;mso-position-horizontal-relative:margin" coordsize="57600,5322" o:gfxdata="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">
+              <v:group w14:anchorId="52EB97E7" id="Agrupar 10" o:spid="_x0000_s1026" style="position:absolute;margin-left:0;margin-top:9.95pt;width:453.55pt;height:41.9pt;z-index:251662336;mso-position-horizontal:left;mso-position-horizontal-relative:margin" coordsize="57600,5322" o:gfxdata="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">
                 <v:group id="Agrupar 8" o:spid="_x0000_s1027" style="position:absolute;width:57600;height:3411" coordsize="57600,3411" o:gfxdata="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">
                   <v:group id="Agrupar 4" o:spid="_x0000_s1028" style="position:absolute;width:57600;height:1800" coordsize="57600,1530" o:gfxdata="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">
                     <v:line id="Conector reto 3" o:spid="_x0000_s1029" style="position:absolute;visibility:visible;mso-wrap-style:square" from="0,0" to="57600,0" o:connectortype="straight" o:gfxdata="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" strokecolor="black [3200]" strokeweight=".5pt">
@@ -2261,7 +2221,6 @@
         <w:t xml:space="preserve">Sabia que o programa WhatsApp Desktop é criado em </w:t>
       </w:r>
       <w:proofErr w:type="spellStart"/>
-      <w:proofErr w:type="gramStart"/>
       <w:r>
         <w:rPr>
           <w:sz w:val="32"/>
@@ -2284,17 +2243,7 @@
           <w:sz w:val="32"/>
           <w:szCs w:val="32"/>
         </w:rPr>
-        <w:t>*</w:t>
-      </w:r>
-      <w:proofErr w:type="gramEnd"/>
-      <w:r>
-        <w:rPr>
-          <w:b/>
-          <w:bCs/>
-          <w:sz w:val="32"/>
-          <w:szCs w:val="32"/>
-        </w:rPr>
-        <w:t>/</w:t>
+        <w:t>*/</w:t>
       </w:r>
     </w:p>
     <w:p>
@@ -2486,7 +2435,7 @@
           </mc:Choice>
           <mc:Fallback>
             <w:pict>
-              <v:group w14:anchorId="04360D51" id="Agrupar 10" o:spid="_x0000_s1026" style="position:absolute;margin-left:0;margin-top:8.85pt;width:453.55pt;height:41.9pt;z-index:251664384;mso-position-horizontal:left;mso-position-horizontal-relative:margin" coordsize="57600,5322" o:gfxdata="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">
+              <v:group w14:anchorId="3A7C65A7" id="Agrupar 10" o:spid="_x0000_s1026" style="position:absolute;margin-left:0;margin-top:8.85pt;width:453.55pt;height:41.9pt;z-index:251664384;mso-position-horizontal:left;mso-position-horizontal-relative:margin" coordsize="57600,5322" o:gfxdata="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">
                 <v:group id="Agrupar 8" o:spid="_x0000_s1027" style="position:absolute;width:57600;height:3411" coordsize="57600,3411" o:gfxdata="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">
                   <v:group id="Agrupar 4" o:spid="_x0000_s1028" style="position:absolute;width:57600;height:1800" coordsize="57600,1530" o:gfxdata="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">
                     <v:line id="Conector reto 3" o:spid="_x0000_s1029" style="position:absolute;visibility:visible;mso-wrap-style:square" from="0,0" to="57600,0" o:connectortype="straight" o:gfxdata="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" strokecolor="black [3200]" strokeweight=".5pt">
@@ -2640,19 +2589,8 @@
           <w:sz w:val="40"/>
           <w:szCs w:val="40"/>
         </w:rPr>
-        <w:t xml:space="preserve">Guia </w:t>
-      </w:r>
-      <w:proofErr w:type="gramStart"/>
-      <w:r>
-        <w:rPr>
-          <w:b/>
-          <w:bCs/>
-          <w:sz w:val="40"/>
-          <w:szCs w:val="40"/>
-        </w:rPr>
-        <w:t>online Grátis</w:t>
-      </w:r>
-      <w:proofErr w:type="gramEnd"/>
+        <w:t>Guia online Grátis</w:t>
+      </w:r>
     </w:p>
     <w:p>
       <w:pPr>
@@ -2832,34 +2770,16 @@
           <w:sz w:val="32"/>
           <w:szCs w:val="32"/>
         </w:rPr>
-        <w:t xml:space="preserve">livros/ documentos nós </w:t>
-      </w:r>
-      <w:proofErr w:type="gramStart"/>
-      <w:r>
-        <w:rPr>
-          <w:sz w:val="32"/>
-          <w:szCs w:val="32"/>
-        </w:rPr>
-        <w:t>recomendamos?</w:t>
-      </w:r>
-      <w:r>
-        <w:rPr>
-          <w:b/>
-          <w:bCs/>
-          <w:sz w:val="32"/>
-          <w:szCs w:val="32"/>
-        </w:rPr>
-        <w:t>*</w:t>
-      </w:r>
-      <w:proofErr w:type="gramEnd"/>
-      <w:r>
-        <w:rPr>
-          <w:b/>
-          <w:bCs/>
-          <w:sz w:val="32"/>
-          <w:szCs w:val="32"/>
-        </w:rPr>
-        <w:t>/</w:t>
+        <w:t>livros/ documentos nós recomendamos?</w:t>
+      </w:r>
+      <w:r>
+        <w:rPr>
+          <w:b/>
+          <w:bCs/>
+          <w:sz w:val="32"/>
+          <w:szCs w:val="32"/>
+        </w:rPr>
+        <w:t>*/</w:t>
       </w:r>
     </w:p>
     <w:p>
@@ -3051,7 +2971,7 @@
           </mc:Choice>
           <mc:Fallback>
             <w:pict>
-              <v:group w14:anchorId="35B65CE8" id="Agrupar 10" o:spid="_x0000_s1026" style="position:absolute;margin-left:0;margin-top:0;width:453.55pt;height:41.9pt;z-index:251666432;mso-position-horizontal-relative:margin" coordsize="57600,5322" o:gfxdata="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">
+              <v:group w14:anchorId="3BDC8528" id="Agrupar 10" o:spid="_x0000_s1026" style="position:absolute;margin-left:0;margin-top:0;width:453.55pt;height:41.9pt;z-index:251666432;mso-position-horizontal-relative:margin" coordsize="57600,5322" o:gfxdata="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">
                 <v:group id="Agrupar 8" o:spid="_x0000_s1027" style="position:absolute;width:57600;height:3411" coordsize="57600,3411" o:gfxdata="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">
                   <v:group id="Agrupar 4" o:spid="_x0000_s1028" style="position:absolute;width:57600;height:1800" coordsize="57600,1530" o:gfxdata="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">
                     <v:line id="Conector reto 3" o:spid="_x0000_s1029" style="position:absolute;visibility:visible;mso-wrap-style:square" from="0,0" to="57600,0" o:connectortype="straight" o:gfxdata="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" strokecolor="black [3200]" strokeweight=".5pt">
@@ -3118,15 +3038,7 @@
           <w:sz w:val="32"/>
           <w:szCs w:val="32"/>
         </w:rPr>
-        <w:t xml:space="preserve">Para aprender JS, precisamos saber </w:t>
-      </w:r>
-      <w:proofErr w:type="gramStart"/>
-      <w:r>
-        <w:rPr>
-          <w:sz w:val="32"/>
-          <w:szCs w:val="32"/>
-        </w:rPr>
-        <w:t>ing</w:t>
+        <w:t>Para aprender JS, precisamos saber ing</w:t>
       </w:r>
       <w:r>
         <w:rPr>
@@ -3149,17 +3061,7 @@
           <w:sz w:val="32"/>
           <w:szCs w:val="32"/>
         </w:rPr>
-        <w:t>*</w:t>
-      </w:r>
-      <w:proofErr w:type="gramEnd"/>
-      <w:r>
-        <w:rPr>
-          <w:b/>
-          <w:bCs/>
-          <w:sz w:val="32"/>
-          <w:szCs w:val="32"/>
-        </w:rPr>
-        <w:t>/</w:t>
+        <w:t>*/</w:t>
       </w:r>
     </w:p>
     <w:p>
@@ -3351,7 +3253,7 @@
           </mc:Choice>
           <mc:Fallback>
             <w:pict>
-              <v:group w14:anchorId="1968BD8F" id="Agrupar 10" o:spid="_x0000_s1026" style="position:absolute;margin-left:0;margin-top:0;width:453.55pt;height:41.9pt;z-index:251668480;mso-position-horizontal-relative:margin" coordsize="57600,5322" o:gfxdata="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">
+              <v:group w14:anchorId="0398717F" id="Agrupar 10" o:spid="_x0000_s1026" style="position:absolute;margin-left:0;margin-top:0;width:453.55pt;height:41.9pt;z-index:251668480;mso-position-horizontal-relative:margin" coordsize="57600,5322" o:gfxdata="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">
                 <v:group id="Agrupar 8" o:spid="_x0000_s1027" style="position:absolute;width:57600;height:3411" coordsize="57600,3411" o:gfxdata="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">
                   <v:group id="Agrupar 4" o:spid="_x0000_s1028" style="position:absolute;width:57600;height:1800" coordsize="57600,1530" o:gfxdata="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">
                     <v:line id="Conector reto 3" o:spid="_x0000_s1029" style="position:absolute;visibility:visible;mso-wrap-style:square" from="0,0" to="57600,0" o:connectortype="straight" o:gfxdata="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" strokecolor="black [3200]" strokeweight=".5pt">
@@ -3418,34 +3320,16 @@
           <w:sz w:val="32"/>
           <w:szCs w:val="32"/>
         </w:rPr>
-        <w:t xml:space="preserve">Que dicas nós demos para quem quer </w:t>
-      </w:r>
-      <w:proofErr w:type="gramStart"/>
-      <w:r>
-        <w:rPr>
-          <w:sz w:val="32"/>
-          <w:szCs w:val="32"/>
-        </w:rPr>
-        <w:t>estudar?</w:t>
-      </w:r>
-      <w:r>
-        <w:rPr>
-          <w:b/>
-          <w:bCs/>
-          <w:sz w:val="32"/>
-          <w:szCs w:val="32"/>
-        </w:rPr>
-        <w:t>*</w:t>
-      </w:r>
-      <w:proofErr w:type="gramEnd"/>
-      <w:r>
-        <w:rPr>
-          <w:b/>
-          <w:bCs/>
-          <w:sz w:val="32"/>
-          <w:szCs w:val="32"/>
-        </w:rPr>
-        <w:t>/</w:t>
+        <w:t>Que dicas nós demos para quem quer estudar?</w:t>
+      </w:r>
+      <w:r>
+        <w:rPr>
+          <w:b/>
+          <w:bCs/>
+          <w:sz w:val="32"/>
+          <w:szCs w:val="32"/>
+        </w:rPr>
+        <w:t>*/</w:t>
       </w:r>
     </w:p>
     <w:p>
@@ -3637,7 +3521,7 @@
           </mc:Choice>
           <mc:Fallback>
             <w:pict>
-              <v:group w14:anchorId="05B1C62F" id="Agrupar 10" o:spid="_x0000_s1026" style="position:absolute;margin-left:0;margin-top:0;width:453.55pt;height:41.9pt;z-index:251670528;mso-position-horizontal-relative:margin" coordsize="57600,5322" o:gfxdata="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">
+              <v:group w14:anchorId="6703D555" id="Agrupar 10" o:spid="_x0000_s1026" style="position:absolute;margin-left:0;margin-top:0;width:453.55pt;height:41.9pt;z-index:251670528;mso-position-horizontal-relative:margin" coordsize="57600,5322" o:gfxdata="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">
                 <v:group id="Agrupar 8" o:spid="_x0000_s1027" style="position:absolute;width:57600;height:3411" coordsize="57600,3411" o:gfxdata="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">
                   <v:group id="Agrupar 4" o:spid="_x0000_s1028" style="position:absolute;width:57600;height:1800" coordsize="57600,1530" o:gfxdata="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">
                     <v:line id="Conector reto 3" o:spid="_x0000_s1029" style="position:absolute;visibility:visible;mso-wrap-style:square" from="0,0" to="57600,0" o:connectortype="straight" o:gfxdata="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" strokecolor="black [3200]" strokeweight=".5pt">
@@ -3704,34 +3588,16 @@
           <w:sz w:val="32"/>
           <w:szCs w:val="32"/>
         </w:rPr>
-        <w:t xml:space="preserve">Quais programas nós instalamos no </w:t>
-      </w:r>
-      <w:proofErr w:type="gramStart"/>
-      <w:r>
-        <w:rPr>
-          <w:sz w:val="32"/>
-          <w:szCs w:val="32"/>
-        </w:rPr>
-        <w:t>computador?</w:t>
-      </w:r>
-      <w:r>
-        <w:rPr>
-          <w:b/>
-          <w:bCs/>
-          <w:sz w:val="32"/>
-          <w:szCs w:val="32"/>
-        </w:rPr>
-        <w:t>*</w:t>
-      </w:r>
-      <w:proofErr w:type="gramEnd"/>
-      <w:r>
-        <w:rPr>
-          <w:b/>
-          <w:bCs/>
-          <w:sz w:val="32"/>
-          <w:szCs w:val="32"/>
-        </w:rPr>
-        <w:t>/</w:t>
+        <w:t>Quais programas nós instalamos no computador?</w:t>
+      </w:r>
+      <w:r>
+        <w:rPr>
+          <w:b/>
+          <w:bCs/>
+          <w:sz w:val="32"/>
+          <w:szCs w:val="32"/>
+        </w:rPr>
+        <w:t>*/</w:t>
       </w:r>
     </w:p>
     <w:p>
@@ -3924,7 +3790,7 @@
           </mc:Choice>
           <mc:Fallback>
             <w:pict>
-              <v:group w14:anchorId="386F23BB" id="Agrupar 10" o:spid="_x0000_s1026" style="position:absolute;margin-left:0;margin-top:0;width:453.55pt;height:41.9pt;z-index:251672576;mso-position-horizontal-relative:margin" coordsize="57600,5322" o:gfxdata="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">
+              <v:group w14:anchorId="0AE5A23C" id="Agrupar 10" o:spid="_x0000_s1026" style="position:absolute;margin-left:0;margin-top:0;width:453.55pt;height:41.9pt;z-index:251672576;mso-position-horizontal-relative:margin" coordsize="57600,5322" o:gfxdata="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">
                 <v:group id="Agrupar 8" o:spid="_x0000_s1027" style="position:absolute;width:57600;height:3411" coordsize="57600,3411" o:gfxdata="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">
                   <v:group id="Agrupar 4" o:spid="_x0000_s1028" style="position:absolute;width:57600;height:1800" coordsize="57600,1530" o:gfxdata="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">
                     <v:line id="Conector reto 3" o:spid="_x0000_s1029" style="position:absolute;visibility:visible;mso-wrap-style:square" from="0,0" to="57600,0" o:connectortype="straight" o:gfxdata="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" strokecolor="black [3200]" strokeweight=".5pt">
@@ -4402,7 +4268,6 @@
         <w:t xml:space="preserve">Já sabe gerenciar pastas no </w:t>
       </w:r>
       <w:proofErr w:type="spellStart"/>
-      <w:proofErr w:type="gramStart"/>
       <w:r>
         <w:rPr>
           <w:sz w:val="32"/>
@@ -4425,17 +4290,7 @@
           <w:sz w:val="32"/>
           <w:szCs w:val="32"/>
         </w:rPr>
-        <w:t>*</w:t>
-      </w:r>
-      <w:proofErr w:type="gramEnd"/>
-      <w:r>
-        <w:rPr>
-          <w:b/>
-          <w:bCs/>
-          <w:sz w:val="32"/>
-          <w:szCs w:val="32"/>
-        </w:rPr>
-        <w:t>/</w:t>
+        <w:t>*/</w:t>
       </w:r>
     </w:p>
     <w:p>
@@ -4627,7 +4482,7 @@
           </mc:Choice>
           <mc:Fallback>
             <w:pict>
-              <v:group w14:anchorId="644CFDE1" id="Agrupar 10" o:spid="_x0000_s1026" style="position:absolute;margin-left:0;margin-top:0;width:453.55pt;height:41.9pt;z-index:251676672;mso-position-horizontal-relative:margin" coordsize="57600,5322" o:gfxdata="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">
+              <v:group w14:anchorId="08F6C8C3" id="Agrupar 10" o:spid="_x0000_s1026" style="position:absolute;margin-left:0;margin-top:0;width:453.55pt;height:41.9pt;z-index:251676672;mso-position-horizontal-relative:margin" coordsize="57600,5322" o:gfxdata="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">
                 <v:group id="Agrupar 8" o:spid="_x0000_s1027" style="position:absolute;width:57600;height:3411" coordsize="57600,3411" o:gfxdata="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">
                   <v:group id="Agrupar 4" o:spid="_x0000_s1028" style="position:absolute;width:57600;height:1800" coordsize="57600,1530" o:gfxdata="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">
                     <v:line id="Conector reto 3" o:spid="_x0000_s1029" style="position:absolute;visibility:visible;mso-wrap-style:square" from="0,0" to="57600,0" o:connectortype="straight" o:gfxdata="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" strokecolor="black [3200]" strokeweight=".5pt">
@@ -4726,7 +4581,6 @@
         </w:rPr>
         <w:t xml:space="preserve"> Você sabe para que serve o </w:t>
       </w:r>
-      <w:proofErr w:type="gramStart"/>
       <w:r>
         <w:rPr>
           <w:b/>
@@ -4750,17 +4604,7 @@
           <w:sz w:val="32"/>
           <w:szCs w:val="32"/>
         </w:rPr>
-        <w:t>*</w:t>
-      </w:r>
-      <w:proofErr w:type="gramEnd"/>
-      <w:r>
-        <w:rPr>
-          <w:b/>
-          <w:bCs/>
-          <w:sz w:val="32"/>
-          <w:szCs w:val="32"/>
-        </w:rPr>
-        <w:t>/</w:t>
+        <w:t>*/</w:t>
       </w:r>
     </w:p>
     <w:p>
@@ -4952,7 +4796,7 @@
           </mc:Choice>
           <mc:Fallback>
             <w:pict>
-              <v:group w14:anchorId="6157D037" id="Agrupar 10" o:spid="_x0000_s1026" style="position:absolute;margin-left:0;margin-top:0;width:453.55pt;height:41.9pt;z-index:251677696;mso-position-horizontal-relative:margin" coordsize="57600,5322" o:gfxdata="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">
+              <v:group w14:anchorId="509ADC54" id="Agrupar 10" o:spid="_x0000_s1026" style="position:absolute;margin-left:0;margin-top:0;width:453.55pt;height:41.9pt;z-index:251677696;mso-position-horizontal-relative:margin" coordsize="57600,5322" o:gfxdata="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">
                 <v:group id="Agrupar 8" o:spid="_x0000_s1027" style="position:absolute;width:57600;height:3411" coordsize="57600,3411" o:gfxdata="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">
                   <v:group id="Agrupar 4" o:spid="_x0000_s1028" style="position:absolute;width:57600;height:1800" coordsize="57600,1530" o:gfxdata="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">
                     <v:line id="Conector reto 3" o:spid="_x0000_s1029" style="position:absolute;visibility:visible;mso-wrap-style:square" from="0,0" to="57600,0" o:connectortype="straight" o:gfxdata="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" strokecolor="black [3200]" strokeweight=".5pt">
@@ -5037,7 +4881,6 @@
         </w:rPr>
         <w:t xml:space="preserve">, </w:t>
       </w:r>
-      <w:proofErr w:type="gramStart"/>
       <w:r>
         <w:rPr>
           <w:b/>
@@ -5052,15 +4895,7 @@
           <w:sz w:val="32"/>
           <w:szCs w:val="32"/>
         </w:rPr>
-        <w:t xml:space="preserve"> e</w:t>
-      </w:r>
-      <w:proofErr w:type="gramEnd"/>
-      <w:r>
-        <w:rPr>
-          <w:sz w:val="32"/>
-          <w:szCs w:val="32"/>
-        </w:rPr>
-        <w:t xml:space="preserve"> </w:t>
+        <w:t xml:space="preserve"> e </w:t>
       </w:r>
       <w:r>
         <w:rPr>
@@ -5284,7 +5119,7 @@
           </mc:Choice>
           <mc:Fallback>
             <w:pict>
-              <v:group w14:anchorId="5EDA59CC" id="Agrupar 10" o:spid="_x0000_s1026" style="position:absolute;margin-left:0;margin-top:0;width:453.55pt;height:41.9pt;z-index:251678720;mso-position-horizontal-relative:margin" coordsize="57600,5322" o:gfxdata="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">
+              <v:group w14:anchorId="30F00898" id="Agrupar 10" o:spid="_x0000_s1026" style="position:absolute;margin-left:0;margin-top:0;width:453.55pt;height:41.9pt;z-index:251678720;mso-position-horizontal-relative:margin" coordsize="57600,5322" o:gfxdata="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">
                 <v:group id="Agrupar 8" o:spid="_x0000_s1027" style="position:absolute;width:57600;height:3411" coordsize="57600,3411" o:gfxdata="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">
                   <v:group id="Agrupar 4" o:spid="_x0000_s1028" style="position:absolute;width:57600;height:1800" coordsize="57600,1530" o:gfxdata="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">
                     <v:line id="Conector reto 3" o:spid="_x0000_s1029" style="position:absolute;visibility:visible;mso-wrap-style:square" from="0,0" to="57600,0" o:connectortype="straight" o:gfxdata="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" strokecolor="black [3200]" strokeweight=".5pt">
@@ -5385,7 +5220,6 @@
         </w:rPr>
         <w:t xml:space="preserve"> e </w:t>
       </w:r>
-      <w:proofErr w:type="gramStart"/>
       <w:r>
         <w:rPr>
           <w:b/>
@@ -5409,17 +5243,7 @@
           <w:sz w:val="32"/>
           <w:szCs w:val="32"/>
         </w:rPr>
-        <w:t>*</w:t>
-      </w:r>
-      <w:proofErr w:type="gramEnd"/>
-      <w:r>
-        <w:rPr>
-          <w:b/>
-          <w:bCs/>
-          <w:sz w:val="32"/>
-          <w:szCs w:val="32"/>
-        </w:rPr>
-        <w:t>/</w:t>
+        <w:t>*/</w:t>
       </w:r>
     </w:p>
     <w:p>
@@ -5612,7 +5436,7 @@
           </mc:Choice>
           <mc:Fallback>
             <w:pict>
-              <v:group w14:anchorId="6FF9109A" id="Agrupar 10" o:spid="_x0000_s1026" style="position:absolute;margin-left:0;margin-top:0;width:453.55pt;height:41.9pt;z-index:251679744;mso-position-horizontal-relative:margin" coordsize="57600,5322" o:gfxdata="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">
+              <v:group w14:anchorId="0E17AD25" id="Agrupar 10" o:spid="_x0000_s1026" style="position:absolute;margin-left:0;margin-top:0;width:453.55pt;height:41.9pt;z-index:251679744;mso-position-horizontal-relative:margin" coordsize="57600,5322" o:gfxdata="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">
                 <v:group id="Agrupar 8" o:spid="_x0000_s1027" style="position:absolute;width:57600;height:3411" coordsize="57600,3411" o:gfxdata="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">
                   <v:group id="Agrupar 4" o:spid="_x0000_s1028" style="position:absolute;width:57600;height:1800" coordsize="57600,1530" o:gfxdata="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">
                     <v:line id="Conector reto 3" o:spid="_x0000_s1029" style="position:absolute;visibility:visible;mso-wrap-style:square" from="0,0" to="57600,0" o:connectortype="straight" o:gfxdata="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" strokecolor="black [3200]" strokeweight=".5pt">
@@ -8854,15 +8678,7 @@
           <w:sz w:val="32"/>
           <w:szCs w:val="32"/>
         </w:rPr>
-        <w:t xml:space="preserve">O que é uma </w:t>
-      </w:r>
-      <w:proofErr w:type="gramStart"/>
-      <w:r>
-        <w:rPr>
-          <w:sz w:val="32"/>
-          <w:szCs w:val="32"/>
-        </w:rPr>
-        <w:t>variável</w:t>
+        <w:t>O que é uma variável</w:t>
       </w:r>
       <w:r>
         <w:rPr>
@@ -8878,17 +8694,7 @@
           <w:sz w:val="32"/>
           <w:szCs w:val="32"/>
         </w:rPr>
-        <w:t>*</w:t>
-      </w:r>
-      <w:proofErr w:type="gramEnd"/>
-      <w:r>
-        <w:rPr>
-          <w:b/>
-          <w:bCs/>
-          <w:sz w:val="32"/>
-          <w:szCs w:val="32"/>
-        </w:rPr>
-        <w:t>/</w:t>
+        <w:t>*/</w:t>
       </w:r>
     </w:p>
     <w:p>
@@ -9080,7 +8886,7 @@
           </mc:Choice>
           <mc:Fallback>
             <w:pict>
-              <v:group w14:anchorId="671C2648" id="Agrupar 10" o:spid="_x0000_s1026" style="position:absolute;margin-left:0;margin-top:0;width:453.55pt;height:41.9pt;z-index:251724800;mso-position-horizontal-relative:margin" coordsize="57600,5322" o:gfxdata="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">
+              <v:group w14:anchorId="60DF420F" id="Agrupar 10" o:spid="_x0000_s1026" style="position:absolute;margin-left:0;margin-top:0;width:453.55pt;height:41.9pt;z-index:251724800;mso-position-horizontal-relative:margin" coordsize="57600,5322" o:gfxdata="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">
                 <v:group id="Agrupar 8" o:spid="_x0000_s1027" style="position:absolute;width:57600;height:3411" coordsize="57600,3411" o:gfxdata="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">
                   <v:group id="Agrupar 4" o:spid="_x0000_s1028" style="position:absolute;width:57600;height:1800" coordsize="57600,1530" o:gfxdata="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">
                     <v:line id="Conector reto 3" o:spid="_x0000_s1029" style="position:absolute;visibility:visible;mso-wrap-style:square" from="0,0" to="57600,0" o:connectortype="straight" o:gfxdata="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" strokecolor="black [3200]" strokeweight=".5pt">
@@ -9147,34 +8953,16 @@
           <w:sz w:val="32"/>
           <w:szCs w:val="32"/>
         </w:rPr>
-        <w:t xml:space="preserve">Como declarar uma variável numérica Inteira ou Real usando </w:t>
-      </w:r>
-      <w:proofErr w:type="gramStart"/>
-      <w:r>
-        <w:rPr>
-          <w:sz w:val="32"/>
-          <w:szCs w:val="32"/>
-        </w:rPr>
-        <w:t>JS?</w:t>
-      </w:r>
-      <w:r>
-        <w:rPr>
-          <w:b/>
-          <w:bCs/>
-          <w:sz w:val="32"/>
-          <w:szCs w:val="32"/>
-        </w:rPr>
-        <w:t>*</w:t>
-      </w:r>
-      <w:proofErr w:type="gramEnd"/>
-      <w:r>
-        <w:rPr>
-          <w:b/>
-          <w:bCs/>
-          <w:sz w:val="32"/>
-          <w:szCs w:val="32"/>
-        </w:rPr>
-        <w:t>/</w:t>
+        <w:t>Como declarar uma variável numérica Inteira ou Real usando JS?</w:t>
+      </w:r>
+      <w:r>
+        <w:rPr>
+          <w:b/>
+          <w:bCs/>
+          <w:sz w:val="32"/>
+          <w:szCs w:val="32"/>
+        </w:rPr>
+        <w:t>*/</w:t>
       </w:r>
     </w:p>
     <w:p>
@@ -9366,7 +9154,7 @@
           </mc:Choice>
           <mc:Fallback>
             <w:pict>
-              <v:group w14:anchorId="332396A7" id="Agrupar 10" o:spid="_x0000_s1026" style="position:absolute;margin-left:0;margin-top:0;width:453.55pt;height:41.9pt;z-index:251725824;mso-position-horizontal-relative:margin" coordsize="57600,5322" o:gfxdata="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">
+              <v:group w14:anchorId="0B44A0BE" id="Agrupar 10" o:spid="_x0000_s1026" style="position:absolute;margin-left:0;margin-top:0;width:453.55pt;height:41.9pt;z-index:251725824;mso-position-horizontal-relative:margin" coordsize="57600,5322" o:gfxdata="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">
                 <v:group id="Agrupar 8" o:spid="_x0000_s1027" style="position:absolute;width:57600;height:3411" coordsize="57600,3411" o:gfxdata="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">
                   <v:group id="Agrupar 4" o:spid="_x0000_s1028" style="position:absolute;width:57600;height:1800" coordsize="57600,1530" o:gfxdata="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">
                     <v:line id="Conector reto 3" o:spid="_x0000_s1029" style="position:absolute;visibility:visible;mso-wrap-style:square" from="0,0" to="57600,0" o:connectortype="straight" o:gfxdata="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" strokecolor="black [3200]" strokeweight=".5pt">
@@ -9433,15 +9221,7 @@
           <w:sz w:val="32"/>
           <w:szCs w:val="32"/>
         </w:rPr>
-        <w:t xml:space="preserve">Quais são os tipos primitivos do </w:t>
-      </w:r>
-      <w:proofErr w:type="gramStart"/>
-      <w:r>
-        <w:rPr>
-          <w:sz w:val="32"/>
-          <w:szCs w:val="32"/>
-        </w:rPr>
-        <w:t>JS</w:t>
+        <w:t>Quais são os tipos primitivos do JS</w:t>
       </w:r>
       <w:r>
         <w:rPr>
@@ -9457,17 +9237,7 @@
           <w:sz w:val="32"/>
           <w:szCs w:val="32"/>
         </w:rPr>
-        <w:t>*</w:t>
-      </w:r>
-      <w:proofErr w:type="gramEnd"/>
-      <w:r>
-        <w:rPr>
-          <w:b/>
-          <w:bCs/>
-          <w:sz w:val="32"/>
-          <w:szCs w:val="32"/>
-        </w:rPr>
-        <w:t>/</w:t>
+        <w:t>*/</w:t>
       </w:r>
     </w:p>
     <w:p>
@@ -9659,7 +9429,7 @@
           </mc:Choice>
           <mc:Fallback>
             <w:pict>
-              <v:group w14:anchorId="20C3B82C" id="Agrupar 10" o:spid="_x0000_s1026" style="position:absolute;margin-left:0;margin-top:0;width:453.55pt;height:41.9pt;z-index:251726848;mso-position-horizontal-relative:margin" coordsize="57600,5322" o:gfxdata="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">
+              <v:group w14:anchorId="093D31EA" id="Agrupar 10" o:spid="_x0000_s1026" style="position:absolute;margin-left:0;margin-top:0;width:453.55pt;height:41.9pt;z-index:251726848;mso-position-horizontal-relative:margin" coordsize="57600,5322" o:gfxdata="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">
                 <v:group id="Agrupar 8" o:spid="_x0000_s1027" style="position:absolute;width:57600;height:3411" coordsize="57600,3411" o:gfxdata="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">
                   <v:group id="Agrupar 4" o:spid="_x0000_s1028" style="position:absolute;width:57600;height:1800" coordsize="57600,1530" o:gfxdata="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">
                     <v:line id="Conector reto 3" o:spid="_x0000_s1029" style="position:absolute;visibility:visible;mso-wrap-style:square" from="0,0" to="57600,0" o:connectortype="straight" o:gfxdata="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" strokecolor="black [3200]" strokeweight=".5pt">
@@ -9742,15 +9512,7 @@
           <w:sz w:val="32"/>
           <w:szCs w:val="32"/>
         </w:rPr>
-        <w:t xml:space="preserve"> dentro de uma </w:t>
-      </w:r>
-      <w:proofErr w:type="gramStart"/>
-      <w:r>
-        <w:rPr>
-          <w:sz w:val="32"/>
-          <w:szCs w:val="32"/>
-        </w:rPr>
-        <w:t>variável</w:t>
+        <w:t xml:space="preserve"> dentro de uma variável</w:t>
       </w:r>
       <w:r>
         <w:rPr>
@@ -9766,17 +9528,7 @@
           <w:sz w:val="32"/>
           <w:szCs w:val="32"/>
         </w:rPr>
-        <w:t>*</w:t>
-      </w:r>
-      <w:proofErr w:type="gramEnd"/>
-      <w:r>
-        <w:rPr>
-          <w:b/>
-          <w:bCs/>
-          <w:sz w:val="32"/>
-          <w:szCs w:val="32"/>
-        </w:rPr>
-        <w:t>/</w:t>
+        <w:t>*/</w:t>
       </w:r>
     </w:p>
     <w:p>
@@ -9969,7 +9721,7 @@
           </mc:Choice>
           <mc:Fallback>
             <w:pict>
-              <v:group w14:anchorId="1AAB3EC8" id="Agrupar 10" o:spid="_x0000_s1026" style="position:absolute;margin-left:0;margin-top:0;width:453.55pt;height:41.9pt;z-index:251727872;mso-position-horizontal-relative:margin" coordsize="57600,5322" o:gfxdata="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">
+              <v:group w14:anchorId="54517F8D" id="Agrupar 10" o:spid="_x0000_s1026" style="position:absolute;margin-left:0;margin-top:0;width:453.55pt;height:41.9pt;z-index:251727872;mso-position-horizontal-relative:margin" coordsize="57600,5322" o:gfxdata="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">
                 <v:group id="Agrupar 8" o:spid="_x0000_s1027" style="position:absolute;width:57600;height:3411" coordsize="57600,3411" o:gfxdata="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">
                   <v:group id="Agrupar 4" o:spid="_x0000_s1028" style="position:absolute;width:57600;height:1800" coordsize="57600,1530" o:gfxdata="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">
                     <v:line id="Conector reto 3" o:spid="_x0000_s1029" style="position:absolute;visibility:visible;mso-wrap-style:square" from="0,0" to="57600,0" o:connectortype="straight" o:gfxdata="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" strokecolor="black [3200]" strokeweight=".5pt">
@@ -10488,7 +10240,6 @@
         </w:rPr>
       </w:pPr>
       <w:proofErr w:type="spellStart"/>
-      <w:proofErr w:type="gramStart"/>
       <w:r>
         <w:rPr>
           <w:b/>
@@ -10497,7 +10248,6 @@
         <w:t>Numero</w:t>
       </w:r>
       <w:proofErr w:type="spellEnd"/>
-      <w:proofErr w:type="gramEnd"/>
       <w:r>
         <w:rPr>
           <w:b/>
@@ -10547,7 +10297,6 @@
         </w:rPr>
       </w:pPr>
       <w:proofErr w:type="spellStart"/>
-      <w:proofErr w:type="gramStart"/>
       <w:r>
         <w:rPr>
           <w:bCs/>
@@ -10556,7 +10305,6 @@
         <w:t>n.toString</w:t>
       </w:r>
       <w:proofErr w:type="spellEnd"/>
-      <w:proofErr w:type="gramEnd"/>
     </w:p>
     <w:p>
       <w:pPr>
@@ -10829,7 +10577,6 @@
         </w:rPr>
       </w:pPr>
       <w:proofErr w:type="spellStart"/>
-      <w:proofErr w:type="gramStart"/>
       <w:r>
         <w:rPr>
           <w:color w:val="000000" w:themeColor="text1"/>
@@ -10837,7 +10584,6 @@
         <w:t>n.toString</w:t>
       </w:r>
       <w:proofErr w:type="spellEnd"/>
-      <w:proofErr w:type="gramEnd"/>
       <w:r>
         <w:rPr>
           <w:color w:val="000000" w:themeColor="text1"/>
@@ -10912,16 +10658,8 @@
         <w:rPr>
           <w:color w:val="000000" w:themeColor="text1"/>
         </w:rPr>
-        <w:t xml:space="preserve">‘Eu estou aprendendo </w:t>
-      </w:r>
-      <w:proofErr w:type="gramStart"/>
-      <w:r>
-        <w:rPr>
-          <w:color w:val="000000" w:themeColor="text1"/>
-        </w:rPr>
-        <w:t>s ’</w:t>
-      </w:r>
-      <w:proofErr w:type="gramEnd"/>
+        <w:t>‘Eu estou aprendendo s ’</w:t>
+      </w:r>
       <w:r>
         <w:rPr>
           <w:color w:val="000000" w:themeColor="text1"/>
@@ -10945,21 +10683,7 @@
         <w:rPr>
           <w:color w:val="000000" w:themeColor="text1"/>
         </w:rPr>
-        <w:t xml:space="preserve">‘Eu estou </w:t>
-      </w:r>
-      <w:proofErr w:type="gramStart"/>
-      <w:r>
-        <w:rPr>
-          <w:color w:val="000000" w:themeColor="text1"/>
-        </w:rPr>
-        <w:t>aprendendo ’</w:t>
-      </w:r>
-      <w:proofErr w:type="gramEnd"/>
-      <w:r>
-        <w:rPr>
-          <w:color w:val="000000" w:themeColor="text1"/>
-        </w:rPr>
-        <w:t xml:space="preserve"> + s</w:t>
+        <w:t>‘Eu estou aprendendo ’ + s</w:t>
       </w:r>
       <w:r>
         <w:rPr>
@@ -11047,7 +10771,6 @@
         </w:rPr>
       </w:pPr>
       <w:proofErr w:type="spellStart"/>
-      <w:proofErr w:type="gramStart"/>
       <w:r>
         <w:rPr>
           <w:color w:val="000000" w:themeColor="text1"/>
@@ -11061,7 +10784,6 @@
         <w:t>length</w:t>
       </w:r>
       <w:proofErr w:type="spellEnd"/>
-      <w:proofErr w:type="gramEnd"/>
       <w:r>
         <w:rPr>
           <w:color w:val="000000" w:themeColor="text1"/>
@@ -11103,7 +10825,6 @@
         </w:rPr>
       </w:pPr>
       <w:proofErr w:type="spellStart"/>
-      <w:proofErr w:type="gramStart"/>
       <w:r>
         <w:rPr>
           <w:color w:val="000000" w:themeColor="text1"/>
@@ -11117,7 +10838,6 @@
         <w:t>toUpperCase</w:t>
       </w:r>
       <w:proofErr w:type="spellEnd"/>
-      <w:proofErr w:type="gramEnd"/>
       <w:r>
         <w:rPr>
           <w:color w:val="E97132" w:themeColor="accent2"/>
@@ -11145,7 +10865,6 @@
         </w:rPr>
       </w:pPr>
       <w:proofErr w:type="spellStart"/>
-      <w:proofErr w:type="gramStart"/>
       <w:r>
         <w:rPr>
           <w:color w:val="000000" w:themeColor="text1"/>
@@ -11159,7 +10878,6 @@
         <w:t>toLowerCase</w:t>
       </w:r>
       <w:proofErr w:type="spellEnd"/>
-      <w:proofErr w:type="gramEnd"/>
       <w:r>
         <w:rPr>
           <w:color w:val="E97132" w:themeColor="accent2"/>
@@ -11274,25 +10992,7 @@
           <w:bCs/>
           <w:color w:val="000000" w:themeColor="text1"/>
         </w:rPr>
-        <w:t>n</w:t>
-      </w:r>
-      <w:proofErr w:type="gramStart"/>
-      <w:r>
-        <w:rPr>
-          <w:b/>
-          <w:bCs/>
-          <w:color w:val="000000" w:themeColor="text1"/>
-        </w:rPr>
-        <w:t>1.toFixed</w:t>
-      </w:r>
-      <w:proofErr w:type="gramEnd"/>
-      <w:r>
-        <w:rPr>
-          <w:b/>
-          <w:bCs/>
-          <w:color w:val="000000" w:themeColor="text1"/>
-        </w:rPr>
-        <w:t>(</w:t>
+        <w:t>n1.toFixed(</w:t>
       </w:r>
       <w:proofErr w:type="spellStart"/>
       <w:r>
@@ -11327,25 +11027,7 @@
           <w:bCs/>
           <w:color w:val="000000" w:themeColor="text1"/>
         </w:rPr>
-        <w:t>n</w:t>
-      </w:r>
-      <w:proofErr w:type="gramStart"/>
-      <w:r>
-        <w:rPr>
-          <w:b/>
-          <w:bCs/>
-          <w:color w:val="000000" w:themeColor="text1"/>
-        </w:rPr>
-        <w:t>1.toFixed</w:t>
-      </w:r>
-      <w:proofErr w:type="gramEnd"/>
-      <w:r>
-        <w:rPr>
-          <w:b/>
-          <w:bCs/>
-          <w:color w:val="000000" w:themeColor="text1"/>
-        </w:rPr>
-        <w:t>().</w:t>
+        <w:t>n1.toFixed().</w:t>
       </w:r>
       <w:proofErr w:type="spellStart"/>
       <w:r>
@@ -11380,25 +11062,7 @@
           <w:bCs/>
           <w:color w:val="000000" w:themeColor="text1"/>
         </w:rPr>
-        <w:t>n</w:t>
-      </w:r>
-      <w:proofErr w:type="gramStart"/>
-      <w:r>
-        <w:rPr>
-          <w:b/>
-          <w:bCs/>
-          <w:color w:val="000000" w:themeColor="text1"/>
-        </w:rPr>
-        <w:t>1.toLocaleString</w:t>
-      </w:r>
-      <w:proofErr w:type="gramEnd"/>
-      <w:r>
-        <w:rPr>
-          <w:b/>
-          <w:bCs/>
-          <w:color w:val="000000" w:themeColor="text1"/>
-        </w:rPr>
-        <w:t>(‘</w:t>
+        <w:t>n1.toLocaleString(‘</w:t>
       </w:r>
       <w:proofErr w:type="spellStart"/>
       <w:r>
@@ -11555,23 +11219,13 @@
         </w:rPr>
         <w:t xml:space="preserve">Como é possível guardar o valor digitado em um </w:t>
       </w:r>
-      <w:proofErr w:type="gramStart"/>
-      <w:r>
-        <w:rPr>
-          <w:b/>
-          <w:sz w:val="32"/>
-          <w:szCs w:val="32"/>
-        </w:rPr>
-        <w:t>prompt(</w:t>
-      </w:r>
-      <w:proofErr w:type="gramEnd"/>
-      <w:r>
-        <w:rPr>
-          <w:b/>
-          <w:sz w:val="32"/>
-          <w:szCs w:val="32"/>
-        </w:rPr>
-        <w:t xml:space="preserve">) </w:t>
+      <w:r>
+        <w:rPr>
+          <w:b/>
+          <w:sz w:val="32"/>
+          <w:szCs w:val="32"/>
+        </w:rPr>
+        <w:t xml:space="preserve">prompt() </w:t>
       </w:r>
       <w:r>
         <w:rPr>
@@ -11770,7 +11424,7 @@
           </mc:Choice>
           <mc:Fallback>
             <w:pict>
-              <v:group w14:anchorId="5A96B62A" id="Agrupar 10" o:spid="_x0000_s1026" style="position:absolute;margin-left:0;margin-top:0;width:453.55pt;height:41.9pt;z-index:251729920;mso-position-horizontal-relative:margin" coordsize="57600,5322" o:gfxdata="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">
+              <v:group w14:anchorId="2561483E" id="Agrupar 10" o:spid="_x0000_s1026" style="position:absolute;margin-left:0;margin-top:0;width:453.55pt;height:41.9pt;z-index:251729920;mso-position-horizontal-relative:margin" coordsize="57600,5322" o:gfxdata="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">
                 <v:group id="Agrupar 8" o:spid="_x0000_s1027" style="position:absolute;width:57600;height:3411" coordsize="57600,3411" o:gfxdata="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">
                   <v:group id="Agrupar 4" o:spid="_x0000_s1028" style="position:absolute;width:57600;height:1800" coordsize="57600,1530" o:gfxdata="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">
                     <v:line id="Conector reto 3" o:spid="_x0000_s1029" style="position:absolute;visibility:visible;mso-wrap-style:square" from="0,0" to="57600,0" o:connectortype="straight" o:gfxdata="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" strokecolor="black [3200]" strokeweight=".5pt">
@@ -11837,23 +11491,7 @@
           <w:sz w:val="32"/>
           <w:szCs w:val="32"/>
         </w:rPr>
-        <w:t xml:space="preserve">Como fazer com que um número </w:t>
-      </w:r>
-      <w:proofErr w:type="gramStart"/>
-      <w:r>
-        <w:rPr>
-          <w:sz w:val="32"/>
-          <w:szCs w:val="32"/>
-        </w:rPr>
-        <w:t>digitado  em</w:t>
-      </w:r>
-      <w:proofErr w:type="gramEnd"/>
-      <w:r>
-        <w:rPr>
-          <w:sz w:val="32"/>
-          <w:szCs w:val="32"/>
-        </w:rPr>
-        <w:t xml:space="preserve"> um </w:t>
+        <w:t xml:space="preserve">Como fazer com que um número digitado  em um </w:t>
       </w:r>
       <w:r>
         <w:rPr>
@@ -12076,7 +11714,7 @@
           </mc:Choice>
           <mc:Fallback>
             <w:pict>
-              <v:group w14:anchorId="6F99E7BF" id="Agrupar 10" o:spid="_x0000_s1026" style="position:absolute;margin-left:0;margin-top:0;width:453.55pt;height:41.9pt;z-index:251730944;mso-position-horizontal-relative:margin" coordsize="57600,5322" o:gfxdata="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">
+              <v:group w14:anchorId="68DA7DB0" id="Agrupar 10" o:spid="_x0000_s1026" style="position:absolute;margin-left:0;margin-top:0;width:453.55pt;height:41.9pt;z-index:251730944;mso-position-horizontal-relative:margin" coordsize="57600,5322" o:gfxdata="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">
                 <v:group id="Agrupar 8" o:spid="_x0000_s1027" style="position:absolute;width:57600;height:3411" coordsize="57600,3411" o:gfxdata="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">
                   <v:group id="Agrupar 4" o:spid="_x0000_s1028" style="position:absolute;width:57600;height:1800" coordsize="57600,1530" o:gfxdata="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">
                     <v:line id="Conector reto 3" o:spid="_x0000_s1029" style="position:absolute;visibility:visible;mso-wrap-style:square" from="0,0" to="57600,0" o:connectortype="straight" o:gfxdata="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" strokecolor="black [3200]" strokeweight=".5pt">
@@ -12145,7 +11783,6 @@
         </w:rPr>
         <w:t xml:space="preserve">Como transformar um texto todo para letras </w:t>
       </w:r>
-      <w:proofErr w:type="gramStart"/>
       <w:r>
         <w:rPr>
           <w:b/>
@@ -12168,17 +11805,7 @@
           <w:sz w:val="32"/>
           <w:szCs w:val="32"/>
         </w:rPr>
-        <w:t>*</w:t>
-      </w:r>
-      <w:proofErr w:type="gramEnd"/>
-      <w:r>
-        <w:rPr>
-          <w:b/>
-          <w:bCs/>
-          <w:sz w:val="32"/>
-          <w:szCs w:val="32"/>
-        </w:rPr>
-        <w:t>/</w:t>
+        <w:t>*/</w:t>
       </w:r>
     </w:p>
     <w:p>
@@ -12370,7 +11997,7 @@
           </mc:Choice>
           <mc:Fallback>
             <w:pict>
-              <v:group w14:anchorId="5C7BC5D4" id="Agrupar 10" o:spid="_x0000_s1026" style="position:absolute;margin-left:0;margin-top:0;width:453.55pt;height:41.9pt;z-index:251731968;mso-position-horizontal-relative:margin" coordsize="57600,5322" o:gfxdata="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">
+              <v:group w14:anchorId="3D89BAB2" id="Agrupar 10" o:spid="_x0000_s1026" style="position:absolute;margin-left:0;margin-top:0;width:453.55pt;height:41.9pt;z-index:251731968;mso-position-horizontal-relative:margin" coordsize="57600,5322" o:gfxdata="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">
                 <v:group id="Agrupar 8" o:spid="_x0000_s1027" style="position:absolute;width:57600;height:3411" coordsize="57600,3411" o:gfxdata="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">
                   <v:group id="Agrupar 4" o:spid="_x0000_s1028" style="position:absolute;width:57600;height:1800" coordsize="57600,1530" o:gfxdata="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">
                     <v:line id="Conector reto 3" o:spid="_x0000_s1029" style="position:absolute;visibility:visible;mso-wrap-style:square" from="0,0" to="57600,0" o:connectortype="straight" o:gfxdata="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" strokecolor="black [3200]" strokeweight=".5pt">
@@ -12437,15 +12064,7 @@
           <w:sz w:val="32"/>
           <w:szCs w:val="32"/>
         </w:rPr>
-        <w:t xml:space="preserve">Como mostrar um número formatado como um valor </w:t>
-      </w:r>
-      <w:proofErr w:type="gramStart"/>
-      <w:r>
-        <w:rPr>
-          <w:sz w:val="32"/>
-          <w:szCs w:val="32"/>
-        </w:rPr>
-        <w:t>monetário</w:t>
+        <w:t>Como mostrar um número formatado como um valor monetário</w:t>
       </w:r>
       <w:r>
         <w:rPr>
@@ -12461,17 +12080,7 @@
           <w:sz w:val="32"/>
           <w:szCs w:val="32"/>
         </w:rPr>
-        <w:t>*</w:t>
-      </w:r>
-      <w:proofErr w:type="gramEnd"/>
-      <w:r>
-        <w:rPr>
-          <w:b/>
-          <w:bCs/>
-          <w:sz w:val="32"/>
-          <w:szCs w:val="32"/>
-        </w:rPr>
-        <w:t>/</w:t>
+        <w:t>*/</w:t>
       </w:r>
     </w:p>
     <w:p>
@@ -12664,7 +12273,7 @@
           </mc:Choice>
           <mc:Fallback>
             <w:pict>
-              <v:group w14:anchorId="70ACB1BB" id="Agrupar 10" o:spid="_x0000_s1026" style="position:absolute;margin-left:0;margin-top:0;width:453.55pt;height:41.9pt;z-index:251732992;mso-position-horizontal-relative:margin" coordsize="57600,5322" o:gfxdata="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">
+              <v:group w14:anchorId="1E7F214D" id="Agrupar 10" o:spid="_x0000_s1026" style="position:absolute;margin-left:0;margin-top:0;width:453.55pt;height:41.9pt;z-index:251732992;mso-position-horizontal-relative:margin" coordsize="57600,5322" o:gfxdata="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">
                 <v:group id="Agrupar 8" o:spid="_x0000_s1027" style="position:absolute;width:57600;height:3411" coordsize="57600,3411" o:gfxdata="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">
                   <v:group id="Agrupar 4" o:spid="_x0000_s1028" style="position:absolute;width:57600;height:1800" coordsize="57600,1530" o:gfxdata="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">
                     <v:line id="Conector reto 3" o:spid="_x0000_s1029" style="position:absolute;visibility:visible;mso-wrap-style:square" from="0,0" to="57600,0" o:connectortype="straight" o:gfxdata="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" strokecolor="black [3200]" strokeweight=".5pt">
@@ -13881,17 +13490,7 @@
                 <w:caps w:val="0"/>
                 <w:color w:val="000000" w:themeColor="text1"/>
               </w:rPr>
-              <w:t xml:space="preserve">var </w:t>
-            </w:r>
-            <w:proofErr w:type="gramStart"/>
-            <w:r>
-              <w:rPr>
-                <w:b w:val="0"/>
-                <w:bCs w:val="0"/>
-                <w:caps w:val="0"/>
-                <w:color w:val="000000" w:themeColor="text1"/>
-              </w:rPr>
-              <w:t>a</w:t>
+              <w:t>var a</w:t>
             </w:r>
             <w:r>
               <w:rPr>
@@ -13909,17 +13508,7 @@
                 <w:caps w:val="0"/>
                 <w:color w:val="000000" w:themeColor="text1"/>
               </w:rPr>
-              <w:t>=</w:t>
-            </w:r>
-            <w:proofErr w:type="gramEnd"/>
-            <w:r>
-              <w:rPr>
-                <w:b w:val="0"/>
-                <w:bCs w:val="0"/>
-                <w:caps w:val="0"/>
-                <w:color w:val="000000" w:themeColor="text1"/>
-              </w:rPr>
-              <w:t xml:space="preserve"> 5 + 3</w:t>
+              <w:t>= 5 + 3</w:t>
             </w:r>
           </w:p>
         </w:tc>
@@ -14408,19 +13997,8 @@
                 <w:caps w:val="0"/>
                 <w:color w:val="000000" w:themeColor="text1"/>
               </w:rPr>
-              <w:t xml:space="preserve">n = n </w:t>
+              <w:t>n = n -  5</w:t>
             </w:r>
-            <w:proofErr w:type="gramStart"/>
-            <w:r>
-              <w:rPr>
-                <w:b w:val="0"/>
-                <w:bCs w:val="0"/>
-                <w:caps w:val="0"/>
-                <w:color w:val="000000" w:themeColor="text1"/>
-              </w:rPr>
-              <w:t>-  5</w:t>
-            </w:r>
-            <w:proofErr w:type="gramEnd"/>
           </w:p>
         </w:tc>
         <w:tc>
@@ -14835,19 +14413,8 @@
                 <w:caps w:val="0"/>
                 <w:color w:val="000000" w:themeColor="text1"/>
               </w:rPr>
-              <w:t xml:space="preserve">n = n </w:t>
+              <w:t>n = n -  5</w:t>
             </w:r>
-            <w:proofErr w:type="gramStart"/>
-            <w:r>
-              <w:rPr>
-                <w:b w:val="0"/>
-                <w:bCs w:val="0"/>
-                <w:caps w:val="0"/>
-                <w:color w:val="000000" w:themeColor="text1"/>
-              </w:rPr>
-              <w:t>-  5</w:t>
-            </w:r>
-            <w:proofErr w:type="gramEnd"/>
           </w:p>
         </w:tc>
         <w:tc>
@@ -15379,7 +14946,7 @@
           </mc:Choice>
           <mc:Fallback>
             <w:pict>
-              <v:group w14:anchorId="79A02672" id="Agrupar 10" o:spid="_x0000_s1026" style="position:absolute;margin-left:0;margin-top:0;width:453.55pt;height:41.9pt;z-index:251735040;mso-position-horizontal-relative:margin" coordsize="57600,5322" o:gfxdata="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">
+              <v:group w14:anchorId="4EBE7F6F" id="Agrupar 10" o:spid="_x0000_s1026" style="position:absolute;margin-left:0;margin-top:0;width:453.55pt;height:41.9pt;z-index:251735040;mso-position-horizontal-relative:margin" coordsize="57600,5322" o:gfxdata="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">
                 <v:group id="Agrupar 8" o:spid="_x0000_s1027" style="position:absolute;width:57600;height:3411" coordsize="57600,3411" o:gfxdata="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">
                   <v:group id="Agrupar 4" o:spid="_x0000_s1028" style="position:absolute;width:57600;height:1800" coordsize="57600,1530" o:gfxdata="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">
                     <v:line id="Conector reto 3" o:spid="_x0000_s1029" style="position:absolute;visibility:visible;mso-wrap-style:square" from="0,0" to="57600,0" o:connectortype="straight" o:gfxdata="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" strokecolor="black [3200]" strokeweight=".5pt">
@@ -15454,34 +15021,16 @@
           <w:sz w:val="32"/>
           <w:szCs w:val="32"/>
         </w:rPr>
-        <w:t xml:space="preserve"> é igual a 5 ou </w:t>
-      </w:r>
-      <w:proofErr w:type="gramStart"/>
-      <w:r>
-        <w:rPr>
-          <w:sz w:val="32"/>
-          <w:szCs w:val="32"/>
-        </w:rPr>
-        <w:t>8?</w:t>
-      </w:r>
-      <w:r>
-        <w:rPr>
-          <w:b/>
-          <w:bCs/>
-          <w:sz w:val="32"/>
-          <w:szCs w:val="32"/>
-        </w:rPr>
-        <w:t>*</w:t>
-      </w:r>
-      <w:proofErr w:type="gramEnd"/>
-      <w:r>
-        <w:rPr>
-          <w:b/>
-          <w:bCs/>
-          <w:sz w:val="32"/>
-          <w:szCs w:val="32"/>
-        </w:rPr>
-        <w:t>/</w:t>
+        <w:t xml:space="preserve"> é igual a 5 ou 8?</w:t>
+      </w:r>
+      <w:r>
+        <w:rPr>
+          <w:b/>
+          <w:bCs/>
+          <w:sz w:val="32"/>
+          <w:szCs w:val="32"/>
+        </w:rPr>
+        <w:t>*/</w:t>
       </w:r>
     </w:p>
     <w:p>
@@ -15673,7 +15222,7 @@
           </mc:Choice>
           <mc:Fallback>
             <w:pict>
-              <v:group w14:anchorId="132CC2A9" id="Agrupar 10" o:spid="_x0000_s1026" style="position:absolute;margin-left:0;margin-top:0;width:453.55pt;height:41.9pt;z-index:251736064;mso-position-horizontal-relative:margin" coordsize="57600,5322" o:gfxdata="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">
+              <v:group w14:anchorId="1FB21342" id="Agrupar 10" o:spid="_x0000_s1026" style="position:absolute;margin-left:0;margin-top:0;width:453.55pt;height:41.9pt;z-index:251736064;mso-position-horizontal-relative:margin" coordsize="57600,5322" o:gfxdata="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">
                 <v:group id="Agrupar 8" o:spid="_x0000_s1027" style="position:absolute;width:57600;height:3411" coordsize="57600,3411" o:gfxdata="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">
                   <v:group id="Agrupar 4" o:spid="_x0000_s1028" style="position:absolute;width:57600;height:1800" coordsize="57600,1530" o:gfxdata="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">
                     <v:line id="Conector reto 3" o:spid="_x0000_s1029" style="position:absolute;visibility:visible;mso-wrap-style:square" from="0,0" to="57600,0" o:connectortype="straight" o:gfxdata="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" strokecolor="black [3200]" strokeweight=".5pt">
@@ -15770,15 +15319,7 @@
           <w:sz w:val="32"/>
           <w:szCs w:val="32"/>
         </w:rPr>
-        <w:t xml:space="preserve">, qual será o novo </w:t>
-      </w:r>
-      <w:proofErr w:type="gramStart"/>
-      <w:r>
-        <w:rPr>
-          <w:sz w:val="32"/>
-          <w:szCs w:val="32"/>
-        </w:rPr>
-        <w:t>valor</w:t>
+        <w:t>, qual será o novo valor</w:t>
       </w:r>
       <w:r>
         <w:rPr>
@@ -15794,17 +15335,7 @@
           <w:sz w:val="32"/>
           <w:szCs w:val="32"/>
         </w:rPr>
-        <w:t>*</w:t>
-      </w:r>
-      <w:proofErr w:type="gramEnd"/>
-      <w:r>
-        <w:rPr>
-          <w:b/>
-          <w:bCs/>
-          <w:sz w:val="32"/>
-          <w:szCs w:val="32"/>
-        </w:rPr>
-        <w:t>/</w:t>
+        <w:t>*/</w:t>
       </w:r>
     </w:p>
     <w:p>
@@ -15996,7 +15527,7 @@
           </mc:Choice>
           <mc:Fallback>
             <w:pict>
-              <v:group w14:anchorId="3C465D1B" id="Agrupar 10" o:spid="_x0000_s1026" style="position:absolute;margin-left:0;margin-top:0;width:453.55pt;height:41.9pt;z-index:251737088;mso-position-horizontal-relative:margin" coordsize="57600,5322" o:gfxdata="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">
+              <v:group w14:anchorId="42F70CE8" id="Agrupar 10" o:spid="_x0000_s1026" style="position:absolute;margin-left:0;margin-top:0;width:453.55pt;height:41.9pt;z-index:251737088;mso-position-horizontal-relative:margin" coordsize="57600,5322" o:gfxdata="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">
                 <v:group id="Agrupar 8" o:spid="_x0000_s1027" style="position:absolute;width:57600;height:3411" coordsize="57600,3411" o:gfxdata="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">
                   <v:group id="Agrupar 4" o:spid="_x0000_s1028" style="position:absolute;width:57600;height:1800" coordsize="57600,1530" o:gfxdata="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">
                     <v:line id="Conector reto 3" o:spid="_x0000_s1029" style="position:absolute;visibility:visible;mso-wrap-style:square" from="0,0" to="57600,0" o:connectortype="straight" o:gfxdata="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" strokecolor="black [3200]" strokeweight=".5pt">
@@ -16063,32 +15594,15 @@
           <w:sz w:val="32"/>
           <w:szCs w:val="32"/>
         </w:rPr>
-        <w:t xml:space="preserve">Para que servem os </w:t>
-      </w:r>
-      <w:proofErr w:type="gramStart"/>
-      <w:r>
-        <w:rPr>
-          <w:sz w:val="32"/>
-          <w:szCs w:val="32"/>
-        </w:rPr>
-        <w:t xml:space="preserve">operadores </w:t>
-      </w:r>
-      <w:r>
-        <w:rPr>
-          <w:b/>
-          <w:sz w:val="32"/>
-          <w:szCs w:val="32"/>
-        </w:rPr>
-        <w:t xml:space="preserve"> +</w:t>
-      </w:r>
-      <w:proofErr w:type="gramEnd"/>
-      <w:r>
-        <w:rPr>
-          <w:b/>
-          <w:sz w:val="32"/>
-          <w:szCs w:val="32"/>
-        </w:rPr>
-        <w:t xml:space="preserve">+ </w:t>
+        <w:t xml:space="preserve">Para que servem os operadores </w:t>
+      </w:r>
+      <w:r>
+        <w:rPr>
+          <w:b/>
+          <w:sz w:val="32"/>
+          <w:szCs w:val="32"/>
+        </w:rPr>
+        <w:t xml:space="preserve"> ++ </w:t>
       </w:r>
       <w:r>
         <w:rPr>
@@ -16312,7 +15826,7 @@
           </mc:Choice>
           <mc:Fallback>
             <w:pict>
-              <v:group w14:anchorId="4A99DB89" id="Agrupar 10" o:spid="_x0000_s1026" style="position:absolute;margin-left:0;margin-top:0;width:453.55pt;height:41.9pt;z-index:251738112;mso-position-horizontal-relative:margin" coordsize="57600,5322" o:gfxdata="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">
+              <v:group w14:anchorId="7C9A085B" id="Agrupar 10" o:spid="_x0000_s1026" style="position:absolute;margin-left:0;margin-top:0;width:453.55pt;height:41.9pt;z-index:251738112;mso-position-horizontal-relative:margin" coordsize="57600,5322" o:gfxdata="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">
                 <v:group id="Agrupar 8" o:spid="_x0000_s1027" style="position:absolute;width:57600;height:3411" coordsize="57600,3411" o:gfxdata="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">
                   <v:group id="Agrupar 4" o:spid="_x0000_s1028" style="position:absolute;width:57600;height:1800" coordsize="57600,1530" o:gfxdata="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">
                     <v:line id="Conector reto 3" o:spid="_x0000_s1029" style="position:absolute;visibility:visible;mso-wrap-style:square" from="0,0" to="57600,0" o:connectortype="straight" o:gfxdata="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" strokecolor="black [3200]" strokeweight=".5pt">
@@ -17378,21 +16892,7 @@
         <w:rPr>
           <w:color w:val="000000" w:themeColor="text1"/>
         </w:rPr>
-        <w:t>preço &gt;</w:t>
-      </w:r>
-      <w:proofErr w:type="gramStart"/>
-      <w:r>
-        <w:rPr>
-          <w:color w:val="000000" w:themeColor="text1"/>
-        </w:rPr>
-        <w:t>=  200</w:t>
-      </w:r>
-      <w:proofErr w:type="gramEnd"/>
-      <w:r>
-        <w:rPr>
-          <w:color w:val="000000" w:themeColor="text1"/>
-        </w:rPr>
-        <w:t>.50</w:t>
+        <w:t>preço &gt;=  200.50</w:t>
       </w:r>
       <w:r>
         <w:rPr>
@@ -17486,21 +16986,7 @@
         <w:rPr>
           <w:color w:val="000000" w:themeColor="text1"/>
         </w:rPr>
-        <w:t>n</w:t>
-      </w:r>
-      <w:proofErr w:type="gramStart"/>
-      <w:r>
-        <w:rPr>
-          <w:color w:val="000000" w:themeColor="text1"/>
-        </w:rPr>
-        <w:t>1 !</w:t>
-      </w:r>
-      <w:proofErr w:type="gramEnd"/>
-      <w:r>
-        <w:rPr>
-          <w:color w:val="000000" w:themeColor="text1"/>
-        </w:rPr>
-        <w:t xml:space="preserve">= n2 </w:t>
+        <w:t xml:space="preserve">n1 != n2 </w:t>
       </w:r>
       <w:r>
         <w:rPr>
@@ -17722,7 +17208,6 @@
         <w:t xml:space="preserve">// a idade </w:t>
       </w:r>
       <w:proofErr w:type="spellStart"/>
-      <w:proofErr w:type="gramStart"/>
       <w:r>
         <w:rPr>
           <w:color w:val="000000" w:themeColor="text1"/>
@@ -17730,7 +17215,6 @@
         <w:t>esta</w:t>
       </w:r>
       <w:proofErr w:type="spellEnd"/>
-      <w:proofErr w:type="gramEnd"/>
       <w:r>
         <w:rPr>
           <w:color w:val="000000" w:themeColor="text1"/>
@@ -17798,27 +17282,13 @@
         <w:rPr>
           <w:color w:val="000000" w:themeColor="text1"/>
         </w:rPr>
-        <w:t xml:space="preserve"> </w:t>
-      </w:r>
-      <w:proofErr w:type="gramStart"/>
-      <w:r>
-        <w:rPr>
-          <w:color w:val="000000" w:themeColor="text1"/>
-        </w:rPr>
-        <w:t>sexo</w:t>
-      </w:r>
-      <w:r>
-        <w:rPr>
-          <w:color w:val="000000" w:themeColor="text1"/>
-        </w:rPr>
-        <w:t xml:space="preserve"> !</w:t>
-      </w:r>
-      <w:proofErr w:type="gramEnd"/>
-      <w:r>
-        <w:rPr>
-          <w:color w:val="000000" w:themeColor="text1"/>
-        </w:rPr>
-        <w:t>= ‘M’</w:t>
+        <w:t xml:space="preserve"> sexo</w:t>
+      </w:r>
+      <w:r>
+        <w:rPr>
+          <w:color w:val="000000" w:themeColor="text1"/>
+        </w:rPr>
+        <w:t xml:space="preserve"> != ‘M’</w:t>
       </w:r>
       <w:r>
         <w:rPr>
@@ -18681,7 +18151,7 @@
           </mc:Choice>
           <mc:Fallback>
             <w:pict>
-              <v:group w14:anchorId="22D4DFBC" id="Agrupar 10" o:spid="_x0000_s1026" style="position:absolute;margin-left:0;margin-top:0;width:453.55pt;height:41.9pt;z-index:251740160;mso-position-horizontal-relative:margin" coordsize="57600,5322" o:gfxdata="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">
+              <v:group w14:anchorId="2309A0CE" id="Agrupar 10" o:spid="_x0000_s1026" style="position:absolute;margin-left:0;margin-top:0;width:453.55pt;height:41.9pt;z-index:251740160;mso-position-horizontal-relative:margin" coordsize="57600,5322" o:gfxdata="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">
                 <v:group id="Agrupar 8" o:spid="_x0000_s1027" style="position:absolute;width:57600;height:3411" coordsize="57600,3411" o:gfxdata="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">
                   <v:group id="Agrupar 4" o:spid="_x0000_s1028" style="position:absolute;width:57600;height:1800" coordsize="57600,1530" o:gfxdata="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">
                     <v:line id="Conector reto 3" o:spid="_x0000_s1029" style="position:absolute;visibility:visible;mso-wrap-style:square" from="0,0" to="57600,0" o:connectortype="straight" o:gfxdata="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" strokecolor="black [3200]" strokeweight=".5pt">
@@ -18778,34 +18248,16 @@
           <w:sz w:val="32"/>
           <w:szCs w:val="32"/>
         </w:rPr>
-        <w:t xml:space="preserve">. Quem eu resolvo </w:t>
-      </w:r>
-      <w:proofErr w:type="gramStart"/>
-      <w:r>
-        <w:rPr>
-          <w:sz w:val="32"/>
-          <w:szCs w:val="32"/>
-        </w:rPr>
-        <w:t>primeiro?</w:t>
-      </w:r>
-      <w:r>
-        <w:rPr>
-          <w:b/>
-          <w:bCs/>
-          <w:sz w:val="32"/>
-          <w:szCs w:val="32"/>
-        </w:rPr>
-        <w:t>*</w:t>
-      </w:r>
-      <w:proofErr w:type="gramEnd"/>
-      <w:r>
-        <w:rPr>
-          <w:b/>
-          <w:bCs/>
-          <w:sz w:val="32"/>
-          <w:szCs w:val="32"/>
-        </w:rPr>
-        <w:t>/</w:t>
+        <w:t>. Quem eu resolvo primeiro?</w:t>
+      </w:r>
+      <w:r>
+        <w:rPr>
+          <w:b/>
+          <w:bCs/>
+          <w:sz w:val="32"/>
+          <w:szCs w:val="32"/>
+        </w:rPr>
+        <w:t>*/</w:t>
       </w:r>
     </w:p>
     <w:p>
@@ -18997,7 +18449,7 @@
           </mc:Choice>
           <mc:Fallback>
             <w:pict>
-              <v:group w14:anchorId="045E15B7" id="Agrupar 10" o:spid="_x0000_s1026" style="position:absolute;margin-left:0;margin-top:0;width:453.55pt;height:41.9pt;z-index:251741184;mso-position-horizontal-relative:margin" coordsize="57600,5322" o:gfxdata="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">
+              <v:group w14:anchorId="2245FE79" id="Agrupar 10" o:spid="_x0000_s1026" style="position:absolute;margin-left:0;margin-top:0;width:453.55pt;height:41.9pt;z-index:251741184;mso-position-horizontal-relative:margin" coordsize="57600,5322" o:gfxdata="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">
                 <v:group id="Agrupar 8" o:spid="_x0000_s1027" style="position:absolute;width:57600;height:3411" coordsize="57600,3411" o:gfxdata="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">
                   <v:group id="Agrupar 4" o:spid="_x0000_s1028" style="position:absolute;width:57600;height:1800" coordsize="57600,1530" o:gfxdata="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">
                     <v:line id="Conector reto 3" o:spid="_x0000_s1029" style="position:absolute;visibility:visible;mso-wrap-style:square" from="0,0" to="57600,0" o:connectortype="straight" o:gfxdata="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" strokecolor="black [3200]" strokeweight=".5pt">
@@ -19064,15 +18516,7 @@
           <w:sz w:val="32"/>
           <w:szCs w:val="32"/>
         </w:rPr>
-        <w:t xml:space="preserve">Sabe usar o operador ternário para colocar um entre dois valores em uma </w:t>
-      </w:r>
-      <w:proofErr w:type="gramStart"/>
-      <w:r>
-        <w:rPr>
-          <w:sz w:val="32"/>
-          <w:szCs w:val="32"/>
-        </w:rPr>
-        <w:t>variável</w:t>
+        <w:t>Sabe usar o operador ternário para colocar um entre dois valores em uma variável</w:t>
       </w:r>
       <w:r>
         <w:rPr>
@@ -19088,17 +18532,7 @@
           <w:sz w:val="32"/>
           <w:szCs w:val="32"/>
         </w:rPr>
-        <w:t>*</w:t>
-      </w:r>
-      <w:proofErr w:type="gramEnd"/>
-      <w:r>
-        <w:rPr>
-          <w:b/>
-          <w:bCs/>
-          <w:sz w:val="32"/>
-          <w:szCs w:val="32"/>
-        </w:rPr>
-        <w:t>/</w:t>
+        <w:t>*/</w:t>
       </w:r>
     </w:p>
     <w:p>
@@ -19290,7 +18724,7 @@
           </mc:Choice>
           <mc:Fallback>
             <w:pict>
-              <v:group w14:anchorId="2746D2A6" id="Agrupar 10" o:spid="_x0000_s1026" style="position:absolute;margin-left:0;margin-top:0;width:453.55pt;height:41.9pt;z-index:251742208;mso-position-horizontal-relative:margin" coordsize="57600,5322" o:gfxdata="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">
+              <v:group w14:anchorId="5A71BCFA" id="Agrupar 10" o:spid="_x0000_s1026" style="position:absolute;margin-left:0;margin-top:0;width:453.55pt;height:41.9pt;z-index:251742208;mso-position-horizontal-relative:margin" coordsize="57600,5322" o:gfxdata="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">
                 <v:group id="Agrupar 8" o:spid="_x0000_s1027" style="position:absolute;width:57600;height:3411" coordsize="57600,3411" o:gfxdata="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">
                   <v:group id="Agrupar 4" o:spid="_x0000_s1028" style="position:absolute;width:57600;height:1800" coordsize="57600,1530" o:gfxdata="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">
                     <v:line id="Conector reto 3" o:spid="_x0000_s1029" style="position:absolute;visibility:visible;mso-wrap-style:square" from="0,0" to="57600,0" o:connectortype="straight" o:gfxdata="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" strokecolor="black [3200]" strokeweight=".5pt">
@@ -20169,7 +19603,7 @@
           </mc:Choice>
           <mc:Fallback>
             <w:pict>
-              <v:group w14:anchorId="232489F6" id="Agrupar 10" o:spid="_x0000_s1026" style="position:absolute;margin-left:0;margin-top:0;width:453.55pt;height:41.9pt;z-index:251744256;mso-position-horizontal-relative:margin" coordsize="57600,5322" o:gfxdata="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">
+              <v:group w14:anchorId="5E8874A4" id="Agrupar 10" o:spid="_x0000_s1026" style="position:absolute;margin-left:0;margin-top:0;width:453.55pt;height:41.9pt;z-index:251744256;mso-position-horizontal-relative:margin" coordsize="57600,5322" o:gfxdata="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">
                 <v:group id="Agrupar 8" o:spid="_x0000_s1027" style="position:absolute;width:57600;height:3411" coordsize="57600,3411" o:gfxdata="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">
                   <v:group id="Agrupar 4" o:spid="_x0000_s1028" style="position:absolute;width:57600;height:1800" coordsize="57600,1530" o:gfxdata="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">
                     <v:line id="Conector reto 3" o:spid="_x0000_s1029" style="position:absolute;visibility:visible;mso-wrap-style:square" from="0,0" to="57600,0" o:connectortype="straight" o:gfxdata="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" strokecolor="black [3200]" strokeweight=".5pt">
@@ -20236,32 +19670,15 @@
           <w:sz w:val="32"/>
           <w:szCs w:val="32"/>
         </w:rPr>
-        <w:t xml:space="preserve">Sabe montar </w:t>
-      </w:r>
-      <w:proofErr w:type="gramStart"/>
-      <w:r>
-        <w:rPr>
-          <w:sz w:val="32"/>
-          <w:szCs w:val="32"/>
-        </w:rPr>
-        <w:t xml:space="preserve">a </w:t>
-      </w:r>
-      <w:r>
-        <w:rPr>
-          <w:b/>
-          <w:sz w:val="32"/>
-          <w:szCs w:val="32"/>
-        </w:rPr>
-        <w:t xml:space="preserve"> árvore</w:t>
-      </w:r>
-      <w:proofErr w:type="gramEnd"/>
-      <w:r>
-        <w:rPr>
-          <w:b/>
-          <w:sz w:val="32"/>
-          <w:szCs w:val="32"/>
-        </w:rPr>
-        <w:t xml:space="preserve"> DOM </w:t>
+        <w:t xml:space="preserve">Sabe montar a </w:t>
+      </w:r>
+      <w:r>
+        <w:rPr>
+          <w:b/>
+          <w:sz w:val="32"/>
+          <w:szCs w:val="32"/>
+        </w:rPr>
+        <w:t xml:space="preserve"> árvore DOM </w:t>
       </w:r>
       <w:r>
         <w:rPr>
@@ -20469,7 +19886,7 @@
           </mc:Choice>
           <mc:Fallback>
             <w:pict>
-              <v:group w14:anchorId="6C957D03" id="Agrupar 10" o:spid="_x0000_s1026" style="position:absolute;margin-left:0;margin-top:0;width:453.55pt;height:41.9pt;z-index:251745280;mso-position-horizontal-relative:margin" coordsize="57600,5322" o:gfxdata="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">
+              <v:group w14:anchorId="74C0A619" id="Agrupar 10" o:spid="_x0000_s1026" style="position:absolute;margin-left:0;margin-top:0;width:453.55pt;height:41.9pt;z-index:251745280;mso-position-horizontal-relative:margin" coordsize="57600,5322" o:gfxdata="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">
                 <v:group id="Agrupar 8" o:spid="_x0000_s1027" style="position:absolute;width:57600;height:3411" coordsize="57600,3411" o:gfxdata="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">
                   <v:group id="Agrupar 4" o:spid="_x0000_s1028" style="position:absolute;width:57600;height:1800" coordsize="57600,1530" o:gfxdata="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">
                     <v:line id="Conector reto 3" o:spid="_x0000_s1029" style="position:absolute;visibility:visible;mso-wrap-style:square" from="0,0" to="57600,0" o:connectortype="straight" o:gfxdata="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" strokecolor="black [3200]" strokeweight=".5pt">
@@ -20594,15 +20011,7 @@
           <w:sz w:val="32"/>
           <w:szCs w:val="32"/>
         </w:rPr>
-        <w:t xml:space="preserve">em uma árvore </w:t>
-      </w:r>
-      <w:proofErr w:type="gramStart"/>
-      <w:r>
-        <w:rPr>
-          <w:sz w:val="32"/>
-          <w:szCs w:val="32"/>
-        </w:rPr>
-        <w:t>DOM</w:t>
+        <w:t>em uma árvore DOM</w:t>
       </w:r>
       <w:r>
         <w:rPr>
@@ -20618,17 +20027,7 @@
           <w:sz w:val="32"/>
           <w:szCs w:val="32"/>
         </w:rPr>
-        <w:t>*</w:t>
-      </w:r>
-      <w:proofErr w:type="gramEnd"/>
-      <w:r>
-        <w:rPr>
-          <w:b/>
-          <w:bCs/>
-          <w:sz w:val="32"/>
-          <w:szCs w:val="32"/>
-        </w:rPr>
-        <w:t>/</w:t>
+        <w:t>*/</w:t>
       </w:r>
     </w:p>
     <w:p>
@@ -20820,7 +20219,7 @@
           </mc:Choice>
           <mc:Fallback>
             <w:pict>
-              <v:group w14:anchorId="184BAFBA" id="Agrupar 10" o:spid="_x0000_s1026" style="position:absolute;margin-left:0;margin-top:0;width:453.55pt;height:41.9pt;z-index:251746304;mso-position-horizontal-relative:margin" coordsize="57600,5322" o:gfxdata="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">
+              <v:group w14:anchorId="7EA53AA0" id="Agrupar 10" o:spid="_x0000_s1026" style="position:absolute;margin-left:0;margin-top:0;width:453.55pt;height:41.9pt;z-index:251746304;mso-position-horizontal-relative:margin" coordsize="57600,5322" o:gfxdata="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">
                 <v:group id="Agrupar 8" o:spid="_x0000_s1027" style="position:absolute;width:57600;height:3411" coordsize="57600,3411" o:gfxdata="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">
                   <v:group id="Agrupar 4" o:spid="_x0000_s1028" style="position:absolute;width:57600;height:1800" coordsize="57600,1530" o:gfxdata="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">
                     <v:line id="Conector reto 3" o:spid="_x0000_s1029" style="position:absolute;visibility:visible;mso-wrap-style:square" from="0,0" to="57600,0" o:connectortype="straight" o:gfxdata="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" strokecolor="black [3200]" strokeweight=".5pt">
@@ -20902,15 +20301,7 @@
           <w:sz w:val="32"/>
           <w:szCs w:val="32"/>
         </w:rPr>
-        <w:t xml:space="preserve">de selecionar elementos DOM dentro do </w:t>
-      </w:r>
-      <w:proofErr w:type="gramStart"/>
-      <w:r>
-        <w:rPr>
-          <w:sz w:val="32"/>
-          <w:szCs w:val="32"/>
-        </w:rPr>
-        <w:t>JS</w:t>
+        <w:t>de selecionar elementos DOM dentro do JS</w:t>
       </w:r>
       <w:r>
         <w:rPr>
@@ -20926,17 +20317,7 @@
           <w:sz w:val="32"/>
           <w:szCs w:val="32"/>
         </w:rPr>
-        <w:t>*</w:t>
-      </w:r>
-      <w:proofErr w:type="gramEnd"/>
-      <w:r>
-        <w:rPr>
-          <w:b/>
-          <w:bCs/>
-          <w:sz w:val="32"/>
-          <w:szCs w:val="32"/>
-        </w:rPr>
-        <w:t>/</w:t>
+        <w:t>*/</w:t>
       </w:r>
     </w:p>
     <w:p>
@@ -21128,7 +20509,7 @@
           </mc:Choice>
           <mc:Fallback>
             <w:pict>
-              <v:group w14:anchorId="12EECE68" id="Agrupar 10" o:spid="_x0000_s1026" style="position:absolute;margin-left:0;margin-top:0;width:453.55pt;height:41.9pt;z-index:251748352;mso-position-horizontal-relative:margin" coordsize="57600,5322" o:gfxdata="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">
+              <v:group w14:anchorId="6997DDC9" id="Agrupar 10" o:spid="_x0000_s1026" style="position:absolute;margin-left:0;margin-top:0;width:453.55pt;height:41.9pt;z-index:251748352;mso-position-horizontal-relative:margin" coordsize="57600,5322" o:gfxdata="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">
                 <v:group id="Agrupar 8" o:spid="_x0000_s1027" style="position:absolute;width:57600;height:3411" coordsize="57600,3411" o:gfxdata="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">
                   <v:group id="Agrupar 4" o:spid="_x0000_s1028" style="position:absolute;width:57600;height:1800" coordsize="57600,1530" o:gfxdata="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">
                     <v:line id="Conector reto 3" o:spid="_x0000_s1029" style="position:absolute;visibility:visible;mso-wrap-style:square" from="0,0" to="57600,0" o:connectortype="straight" o:gfxdata="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" strokecolor="black [3200]" strokeweight=".5pt">
@@ -21892,31 +21273,14 @@
           <w:sz w:val="32"/>
           <w:szCs w:val="32"/>
         </w:rPr>
-        <w:t xml:space="preserve">três </w:t>
-      </w:r>
-      <w:proofErr w:type="gramStart"/>
-      <w:r>
-        <w:rPr>
-          <w:b/>
-          <w:sz w:val="32"/>
-          <w:szCs w:val="32"/>
-        </w:rPr>
-        <w:t xml:space="preserve">eventos </w:t>
-      </w:r>
-      <w:r>
-        <w:rPr>
-          <w:sz w:val="32"/>
-          <w:szCs w:val="32"/>
-        </w:rPr>
-        <w:t xml:space="preserve"> que</w:t>
-      </w:r>
-      <w:proofErr w:type="gramEnd"/>
-      <w:r>
-        <w:rPr>
-          <w:sz w:val="32"/>
-          <w:szCs w:val="32"/>
-        </w:rPr>
-        <w:t xml:space="preserve"> pode, acontecer com elementos DOM de um site?</w:t>
+        <w:t xml:space="preserve">três eventos </w:t>
+      </w:r>
+      <w:r>
+        <w:rPr>
+          <w:sz w:val="32"/>
+          <w:szCs w:val="32"/>
+        </w:rPr>
+        <w:t xml:space="preserve"> que pode, acontecer com elementos DOM de um site?</w:t>
       </w:r>
       <w:r>
         <w:rPr>
@@ -22116,7 +21480,7 @@
           </mc:Choice>
           <mc:Fallback>
             <w:pict>
-              <v:group w14:anchorId="63961199" id="Agrupar 10" o:spid="_x0000_s1026" style="position:absolute;margin-left:0;margin-top:0;width:453.55pt;height:41.9pt;z-index:251750400;mso-position-horizontal-relative:margin" coordsize="57600,5322" o:gfxdata="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">
+              <v:group w14:anchorId="02DC2592" id="Agrupar 10" o:spid="_x0000_s1026" style="position:absolute;margin-left:0;margin-top:0;width:453.55pt;height:41.9pt;z-index:251750400;mso-position-horizontal-relative:margin" coordsize="57600,5322" o:gfxdata="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">
                 <v:group id="Agrupar 8" o:spid="_x0000_s1027" style="position:absolute;width:57600;height:3411" coordsize="57600,3411" o:gfxdata="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">
                   <v:group id="Agrupar 4" o:spid="_x0000_s1028" style="position:absolute;width:57600;height:1800" coordsize="57600,1530" o:gfxdata="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">
                     <v:line id="Conector reto 3" o:spid="_x0000_s1029" style="position:absolute;visibility:visible;mso-wrap-style:square" from="0,0" to="57600,0" o:connectortype="straight" o:gfxdata="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" strokecolor="black [3200]" strokeweight=".5pt">
@@ -22399,7 +21763,7 @@
           </mc:Choice>
           <mc:Fallback>
             <w:pict>
-              <v:group w14:anchorId="77FD3189" id="Agrupar 10" o:spid="_x0000_s1026" style="position:absolute;margin-left:0;margin-top:0;width:453.55pt;height:41.9pt;z-index:251751424;mso-position-horizontal-relative:margin" coordsize="57600,5322" o:gfxdata="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">
+              <v:group w14:anchorId="6095AA40" id="Agrupar 10" o:spid="_x0000_s1026" style="position:absolute;margin-left:0;margin-top:0;width:453.55pt;height:41.9pt;z-index:251751424;mso-position-horizontal-relative:margin" coordsize="57600,5322" o:gfxdata="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">
                 <v:group id="Agrupar 8" o:spid="_x0000_s1027" style="position:absolute;width:57600;height:3411" coordsize="57600,3411" o:gfxdata="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">
                   <v:group id="Agrupar 4" o:spid="_x0000_s1028" style="position:absolute;width:57600;height:1800" coordsize="57600,1530" o:gfxdata="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">
                     <v:line id="Conector reto 3" o:spid="_x0000_s1029" style="position:absolute;visibility:visible;mso-wrap-style:square" from="0,0" to="57600,0" o:connectortype="straight" o:gfxdata="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" strokecolor="black [3200]" strokeweight=".5pt">
@@ -22481,15 +21845,7 @@
           <w:sz w:val="32"/>
           <w:szCs w:val="32"/>
         </w:rPr>
-        <w:t xml:space="preserve"> de caixas de texto e fazer cálculos com </w:t>
-      </w:r>
-      <w:proofErr w:type="gramStart"/>
-      <w:r>
-        <w:rPr>
-          <w:sz w:val="32"/>
-          <w:szCs w:val="32"/>
-        </w:rPr>
-        <w:t>eles</w:t>
+        <w:t xml:space="preserve"> de caixas de texto e fazer cálculos com eles</w:t>
       </w:r>
       <w:r>
         <w:rPr>
@@ -22505,17 +21861,7 @@
           <w:sz w:val="32"/>
           <w:szCs w:val="32"/>
         </w:rPr>
-        <w:t>*</w:t>
-      </w:r>
-      <w:proofErr w:type="gramEnd"/>
-      <w:r>
-        <w:rPr>
-          <w:b/>
-          <w:bCs/>
-          <w:sz w:val="32"/>
-          <w:szCs w:val="32"/>
-        </w:rPr>
-        <w:t>/</w:t>
+        <w:t>*/</w:t>
       </w:r>
     </w:p>
     <w:p>
@@ -22707,7 +22053,7 @@
           </mc:Choice>
           <mc:Fallback>
             <w:pict>
-              <v:group w14:anchorId="2A8D8623" id="Agrupar 10" o:spid="_x0000_s1026" style="position:absolute;margin-left:0;margin-top:0;width:453.55pt;height:41.9pt;z-index:251752448;mso-position-horizontal-relative:margin" coordsize="57600,5322" o:gfxdata="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">
+              <v:group w14:anchorId="4816C449" id="Agrupar 10" o:spid="_x0000_s1026" style="position:absolute;margin-left:0;margin-top:0;width:453.55pt;height:41.9pt;z-index:251752448;mso-position-horizontal-relative:margin" coordsize="57600,5322" o:gfxdata="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">
                 <v:group id="Agrupar 8" o:spid="_x0000_s1027" style="position:absolute;width:57600;height:3411" coordsize="57600,3411" o:gfxdata="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">
                   <v:group id="Agrupar 4" o:spid="_x0000_s1028" style="position:absolute;width:57600;height:1800" coordsize="57600,1530" o:gfxdata="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">
                     <v:line id="Conector reto 3" o:spid="_x0000_s1029" style="position:absolute;visibility:visible;mso-wrap-style:square" from="0,0" to="57600,0" o:connectortype="straight" o:gfxdata="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" strokecolor="black [3200]" strokeweight=".5pt">
@@ -23915,6 +23261,90 @@
           <w:sz w:val="32"/>
           <w:szCs w:val="32"/>
         </w:rPr>
+        <w:t>Obs: Crie um grafico para representar os blocos e as condiçoes!</w:t>
+      </w:r>
+    </w:p>
+    <w:p>
+      <w:pPr>
+        <w:rPr>
+          <w:noProof/>
+          <w:color w:val="000000" w:themeColor="text1"/>
+          <w:sz w:val="32"/>
+          <w:szCs w:val="32"/>
+        </w:rPr>
+      </w:pPr>
+      <w:r>
+        <w:rPr>
+          <w:noProof/>
+          <w:color w:val="000000" w:themeColor="text1"/>
+          <w:sz w:val="32"/>
+          <w:szCs w:val="32"/>
+        </w:rPr>
+        <w:t>Tire print dos exercicios ex008</w:t>
+      </w:r>
+      <w:r>
+        <w:rPr>
+          <w:noProof/>
+          <w:color w:val="000000" w:themeColor="text1"/>
+          <w:sz w:val="32"/>
+          <w:szCs w:val="32"/>
+        </w:rPr>
+        <w:t>.js</w:t>
+      </w:r>
+      <w:r>
+        <w:rPr>
+          <w:noProof/>
+          <w:color w:val="000000" w:themeColor="text1"/>
+          <w:sz w:val="32"/>
+          <w:szCs w:val="32"/>
+        </w:rPr>
+        <w:t>, ex009</w:t>
+      </w:r>
+      <w:r>
+        <w:rPr>
+          <w:noProof/>
+          <w:color w:val="000000" w:themeColor="text1"/>
+          <w:sz w:val="32"/>
+          <w:szCs w:val="32"/>
+        </w:rPr>
+        <w:t>.js</w:t>
+      </w:r>
+      <w:r>
+        <w:rPr>
+          <w:noProof/>
+          <w:color w:val="000000" w:themeColor="text1"/>
+          <w:sz w:val="32"/>
+          <w:szCs w:val="32"/>
+        </w:rPr>
+        <w:t xml:space="preserve"> e ex010.html</w:t>
+      </w:r>
+    </w:p>
+    <w:p>
+      <w:pPr>
+        <w:rPr>
+          <w:noProof/>
+          <w:color w:val="000000" w:themeColor="text1"/>
+          <w:sz w:val="32"/>
+          <w:szCs w:val="32"/>
+        </w:rPr>
+      </w:pPr>
+    </w:p>
+    <w:p>
+      <w:pPr>
+        <w:rPr>
+          <w:noProof/>
+          <w:color w:val="000000" w:themeColor="text1"/>
+          <w:sz w:val="32"/>
+          <w:szCs w:val="32"/>
+        </w:rPr>
+      </w:pPr>
+      <w:r>
+        <w:rPr>
+          <w:noProof/>
+          <w:color w:val="000000" w:themeColor="text1"/>
+          <w:sz w:val="32"/>
+          <w:szCs w:val="32"/>
+        </w:rPr>
         <w:br w:type="page"/>
       </w:r>
     </w:p>
@@ -24359,7 +23789,7 @@
           </mc:Choice>
           <mc:Fallback>
             <w:pict>
-              <v:shapetype w14:anchorId="743AF2A1" id="_x0000_t9" coordsize="21600,21600" o:spt="9" adj="5400" path="m@0,l,10800@0,21600@1,21600,21600,10800@1,xe">
+              <v:shapetype w14:anchorId="045E44F3" id="_x0000_t9" coordsize="21600,21600" o:spt="9" adj="5400" path="m@0,l,10800@0,21600@1,21600,21600,10800@1,xe">
                 <v:stroke joinstyle="miter"/>
                 <v:formulas>
                   <v:f eqn="val #0"/>
@@ -24441,7 +23871,7 @@
           </mc:Choice>
           <mc:Fallback>
             <w:pict>
-              <v:shape w14:anchorId="1BACBBF7" id="Conector de Seta Reta 1" o:spid="_x0000_s1026" type="#_x0000_t32" style="position:absolute;margin-left:74pt;margin-top:30.7pt;width:0;height:30.1pt;z-index:251650048;visibility:visible;mso-wrap-style:square;mso-wrap-distance-left:9pt;mso-wrap-distance-top:0;mso-wrap-distance-right:9pt;mso-wrap-distance-bottom:0;mso-position-horizontal:absolute;mso-position-horizontal-relative:text;mso-position-vertical:absolute;mso-position-vertical-relative:text" o:gfxdata="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" strokecolor="#156082 [3204]" strokeweight="3pt">
+              <v:shape w14:anchorId="2EFFC427" id="Conector de Seta Reta 1" o:spid="_x0000_s1026" type="#_x0000_t32" style="position:absolute;margin-left:74pt;margin-top:30.7pt;width:0;height:30.1pt;z-index:251650048;visibility:visible;mso-wrap-style:square;mso-wrap-distance-left:9pt;mso-wrap-distance-top:0;mso-wrap-distance-right:9pt;mso-wrap-distance-bottom:0;mso-position-horizontal:absolute;mso-position-horizontal-relative:text;mso-position-vertical:absolute;mso-position-vertical-relative:text" o:gfxdata="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" strokecolor="#156082 [3204]" strokeweight="3pt">
                 <v:stroke endarrow="block" joinstyle="miter"/>
               </v:shape>
             </w:pict>
